--- a/examples/generated_packs/payroll_controls_requirements_pack.docx
+++ b/examples/generated_packs/payroll_controls_requirements_pack.docx
@@ -12,12 +12,18 @@
     </w:p>
     <w:p>
       <w:r>
-        <w:t>Synthetic company: Riverstone Care Ltd</w:t>
+        <w:t>Prepared for: Riverstone Care Ltd</w:t>
       </w:r>
     </w:p>
     <w:p>
       <w:r>
-        <w:t>Synthetic demo output only. Do not use this sample as client, employer, or operational data.</w:t>
+        <w:rPr>
+          <w:b/>
+        </w:rPr>
+        <w:t xml:space="preserve">Purpose: </w:t>
+      </w:r>
+      <w:r>
+        <w:t>Translate finance process pain points into implementation-ready ERP requirements, controls, reporting needs, audit trail expectations, and UAT coverage.</w:t>
       </w:r>
     </w:p>
     <w:p>
@@ -30,7 +36,7 @@
     </w:p>
     <w:p>
       <w:r>
-        <w:t>Riverstone Care Ltd needs a structured Payroll Controls requirements pack for Sage Payroll and Xero Finance. The MVP scope turns current finance pain points (Starter and leaver control gaps, Payroll change approval delays, and Manual payroll input checks) into implementable requirements covering data capture, controls, audit trail, UAT, and reporting. The design is sized for 650 employees and monthly payroll control review and prioritises Starter, leaver, salary, deduction, and bank detail changes require approval before payroll processing. within a target delivery window of 9 weeks.</w:t>
+        <w:t>Riverstone Care Ltd needs a structured Payroll Controls requirements pack to reduce rework, clarify control ownership, and make Sage Payroll and Xero Finance implementation decisions testable. The pack translates starter and leaver control gaps, payroll change approval delays, and manual payroll input checks into requirements for workflow, data, controls, reporting, audit trail, and UAT. It is sized for 650 employees and monthly payroll control review and frames the control design, reporting outputs, and acceptance criteria needed within a target delivery window of 9 weeks.</w:t>
       </w:r>
     </w:p>
     <w:p>
@@ -38,12 +44,12 @@
         <w:pStyle w:val="Heading1"/>
       </w:pPr>
       <w:r>
-        <w:t>Current-State Problem Statement</w:t>
+        <w:t>Business Problem</w:t>
       </w:r>
     </w:p>
     <w:p>
       <w:r>
-        <w:t>The current payroll controls process relies on Payroll bureau portal, HR change forms, GL payroll journals, and bank approval workflow. This creates avoidable risk around Starter and leaver control gaps, Payroll change approval delays, and Manual payroll input checks and makes payroll changes, exceptions, register-to-gl reconciliation, and payment approval summary harder to produce consistently. Finance needs clearer ownership, data standards, and review evidence before the process is ready for ERP optimisation or automation.</w:t>
+        <w:t>The current Payroll Controls process relies on Payroll bureau portal, HR change forms, GL payroll journals, and bank approval workflow. That creates avoidable risk around starter and leaver control gaps, payroll change approval delays, and manual payroll input checks and leaves finance without a consistent requirements baseline for process design, configuration, controls, reporting, and UAT. The implementation needs clearer ownership, defined data fields, control evidence, and acceptance criteria before ERP optimisation or automation can be delivered with confidence.</w:t>
       </w:r>
     </w:p>
     <w:p>
@@ -51,12 +57,12 @@
         <w:pStyle w:val="Heading1"/>
       </w:pPr>
       <w:r>
-        <w:t>Future-State Process Scope</w:t>
+        <w:t>Process Scope</w:t>
       </w:r>
     </w:p>
     <w:p>
       <w:r>
-        <w:t>The future-state scope covers Payroll master changes, input approval, exception review, payroll reconciliation, payment approval, and evidence retention. Controls over starters, leavers, salary changes, bank detail changes, overtime, deductions, and payroll payment files. Period-end payroll sign-off evidence for finance, HR, and audit review. It will support multi-site care services provider users on Sage Payroll and Xero Finance, with emphasis on payroll master data approval, exception review, payment file approval, and reconciliation.</w:t>
+        <w:t>The future-state scope covers Payroll master changes, input approval, exception review, payroll reconciliation, payment approval, and evidence retention; Controls over starters, leavers, salary changes, bank detail changes, overtime, deductions, and payroll payment files; and Period-end payroll sign-off evidence for finance, HR, and audit review. The design will support multi-site care services provider users on Sage Payroll and Xero Finance, with emphasis on payroll master data approval, exception review, payment file approval, and reconciliation.</w:t>
       </w:r>
     </w:p>
     <w:p>
@@ -64,7 +70,7 @@
         <w:pStyle w:val="Heading1"/>
       </w:pPr>
       <w:r>
-        <w:t>Assumptions</w:t>
+        <w:t>In Scope</w:t>
       </w:r>
     </w:p>
     <w:p>
@@ -72,7 +78,7 @@
         <w:pStyle w:val="ListBullet"/>
       </w:pPr>
       <w:r>
-        <w:t>All sample names and operating details in this pack are synthetic.</w:t>
+        <w:t>Payroll Controls requirements for the agreed multi-site care services provider process.</w:t>
       </w:r>
     </w:p>
     <w:p>
@@ -80,7 +86,7 @@
         <w:pStyle w:val="ListBullet"/>
       </w:pPr>
       <w:r>
-        <w:t>The pack is a requirements accelerator and does not replace finance owner sign-off.</w:t>
+        <w:t>Workflow, data, controls, reporting, audit trail, and UAT requirements for Sage Payroll and Xero Finance.</w:t>
       </w:r>
     </w:p>
     <w:p>
@@ -88,7 +94,7 @@
         <w:pStyle w:val="ListBullet"/>
       </w:pPr>
       <w:r>
-        <w:t>System configuration will follow approved finance policies and access controls.</w:t>
+        <w:t>Process pain points covering starter and leaver control gaps, payroll change approval delays, and manual payroll input checks.</w:t>
       </w:r>
     </w:p>
     <w:p>
@@ -96,7 +102,116 @@
         <w:pStyle w:val="ListBullet"/>
       </w:pPr>
       <w:r>
-        <w:t>Public sample packs use fictional employee identifiers only.</w:t>
+        <w:t>Reporting requirement: Payroll changes, exceptions, register-to-GL reconciliation, and payment approval summary.</w:t>
+      </w:r>
+    </w:p>
+    <w:p>
+      <w:pPr>
+        <w:pStyle w:val="ListBullet"/>
+      </w:pPr>
+      <w:r>
+        <w:t>Implementation window and readiness assumptions for the 9 weeks target window.</w:t>
+      </w:r>
+    </w:p>
+    <w:p>
+      <w:pPr>
+        <w:pStyle w:val="Heading1"/>
+      </w:pPr>
+      <w:r>
+        <w:t>Out of Scope</w:t>
+      </w:r>
+    </w:p>
+    <w:p>
+      <w:pPr>
+        <w:pStyle w:val="ListBullet"/>
+      </w:pPr>
+      <w:r>
+        <w:t>Live system configuration, data migration execution, and production cutover.</w:t>
+      </w:r>
+    </w:p>
+    <w:p>
+      <w:pPr>
+        <w:pStyle w:val="ListBullet"/>
+      </w:pPr>
+      <w:r>
+        <w:t>Custom integration build or external workflow automation.</w:t>
+      </w:r>
+    </w:p>
+    <w:p>
+      <w:pPr>
+        <w:pStyle w:val="ListBullet"/>
+      </w:pPr>
+      <w:r>
+        <w:t>Legal, tax, HR, or statutory sign-off outside the finance process owner remit.</w:t>
+      </w:r>
+    </w:p>
+    <w:p>
+      <w:pPr>
+        <w:pStyle w:val="ListBullet"/>
+      </w:pPr>
+      <w:r>
+        <w:t>Direct processing of operational production data.</w:t>
+      </w:r>
+    </w:p>
+    <w:p>
+      <w:pPr>
+        <w:pStyle w:val="ListBullet"/>
+      </w:pPr>
+      <w:r>
+        <w:t>Process areas outside Payroll Controls unless approved as a separate phase.</w:t>
+      </w:r>
+    </w:p>
+    <w:p>
+      <w:pPr>
+        <w:pStyle w:val="Heading1"/>
+      </w:pPr>
+      <w:r>
+        <w:t>Stakeholders and Roles</w:t>
+      </w:r>
+    </w:p>
+    <w:p>
+      <w:pPr>
+        <w:pStyle w:val="ListBullet"/>
+      </w:pPr>
+      <w:r>
+        <w:t>Finance Transformation Lead: accountable for business sign-off and prioritisation.</w:t>
+      </w:r>
+    </w:p>
+    <w:p>
+      <w:pPr>
+        <w:pStyle w:val="ListBullet"/>
+      </w:pPr>
+      <w:r>
+        <w:t>Payroll Controls process owner: validates workflow scope, controls, and exceptions.</w:t>
+      </w:r>
+    </w:p>
+    <w:p>
+      <w:pPr>
+        <w:pStyle w:val="ListBullet"/>
+      </w:pPr>
+      <w:r>
+        <w:t>Finance systems analyst: translates requirements into configuration and UAT coverage.</w:t>
+      </w:r>
+    </w:p>
+    <w:p>
+      <w:pPr>
+        <w:pStyle w:val="ListBullet"/>
+      </w:pPr>
+      <w:r>
+        <w:t>Preparer or operational user: confirms day-to-day inputs, handoffs, and evidence needs.</w:t>
+      </w:r>
+    </w:p>
+    <w:p>
+      <w:pPr>
+        <w:pStyle w:val="ListBullet"/>
+      </w:pPr>
+      <w:r>
+        <w:t>Reviewer or controller: approves control design, reporting outputs, and acceptance criteria.</w:t>
+      </w:r>
+    </w:p>
+    <w:p>
+      <w:r>
+        <w:br w:type="page"/>
       </w:r>
     </w:p>
     <w:p>
@@ -173,86 +288,6 @@
     </w:p>
     <w:p>
       <w:pPr>
-        <w:pStyle w:val="ListBullet"/>
-      </w:pPr>
-      <w:r>
-        <w:t>FR-09: Provide reporting for Payroll changes, exceptions, register-to-GL reconciliation, and payment approval summary.</w:t>
-      </w:r>
-    </w:p>
-    <w:p>
-      <w:pPr>
-        <w:pStyle w:val="ListBullet"/>
-      </w:pPr>
-      <w:r>
-        <w:t>FR-10: Evidence Payroll master data approval, exception review, payment file approval, and reconciliation for finance review.</w:t>
-      </w:r>
-    </w:p>
-    <w:p>
-      <w:pPr>
-        <w:pStyle w:val="Heading1"/>
-      </w:pPr>
-      <w:r>
-        <w:t>Non-Functional Requirements</w:t>
-      </w:r>
-    </w:p>
-    <w:p>
-      <w:pPr>
-        <w:pStyle w:val="ListBullet"/>
-      </w:pPr>
-      <w:r>
-        <w:t>NFR-01: Payroll control reporting must be clear to finance, HR, payroll, and audit reviewers.</w:t>
-      </w:r>
-    </w:p>
-    <w:p>
-      <w:pPr>
-        <w:pStyle w:val="ListBullet"/>
-      </w:pPr>
-      <w:r>
-        <w:t>NFR-02: Sensitive payroll evidence must be access-controlled by role.</w:t>
-      </w:r>
-    </w:p>
-    <w:p>
-      <w:pPr>
-        <w:pStyle w:val="ListBullet"/>
-      </w:pPr>
-      <w:r>
-        <w:t>NFR-03: The workflow must support payroll period cutoff discipline and controlled late changes.</w:t>
-      </w:r>
-    </w:p>
-    <w:p>
-      <w:pPr>
-        <w:pStyle w:val="ListBullet"/>
-      </w:pPr>
-      <w:r>
-        <w:t>NFR-04: Audit evidence must preserve approvals without exposing unnecessary personal data in public examples.</w:t>
-      </w:r>
-    </w:p>
-    <w:p>
-      <w:pPr>
-        <w:pStyle w:val="ListBullet"/>
-      </w:pPr>
-      <w:r>
-        <w:t>NFR-05: Reconciliation reporting must avoid manual spreadsheet rebuilds for core control totals.</w:t>
-      </w:r>
-    </w:p>
-    <w:p>
-      <w:pPr>
-        <w:pStyle w:val="ListBullet"/>
-      </w:pPr>
-      <w:r>
-        <w:t>NFR-06: Provide reporting for Payroll changes, exceptions, register-to-GL reconciliation, and payment approval summary.</w:t>
-      </w:r>
-    </w:p>
-    <w:p>
-      <w:pPr>
-        <w:pStyle w:val="ListBullet"/>
-      </w:pPr>
-      <w:r>
-        <w:t>NFR-07: Evidence Payroll master data approval, exception review, payment file approval, and reconciliation for finance review.</w:t>
-      </w:r>
-    </w:p>
-    <w:p>
-      <w:pPr>
         <w:pStyle w:val="Heading1"/>
       </w:pPr>
       <w:r>
@@ -325,22 +360,6 @@
     </w:p>
     <w:p>
       <w:pPr>
-        <w:pStyle w:val="ListBullet"/>
-      </w:pPr>
-      <w:r>
-        <w:t>DR-09: Provide reporting for Payroll changes, exceptions, register-to-GL reconciliation, and payment approval summary.</w:t>
-      </w:r>
-    </w:p>
-    <w:p>
-      <w:pPr>
-        <w:pStyle w:val="ListBullet"/>
-      </w:pPr>
-      <w:r>
-        <w:t>DR-10: Evidence Payroll master data approval, exception review, payment file approval, and reconciliation for finance review.</w:t>
-      </w:r>
-    </w:p>
-    <w:p>
-      <w:pPr>
         <w:pStyle w:val="Heading1"/>
       </w:pPr>
       <w:r>
@@ -389,10 +408,10 @@
     </w:p>
     <w:p>
       <w:pPr>
-        <w:pStyle w:val="ListBullet"/>
+        <w:pStyle w:val="Heading1"/>
       </w:pPr>
       <w:r>
-        <w:t>CTRL-06: Provide reporting for Payroll changes, exceptions, register-to-GL reconciliation, and payment approval summary.</w:t>
+        <w:t>Reporting Requirements</w:t>
       </w:r>
     </w:p>
     <w:p>
@@ -400,7 +419,39 @@
         <w:pStyle w:val="ListBullet"/>
       </w:pPr>
       <w:r>
-        <w:t>CTRL-07: Evidence Payroll master data approval, exception review, payment file approval, and reconciliation for finance review.</w:t>
+        <w:t>RPT-01: Provide Payroll changes, exceptions, register-to-GL reconciliation, and payment approval summary.</w:t>
+      </w:r>
+    </w:p>
+    <w:p>
+      <w:pPr>
+        <w:pStyle w:val="ListBullet"/>
+      </w:pPr>
+      <w:r>
+        <w:t>RPT-02: Show owner, status, ageing, exception reason, and next action where relevant to Payroll Controls.</w:t>
+      </w:r>
+    </w:p>
+    <w:p>
+      <w:pPr>
+        <w:pStyle w:val="ListBullet"/>
+      </w:pPr>
+      <w:r>
+        <w:t>RPT-03: Support finance manager review with exportable period-end evidence.</w:t>
+      </w:r>
+    </w:p>
+    <w:p>
+      <w:pPr>
+        <w:pStyle w:val="ListBullet"/>
+      </w:pPr>
+      <w:r>
+        <w:t>RPT-04: Separate open exceptions from completed, approved, or signed-off items.</w:t>
+      </w:r>
+    </w:p>
+    <w:p>
+      <w:pPr>
+        <w:pStyle w:val="ListBullet"/>
+      </w:pPr>
+      <w:r>
+        <w:t>RPT-05: Make reporting outputs readable by finance users without system administrator access.</w:t>
       </w:r>
     </w:p>
     <w:p>
@@ -449,22 +500,6 @@
       </w:pPr>
       <w:r>
         <w:t>AUD-05: Keep payment file approval evidence with approver, date, amount, and bank file reference.</w:t>
-      </w:r>
-    </w:p>
-    <w:p>
-      <w:pPr>
-        <w:pStyle w:val="ListBullet"/>
-      </w:pPr>
-      <w:r>
-        <w:t>AUD-06: Provide reporting for Payroll changes, exceptions, register-to-GL reconciliation, and payment approval summary.</w:t>
-      </w:r>
-    </w:p>
-    <w:p>
-      <w:pPr>
-        <w:pStyle w:val="ListBullet"/>
-      </w:pPr>
-      <w:r>
-        <w:t>AUD-07: Evidence Payroll master data approval, exception review, payment file approval, and reconciliation for finance review.</w:t>
       </w:r>
     </w:p>
     <w:p>
@@ -732,7 +767,7 @@
         <w:pStyle w:val="ListBullet"/>
       </w:pPr>
       <w:r>
-        <w:t>Run UAT with synthetic examples before loading production data.</w:t>
+        <w:t>Run UAT with approved sample scenarios before production data migration or cutover.</w:t>
       </w:r>
     </w:p>
     <w:p>
@@ -743,9 +778,22 @@
         <w:t>Keep any future AI-assisted drafting behind structured templates and human approval.</w:t>
       </w:r>
     </w:p>
+    <w:p>
+      <w:pPr>
+        <w:pStyle w:val="Heading1"/>
+      </w:pPr>
+      <w:r>
+        <w:t>Public-Safe Sample Data Note</w:t>
+      </w:r>
+    </w:p>
+    <w:p>
+      <w:r>
+        <w:t>This pack was generated from fictional, public-safe sample inputs. It does not contain real employer, client, supplier, bank, VAT, payroll, or operational data. Do not upload confidential business information into a public demo.</w:t>
+      </w:r>
+    </w:p>
     <w:sectPr>
       <w:pgSz w:w="12240" w:h="15840"/>
-      <w:pgMar w:top="1440" w:right="1800" w:bottom="1440" w:left="1800" w:header="720" w:footer="720" w:gutter="0"/>
+      <w:pgMar w:top="1008" w:right="1080" w:bottom="1008" w:left="1080" w:header="720" w:footer="720" w:gutter="0"/>
       <w:cols w:space="720"/>
       <w:docGrid w:linePitch="360"/>
     </w:sectPr>
@@ -1116,6 +1164,10 @@
     <w:name w:val="Normal"/>
     <w:qFormat/>
     <w:rsid w:val="00FC693F"/>
+    <w:rPr>
+      <w:rFonts w:ascii="Arial" w:hAnsi="Arial"/>
+      <w:sz w:val="20"/>
+    </w:rPr>
   </w:style>
   <w:style w:type="paragraph" w:styleId="Header">
     <w:name w:val="header"/>
@@ -1176,7 +1228,7 @@
       <w:outlineLvl w:val="0"/>
     </w:pPr>
     <w:rPr>
-      <w:rFonts w:asciiTheme="majorHAnsi" w:eastAsiaTheme="majorEastAsia" w:hAnsiTheme="majorHAnsi" w:cstheme="majorBidi"/>
+      <w:rFonts w:asciiTheme="majorHAnsi" w:eastAsiaTheme="majorEastAsia" w:hAnsiTheme="majorHAnsi" w:cstheme="majorBidi" w:ascii="Arial" w:hAnsi="Arial"/>
       <w:b/>
       <w:bCs/>
       <w:color w:val="365F91" w:themeColor="accent1" w:themeShade="BF"/>
@@ -1200,11 +1252,11 @@
       <w:outlineLvl w:val="1"/>
     </w:pPr>
     <w:rPr>
-      <w:rFonts w:asciiTheme="majorHAnsi" w:eastAsiaTheme="majorEastAsia" w:hAnsiTheme="majorHAnsi" w:cstheme="majorBidi"/>
+      <w:rFonts w:asciiTheme="majorHAnsi" w:eastAsiaTheme="majorEastAsia" w:hAnsiTheme="majorHAnsi" w:cstheme="majorBidi" w:ascii="Arial" w:hAnsi="Arial"/>
       <w:b/>
       <w:bCs/>
       <w:color w:val="4F81BD" w:themeColor="accent1"/>
-      <w:sz w:val="26"/>
+      <w:sz w:val="24"/>
       <w:szCs w:val="26"/>
     </w:rPr>
   </w:style>
@@ -1465,11 +1517,11 @@
       <w:contextualSpacing/>
     </w:pPr>
     <w:rPr>
-      <w:rFonts w:asciiTheme="majorHAnsi" w:eastAsiaTheme="majorEastAsia" w:hAnsiTheme="majorHAnsi" w:cstheme="majorBidi"/>
+      <w:rFonts w:asciiTheme="majorHAnsi" w:eastAsiaTheme="majorEastAsia" w:hAnsiTheme="majorHAnsi" w:cstheme="majorBidi" w:ascii="Arial" w:hAnsi="Arial"/>
       <w:color w:val="17365D" w:themeColor="text2" w:themeShade="BF"/>
       <w:spacing w:val="5"/>
       <w:kern w:val="28"/>
-      <w:sz w:val="52"/>
+      <w:sz w:val="40"/>
       <w:szCs w:val="52"/>
     </w:rPr>
   </w:style>

--- a/examples/generated_packs/payroll_controls_requirements_pack.docx
+++ b/examples/generated_packs/payroll_controls_requirements_pack.docx
@@ -4,34 +4,891 @@
   <w:body>
     <w:p>
       <w:pPr>
-        <w:pStyle w:val="Title"/>
+        <w:jc w:val="center"/>
       </w:pPr>
       <w:r>
-        <w:t>Payroll Controls Requirements Pack</w:t>
+        <w:rPr>
+          <w:b/>
+          <w:color w:val="1E40AF"/>
+          <w:sz w:val="18"/>
+        </w:rPr>
+        <w:t>FINANCE / ERP IMPLEMENTATION</w:t>
+      </w:r>
+    </w:p>
+    <w:p>
+      <w:pPr>
+        <w:pStyle w:val="Title"/>
+        <w:jc w:val="center"/>
+      </w:pPr>
+      <w:r>
+        <w:rPr>
+          <w:b/>
+        </w:rPr>
+        <w:t>Payroll Controls</w:t>
+        <w:br/>
+        <w:t>Requirements Pack</w:t>
+      </w:r>
+    </w:p>
+    <w:tbl>
+      <w:tblPr>
+        <w:tblStyle w:val="TableGrid"/>
+        <w:tblW w:type="auto" w:w="0"/>
+        <w:jc w:val="center"/>
+        <w:tblLayout w:type="autofit"/>
+        <w:tblLook w:firstColumn="1" w:firstRow="1" w:lastColumn="0" w:lastRow="0" w:noHBand="0" w:noVBand="1" w:val="04A0"/>
+      </w:tblPr>
+      <w:tblGrid>
+        <w:gridCol w:w="5184"/>
+        <w:gridCol w:w="5184"/>
+      </w:tblGrid>
+      <w:tr>
+        <w:tc>
+          <w:tcPr>
+            <w:tcW w:type="dxa" w:w="5184"/>
+            <w:vAlign w:val="top"/>
+            <w:shd w:fill="E5E7EB"/>
+          </w:tcPr>
+          <w:p>
+            <w:r>
+              <w:rPr>
+                <w:b/>
+              </w:rPr>
+              <w:t>Prepared for</w:t>
+            </w:r>
+          </w:p>
+        </w:tc>
+        <w:tc>
+          <w:tcPr>
+            <w:tcW w:type="dxa" w:w="5184"/>
+            <w:vAlign w:val="top"/>
+          </w:tcPr>
+          <w:p>
+            <w:r>
+              <w:t>Riverstone Care Ltd</w:t>
+            </w:r>
+          </w:p>
+        </w:tc>
+      </w:tr>
+      <w:tr>
+        <w:tc>
+          <w:tcPr>
+            <w:tcW w:type="dxa" w:w="5184"/>
+            <w:vAlign w:val="top"/>
+            <w:shd w:fill="E5E7EB"/>
+          </w:tcPr>
+          <w:p>
+            <w:r>
+              <w:rPr>
+                <w:b/>
+              </w:rPr>
+              <w:t>Prepared by</w:t>
+            </w:r>
+          </w:p>
+        </w:tc>
+        <w:tc>
+          <w:tcPr>
+            <w:tcW w:type="dxa" w:w="5184"/>
+            <w:vAlign w:val="top"/>
+          </w:tcPr>
+          <w:p>
+            <w:r>
+              <w:t>Chez Solutions</w:t>
+            </w:r>
+          </w:p>
+        </w:tc>
+      </w:tr>
+      <w:tr>
+        <w:tc>
+          <w:tcPr>
+            <w:tcW w:type="dxa" w:w="5184"/>
+            <w:vAlign w:val="top"/>
+            <w:shd w:fill="E5E7EB"/>
+          </w:tcPr>
+          <w:p>
+            <w:r>
+              <w:rPr>
+                <w:b/>
+              </w:rPr>
+              <w:t>Date</w:t>
+            </w:r>
+          </w:p>
+        </w:tc>
+        <w:tc>
+          <w:tcPr>
+            <w:tcW w:type="dxa" w:w="5184"/>
+            <w:vAlign w:val="top"/>
+          </w:tcPr>
+          <w:p>
+            <w:r>
+              <w:t>19 June 2026</w:t>
+            </w:r>
+          </w:p>
+        </w:tc>
+      </w:tr>
+      <w:tr>
+        <w:tc>
+          <w:tcPr>
+            <w:tcW w:type="dxa" w:w="5184"/>
+            <w:vAlign w:val="top"/>
+            <w:shd w:fill="E5E7EB"/>
+          </w:tcPr>
+          <w:p>
+            <w:r>
+              <w:rPr>
+                <w:b/>
+              </w:rPr>
+              <w:t>Status</w:t>
+            </w:r>
+          </w:p>
+        </w:tc>
+        <w:tc>
+          <w:tcPr>
+            <w:tcW w:type="dxa" w:w="5184"/>
+            <w:vAlign w:val="top"/>
+          </w:tcPr>
+          <w:p>
+            <w:r>
+              <w:t>Draft for Review</w:t>
+            </w:r>
+          </w:p>
+        </w:tc>
+      </w:tr>
+      <w:tr>
+        <w:tc>
+          <w:tcPr>
+            <w:tcW w:type="dxa" w:w="5184"/>
+            <w:vAlign w:val="top"/>
+            <w:shd w:fill="E5E7EB"/>
+          </w:tcPr>
+          <w:p>
+            <w:r>
+              <w:rPr>
+                <w:b/>
+              </w:rPr>
+              <w:t>Document type</w:t>
+            </w:r>
+          </w:p>
+        </w:tc>
+        <w:tc>
+          <w:tcPr>
+            <w:tcW w:type="dxa" w:w="5184"/>
+            <w:vAlign w:val="top"/>
+          </w:tcPr>
+          <w:p>
+            <w:r>
+              <w:t>Finance systems requirements pack</w:t>
+            </w:r>
+          </w:p>
+        </w:tc>
+      </w:tr>
+    </w:tbl>
+    <w:p/>
+    <w:tbl>
+      <w:tblPr>
+        <w:tblW w:type="auto" w:w="0"/>
+        <w:jc w:val="center"/>
+        <w:tblLook w:firstColumn="1" w:firstRow="1" w:lastColumn="0" w:lastRow="0" w:noHBand="0" w:noVBand="1" w:val="04A0"/>
+      </w:tblPr>
+      <w:tblGrid>
+        <w:gridCol w:w="2074"/>
+        <w:gridCol w:w="2074"/>
+        <w:gridCol w:w="2074"/>
+        <w:gridCol w:w="2074"/>
+        <w:gridCol w:w="2074"/>
+      </w:tblGrid>
+      <w:tr>
+        <w:tc>
+          <w:tcPr>
+            <w:tcW w:type="dxa" w:w="2074"/>
+            <w:shd w:fill="EFF6FF"/>
+            <w:vAlign w:val="center"/>
+          </w:tcPr>
+          <w:p>
+            <w:r/>
+            <w:r>
+              <w:rPr>
+                <w:b/>
+                <w:color w:val="1E40AF"/>
+                <w:sz w:val="14"/>
+              </w:rPr>
+              <w:t>VOLUME</w:t>
+            </w:r>
+          </w:p>
+          <w:p>
+            <w:pPr>
+              <w:jc w:val="center"/>
+            </w:pPr>
+            <w:r>
+              <w:rPr>
+                <w:b/>
+                <w:sz w:val="18"/>
+              </w:rPr>
+              <w:t>650 employees and monthly payroll control review</w:t>
+            </w:r>
+          </w:p>
+        </w:tc>
+        <w:tc>
+          <w:tcPr>
+            <w:tcW w:type="dxa" w:w="2074"/>
+            <w:shd w:fill="EFF6FF"/>
+            <w:vAlign w:val="center"/>
+          </w:tcPr>
+          <w:p>
+            <w:r/>
+            <w:r>
+              <w:rPr>
+                <w:b/>
+                <w:color w:val="1E40AF"/>
+                <w:sz w:val="14"/>
+              </w:rPr>
+              <w:t>DELIVERY</w:t>
+            </w:r>
+          </w:p>
+          <w:p>
+            <w:pPr>
+              <w:jc w:val="center"/>
+            </w:pPr>
+            <w:r>
+              <w:rPr>
+                <w:b/>
+                <w:sz w:val="18"/>
+              </w:rPr>
+              <w:t>9 weeks</w:t>
+            </w:r>
+          </w:p>
+        </w:tc>
+        <w:tc>
+          <w:tcPr>
+            <w:tcW w:type="dxa" w:w="2074"/>
+            <w:shd w:fill="EFF6FF"/>
+            <w:vAlign w:val="center"/>
+          </w:tcPr>
+          <w:p>
+            <w:r/>
+            <w:r>
+              <w:rPr>
+                <w:b/>
+                <w:color w:val="1E40AF"/>
+                <w:sz w:val="14"/>
+              </w:rPr>
+              <w:t>FUNCTIONAL</w:t>
+            </w:r>
+          </w:p>
+          <w:p>
+            <w:pPr>
+              <w:jc w:val="center"/>
+            </w:pPr>
+            <w:r>
+              <w:rPr>
+                <w:b/>
+                <w:sz w:val="18"/>
+              </w:rPr>
+              <w:t>8</w:t>
+            </w:r>
+          </w:p>
+        </w:tc>
+        <w:tc>
+          <w:tcPr>
+            <w:tcW w:type="dxa" w:w="2074"/>
+            <w:shd w:fill="EFF6FF"/>
+            <w:vAlign w:val="center"/>
+          </w:tcPr>
+          <w:p>
+            <w:r/>
+            <w:r>
+              <w:rPr>
+                <w:b/>
+                <w:color w:val="1E40AF"/>
+                <w:sz w:val="14"/>
+              </w:rPr>
+              <w:t>CONTROLS</w:t>
+            </w:r>
+          </w:p>
+          <w:p>
+            <w:pPr>
+              <w:jc w:val="center"/>
+            </w:pPr>
+            <w:r>
+              <w:rPr>
+                <w:b/>
+                <w:sz w:val="18"/>
+              </w:rPr>
+              <w:t>5</w:t>
+            </w:r>
+          </w:p>
+        </w:tc>
+        <w:tc>
+          <w:tcPr>
+            <w:tcW w:type="dxa" w:w="2074"/>
+            <w:shd w:fill="EFF6FF"/>
+            <w:vAlign w:val="center"/>
+          </w:tcPr>
+          <w:p>
+            <w:r/>
+            <w:r>
+              <w:rPr>
+                <w:b/>
+                <w:color w:val="1E40AF"/>
+                <w:sz w:val="14"/>
+              </w:rPr>
+              <w:t>UAT CASES</w:t>
+            </w:r>
+          </w:p>
+          <w:p>
+            <w:pPr>
+              <w:jc w:val="center"/>
+            </w:pPr>
+            <w:r>
+              <w:rPr>
+                <w:b/>
+                <w:sz w:val="18"/>
+              </w:rPr>
+              <w:t>6</w:t>
+            </w:r>
+          </w:p>
+        </w:tc>
+      </w:tr>
+    </w:tbl>
+    <w:p/>
+    <w:p>
+      <w:pPr>
+        <w:pStyle w:val="Heading2"/>
+        <w:keepNext/>
+      </w:pPr>
+      <w:r>
+        <w:t>PURPOSE</w:t>
       </w:r>
     </w:p>
     <w:p>
       <w:r>
-        <w:t>Prepared for: Riverstone Care Ltd</w:t>
+        <w:t>Translate finance process pain points into implementation-ready ERP requirements covering workflow, data, controls, reporting, audit trail, and UAT coverage.</w:t>
       </w:r>
     </w:p>
     <w:p>
       <w:r>
-        <w:rPr>
-          <w:b/>
-        </w:rPr>
-        <w:t xml:space="preserve">Purpose: </w:t>
+        <w:br w:type="page"/>
       </w:r>
+    </w:p>
+    <w:p>
+      <w:pPr>
+        <w:sectPr>
+          <w:pgSz w:w="12240" w:h="15840"/>
+          <w:pgMar w:top="792" w:right="936" w:bottom="792" w:left="936" w:header="360" w:footer="360" w:gutter="0"/>
+          <w:cols w:space="720"/>
+          <w:docGrid w:linePitch="360"/>
+        </w:sectPr>
+      </w:pPr>
+    </w:p>
+    <w:p>
+      <w:pPr>
+        <w:pStyle w:val="Heading1"/>
+        <w:keepNext/>
+      </w:pPr>
       <w:r>
-        <w:t>Translate finance process pain points into implementation-ready ERP requirements, controls, reporting needs, audit trail expectations, and UAT coverage.</w:t>
+        <w:t>Contents</w:t>
+      </w:r>
+    </w:p>
+    <w:tbl>
+      <w:tblPr>
+        <w:tblStyle w:val="TableGrid"/>
+        <w:tblW w:type="auto" w:w="0"/>
+        <w:jc w:val="center"/>
+        <w:tblLayout w:type="autofit"/>
+        <w:tblLook w:firstColumn="1" w:firstRow="1" w:lastColumn="0" w:lastRow="0" w:noHBand="0" w:noVBand="1" w:val="04A0"/>
+      </w:tblPr>
+      <w:tblGrid>
+        <w:gridCol w:w="5184"/>
+        <w:gridCol w:w="5184"/>
+      </w:tblGrid>
+      <w:tr>
+        <w:tc>
+          <w:tcPr>
+            <w:tcW w:type="dxa" w:w="5184"/>
+            <w:vAlign w:val="top"/>
+            <w:shd w:fill="EFF6FF"/>
+          </w:tcPr>
+          <w:p>
+            <w:r>
+              <w:rPr>
+                <w:b/>
+              </w:rPr>
+              <w:t>01</w:t>
+            </w:r>
+          </w:p>
+        </w:tc>
+        <w:tc>
+          <w:tcPr>
+            <w:tcW w:type="dxa" w:w="5184"/>
+            <w:vAlign w:val="top"/>
+          </w:tcPr>
+          <w:p>
+            <w:r>
+              <w:t>Executive Summary</w:t>
+            </w:r>
+          </w:p>
+        </w:tc>
+      </w:tr>
+      <w:tr>
+        <w:tc>
+          <w:tcPr>
+            <w:tcW w:type="dxa" w:w="5184"/>
+            <w:vAlign w:val="top"/>
+            <w:shd w:fill="EFF6FF"/>
+          </w:tcPr>
+          <w:p>
+            <w:r>
+              <w:rPr>
+                <w:b/>
+              </w:rPr>
+              <w:t>02</w:t>
+            </w:r>
+          </w:p>
+        </w:tc>
+        <w:tc>
+          <w:tcPr>
+            <w:tcW w:type="dxa" w:w="5184"/>
+            <w:vAlign w:val="top"/>
+          </w:tcPr>
+          <w:p>
+            <w:r>
+              <w:t>Business Problem</w:t>
+            </w:r>
+          </w:p>
+        </w:tc>
+      </w:tr>
+      <w:tr>
+        <w:tc>
+          <w:tcPr>
+            <w:tcW w:type="dxa" w:w="5184"/>
+            <w:vAlign w:val="top"/>
+            <w:shd w:fill="EFF6FF"/>
+          </w:tcPr>
+          <w:p>
+            <w:r>
+              <w:rPr>
+                <w:b/>
+              </w:rPr>
+              <w:t>03</w:t>
+            </w:r>
+          </w:p>
+        </w:tc>
+        <w:tc>
+          <w:tcPr>
+            <w:tcW w:type="dxa" w:w="5184"/>
+            <w:vAlign w:val="top"/>
+          </w:tcPr>
+          <w:p>
+            <w:r>
+              <w:t>Process Scope</w:t>
+            </w:r>
+          </w:p>
+        </w:tc>
+      </w:tr>
+      <w:tr>
+        <w:tc>
+          <w:tcPr>
+            <w:tcW w:type="dxa" w:w="5184"/>
+            <w:vAlign w:val="top"/>
+            <w:shd w:fill="EFF6FF"/>
+          </w:tcPr>
+          <w:p>
+            <w:r>
+              <w:rPr>
+                <w:b/>
+              </w:rPr>
+              <w:t>04</w:t>
+            </w:r>
+          </w:p>
+        </w:tc>
+        <w:tc>
+          <w:tcPr>
+            <w:tcW w:type="dxa" w:w="5184"/>
+            <w:vAlign w:val="top"/>
+          </w:tcPr>
+          <w:p>
+            <w:r>
+              <w:t>In Scope</w:t>
+            </w:r>
+          </w:p>
+        </w:tc>
+      </w:tr>
+      <w:tr>
+        <w:tc>
+          <w:tcPr>
+            <w:tcW w:type="dxa" w:w="5184"/>
+            <w:vAlign w:val="top"/>
+            <w:shd w:fill="EFF6FF"/>
+          </w:tcPr>
+          <w:p>
+            <w:r>
+              <w:rPr>
+                <w:b/>
+              </w:rPr>
+              <w:t>05</w:t>
+            </w:r>
+          </w:p>
+        </w:tc>
+        <w:tc>
+          <w:tcPr>
+            <w:tcW w:type="dxa" w:w="5184"/>
+            <w:vAlign w:val="top"/>
+          </w:tcPr>
+          <w:p>
+            <w:r>
+              <w:t>Out of Scope</w:t>
+            </w:r>
+          </w:p>
+        </w:tc>
+      </w:tr>
+      <w:tr>
+        <w:tc>
+          <w:tcPr>
+            <w:tcW w:type="dxa" w:w="5184"/>
+            <w:vAlign w:val="top"/>
+            <w:shd w:fill="EFF6FF"/>
+          </w:tcPr>
+          <w:p>
+            <w:r>
+              <w:rPr>
+                <w:b/>
+              </w:rPr>
+              <w:t>06</w:t>
+            </w:r>
+          </w:p>
+        </w:tc>
+        <w:tc>
+          <w:tcPr>
+            <w:tcW w:type="dxa" w:w="5184"/>
+            <w:vAlign w:val="top"/>
+          </w:tcPr>
+          <w:p>
+            <w:r>
+              <w:t>Stakeholders and Roles</w:t>
+            </w:r>
+          </w:p>
+        </w:tc>
+      </w:tr>
+      <w:tr>
+        <w:tc>
+          <w:tcPr>
+            <w:tcW w:type="dxa" w:w="5184"/>
+            <w:vAlign w:val="top"/>
+            <w:shd w:fill="EFF6FF"/>
+          </w:tcPr>
+          <w:p>
+            <w:r>
+              <w:rPr>
+                <w:b/>
+              </w:rPr>
+              <w:t>07</w:t>
+            </w:r>
+          </w:p>
+        </w:tc>
+        <w:tc>
+          <w:tcPr>
+            <w:tcW w:type="dxa" w:w="5184"/>
+            <w:vAlign w:val="top"/>
+          </w:tcPr>
+          <w:p>
+            <w:r>
+              <w:t>Functional Requirements</w:t>
+            </w:r>
+          </w:p>
+        </w:tc>
+      </w:tr>
+      <w:tr>
+        <w:tc>
+          <w:tcPr>
+            <w:tcW w:type="dxa" w:w="5184"/>
+            <w:vAlign w:val="top"/>
+            <w:shd w:fill="EFF6FF"/>
+          </w:tcPr>
+          <w:p>
+            <w:r>
+              <w:rPr>
+                <w:b/>
+              </w:rPr>
+              <w:t>08</w:t>
+            </w:r>
+          </w:p>
+        </w:tc>
+        <w:tc>
+          <w:tcPr>
+            <w:tcW w:type="dxa" w:w="5184"/>
+            <w:vAlign w:val="top"/>
+          </w:tcPr>
+          <w:p>
+            <w:r>
+              <w:t>Data Requirements</w:t>
+            </w:r>
+          </w:p>
+        </w:tc>
+      </w:tr>
+      <w:tr>
+        <w:tc>
+          <w:tcPr>
+            <w:tcW w:type="dxa" w:w="5184"/>
+            <w:vAlign w:val="top"/>
+            <w:shd w:fill="EFF6FF"/>
+          </w:tcPr>
+          <w:p>
+            <w:r>
+              <w:rPr>
+                <w:b/>
+              </w:rPr>
+              <w:t>09</w:t>
+            </w:r>
+          </w:p>
+        </w:tc>
+        <w:tc>
+          <w:tcPr>
+            <w:tcW w:type="dxa" w:w="5184"/>
+            <w:vAlign w:val="top"/>
+          </w:tcPr>
+          <w:p>
+            <w:r>
+              <w:t>Controls</w:t>
+            </w:r>
+          </w:p>
+        </w:tc>
+      </w:tr>
+      <w:tr>
+        <w:tc>
+          <w:tcPr>
+            <w:tcW w:type="dxa" w:w="5184"/>
+            <w:vAlign w:val="top"/>
+            <w:shd w:fill="EFF6FF"/>
+          </w:tcPr>
+          <w:p>
+            <w:r>
+              <w:rPr>
+                <w:b/>
+              </w:rPr>
+              <w:t>10</w:t>
+            </w:r>
+          </w:p>
+        </w:tc>
+        <w:tc>
+          <w:tcPr>
+            <w:tcW w:type="dxa" w:w="5184"/>
+            <w:vAlign w:val="top"/>
+          </w:tcPr>
+          <w:p>
+            <w:r>
+              <w:t>Reporting Requirements</w:t>
+            </w:r>
+          </w:p>
+        </w:tc>
+      </w:tr>
+      <w:tr>
+        <w:tc>
+          <w:tcPr>
+            <w:tcW w:type="dxa" w:w="5184"/>
+            <w:vAlign w:val="top"/>
+            <w:shd w:fill="EFF6FF"/>
+          </w:tcPr>
+          <w:p>
+            <w:r>
+              <w:rPr>
+                <w:b/>
+              </w:rPr>
+              <w:t>11</w:t>
+            </w:r>
+          </w:p>
+        </w:tc>
+        <w:tc>
+          <w:tcPr>
+            <w:tcW w:type="dxa" w:w="5184"/>
+            <w:vAlign w:val="top"/>
+          </w:tcPr>
+          <w:p>
+            <w:r>
+              <w:t>Audit Trail Requirements</w:t>
+            </w:r>
+          </w:p>
+        </w:tc>
+      </w:tr>
+      <w:tr>
+        <w:tc>
+          <w:tcPr>
+            <w:tcW w:type="dxa" w:w="5184"/>
+            <w:vAlign w:val="top"/>
+            <w:shd w:fill="EFF6FF"/>
+          </w:tcPr>
+          <w:p>
+            <w:r>
+              <w:rPr>
+                <w:b/>
+              </w:rPr>
+              <w:t>12</w:t>
+            </w:r>
+          </w:p>
+        </w:tc>
+        <w:tc>
+          <w:tcPr>
+            <w:tcW w:type="dxa" w:w="5184"/>
+            <w:vAlign w:val="top"/>
+          </w:tcPr>
+          <w:p>
+            <w:r>
+              <w:t>User Stories</w:t>
+            </w:r>
+          </w:p>
+        </w:tc>
+      </w:tr>
+      <w:tr>
+        <w:tc>
+          <w:tcPr>
+            <w:tcW w:type="dxa" w:w="5184"/>
+            <w:vAlign w:val="top"/>
+            <w:shd w:fill="EFF6FF"/>
+          </w:tcPr>
+          <w:p>
+            <w:r>
+              <w:rPr>
+                <w:b/>
+              </w:rPr>
+              <w:t>13</w:t>
+            </w:r>
+          </w:p>
+        </w:tc>
+        <w:tc>
+          <w:tcPr>
+            <w:tcW w:type="dxa" w:w="5184"/>
+            <w:vAlign w:val="top"/>
+          </w:tcPr>
+          <w:p>
+            <w:r>
+              <w:t>UAT Test Cases</w:t>
+            </w:r>
+          </w:p>
+        </w:tc>
+      </w:tr>
+      <w:tr>
+        <w:tc>
+          <w:tcPr>
+            <w:tcW w:type="dxa" w:w="5184"/>
+            <w:vAlign w:val="top"/>
+            <w:shd w:fill="EFF6FF"/>
+          </w:tcPr>
+          <w:p>
+            <w:r>
+              <w:rPr>
+                <w:b/>
+              </w:rPr>
+              <w:t>14</w:t>
+            </w:r>
+          </w:p>
+        </w:tc>
+        <w:tc>
+          <w:tcPr>
+            <w:tcW w:type="dxa" w:w="5184"/>
+            <w:vAlign w:val="top"/>
+          </w:tcPr>
+          <w:p>
+            <w:r>
+              <w:t>Acceptance Criteria</w:t>
+            </w:r>
+          </w:p>
+        </w:tc>
+      </w:tr>
+      <w:tr>
+        <w:tc>
+          <w:tcPr>
+            <w:tcW w:type="dxa" w:w="5184"/>
+            <w:vAlign w:val="top"/>
+            <w:shd w:fill="EFF6FF"/>
+          </w:tcPr>
+          <w:p>
+            <w:r>
+              <w:rPr>
+                <w:b/>
+              </w:rPr>
+              <w:t>15</w:t>
+            </w:r>
+          </w:p>
+        </w:tc>
+        <w:tc>
+          <w:tcPr>
+            <w:tcW w:type="dxa" w:w="5184"/>
+            <w:vAlign w:val="top"/>
+          </w:tcPr>
+          <w:p>
+            <w:r>
+              <w:t>Implementation Risks and Dependencies</w:t>
+            </w:r>
+          </w:p>
+        </w:tc>
+      </w:tr>
+      <w:tr>
+        <w:tc>
+          <w:tcPr>
+            <w:tcW w:type="dxa" w:w="5184"/>
+            <w:vAlign w:val="top"/>
+            <w:shd w:fill="EFF6FF"/>
+          </w:tcPr>
+          <w:p>
+            <w:r>
+              <w:rPr>
+                <w:b/>
+              </w:rPr>
+              <w:t>16</w:t>
+            </w:r>
+          </w:p>
+        </w:tc>
+        <w:tc>
+          <w:tcPr>
+            <w:tcW w:type="dxa" w:w="5184"/>
+            <w:vAlign w:val="top"/>
+          </w:tcPr>
+          <w:p>
+            <w:r>
+              <w:t>Implementation Notes</w:t>
+            </w:r>
+          </w:p>
+        </w:tc>
+      </w:tr>
+      <w:tr>
+        <w:tc>
+          <w:tcPr>
+            <w:tcW w:type="dxa" w:w="5184"/>
+            <w:vAlign w:val="top"/>
+            <w:shd w:fill="EFF6FF"/>
+          </w:tcPr>
+          <w:p>
+            <w:r>
+              <w:rPr>
+                <w:b/>
+              </w:rPr>
+              <w:t>17</w:t>
+            </w:r>
+          </w:p>
+        </w:tc>
+        <w:tc>
+          <w:tcPr>
+            <w:tcW w:type="dxa" w:w="5184"/>
+            <w:vAlign w:val="top"/>
+          </w:tcPr>
+          <w:p>
+            <w:r>
+              <w:t>Public-Safe Sample Data Note</w:t>
+            </w:r>
+          </w:p>
+        </w:tc>
+      </w:tr>
+    </w:tbl>
+    <w:p>
+      <w:r>
+        <w:br w:type="page"/>
       </w:r>
     </w:p>
     <w:p>
       <w:pPr>
         <w:pStyle w:val="Heading1"/>
+        <w:keepNext/>
       </w:pPr>
       <w:r>
-        <w:t>Executive Summary</w:t>
+        <w:t>01  Executive Summary</w:t>
       </w:r>
     </w:p>
     <w:p>
@@ -42,9 +899,10 @@
     <w:p>
       <w:pPr>
         <w:pStyle w:val="Heading1"/>
+        <w:keepNext/>
       </w:pPr>
       <w:r>
-        <w:t>Business Problem</w:t>
+        <w:t>02  Business Problem</w:t>
       </w:r>
     </w:p>
     <w:p>
@@ -55,9 +913,10 @@
     <w:p>
       <w:pPr>
         <w:pStyle w:val="Heading1"/>
+        <w:keepNext/>
       </w:pPr>
       <w:r>
-        <w:t>Process Scope</w:t>
+        <w:t>03  Process Scope</w:t>
       </w:r>
     </w:p>
     <w:p>
@@ -68,14 +927,16 @@
     <w:p>
       <w:pPr>
         <w:pStyle w:val="Heading1"/>
+        <w:keepNext/>
       </w:pPr>
       <w:r>
-        <w:t>In Scope</w:t>
+        <w:t>04  In Scope</w:t>
       </w:r>
     </w:p>
     <w:p>
       <w:pPr>
         <w:pStyle w:val="ListBullet"/>
+        <w:spacing w:after="40"/>
       </w:pPr>
       <w:r>
         <w:t>Payroll Controls requirements for the agreed multi-site care services provider process.</w:t>
@@ -84,6 +945,7 @@
     <w:p>
       <w:pPr>
         <w:pStyle w:val="ListBullet"/>
+        <w:spacing w:after="40"/>
       </w:pPr>
       <w:r>
         <w:t>Workflow, data, controls, reporting, audit trail, and UAT requirements for Sage Payroll and Xero Finance.</w:t>
@@ -92,6 +954,7 @@
     <w:p>
       <w:pPr>
         <w:pStyle w:val="ListBullet"/>
+        <w:spacing w:after="40"/>
       </w:pPr>
       <w:r>
         <w:t>Process pain points covering starter and leaver control gaps, payroll change approval delays, and manual payroll input checks.</w:t>
@@ -100,6 +963,7 @@
     <w:p>
       <w:pPr>
         <w:pStyle w:val="ListBullet"/>
+        <w:spacing w:after="40"/>
       </w:pPr>
       <w:r>
         <w:t>Reporting requirement: Payroll changes, exceptions, register-to-GL reconciliation, and payment approval summary.</w:t>
@@ -108,6 +972,7 @@
     <w:p>
       <w:pPr>
         <w:pStyle w:val="ListBullet"/>
+        <w:spacing w:after="40"/>
       </w:pPr>
       <w:r>
         <w:t>Implementation window and readiness assumptions for the 9 weeks target window.</w:t>
@@ -116,14 +981,16 @@
     <w:p>
       <w:pPr>
         <w:pStyle w:val="Heading1"/>
+        <w:keepNext/>
       </w:pPr>
       <w:r>
-        <w:t>Out of Scope</w:t>
+        <w:t>05  Out of Scope</w:t>
       </w:r>
     </w:p>
     <w:p>
       <w:pPr>
         <w:pStyle w:val="ListBullet"/>
+        <w:spacing w:after="40"/>
       </w:pPr>
       <w:r>
         <w:t>Live system configuration, data migration execution, and production cutover.</w:t>
@@ -132,6 +999,7 @@
     <w:p>
       <w:pPr>
         <w:pStyle w:val="ListBullet"/>
+        <w:spacing w:after="40"/>
       </w:pPr>
       <w:r>
         <w:t>Custom integration build or external workflow automation.</w:t>
@@ -140,6 +1008,7 @@
     <w:p>
       <w:pPr>
         <w:pStyle w:val="ListBullet"/>
+        <w:spacing w:after="40"/>
       </w:pPr>
       <w:r>
         <w:t>Legal, tax, HR, or statutory sign-off outside the finance process owner remit.</w:t>
@@ -148,6 +1017,7 @@
     <w:p>
       <w:pPr>
         <w:pStyle w:val="ListBullet"/>
+        <w:spacing w:after="40"/>
       </w:pPr>
       <w:r>
         <w:t>Direct processing of operational production data.</w:t>
@@ -156,6 +1026,7 @@
     <w:p>
       <w:pPr>
         <w:pStyle w:val="ListBullet"/>
+        <w:spacing w:after="40"/>
       </w:pPr>
       <w:r>
         <w:t>Process areas outside Payroll Controls unless approved as a separate phase.</w:t>
@@ -164,495 +1035,1558 @@
     <w:p>
       <w:pPr>
         <w:pStyle w:val="Heading1"/>
+        <w:keepNext/>
       </w:pPr>
       <w:r>
-        <w:t>Stakeholders and Roles</w:t>
+        <w:t>06  Stakeholders and Roles</w:t>
+      </w:r>
+    </w:p>
+    <w:tbl>
+      <w:tblPr>
+        <w:tblStyle w:val="TableGrid"/>
+        <w:tblW w:type="auto" w:w="0"/>
+        <w:jc w:val="center"/>
+        <w:tblLayout w:type="autofit"/>
+        <w:tblLook w:firstColumn="1" w:firstRow="1" w:lastColumn="0" w:lastRow="0" w:noHBand="0" w:noVBand="1" w:val="04A0"/>
+      </w:tblPr>
+      <w:tblGrid>
+        <w:gridCol w:w="5184"/>
+        <w:gridCol w:w="5184"/>
+      </w:tblGrid>
+      <w:tr>
+        <w:tc>
+          <w:tcPr>
+            <w:tcW w:type="dxa" w:w="5184"/>
+            <w:vAlign w:val="top"/>
+            <w:shd w:fill="DBEAFE"/>
+          </w:tcPr>
+          <w:p>
+            <w:r>
+              <w:rPr>
+                <w:b/>
+              </w:rPr>
+              <w:t>Role</w:t>
+            </w:r>
+          </w:p>
+        </w:tc>
+        <w:tc>
+          <w:tcPr>
+            <w:tcW w:type="dxa" w:w="5184"/>
+            <w:vAlign w:val="top"/>
+            <w:shd w:fill="DBEAFE"/>
+          </w:tcPr>
+          <w:p>
+            <w:r>
+              <w:rPr>
+                <w:b/>
+              </w:rPr>
+              <w:t>Responsibility</w:t>
+            </w:r>
+          </w:p>
+        </w:tc>
+      </w:tr>
+      <w:tr>
+        <w:tc>
+          <w:tcPr>
+            <w:tcW w:type="dxa" w:w="5184"/>
+          </w:tcPr>
+          <w:p>
+            <w:r>
+              <w:t>Finance Transformation Lead</w:t>
+            </w:r>
+          </w:p>
+        </w:tc>
+        <w:tc>
+          <w:tcPr>
+            <w:tcW w:type="dxa" w:w="5184"/>
+          </w:tcPr>
+          <w:p>
+            <w:r>
+              <w:t>accountable for business sign-off and prioritisation.</w:t>
+            </w:r>
+          </w:p>
+        </w:tc>
+      </w:tr>
+      <w:tr>
+        <w:tc>
+          <w:tcPr>
+            <w:tcW w:type="dxa" w:w="5184"/>
+          </w:tcPr>
+          <w:p>
+            <w:r>
+              <w:t>Payroll Controls process owner</w:t>
+            </w:r>
+          </w:p>
+        </w:tc>
+        <w:tc>
+          <w:tcPr>
+            <w:tcW w:type="dxa" w:w="5184"/>
+          </w:tcPr>
+          <w:p>
+            <w:r>
+              <w:t>validates workflow scope, controls, and exceptions.</w:t>
+            </w:r>
+          </w:p>
+        </w:tc>
+      </w:tr>
+      <w:tr>
+        <w:tc>
+          <w:tcPr>
+            <w:tcW w:type="dxa" w:w="5184"/>
+          </w:tcPr>
+          <w:p>
+            <w:r>
+              <w:t>Finance systems analyst</w:t>
+            </w:r>
+          </w:p>
+        </w:tc>
+        <w:tc>
+          <w:tcPr>
+            <w:tcW w:type="dxa" w:w="5184"/>
+          </w:tcPr>
+          <w:p>
+            <w:r>
+              <w:t>translates requirements into configuration and UAT coverage.</w:t>
+            </w:r>
+          </w:p>
+        </w:tc>
+      </w:tr>
+      <w:tr>
+        <w:tc>
+          <w:tcPr>
+            <w:tcW w:type="dxa" w:w="5184"/>
+          </w:tcPr>
+          <w:p>
+            <w:r>
+              <w:t>Preparer or operational user</w:t>
+            </w:r>
+          </w:p>
+        </w:tc>
+        <w:tc>
+          <w:tcPr>
+            <w:tcW w:type="dxa" w:w="5184"/>
+          </w:tcPr>
+          <w:p>
+            <w:r>
+              <w:t>confirms day-to-day inputs, handoffs, and evidence needs.</w:t>
+            </w:r>
+          </w:p>
+        </w:tc>
+      </w:tr>
+      <w:tr>
+        <w:tc>
+          <w:tcPr>
+            <w:tcW w:type="dxa" w:w="5184"/>
+          </w:tcPr>
+          <w:p>
+            <w:r>
+              <w:t>Reviewer or controller</w:t>
+            </w:r>
+          </w:p>
+        </w:tc>
+        <w:tc>
+          <w:tcPr>
+            <w:tcW w:type="dxa" w:w="5184"/>
+          </w:tcPr>
+          <w:p>
+            <w:r>
+              <w:t>approves control design, reporting outputs, and acceptance criteria.</w:t>
+            </w:r>
+          </w:p>
+        </w:tc>
+      </w:tr>
+    </w:tbl>
+    <w:p>
+      <w:pPr>
+        <w:pStyle w:val="Heading1"/>
+        <w:keepNext/>
+      </w:pPr>
+      <w:r>
+        <w:t>07  Functional Requirements</w:t>
+      </w:r>
+    </w:p>
+    <w:tbl>
+      <w:tblPr>
+        <w:tblStyle w:val="TableGrid"/>
+        <w:tblW w:type="auto" w:w="0"/>
+        <w:jc w:val="center"/>
+        <w:tblLayout w:type="autofit"/>
+        <w:tblLook w:firstColumn="1" w:firstRow="1" w:lastColumn="0" w:lastRow="0" w:noHBand="0" w:noVBand="1" w:val="04A0"/>
+      </w:tblPr>
+      <w:tblGrid>
+        <w:gridCol w:w="5184"/>
+        <w:gridCol w:w="5184"/>
+      </w:tblGrid>
+      <w:tr>
+        <w:tc>
+          <w:tcPr>
+            <w:tcW w:type="dxa" w:w="5184"/>
+            <w:vAlign w:val="top"/>
+            <w:shd w:fill="DBEAFE"/>
+          </w:tcPr>
+          <w:p>
+            <w:r>
+              <w:rPr>
+                <w:b/>
+              </w:rPr>
+              <w:t>ID</w:t>
+            </w:r>
+          </w:p>
+        </w:tc>
+        <w:tc>
+          <w:tcPr>
+            <w:tcW w:type="dxa" w:w="5184"/>
+            <w:vAlign w:val="top"/>
+            <w:shd w:fill="DBEAFE"/>
+          </w:tcPr>
+          <w:p>
+            <w:r>
+              <w:rPr>
+                <w:b/>
+              </w:rPr>
+              <w:t>Functional Requirement</w:t>
+            </w:r>
+          </w:p>
+        </w:tc>
+      </w:tr>
+      <w:tr>
+        <w:tc>
+          <w:tcPr>
+            <w:tcW w:type="dxa" w:w="5184"/>
+          </w:tcPr>
+          <w:p>
+            <w:r>
+              <w:t>FR-01</w:t>
+            </w:r>
+          </w:p>
+        </w:tc>
+        <w:tc>
+          <w:tcPr>
+            <w:tcW w:type="dxa" w:w="5184"/>
+          </w:tcPr>
+          <w:p>
+            <w:r>
+              <w:t>Capture employee ID, payroll period, change type, effective date, requester, approver, and payroll status.</w:t>
+            </w:r>
+          </w:p>
+        </w:tc>
+      </w:tr>
+      <w:tr>
+        <w:tc>
+          <w:tcPr>
+            <w:tcW w:type="dxa" w:w="5184"/>
+          </w:tcPr>
+          <w:p>
+            <w:r>
+              <w:t>FR-02</w:t>
+            </w:r>
+          </w:p>
+        </w:tc>
+        <w:tc>
+          <w:tcPr>
+            <w:tcW w:type="dxa" w:w="5184"/>
+          </w:tcPr>
+          <w:p>
+            <w:r>
+              <w:t>Route starters, leavers, salary changes, bank detail changes, and deductions for approval before payroll processing.</w:t>
+            </w:r>
+          </w:p>
+        </w:tc>
+      </w:tr>
+      <w:tr>
+        <w:tc>
+          <w:tcPr>
+            <w:tcW w:type="dxa" w:w="5184"/>
+          </w:tcPr>
+          <w:p>
+            <w:r>
+              <w:t>FR-03</w:t>
+            </w:r>
+          </w:p>
+        </w:tc>
+        <w:tc>
+          <w:tcPr>
+            <w:tcW w:type="dxa" w:w="5184"/>
+          </w:tcPr>
+          <w:p>
+            <w:r>
+              <w:t>Track payroll input files with preparer, reviewer, version, cutoff date, and approval status.</w:t>
+            </w:r>
+          </w:p>
+        </w:tc>
+      </w:tr>
+      <w:tr>
+        <w:tc>
+          <w:tcPr>
+            <w:tcW w:type="dxa" w:w="5184"/>
+          </w:tcPr>
+          <w:p>
+            <w:r>
+              <w:t>FR-04</w:t>
+            </w:r>
+          </w:p>
+        </w:tc>
+        <w:tc>
+          <w:tcPr>
+            <w:tcW w:type="dxa" w:w="5184"/>
+          </w:tcPr>
+          <w:p>
+            <w:r>
+              <w:t>Identify payroll exceptions for duplicate employees, negative pay, unusual overtime, net pay variance, and missing approvals.</w:t>
+            </w:r>
+          </w:p>
+        </w:tc>
+      </w:tr>
+      <w:tr>
+        <w:tc>
+          <w:tcPr>
+            <w:tcW w:type="dxa" w:w="5184"/>
+          </w:tcPr>
+          <w:p>
+            <w:r>
+              <w:t>FR-05</w:t>
+            </w:r>
+          </w:p>
+        </w:tc>
+        <w:tc>
+          <w:tcPr>
+            <w:tcW w:type="dxa" w:w="5184"/>
+          </w:tcPr>
+          <w:p>
+            <w:r>
+              <w:t>Reconcile payroll register totals to GL payroll control accounts and payment file totals.</w:t>
+            </w:r>
+          </w:p>
+        </w:tc>
+      </w:tr>
+      <w:tr>
+        <w:tc>
+          <w:tcPr>
+            <w:tcW w:type="dxa" w:w="5184"/>
+          </w:tcPr>
+          <w:p>
+            <w:r>
+              <w:t>FR-06</w:t>
+            </w:r>
+          </w:p>
+        </w:tc>
+        <w:tc>
+          <w:tcPr>
+            <w:tcW w:type="dxa" w:w="5184"/>
+          </w:tcPr>
+          <w:p>
+            <w:r>
+              <w:t>Require payroll payment file approval before release to bank.</w:t>
+            </w:r>
+          </w:p>
+        </w:tc>
+      </w:tr>
+      <w:tr>
+        <w:tc>
+          <w:tcPr>
+            <w:tcW w:type="dxa" w:w="5184"/>
+          </w:tcPr>
+          <w:p>
+            <w:r>
+              <w:t>FR-07</w:t>
+            </w:r>
+          </w:p>
+        </w:tc>
+        <w:tc>
+          <w:tcPr>
+            <w:tcW w:type="dxa" w:w="5184"/>
+          </w:tcPr>
+          <w:p>
+            <w:r>
+              <w:t>Store leaver final pay checks, access removal confirmation, and termination effective date evidence.</w:t>
+            </w:r>
+          </w:p>
+        </w:tc>
+      </w:tr>
+      <w:tr>
+        <w:tc>
+          <w:tcPr>
+            <w:tcW w:type="dxa" w:w="5184"/>
+          </w:tcPr>
+          <w:p>
+            <w:r>
+              <w:t>FR-08</w:t>
+            </w:r>
+          </w:p>
+        </w:tc>
+        <w:tc>
+          <w:tcPr>
+            <w:tcW w:type="dxa" w:w="5184"/>
+          </w:tcPr>
+          <w:p>
+            <w:r>
+              <w:t>Produce payroll control pack with changes, exceptions, reconciliation, payment approval, and sign-off details.</w:t>
+            </w:r>
+          </w:p>
+        </w:tc>
+      </w:tr>
+    </w:tbl>
+    <w:p>
+      <w:pPr>
+        <w:pStyle w:val="Heading1"/>
+        <w:keepNext/>
+      </w:pPr>
+      <w:r>
+        <w:t>08  Data Requirements</w:t>
+      </w:r>
+    </w:p>
+    <w:tbl>
+      <w:tblPr>
+        <w:tblStyle w:val="TableGrid"/>
+        <w:tblW w:type="auto" w:w="0"/>
+        <w:jc w:val="center"/>
+        <w:tblLayout w:type="autofit"/>
+        <w:tblLook w:firstColumn="1" w:firstRow="1" w:lastColumn="0" w:lastRow="0" w:noHBand="0" w:noVBand="1" w:val="04A0"/>
+      </w:tblPr>
+      <w:tblGrid>
+        <w:gridCol w:w="5184"/>
+        <w:gridCol w:w="5184"/>
+      </w:tblGrid>
+      <w:tr>
+        <w:tc>
+          <w:tcPr>
+            <w:tcW w:type="dxa" w:w="5184"/>
+            <w:vAlign w:val="top"/>
+            <w:shd w:fill="DBEAFE"/>
+          </w:tcPr>
+          <w:p>
+            <w:r>
+              <w:rPr>
+                <w:b/>
+              </w:rPr>
+              <w:t>ID</w:t>
+            </w:r>
+          </w:p>
+        </w:tc>
+        <w:tc>
+          <w:tcPr>
+            <w:tcW w:type="dxa" w:w="5184"/>
+            <w:vAlign w:val="top"/>
+            <w:shd w:fill="DBEAFE"/>
+          </w:tcPr>
+          <w:p>
+            <w:r>
+              <w:rPr>
+                <w:b/>
+              </w:rPr>
+              <w:t>Requirement</w:t>
+            </w:r>
+          </w:p>
+        </w:tc>
+      </w:tr>
+      <w:tr>
+        <w:tc>
+          <w:tcPr>
+            <w:tcW w:type="dxa" w:w="5184"/>
+          </w:tcPr>
+          <w:p>
+            <w:r>
+              <w:t>DR-01</w:t>
+            </w:r>
+          </w:p>
+        </w:tc>
+        <w:tc>
+          <w:tcPr>
+            <w:tcW w:type="dxa" w:w="5184"/>
+          </w:tcPr>
+          <w:p>
+            <w:r>
+              <w:t>Employee ID</w:t>
+            </w:r>
+          </w:p>
+        </w:tc>
+      </w:tr>
+      <w:tr>
+        <w:tc>
+          <w:tcPr>
+            <w:tcW w:type="dxa" w:w="5184"/>
+          </w:tcPr>
+          <w:p>
+            <w:r>
+              <w:t>DR-02</w:t>
+            </w:r>
+          </w:p>
+        </w:tc>
+        <w:tc>
+          <w:tcPr>
+            <w:tcW w:type="dxa" w:w="5184"/>
+          </w:tcPr>
+          <w:p>
+            <w:r>
+              <w:t>Payroll period</w:t>
+            </w:r>
+          </w:p>
+        </w:tc>
+      </w:tr>
+      <w:tr>
+        <w:tc>
+          <w:tcPr>
+            <w:tcW w:type="dxa" w:w="5184"/>
+          </w:tcPr>
+          <w:p>
+            <w:r>
+              <w:t>DR-03</w:t>
+            </w:r>
+          </w:p>
+        </w:tc>
+        <w:tc>
+          <w:tcPr>
+            <w:tcW w:type="dxa" w:w="5184"/>
+          </w:tcPr>
+          <w:p>
+            <w:r>
+              <w:t>Payroll change type</w:t>
+            </w:r>
+          </w:p>
+        </w:tc>
+      </w:tr>
+      <w:tr>
+        <w:tc>
+          <w:tcPr>
+            <w:tcW w:type="dxa" w:w="5184"/>
+          </w:tcPr>
+          <w:p>
+            <w:r>
+              <w:t>DR-04</w:t>
+            </w:r>
+          </w:p>
+        </w:tc>
+        <w:tc>
+          <w:tcPr>
+            <w:tcW w:type="dxa" w:w="5184"/>
+          </w:tcPr>
+          <w:p>
+            <w:r>
+              <w:t>Effective date</w:t>
+            </w:r>
+          </w:p>
+        </w:tc>
+      </w:tr>
+      <w:tr>
+        <w:tc>
+          <w:tcPr>
+            <w:tcW w:type="dxa" w:w="5184"/>
+          </w:tcPr>
+          <w:p>
+            <w:r>
+              <w:t>DR-05</w:t>
+            </w:r>
+          </w:p>
+        </w:tc>
+        <w:tc>
+          <w:tcPr>
+            <w:tcW w:type="dxa" w:w="5184"/>
+          </w:tcPr>
+          <w:p>
+            <w:r>
+              <w:t>Approval reference</w:t>
+            </w:r>
+          </w:p>
+        </w:tc>
+      </w:tr>
+      <w:tr>
+        <w:tc>
+          <w:tcPr>
+            <w:tcW w:type="dxa" w:w="5184"/>
+          </w:tcPr>
+          <w:p>
+            <w:r>
+              <w:t>DR-06</w:t>
+            </w:r>
+          </w:p>
+        </w:tc>
+        <w:tc>
+          <w:tcPr>
+            <w:tcW w:type="dxa" w:w="5184"/>
+          </w:tcPr>
+          <w:p>
+            <w:r>
+              <w:t>Gross-to-net total</w:t>
+            </w:r>
+          </w:p>
+        </w:tc>
+      </w:tr>
+      <w:tr>
+        <w:tc>
+          <w:tcPr>
+            <w:tcW w:type="dxa" w:w="5184"/>
+          </w:tcPr>
+          <w:p>
+            <w:r>
+              <w:t>DR-07</w:t>
+            </w:r>
+          </w:p>
+        </w:tc>
+        <w:tc>
+          <w:tcPr>
+            <w:tcW w:type="dxa" w:w="5184"/>
+          </w:tcPr>
+          <w:p>
+            <w:r>
+              <w:t>Payroll control account</w:t>
+            </w:r>
+          </w:p>
+        </w:tc>
+      </w:tr>
+      <w:tr>
+        <w:tc>
+          <w:tcPr>
+            <w:tcW w:type="dxa" w:w="5184"/>
+          </w:tcPr>
+          <w:p>
+            <w:r>
+              <w:t>DR-08</w:t>
+            </w:r>
+          </w:p>
+        </w:tc>
+        <w:tc>
+          <w:tcPr>
+            <w:tcW w:type="dxa" w:w="5184"/>
+          </w:tcPr>
+          <w:p>
+            <w:r>
+              <w:t>Payment file reference</w:t>
+            </w:r>
+          </w:p>
+        </w:tc>
+      </w:tr>
+    </w:tbl>
+    <w:p>
+      <w:pPr>
+        <w:pStyle w:val="Heading1"/>
+        <w:keepNext/>
+      </w:pPr>
+      <w:r>
+        <w:t>09  Controls</w:t>
+      </w:r>
+    </w:p>
+    <w:tbl>
+      <w:tblPr>
+        <w:tblStyle w:val="TableGrid"/>
+        <w:tblW w:type="auto" w:w="0"/>
+        <w:jc w:val="center"/>
+        <w:tblLayout w:type="autofit"/>
+        <w:tblLook w:firstColumn="1" w:firstRow="1" w:lastColumn="0" w:lastRow="0" w:noHBand="0" w:noVBand="1" w:val="04A0"/>
+      </w:tblPr>
+      <w:tblGrid>
+        <w:gridCol w:w="5184"/>
+        <w:gridCol w:w="5184"/>
+      </w:tblGrid>
+      <w:tr>
+        <w:tc>
+          <w:tcPr>
+            <w:tcW w:type="dxa" w:w="5184"/>
+            <w:vAlign w:val="top"/>
+            <w:shd w:fill="DBEAFE"/>
+          </w:tcPr>
+          <w:p>
+            <w:r>
+              <w:rPr>
+                <w:b/>
+              </w:rPr>
+              <w:t>ID</w:t>
+            </w:r>
+          </w:p>
+        </w:tc>
+        <w:tc>
+          <w:tcPr>
+            <w:tcW w:type="dxa" w:w="5184"/>
+            <w:vAlign w:val="top"/>
+            <w:shd w:fill="DBEAFE"/>
+          </w:tcPr>
+          <w:p>
+            <w:r>
+              <w:rPr>
+                <w:b/>
+              </w:rPr>
+              <w:t>Requirement</w:t>
+            </w:r>
+          </w:p>
+        </w:tc>
+      </w:tr>
+      <w:tr>
+        <w:tc>
+          <w:tcPr>
+            <w:tcW w:type="dxa" w:w="5184"/>
+          </w:tcPr>
+          <w:p>
+            <w:r>
+              <w:t>CTRL-01</w:t>
+            </w:r>
+          </w:p>
+        </w:tc>
+        <w:tc>
+          <w:tcPr>
+            <w:tcW w:type="dxa" w:w="5184"/>
+          </w:tcPr>
+          <w:p>
+            <w:r>
+              <w:t>Starter, leaver, salary, deduction, and bank detail changes require approval before payroll processing.</w:t>
+            </w:r>
+          </w:p>
+        </w:tc>
+      </w:tr>
+      <w:tr>
+        <w:tc>
+          <w:tcPr>
+            <w:tcW w:type="dxa" w:w="5184"/>
+          </w:tcPr>
+          <w:p>
+            <w:r>
+              <w:t>CTRL-02</w:t>
+            </w:r>
+          </w:p>
+        </w:tc>
+        <w:tc>
+          <w:tcPr>
+            <w:tcW w:type="dxa" w:w="5184"/>
+          </w:tcPr>
+          <w:p>
+            <w:r>
+              <w:t>Payroll input files require preparer and reviewer sign-off before calculation.</w:t>
+            </w:r>
+          </w:p>
+        </w:tc>
+      </w:tr>
+      <w:tr>
+        <w:tc>
+          <w:tcPr>
+            <w:tcW w:type="dxa" w:w="5184"/>
+          </w:tcPr>
+          <w:p>
+            <w:r>
+              <w:t>CTRL-03</w:t>
+            </w:r>
+          </w:p>
+        </w:tc>
+        <w:tc>
+          <w:tcPr>
+            <w:tcW w:type="dxa" w:w="5184"/>
+          </w:tcPr>
+          <w:p>
+            <w:r>
+              <w:t>Payroll exceptions over threshold require investigation and approval.</w:t>
+            </w:r>
+          </w:p>
+        </w:tc>
+      </w:tr>
+      <w:tr>
+        <w:tc>
+          <w:tcPr>
+            <w:tcW w:type="dxa" w:w="5184"/>
+          </w:tcPr>
+          <w:p>
+            <w:r>
+              <w:t>CTRL-04</w:t>
+            </w:r>
+          </w:p>
+        </w:tc>
+        <w:tc>
+          <w:tcPr>
+            <w:tcW w:type="dxa" w:w="5184"/>
+          </w:tcPr>
+          <w:p>
+            <w:r>
+              <w:t>Payroll register must reconcile to GL control accounts and payment file totals.</w:t>
+            </w:r>
+          </w:p>
+        </w:tc>
+      </w:tr>
+      <w:tr>
+        <w:tc>
+          <w:tcPr>
+            <w:tcW w:type="dxa" w:w="5184"/>
+          </w:tcPr>
+          <w:p>
+            <w:r>
+              <w:t>CTRL-05</w:t>
+            </w:r>
+          </w:p>
+        </w:tc>
+        <w:tc>
+          <w:tcPr>
+            <w:tcW w:type="dxa" w:w="5184"/>
+          </w:tcPr>
+          <w:p>
+            <w:r>
+              <w:t>Payroll payment file release requires finance approval.</w:t>
+            </w:r>
+          </w:p>
+        </w:tc>
+      </w:tr>
+    </w:tbl>
+    <w:p>
+      <w:pPr>
+        <w:pStyle w:val="Heading1"/>
+        <w:keepNext/>
+      </w:pPr>
+      <w:r>
+        <w:t>10  Reporting Requirements</w:t>
+      </w:r>
+    </w:p>
+    <w:tbl>
+      <w:tblPr>
+        <w:tblStyle w:val="TableGrid"/>
+        <w:tblW w:type="auto" w:w="0"/>
+        <w:jc w:val="center"/>
+        <w:tblLayout w:type="autofit"/>
+        <w:tblLook w:firstColumn="1" w:firstRow="1" w:lastColumn="0" w:lastRow="0" w:noHBand="0" w:noVBand="1" w:val="04A0"/>
+      </w:tblPr>
+      <w:tblGrid>
+        <w:gridCol w:w="5184"/>
+        <w:gridCol w:w="5184"/>
+      </w:tblGrid>
+      <w:tr>
+        <w:tc>
+          <w:tcPr>
+            <w:tcW w:type="dxa" w:w="5184"/>
+            <w:vAlign w:val="top"/>
+            <w:shd w:fill="DBEAFE"/>
+          </w:tcPr>
+          <w:p>
+            <w:r>
+              <w:rPr>
+                <w:b/>
+              </w:rPr>
+              <w:t>ID</w:t>
+            </w:r>
+          </w:p>
+        </w:tc>
+        <w:tc>
+          <w:tcPr>
+            <w:tcW w:type="dxa" w:w="5184"/>
+            <w:vAlign w:val="top"/>
+            <w:shd w:fill="DBEAFE"/>
+          </w:tcPr>
+          <w:p>
+            <w:r>
+              <w:rPr>
+                <w:b/>
+              </w:rPr>
+              <w:t>Requirement</w:t>
+            </w:r>
+          </w:p>
+        </w:tc>
+      </w:tr>
+      <w:tr>
+        <w:tc>
+          <w:tcPr>
+            <w:tcW w:type="dxa" w:w="5184"/>
+          </w:tcPr>
+          <w:p>
+            <w:r>
+              <w:t>RPT-01</w:t>
+            </w:r>
+          </w:p>
+        </w:tc>
+        <w:tc>
+          <w:tcPr>
+            <w:tcW w:type="dxa" w:w="5184"/>
+          </w:tcPr>
+          <w:p>
+            <w:r>
+              <w:t>Provide Payroll changes, exceptions, register-to-GL reconciliation, and payment approval summary.</w:t>
+            </w:r>
+          </w:p>
+        </w:tc>
+      </w:tr>
+      <w:tr>
+        <w:tc>
+          <w:tcPr>
+            <w:tcW w:type="dxa" w:w="5184"/>
+          </w:tcPr>
+          <w:p>
+            <w:r>
+              <w:t>RPT-02</w:t>
+            </w:r>
+          </w:p>
+        </w:tc>
+        <w:tc>
+          <w:tcPr>
+            <w:tcW w:type="dxa" w:w="5184"/>
+          </w:tcPr>
+          <w:p>
+            <w:r>
+              <w:t>Show owner, status, ageing, exception reason, and next action where relevant to Payroll Controls.</w:t>
+            </w:r>
+          </w:p>
+        </w:tc>
+      </w:tr>
+      <w:tr>
+        <w:tc>
+          <w:tcPr>
+            <w:tcW w:type="dxa" w:w="5184"/>
+          </w:tcPr>
+          <w:p>
+            <w:r>
+              <w:t>RPT-03</w:t>
+            </w:r>
+          </w:p>
+        </w:tc>
+        <w:tc>
+          <w:tcPr>
+            <w:tcW w:type="dxa" w:w="5184"/>
+          </w:tcPr>
+          <w:p>
+            <w:r>
+              <w:t>Support finance manager review with exportable period-end evidence.</w:t>
+            </w:r>
+          </w:p>
+        </w:tc>
+      </w:tr>
+      <w:tr>
+        <w:tc>
+          <w:tcPr>
+            <w:tcW w:type="dxa" w:w="5184"/>
+          </w:tcPr>
+          <w:p>
+            <w:r>
+              <w:t>RPT-04</w:t>
+            </w:r>
+          </w:p>
+        </w:tc>
+        <w:tc>
+          <w:tcPr>
+            <w:tcW w:type="dxa" w:w="5184"/>
+          </w:tcPr>
+          <w:p>
+            <w:r>
+              <w:t>Separate open exceptions from completed, approved, or signed-off items.</w:t>
+            </w:r>
+          </w:p>
+        </w:tc>
+      </w:tr>
+      <w:tr>
+        <w:tc>
+          <w:tcPr>
+            <w:tcW w:type="dxa" w:w="5184"/>
+          </w:tcPr>
+          <w:p>
+            <w:r>
+              <w:t>RPT-05</w:t>
+            </w:r>
+          </w:p>
+        </w:tc>
+        <w:tc>
+          <w:tcPr>
+            <w:tcW w:type="dxa" w:w="5184"/>
+          </w:tcPr>
+          <w:p>
+            <w:r>
+              <w:t>Make reporting outputs readable by finance users without system administrator access.</w:t>
+            </w:r>
+          </w:p>
+        </w:tc>
+      </w:tr>
+    </w:tbl>
+    <w:p>
+      <w:pPr>
+        <w:pStyle w:val="Heading1"/>
+        <w:keepNext/>
+      </w:pPr>
+      <w:r>
+        <w:t>11  Audit Trail Requirements</w:t>
+      </w:r>
+    </w:p>
+    <w:tbl>
+      <w:tblPr>
+        <w:tblStyle w:val="TableGrid"/>
+        <w:tblW w:type="auto" w:w="0"/>
+        <w:jc w:val="center"/>
+        <w:tblLayout w:type="autofit"/>
+        <w:tblLook w:firstColumn="1" w:firstRow="1" w:lastColumn="0" w:lastRow="0" w:noHBand="0" w:noVBand="1" w:val="04A0"/>
+      </w:tblPr>
+      <w:tblGrid>
+        <w:gridCol w:w="5184"/>
+        <w:gridCol w:w="5184"/>
+      </w:tblGrid>
+      <w:tr>
+        <w:tc>
+          <w:tcPr>
+            <w:tcW w:type="dxa" w:w="5184"/>
+            <w:vAlign w:val="top"/>
+            <w:shd w:fill="DBEAFE"/>
+          </w:tcPr>
+          <w:p>
+            <w:r>
+              <w:rPr>
+                <w:b/>
+              </w:rPr>
+              <w:t>ID</w:t>
+            </w:r>
+          </w:p>
+        </w:tc>
+        <w:tc>
+          <w:tcPr>
+            <w:tcW w:type="dxa" w:w="5184"/>
+            <w:vAlign w:val="top"/>
+            <w:shd w:fill="DBEAFE"/>
+          </w:tcPr>
+          <w:p>
+            <w:r>
+              <w:rPr>
+                <w:b/>
+              </w:rPr>
+              <w:t>Requirement</w:t>
+            </w:r>
+          </w:p>
+        </w:tc>
+      </w:tr>
+      <w:tr>
+        <w:tc>
+          <w:tcPr>
+            <w:tcW w:type="dxa" w:w="5184"/>
+          </w:tcPr>
+          <w:p>
+            <w:r>
+              <w:t>AUD-01</w:t>
+            </w:r>
+          </w:p>
+        </w:tc>
+        <w:tc>
+          <w:tcPr>
+            <w:tcW w:type="dxa" w:w="5184"/>
+          </w:tcPr>
+          <w:p>
+            <w:r>
+              <w:t>Store payroll master change request, approval, processing, and effective date history.</w:t>
+            </w:r>
+          </w:p>
+        </w:tc>
+      </w:tr>
+      <w:tr>
+        <w:tc>
+          <w:tcPr>
+            <w:tcW w:type="dxa" w:w="5184"/>
+          </w:tcPr>
+          <w:p>
+            <w:r>
+              <w:t>AUD-02</w:t>
+            </w:r>
+          </w:p>
+        </w:tc>
+        <w:tc>
+          <w:tcPr>
+            <w:tcW w:type="dxa" w:w="5184"/>
+          </w:tcPr>
+          <w:p>
+            <w:r>
+              <w:t>Record payroll input file version, preparer, reviewer, approval, and cutoff timestamp.</w:t>
+            </w:r>
+          </w:p>
+        </w:tc>
+      </w:tr>
+      <w:tr>
+        <w:tc>
+          <w:tcPr>
+            <w:tcW w:type="dxa" w:w="5184"/>
+          </w:tcPr>
+          <w:p>
+            <w:r>
+              <w:t>AUD-03</w:t>
+            </w:r>
+          </w:p>
+        </w:tc>
+        <w:tc>
+          <w:tcPr>
+            <w:tcW w:type="dxa" w:w="5184"/>
+          </w:tcPr>
+          <w:p>
+            <w:r>
+              <w:t>Preserve exception review notes and approval decisions.</w:t>
+            </w:r>
+          </w:p>
+        </w:tc>
+      </w:tr>
+      <w:tr>
+        <w:tc>
+          <w:tcPr>
+            <w:tcW w:type="dxa" w:w="5184"/>
+          </w:tcPr>
+          <w:p>
+            <w:r>
+              <w:t>AUD-04</w:t>
+            </w:r>
+          </w:p>
+        </w:tc>
+        <w:tc>
+          <w:tcPr>
+            <w:tcW w:type="dxa" w:w="5184"/>
+          </w:tcPr>
+          <w:p>
+            <w:r>
+              <w:t>Track payroll reconciliation owner/status history by period.</w:t>
+            </w:r>
+          </w:p>
+        </w:tc>
+      </w:tr>
+      <w:tr>
+        <w:tc>
+          <w:tcPr>
+            <w:tcW w:type="dxa" w:w="5184"/>
+          </w:tcPr>
+          <w:p>
+            <w:r>
+              <w:t>AUD-05</w:t>
+            </w:r>
+          </w:p>
+        </w:tc>
+        <w:tc>
+          <w:tcPr>
+            <w:tcW w:type="dxa" w:w="5184"/>
+          </w:tcPr>
+          <w:p>
+            <w:r>
+              <w:t>Keep payment file approval evidence with approver, date, amount, and bank file reference.</w:t>
+            </w:r>
+          </w:p>
+        </w:tc>
+      </w:tr>
+    </w:tbl>
+    <w:p>
+      <w:pPr>
+        <w:pStyle w:val="Heading1"/>
+        <w:keepNext/>
+      </w:pPr>
+      <w:r>
+        <w:t>12  User Stories</w:t>
+      </w:r>
+    </w:p>
+    <w:tbl>
+      <w:tblPr>
+        <w:tblStyle w:val="TableGrid"/>
+        <w:tblW w:type="auto" w:w="0"/>
+        <w:jc w:val="center"/>
+        <w:tblLayout w:type="autofit"/>
+        <w:tblLook w:firstColumn="1" w:firstRow="1" w:lastColumn="0" w:lastRow="0" w:noHBand="0" w:noVBand="1" w:val="04A0"/>
+      </w:tblPr>
+      <w:tblGrid>
+        <w:gridCol w:w="5184"/>
+        <w:gridCol w:w="5184"/>
+      </w:tblGrid>
+      <w:tr>
+        <w:tc>
+          <w:tcPr>
+            <w:tcW w:type="dxa" w:w="5184"/>
+            <w:vAlign w:val="top"/>
+            <w:shd w:fill="DBEAFE"/>
+          </w:tcPr>
+          <w:p>
+            <w:r>
+              <w:rPr>
+                <w:b/>
+              </w:rPr>
+              <w:t>Story</w:t>
+            </w:r>
+          </w:p>
+        </w:tc>
+        <w:tc>
+          <w:tcPr>
+            <w:tcW w:type="dxa" w:w="5184"/>
+            <w:vAlign w:val="top"/>
+            <w:shd w:fill="DBEAFE"/>
+          </w:tcPr>
+          <w:p>
+            <w:r>
+              <w:rPr>
+                <w:b/>
+              </w:rPr>
+              <w:t>User Need</w:t>
+            </w:r>
+          </w:p>
+        </w:tc>
+      </w:tr>
+      <w:tr>
+        <w:tc>
+          <w:tcPr>
+            <w:tcW w:type="dxa" w:w="5184"/>
+          </w:tcPr>
+          <w:p>
+            <w:r>
+              <w:t>01</w:t>
+            </w:r>
+          </w:p>
+        </w:tc>
+        <w:tc>
+          <w:tcPr>
+            <w:tcW w:type="dxa" w:w="5184"/>
+          </w:tcPr>
+          <w:p>
+            <w:r>
+              <w:t>As a payroll manager, I want approved starter and leaver changes so that payroll master data is controlled.</w:t>
+            </w:r>
+          </w:p>
+        </w:tc>
+      </w:tr>
+      <w:tr>
+        <w:tc>
+          <w:tcPr>
+            <w:tcW w:type="dxa" w:w="5184"/>
+          </w:tcPr>
+          <w:p>
+            <w:r>
+              <w:t>02</w:t>
+            </w:r>
+          </w:p>
+        </w:tc>
+        <w:tc>
+          <w:tcPr>
+            <w:tcW w:type="dxa" w:w="5184"/>
+          </w:tcPr>
+          <w:p>
+            <w:r>
+              <w:t>As a finance reviewer, I want payroll register-to-GL reconciliation so that payroll costs are supported.</w:t>
+            </w:r>
+          </w:p>
+        </w:tc>
+      </w:tr>
+      <w:tr>
+        <w:tc>
+          <w:tcPr>
+            <w:tcW w:type="dxa" w:w="5184"/>
+          </w:tcPr>
+          <w:p>
+            <w:r>
+              <w:t>03</w:t>
+            </w:r>
+          </w:p>
+        </w:tc>
+        <w:tc>
+          <w:tcPr>
+            <w:tcW w:type="dxa" w:w="5184"/>
+          </w:tcPr>
+          <w:p>
+            <w:r>
+              <w:t>As a payroll preparer, I want exception checks before payment so that unusual items are investigated.</w:t>
+            </w:r>
+          </w:p>
+        </w:tc>
+      </w:tr>
+      <w:tr>
+        <w:tc>
+          <w:tcPr>
+            <w:tcW w:type="dxa" w:w="5184"/>
+          </w:tcPr>
+          <w:p>
+            <w:r>
+              <w:t>04</w:t>
+            </w:r>
+          </w:p>
+        </w:tc>
+        <w:tc>
+          <w:tcPr>
+            <w:tcW w:type="dxa" w:w="5184"/>
+          </w:tcPr>
+          <w:p>
+            <w:r>
+              <w:t>As an approver, I want payment file evidence so that bank release is controlled.</w:t>
+            </w:r>
+          </w:p>
+        </w:tc>
+      </w:tr>
+      <w:tr>
+        <w:tc>
+          <w:tcPr>
+            <w:tcW w:type="dxa" w:w="5184"/>
+          </w:tcPr>
+          <w:p>
+            <w:r>
+              <w:t>05</w:t>
+            </w:r>
+          </w:p>
+        </w:tc>
+        <w:tc>
+          <w:tcPr>
+            <w:tcW w:type="dxa" w:w="5184"/>
+          </w:tcPr>
+          <w:p>
+            <w:r>
+              <w:t>As an auditor, I want payroll change approval history so that sensitive changes are traceable.</w:t>
+            </w:r>
+          </w:p>
+        </w:tc>
+      </w:tr>
+    </w:tbl>
+    <w:p>
+      <w:pPr>
+        <w:pStyle w:val="Heading1"/>
+        <w:keepNext/>
+      </w:pPr>
+      <w:r>
+        <w:t>13  UAT Test Cases</w:t>
+      </w:r>
+    </w:p>
+    <w:tbl>
+      <w:tblPr>
+        <w:tblStyle w:val="TableGrid"/>
+        <w:tblW w:type="auto" w:w="0"/>
+        <w:jc w:val="center"/>
+        <w:tblLayout w:type="autofit"/>
+        <w:tblLook w:firstColumn="1" w:firstRow="1" w:lastColumn="0" w:lastRow="0" w:noHBand="0" w:noVBand="1" w:val="04A0"/>
+      </w:tblPr>
+      <w:tblGrid>
+        <w:gridCol w:w="3456"/>
+        <w:gridCol w:w="3456"/>
+        <w:gridCol w:w="3456"/>
+      </w:tblGrid>
+      <w:tr>
+        <w:tc>
+          <w:tcPr>
+            <w:tcW w:type="dxa" w:w="3456"/>
+            <w:vAlign w:val="top"/>
+            <w:shd w:fill="DBEAFE"/>
+          </w:tcPr>
+          <w:p>
+            <w:r>
+              <w:rPr>
+                <w:b/>
+              </w:rPr>
+              <w:t>Test ID</w:t>
+            </w:r>
+          </w:p>
+        </w:tc>
+        <w:tc>
+          <w:tcPr>
+            <w:tcW w:type="dxa" w:w="3456"/>
+            <w:vAlign w:val="top"/>
+            <w:shd w:fill="DBEAFE"/>
+          </w:tcPr>
+          <w:p>
+            <w:r>
+              <w:rPr>
+                <w:b/>
+              </w:rPr>
+              <w:t>Scenario</w:t>
+            </w:r>
+          </w:p>
+        </w:tc>
+        <w:tc>
+          <w:tcPr>
+            <w:tcW w:type="dxa" w:w="3456"/>
+            <w:vAlign w:val="top"/>
+            <w:shd w:fill="DBEAFE"/>
+          </w:tcPr>
+          <w:p>
+            <w:r>
+              <w:rPr>
+                <w:b/>
+              </w:rPr>
+              <w:t>Expected Result</w:t>
+            </w:r>
+          </w:p>
+        </w:tc>
+      </w:tr>
+      <w:tr>
+        <w:tc>
+          <w:tcPr>
+            <w:tcW w:type="dxa" w:w="3456"/>
+          </w:tcPr>
+          <w:p>
+            <w:r>
+              <w:t>UAT-01</w:t>
+            </w:r>
+          </w:p>
+        </w:tc>
+        <w:tc>
+          <w:tcPr>
+            <w:tcW w:type="dxa" w:w="3456"/>
+          </w:tcPr>
+          <w:p>
+            <w:r>
+              <w:t>Salary change is entered after payroll cutoff.</w:t>
+            </w:r>
+          </w:p>
+        </w:tc>
+        <w:tc>
+          <w:tcPr>
+            <w:tcW w:type="dxa" w:w="3456"/>
+          </w:tcPr>
+          <w:p>
+            <w:r>
+              <w:t>The change requires late-change approval before processing.</w:t>
+            </w:r>
+          </w:p>
+        </w:tc>
+      </w:tr>
+      <w:tr>
+        <w:tc>
+          <w:tcPr>
+            <w:tcW w:type="dxa" w:w="3456"/>
+          </w:tcPr>
+          <w:p>
+            <w:r>
+              <w:t>UAT-02</w:t>
+            </w:r>
+          </w:p>
+        </w:tc>
+        <w:tc>
+          <w:tcPr>
+            <w:tcW w:type="dxa" w:w="3456"/>
+          </w:tcPr>
+          <w:p>
+            <w:r>
+              <w:t>Employee bank details are changed before payroll run.</w:t>
+            </w:r>
+          </w:p>
+        </w:tc>
+        <w:tc>
+          <w:tcPr>
+            <w:tcW w:type="dxa" w:w="3456"/>
+          </w:tcPr>
+          <w:p>
+            <w:r>
+              <w:t>Payroll processing is blocked until approval evidence is captured.</w:t>
+            </w:r>
+          </w:p>
+        </w:tc>
+      </w:tr>
+      <w:tr>
+        <w:tc>
+          <w:tcPr>
+            <w:tcW w:type="dxa" w:w="3456"/>
+          </w:tcPr>
+          <w:p>
+            <w:r>
+              <w:t>UAT-03</w:t>
+            </w:r>
+          </w:p>
+        </w:tc>
+        <w:tc>
+          <w:tcPr>
+            <w:tcW w:type="dxa" w:w="3456"/>
+          </w:tcPr>
+          <w:p>
+            <w:r>
+              <w:t>Payroll register does not reconcile to the GL control account.</w:t>
+            </w:r>
+          </w:p>
+        </w:tc>
+        <w:tc>
+          <w:tcPr>
+            <w:tcW w:type="dxa" w:w="3456"/>
+          </w:tcPr>
+          <w:p>
+            <w:r>
+              <w:t>A reconciliation difference is created with owner, amount, and reason fields.</w:t>
+            </w:r>
+          </w:p>
+        </w:tc>
+      </w:tr>
+      <w:tr>
+        <w:tc>
+          <w:tcPr>
+            <w:tcW w:type="dxa" w:w="3456"/>
+          </w:tcPr>
+          <w:p>
+            <w:r>
+              <w:t>UAT-04</w:t>
+            </w:r>
+          </w:p>
+        </w:tc>
+        <w:tc>
+          <w:tcPr>
+            <w:tcW w:type="dxa" w:w="3456"/>
+          </w:tcPr>
+          <w:p>
+            <w:r>
+              <w:t>Net pay variance exceeds exception threshold.</w:t>
+            </w:r>
+          </w:p>
+        </w:tc>
+        <w:tc>
+          <w:tcPr>
+            <w:tcW w:type="dxa" w:w="3456"/>
+          </w:tcPr>
+          <w:p>
+            <w:r>
+              <w:t>The exception appears in the payroll review queue and requires approval.</w:t>
+            </w:r>
+          </w:p>
+        </w:tc>
+      </w:tr>
+      <w:tr>
+        <w:tc>
+          <w:tcPr>
+            <w:tcW w:type="dxa" w:w="3456"/>
+          </w:tcPr>
+          <w:p>
+            <w:r>
+              <w:t>UAT-05</w:t>
+            </w:r>
+          </w:p>
+        </w:tc>
+        <w:tc>
+          <w:tcPr>
+            <w:tcW w:type="dxa" w:w="3456"/>
+          </w:tcPr>
+          <w:p>
+            <w:r>
+              <w:t>Payment file is prepared for release.</w:t>
+            </w:r>
+          </w:p>
+        </w:tc>
+        <w:tc>
+          <w:tcPr>
+            <w:tcW w:type="dxa" w:w="3456"/>
+          </w:tcPr>
+          <w:p>
+            <w:r>
+              <w:t>Finance approval is required before payment file status becomes released.</w:t>
+            </w:r>
+          </w:p>
+        </w:tc>
+      </w:tr>
+      <w:tr>
+        <w:tc>
+          <w:tcPr>
+            <w:tcW w:type="dxa" w:w="3456"/>
+          </w:tcPr>
+          <w:p>
+            <w:r>
+              <w:t>UAT-06</w:t>
+            </w:r>
+          </w:p>
+        </w:tc>
+        <w:tc>
+          <w:tcPr>
+            <w:tcW w:type="dxa" w:w="3456"/>
+          </w:tcPr>
+          <w:p>
+            <w:r>
+              <w:t>Payroll control pack is exported.</w:t>
+            </w:r>
+          </w:p>
+        </w:tc>
+        <w:tc>
+          <w:tcPr>
+            <w:tcW w:type="dxa" w:w="3456"/>
+          </w:tcPr>
+          <w:p>
+            <w:r>
+              <w:t>The pack includes changes, exceptions, reconciliation, payment approval, and sign-off evidence.</w:t>
+            </w:r>
+          </w:p>
+        </w:tc>
+      </w:tr>
+    </w:tbl>
+    <w:p>
+      <w:pPr>
+        <w:pStyle w:val="Heading1"/>
+        <w:keepNext/>
+      </w:pPr>
+      <w:r>
+        <w:t>14  Acceptance Criteria</w:t>
       </w:r>
     </w:p>
     <w:p>
       <w:pPr>
         <w:pStyle w:val="ListBullet"/>
-      </w:pPr>
-      <w:r>
-        <w:t>Finance Transformation Lead: accountable for business sign-off and prioritisation.</w:t>
-      </w:r>
-    </w:p>
-    <w:p>
-      <w:pPr>
-        <w:pStyle w:val="ListBullet"/>
-      </w:pPr>
-      <w:r>
-        <w:t>Payroll Controls process owner: validates workflow scope, controls, and exceptions.</w:t>
-      </w:r>
-    </w:p>
-    <w:p>
-      <w:pPr>
-        <w:pStyle w:val="ListBullet"/>
-      </w:pPr>
-      <w:r>
-        <w:t>Finance systems analyst: translates requirements into configuration and UAT coverage.</w:t>
-      </w:r>
-    </w:p>
-    <w:p>
-      <w:pPr>
-        <w:pStyle w:val="ListBullet"/>
-      </w:pPr>
-      <w:r>
-        <w:t>Preparer or operational user: confirms day-to-day inputs, handoffs, and evidence needs.</w:t>
-      </w:r>
-    </w:p>
-    <w:p>
-      <w:pPr>
-        <w:pStyle w:val="ListBullet"/>
-      </w:pPr>
-      <w:r>
-        <w:t>Reviewer or controller: approves control design, reporting outputs, and acceptance criteria.</w:t>
-      </w:r>
-    </w:p>
-    <w:p>
-      <w:r>
-        <w:br w:type="page"/>
-      </w:r>
-    </w:p>
-    <w:p>
-      <w:pPr>
-        <w:pStyle w:val="Heading1"/>
-      </w:pPr>
-      <w:r>
-        <w:t>Functional Requirements</w:t>
-      </w:r>
-    </w:p>
-    <w:p>
-      <w:pPr>
-        <w:pStyle w:val="ListBullet"/>
-      </w:pPr>
-      <w:r>
-        <w:t>FR-01: Capture employee ID, payroll period, change type, effective date, requester, approver, and payroll status.</w:t>
-      </w:r>
-    </w:p>
-    <w:p>
-      <w:pPr>
-        <w:pStyle w:val="ListBullet"/>
-      </w:pPr>
-      <w:r>
-        <w:t>FR-02: Route starters, leavers, salary changes, bank detail changes, and deductions for approval before payroll processing.</w:t>
-      </w:r>
-    </w:p>
-    <w:p>
-      <w:pPr>
-        <w:pStyle w:val="ListBullet"/>
-      </w:pPr>
-      <w:r>
-        <w:t>FR-03: Track payroll input files with preparer, reviewer, version, cutoff date, and approval status.</w:t>
-      </w:r>
-    </w:p>
-    <w:p>
-      <w:pPr>
-        <w:pStyle w:val="ListBullet"/>
-      </w:pPr>
-      <w:r>
-        <w:t>FR-04: Identify payroll exceptions for duplicate employees, negative pay, unusual overtime, net pay variance, and missing approvals.</w:t>
-      </w:r>
-    </w:p>
-    <w:p>
-      <w:pPr>
-        <w:pStyle w:val="ListBullet"/>
-      </w:pPr>
-      <w:r>
-        <w:t>FR-05: Reconcile payroll register totals to GL payroll control accounts and payment file totals.</w:t>
-      </w:r>
-    </w:p>
-    <w:p>
-      <w:pPr>
-        <w:pStyle w:val="ListBullet"/>
-      </w:pPr>
-      <w:r>
-        <w:t>FR-06: Require payroll payment file approval before release to bank.</w:t>
-      </w:r>
-    </w:p>
-    <w:p>
-      <w:pPr>
-        <w:pStyle w:val="ListBullet"/>
-      </w:pPr>
-      <w:r>
-        <w:t>FR-07: Store leaver final pay checks, access removal confirmation, and termination effective date evidence.</w:t>
-      </w:r>
-    </w:p>
-    <w:p>
-      <w:pPr>
-        <w:pStyle w:val="ListBullet"/>
-      </w:pPr>
-      <w:r>
-        <w:t>FR-08: Produce payroll control pack with changes, exceptions, reconciliation, payment approval, and sign-off details.</w:t>
-      </w:r>
-    </w:p>
-    <w:p>
-      <w:pPr>
-        <w:pStyle w:val="Heading1"/>
-      </w:pPr>
-      <w:r>
-        <w:t>Data Requirements</w:t>
-      </w:r>
-    </w:p>
-    <w:p>
-      <w:pPr>
-        <w:pStyle w:val="ListBullet"/>
-      </w:pPr>
-      <w:r>
-        <w:t>DR-01: Employee ID</w:t>
-      </w:r>
-    </w:p>
-    <w:p>
-      <w:pPr>
-        <w:pStyle w:val="ListBullet"/>
-      </w:pPr>
-      <w:r>
-        <w:t>DR-02: Payroll period</w:t>
-      </w:r>
-    </w:p>
-    <w:p>
-      <w:pPr>
-        <w:pStyle w:val="ListBullet"/>
-      </w:pPr>
-      <w:r>
-        <w:t>DR-03: Payroll change type</w:t>
-      </w:r>
-    </w:p>
-    <w:p>
-      <w:pPr>
-        <w:pStyle w:val="ListBullet"/>
-      </w:pPr>
-      <w:r>
-        <w:t>DR-04: Effective date</w:t>
-      </w:r>
-    </w:p>
-    <w:p>
-      <w:pPr>
-        <w:pStyle w:val="ListBullet"/>
-      </w:pPr>
-      <w:r>
-        <w:t>DR-05: Approval reference</w:t>
-      </w:r>
-    </w:p>
-    <w:p>
-      <w:pPr>
-        <w:pStyle w:val="ListBullet"/>
-      </w:pPr>
-      <w:r>
-        <w:t>DR-06: Gross-to-net total</w:t>
-      </w:r>
-    </w:p>
-    <w:p>
-      <w:pPr>
-        <w:pStyle w:val="ListBullet"/>
-      </w:pPr>
-      <w:r>
-        <w:t>DR-07: Payroll control account</w:t>
-      </w:r>
-    </w:p>
-    <w:p>
-      <w:pPr>
-        <w:pStyle w:val="ListBullet"/>
-      </w:pPr>
-      <w:r>
-        <w:t>DR-08: Payment file reference</w:t>
-      </w:r>
-    </w:p>
-    <w:p>
-      <w:pPr>
-        <w:pStyle w:val="Heading1"/>
-      </w:pPr>
-      <w:r>
-        <w:t>Controls</w:t>
-      </w:r>
-    </w:p>
-    <w:p>
-      <w:pPr>
-        <w:pStyle w:val="ListBullet"/>
-      </w:pPr>
-      <w:r>
-        <w:t>CTRL-01: Starter, leaver, salary, deduction, and bank detail changes require approval before payroll processing.</w:t>
-      </w:r>
-    </w:p>
-    <w:p>
-      <w:pPr>
-        <w:pStyle w:val="ListBullet"/>
-      </w:pPr>
-      <w:r>
-        <w:t>CTRL-02: Payroll input files require preparer and reviewer sign-off before calculation.</w:t>
-      </w:r>
-    </w:p>
-    <w:p>
-      <w:pPr>
-        <w:pStyle w:val="ListBullet"/>
-      </w:pPr>
-      <w:r>
-        <w:t>CTRL-03: Payroll exceptions over threshold require investigation and approval.</w:t>
-      </w:r>
-    </w:p>
-    <w:p>
-      <w:pPr>
-        <w:pStyle w:val="ListBullet"/>
-      </w:pPr>
-      <w:r>
-        <w:t>CTRL-04: Payroll register must reconcile to GL control accounts and payment file totals.</w:t>
-      </w:r>
-    </w:p>
-    <w:p>
-      <w:pPr>
-        <w:pStyle w:val="ListBullet"/>
-      </w:pPr>
-      <w:r>
-        <w:t>CTRL-05: Payroll payment file release requires finance approval.</w:t>
-      </w:r>
-    </w:p>
-    <w:p>
-      <w:pPr>
-        <w:pStyle w:val="Heading1"/>
-      </w:pPr>
-      <w:r>
-        <w:t>Reporting Requirements</w:t>
-      </w:r>
-    </w:p>
-    <w:p>
-      <w:pPr>
-        <w:pStyle w:val="ListBullet"/>
-      </w:pPr>
-      <w:r>
-        <w:t>RPT-01: Provide Payroll changes, exceptions, register-to-GL reconciliation, and payment approval summary.</w:t>
-      </w:r>
-    </w:p>
-    <w:p>
-      <w:pPr>
-        <w:pStyle w:val="ListBullet"/>
-      </w:pPr>
-      <w:r>
-        <w:t>RPT-02: Show owner, status, ageing, exception reason, and next action where relevant to Payroll Controls.</w:t>
-      </w:r>
-    </w:p>
-    <w:p>
-      <w:pPr>
-        <w:pStyle w:val="ListBullet"/>
-      </w:pPr>
-      <w:r>
-        <w:t>RPT-03: Support finance manager review with exportable period-end evidence.</w:t>
-      </w:r>
-    </w:p>
-    <w:p>
-      <w:pPr>
-        <w:pStyle w:val="ListBullet"/>
-      </w:pPr>
-      <w:r>
-        <w:t>RPT-04: Separate open exceptions from completed, approved, or signed-off items.</w:t>
-      </w:r>
-    </w:p>
-    <w:p>
-      <w:pPr>
-        <w:pStyle w:val="ListBullet"/>
-      </w:pPr>
-      <w:r>
-        <w:t>RPT-05: Make reporting outputs readable by finance users without system administrator access.</w:t>
-      </w:r>
-    </w:p>
-    <w:p>
-      <w:pPr>
-        <w:pStyle w:val="Heading1"/>
-      </w:pPr>
-      <w:r>
-        <w:t>Audit Trail Requirements</w:t>
-      </w:r>
-    </w:p>
-    <w:p>
-      <w:pPr>
-        <w:pStyle w:val="ListBullet"/>
-      </w:pPr>
-      <w:r>
-        <w:t>AUD-01: Store payroll master change request, approval, processing, and effective date history.</w:t>
-      </w:r>
-    </w:p>
-    <w:p>
-      <w:pPr>
-        <w:pStyle w:val="ListBullet"/>
-      </w:pPr>
-      <w:r>
-        <w:t>AUD-02: Record payroll input file version, preparer, reviewer, approval, and cutoff timestamp.</w:t>
-      </w:r>
-    </w:p>
-    <w:p>
-      <w:pPr>
-        <w:pStyle w:val="ListBullet"/>
-      </w:pPr>
-      <w:r>
-        <w:t>AUD-03: Preserve exception review notes and approval decisions.</w:t>
-      </w:r>
-    </w:p>
-    <w:p>
-      <w:pPr>
-        <w:pStyle w:val="ListBullet"/>
-      </w:pPr>
-      <w:r>
-        <w:t>AUD-04: Track payroll reconciliation owner/status history by period.</w:t>
-      </w:r>
-    </w:p>
-    <w:p>
-      <w:pPr>
-        <w:pStyle w:val="ListBullet"/>
-      </w:pPr>
-      <w:r>
-        <w:t>AUD-05: Keep payment file approval evidence with approver, date, amount, and bank file reference.</w:t>
-      </w:r>
-    </w:p>
-    <w:p>
-      <w:pPr>
-        <w:pStyle w:val="Heading1"/>
-      </w:pPr>
-      <w:r>
-        <w:t>User Stories</w:t>
-      </w:r>
-    </w:p>
-    <w:p>
-      <w:pPr>
-        <w:pStyle w:val="ListBullet"/>
-      </w:pPr>
-      <w:r>
-        <w:t>As a payroll manager, I want approved starter and leaver changes so that payroll master data is controlled.</w:t>
-      </w:r>
-    </w:p>
-    <w:p>
-      <w:pPr>
-        <w:pStyle w:val="ListBullet"/>
-      </w:pPr>
-      <w:r>
-        <w:t>As a finance reviewer, I want payroll register-to-GL reconciliation so that payroll costs are supported.</w:t>
-      </w:r>
-    </w:p>
-    <w:p>
-      <w:pPr>
-        <w:pStyle w:val="ListBullet"/>
-      </w:pPr>
-      <w:r>
-        <w:t>As a payroll preparer, I want exception checks before payment so that unusual items are investigated.</w:t>
-      </w:r>
-    </w:p>
-    <w:p>
-      <w:pPr>
-        <w:pStyle w:val="ListBullet"/>
-      </w:pPr>
-      <w:r>
-        <w:t>As an approver, I want payment file evidence so that bank release is controlled.</w:t>
-      </w:r>
-    </w:p>
-    <w:p>
-      <w:pPr>
-        <w:pStyle w:val="ListBullet"/>
-      </w:pPr>
-      <w:r>
-        <w:t>As an auditor, I want payroll change approval history so that sensitive changes are traceable.</w:t>
-      </w:r>
-    </w:p>
-    <w:p>
-      <w:pPr>
-        <w:pStyle w:val="Heading1"/>
-      </w:pPr>
-      <w:r>
-        <w:t>UAT Test Cases</w:t>
-      </w:r>
-    </w:p>
-    <w:p>
-      <w:pPr>
-        <w:pStyle w:val="ListBullet"/>
-      </w:pPr>
-      <w:r>
-        <w:rPr>
-          <w:b/>
-        </w:rPr>
-        <w:t xml:space="preserve">UAT-01: </w:t>
-      </w:r>
-      <w:r>
-        <w:t>Salary change is entered after payroll cutoff. Expected result: The change requires late-change approval before processing.</w:t>
-      </w:r>
-    </w:p>
-    <w:p>
-      <w:pPr>
-        <w:pStyle w:val="ListBullet"/>
-      </w:pPr>
-      <w:r>
-        <w:rPr>
-          <w:b/>
-        </w:rPr>
-        <w:t xml:space="preserve">UAT-02: </w:t>
-      </w:r>
-      <w:r>
-        <w:t>Employee bank details are changed before payroll run. Expected result: Payroll processing is blocked until approval evidence is captured.</w:t>
-      </w:r>
-    </w:p>
-    <w:p>
-      <w:pPr>
-        <w:pStyle w:val="ListBullet"/>
-      </w:pPr>
-      <w:r>
-        <w:rPr>
-          <w:b/>
-        </w:rPr>
-        <w:t xml:space="preserve">UAT-03: </w:t>
-      </w:r>
-      <w:r>
-        <w:t>Payroll register does not reconcile to the GL control account. Expected result: A reconciliation difference is created with owner, amount, and reason fields.</w:t>
-      </w:r>
-    </w:p>
-    <w:p>
-      <w:pPr>
-        <w:pStyle w:val="ListBullet"/>
-      </w:pPr>
-      <w:r>
-        <w:rPr>
-          <w:b/>
-        </w:rPr>
-        <w:t xml:space="preserve">UAT-04: </w:t>
-      </w:r>
-      <w:r>
-        <w:t>Net pay variance exceeds exception threshold. Expected result: The exception appears in the payroll review queue and requires approval.</w:t>
-      </w:r>
-    </w:p>
-    <w:p>
-      <w:pPr>
-        <w:pStyle w:val="ListBullet"/>
-      </w:pPr>
-      <w:r>
-        <w:rPr>
-          <w:b/>
-        </w:rPr>
-        <w:t xml:space="preserve">UAT-05: </w:t>
-      </w:r>
-      <w:r>
-        <w:t>Payment file is prepared for release. Expected result: Finance approval is required before payment file status becomes released.</w:t>
-      </w:r>
-    </w:p>
-    <w:p>
-      <w:pPr>
-        <w:pStyle w:val="ListBullet"/>
-      </w:pPr>
-      <w:r>
-        <w:rPr>
-          <w:b/>
-        </w:rPr>
-        <w:t xml:space="preserve">UAT-06: </w:t>
-      </w:r>
-      <w:r>
-        <w:t>Payroll control pack is exported. Expected result: The pack includes changes, exceptions, reconciliation, payment approval, and sign-off evidence.</w:t>
-      </w:r>
-    </w:p>
-    <w:p>
-      <w:pPr>
-        <w:pStyle w:val="Heading1"/>
-      </w:pPr>
-      <w:r>
-        <w:t>Acceptance Criteria</w:t>
-      </w:r>
-    </w:p>
-    <w:p>
-      <w:pPr>
-        <w:pStyle w:val="ListBullet"/>
+        <w:spacing w:after="40"/>
       </w:pPr>
       <w:r>
         <w:t>Payroll master changes require approval and retain requester, approver, and effective date.</w:t>
@@ -661,6 +2595,7 @@
     <w:p>
       <w:pPr>
         <w:pStyle w:val="ListBullet"/>
+        <w:spacing w:after="40"/>
       </w:pPr>
       <w:r>
         <w:t>Payroll exceptions are visible with owner, status, reason, and approval evidence.</w:t>
@@ -669,6 +2604,7 @@
     <w:p>
       <w:pPr>
         <w:pStyle w:val="ListBullet"/>
+        <w:spacing w:after="40"/>
       </w:pPr>
       <w:r>
         <w:t>Payroll register reconciles to GL control accounts and payment file totals.</w:t>
@@ -677,6 +2613,7 @@
     <w:p>
       <w:pPr>
         <w:pStyle w:val="ListBullet"/>
+        <w:spacing w:after="40"/>
       </w:pPr>
       <w:r>
         <w:t>Payment file release cannot occur without finance approval.</w:t>
@@ -685,6 +2622,7 @@
     <w:p>
       <w:pPr>
         <w:pStyle w:val="ListBullet"/>
+        <w:spacing w:after="40"/>
       </w:pPr>
       <w:r>
         <w:t>Payroll control pack exports with change, exception, reconciliation, and sign-off evidence.</w:t>
@@ -693,14 +2631,16 @@
     <w:p>
       <w:pPr>
         <w:pStyle w:val="Heading1"/>
+        <w:keepNext/>
       </w:pPr>
       <w:r>
-        <w:t>Implementation Risks and Dependencies</w:t>
+        <w:t>15  Implementation Risks and Dependencies</w:t>
       </w:r>
     </w:p>
     <w:p>
       <w:pPr>
         <w:pStyle w:val="ListBullet"/>
+        <w:spacing w:after="40"/>
       </w:pPr>
       <w:r>
         <w:t>HR and payroll ownership of master data changes must be agreed.</w:t>
@@ -709,6 +2649,7 @@
     <w:p>
       <w:pPr>
         <w:pStyle w:val="ListBullet"/>
+        <w:spacing w:after="40"/>
       </w:pPr>
       <w:r>
         <w:t>Payroll cutoff rules and approval thresholds require policy sign-off.</w:t>
@@ -717,6 +2658,7 @@
     <w:p>
       <w:pPr>
         <w:pStyle w:val="ListBullet"/>
+        <w:spacing w:after="40"/>
       </w:pPr>
       <w:r>
         <w:t>Sensitive payroll access roles must be configured carefully.</w:t>
@@ -725,6 +2667,7 @@
     <w:p>
       <w:pPr>
         <w:pStyle w:val="ListBullet"/>
+        <w:spacing w:after="40"/>
       </w:pPr>
       <w:r>
         <w:t>GL account mapping must be validated before reconciliation testing.</w:t>
@@ -733,6 +2676,7 @@
     <w:p>
       <w:pPr>
         <w:pStyle w:val="ListBullet"/>
+        <w:spacing w:after="40"/>
       </w:pPr>
       <w:r>
         <w:t>Historic payroll exception categories may need standardisation before rollout.</w:t>
@@ -741,14 +2685,16 @@
     <w:p>
       <w:pPr>
         <w:pStyle w:val="Heading1"/>
+        <w:keepNext/>
       </w:pPr>
       <w:r>
-        <w:t>Implementation Notes</w:t>
+        <w:t>16  Implementation Notes</w:t>
       </w:r>
     </w:p>
     <w:p>
       <w:pPr>
         <w:pStyle w:val="ListBullet"/>
+        <w:spacing w:after="40"/>
       </w:pPr>
       <w:r>
         <w:t>Confirm Payroll Controls process owner and reviewer roles before design sign-off.</w:t>
@@ -757,6 +2703,7 @@
     <w:p>
       <w:pPr>
         <w:pStyle w:val="ListBullet"/>
+        <w:spacing w:after="40"/>
       </w:pPr>
       <w:r>
         <w:t>Validate the required data fields against Sage Payroll and Xero Finance configuration.</w:t>
@@ -765,6 +2712,7 @@
     <w:p>
       <w:pPr>
         <w:pStyle w:val="ListBullet"/>
+        <w:spacing w:after="40"/>
       </w:pPr>
       <w:r>
         <w:t>Run UAT with approved sample scenarios before production data migration or cutover.</w:t>
@@ -773,6 +2721,7 @@
     <w:p>
       <w:pPr>
         <w:pStyle w:val="ListBullet"/>
+        <w:spacing w:after="40"/>
       </w:pPr>
       <w:r>
         <w:t>Keep any future AI-assisted drafting behind structured templates and human approval.</w:t>
@@ -781,9 +2730,10 @@
     <w:p>
       <w:pPr>
         <w:pStyle w:val="Heading1"/>
+        <w:keepNext/>
       </w:pPr>
       <w:r>
-        <w:t>Public-Safe Sample Data Note</w:t>
+        <w:t>17  Public-Safe Sample Data Note</w:t>
       </w:r>
     </w:p>
     <w:p>
@@ -792,13 +2742,48 @@
       </w:r>
     </w:p>
     <w:sectPr>
+      <w:headerReference w:type="default" r:id="rId9"/>
+      <w:footerReference w:type="default" r:id="rId10"/>
+      <w:type w:val="continuous"/>
       <w:pgSz w:w="12240" w:h="15840"/>
-      <w:pgMar w:top="1008" w:right="1080" w:bottom="1008" w:left="1080" w:header="720" w:footer="720" w:gutter="0"/>
+      <w:pgMar w:top="792" w:right="936" w:bottom="792" w:left="936" w:header="360" w:footer="360" w:gutter="0"/>
       <w:cols w:space="720"/>
       <w:docGrid w:linePitch="360"/>
     </w:sectPr>
   </w:body>
 </w:document>
+</file>
+
+<file path=word/footer1.xml><?xml version="1.0" encoding="utf-8"?>
+<w:ftr xmlns:m="http://schemas.openxmlformats.org/officeDocument/2006/math" xmlns:mc="http://schemas.openxmlformats.org/markup-compatibility/2006" xmlns:mo="http://schemas.microsoft.com/office/mac/office/2008/main" xmlns:mv="urn:schemas-microsoft-com:mac:vml" xmlns:o="urn:schemas-microsoft-com:office:office" xmlns:r="http://schemas.openxmlformats.org/officeDocument/2006/relationships" xmlns:v="urn:schemas-microsoft-com:vml" xmlns:w10="urn:schemas-microsoft-com:office:word" xmlns:w14="http://schemas.microsoft.com/office/word/2010/wordml" xmlns:w="http://schemas.openxmlformats.org/wordprocessingml/2006/main" xmlns:wne="http://schemas.microsoft.com/office/word/2006/wordml" xmlns:wp14="http://schemas.microsoft.com/office/word/2010/wordprocessingDrawing" xmlns:wp="http://schemas.openxmlformats.org/drawingml/2006/wordprocessingDrawing" xmlns:wpc="http://schemas.microsoft.com/office/word/2010/wordprocessingCanvas" xmlns:wpg="http://schemas.microsoft.com/office/word/2010/wordprocessingGroup" xmlns:wpi="http://schemas.microsoft.com/office/word/2010/wordprocessingInk" xmlns:wps="http://schemas.microsoft.com/office/word/2010/wordprocessingShape" mc:Ignorable="w14 wp14">
+  <w:p>
+    <w:pPr>
+      <w:pStyle w:val="Footer"/>
+      <w:jc w:val="center"/>
+    </w:pPr>
+    <w:r>
+      <w:t xml:space="preserve">Chez Solutions | Public-safe sample document | Page </w:t>
+    </w:r>
+    <w:r>
+      <w:fldChar w:fldCharType="begin"/>
+      <w:instrText xml:space="preserve">PAGE</w:instrText>
+      <w:fldChar w:fldCharType="end"/>
+    </w:r>
+  </w:p>
+</w:ftr>
+</file>
+
+<file path=word/header1.xml><?xml version="1.0" encoding="utf-8"?>
+<w:hdr xmlns:m="http://schemas.openxmlformats.org/officeDocument/2006/math" xmlns:mc="http://schemas.openxmlformats.org/markup-compatibility/2006" xmlns:mo="http://schemas.microsoft.com/office/mac/office/2008/main" xmlns:mv="urn:schemas-microsoft-com:mac:vml" xmlns:o="urn:schemas-microsoft-com:office:office" xmlns:r="http://schemas.openxmlformats.org/officeDocument/2006/relationships" xmlns:v="urn:schemas-microsoft-com:vml" xmlns:w10="urn:schemas-microsoft-com:office:word" xmlns:w14="http://schemas.microsoft.com/office/word/2010/wordml" xmlns:w="http://schemas.openxmlformats.org/wordprocessingml/2006/main" xmlns:wne="http://schemas.microsoft.com/office/word/2006/wordml" xmlns:wp14="http://schemas.microsoft.com/office/word/2010/wordprocessingDrawing" xmlns:wp="http://schemas.openxmlformats.org/drawingml/2006/wordprocessingDrawing" xmlns:wpc="http://schemas.microsoft.com/office/word/2010/wordprocessingCanvas" xmlns:wpg="http://schemas.microsoft.com/office/word/2010/wordprocessingGroup" xmlns:wpi="http://schemas.microsoft.com/office/word/2010/wordprocessingInk" xmlns:wps="http://schemas.microsoft.com/office/word/2010/wordprocessingShape" mc:Ignorable="w14 wp14">
+  <w:p>
+    <w:pPr>
+      <w:jc w:val="right"/>
+    </w:pPr>
+    <w:r>
+      <w:t>Payroll Controls Requirements Pack | Riverstone Care Ltd</w:t>
+    </w:r>
+  </w:p>
+</w:hdr>
 </file>
 
 <file path=word/numbering.xml><?xml version="1.0" encoding="utf-8"?>
@@ -1164,9 +3149,12 @@
     <w:name w:val="Normal"/>
     <w:qFormat/>
     <w:rsid w:val="00FC693F"/>
+    <w:pPr>
+      <w:spacing w:after="80" w:line="252" w:lineRule="auto"/>
+    </w:pPr>
     <w:rPr>
       <w:rFonts w:ascii="Arial" w:hAnsi="Arial"/>
-      <w:sz w:val="20"/>
+      <w:sz w:val="18"/>
     </w:rPr>
   </w:style>
   <w:style w:type="paragraph" w:styleId="Header">
@@ -1224,15 +3212,15 @@
     <w:pPr>
       <w:keepNext/>
       <w:keepLines/>
-      <w:spacing w:before="480" w:after="0"/>
+      <w:spacing w:before="120" w:after="80"/>
       <w:outlineLvl w:val="0"/>
     </w:pPr>
     <w:rPr>
       <w:rFonts w:asciiTheme="majorHAnsi" w:eastAsiaTheme="majorEastAsia" w:hAnsiTheme="majorHAnsi" w:cstheme="majorBidi" w:ascii="Arial" w:hAnsi="Arial"/>
       <w:b/>
       <w:bCs/>
-      <w:color w:val="365F91" w:themeColor="accent1" w:themeShade="BF"/>
-      <w:sz w:val="28"/>
+      <w:color w:val="1E40AF"/>
+      <w:sz w:val="26"/>
       <w:szCs w:val="28"/>
     </w:rPr>
   </w:style>
@@ -1248,15 +3236,15 @@
     <w:pPr>
       <w:keepNext/>
       <w:keepLines/>
-      <w:spacing w:before="200" w:after="0"/>
+      <w:spacing w:before="120" w:after="80"/>
       <w:outlineLvl w:val="1"/>
     </w:pPr>
     <w:rPr>
       <w:rFonts w:asciiTheme="majorHAnsi" w:eastAsiaTheme="majorEastAsia" w:hAnsiTheme="majorHAnsi" w:cstheme="majorBidi" w:ascii="Arial" w:hAnsi="Arial"/>
       <w:b/>
       <w:bCs/>
-      <w:color w:val="4F81BD" w:themeColor="accent1"/>
-      <w:sz w:val="24"/>
+      <w:color w:val="1F2937"/>
+      <w:sz w:val="22"/>
       <w:szCs w:val="26"/>
     </w:rPr>
   </w:style>
@@ -1513,15 +3501,15 @@
       <w:pBdr>
         <w:bottom w:val="single" w:sz="8" w:space="4" w:color="4F81BD" w:themeColor="accent1"/>
       </w:pBdr>
-      <w:spacing w:after="300" w:line="240" w:lineRule="auto"/>
+      <w:spacing w:after="80" w:line="240" w:lineRule="auto" w:before="120"/>
       <w:contextualSpacing/>
     </w:pPr>
     <w:rPr>
       <w:rFonts w:asciiTheme="majorHAnsi" w:eastAsiaTheme="majorEastAsia" w:hAnsiTheme="majorHAnsi" w:cstheme="majorBidi" w:ascii="Arial" w:hAnsi="Arial"/>
-      <w:color w:val="17365D" w:themeColor="text2" w:themeShade="BF"/>
+      <w:color w:val="1F2937"/>
       <w:spacing w:val="5"/>
       <w:kern w:val="28"/>
-      <w:sz w:val="40"/>
+      <w:sz w:val="44"/>
       <w:szCs w:val="52"/>
     </w:rPr>
   </w:style>

--- a/examples/generated_packs/payroll_controls_requirements_pack.docx
+++ b/examples/generated_packs/payroll_controls_requirements_pack.docx
@@ -2,69 +2,753 @@
 <file path=word/document.xml><?xml version="1.0" encoding="utf-8"?>
 <w:document xmlns:wpc="http://schemas.microsoft.com/office/word/2010/wordprocessingCanvas" xmlns:mo="http://schemas.microsoft.com/office/mac/office/2008/main" xmlns:mc="http://schemas.openxmlformats.org/markup-compatibility/2006" xmlns:mv="urn:schemas-microsoft-com:mac:vml" xmlns:o="urn:schemas-microsoft-com:office:office" xmlns:r="http://schemas.openxmlformats.org/officeDocument/2006/relationships" xmlns:m="http://schemas.openxmlformats.org/officeDocument/2006/math" xmlns:v="urn:schemas-microsoft-com:vml" xmlns:wp14="http://schemas.microsoft.com/office/word/2010/wordprocessingDrawing" xmlns:wp="http://schemas.openxmlformats.org/drawingml/2006/wordprocessingDrawing" xmlns:w10="urn:schemas-microsoft-com:office:word" xmlns:w="http://schemas.openxmlformats.org/wordprocessingml/2006/main" xmlns:w14="http://schemas.microsoft.com/office/word/2010/wordml" xmlns:wpg="http://schemas.microsoft.com/office/word/2010/wordprocessingGroup" xmlns:wpi="http://schemas.microsoft.com/office/word/2010/wordprocessingInk" xmlns:wne="http://schemas.microsoft.com/office/word/2006/wordml" xmlns:wps="http://schemas.microsoft.com/office/word/2010/wordprocessingShape" mc:Ignorable="w14 wp14">
   <w:body>
-    <w:p>
-      <w:pPr>
-        <w:jc w:val="center"/>
-      </w:pPr>
-      <w:r>
-        <w:rPr>
-          <w:b/>
-          <w:color w:val="1E40AF"/>
-          <w:sz w:val="18"/>
-        </w:rPr>
-        <w:t>FINANCE / ERP IMPLEMENTATION</w:t>
-      </w:r>
-    </w:p>
-    <w:p>
-      <w:pPr>
-        <w:pStyle w:val="Title"/>
-        <w:jc w:val="center"/>
-      </w:pPr>
-      <w:r>
-        <w:rPr>
-          <w:b/>
-        </w:rPr>
-        <w:t>Payroll Controls</w:t>
-        <w:br/>
-        <w:t>Requirements Pack</w:t>
-      </w:r>
-    </w:p>
     <w:tbl>
       <w:tblPr>
-        <w:tblStyle w:val="TableGrid"/>
-        <w:tblW w:type="auto" w:w="0"/>
-        <w:jc w:val="center"/>
-        <w:tblLayout w:type="autofit"/>
+        <w:tblW w:type="dxa" w:w="9360"/>
+        <w:tblLayout w:type="fixed"/>
         <w:tblLook w:firstColumn="1" w:firstRow="1" w:lastColumn="0" w:lastRow="0" w:noHBand="0" w:noVBand="1" w:val="04A0"/>
+        <w:tblBorders>
+          <w:top w:val="single" w:sz="0" w:space="0" w:color="FFFFFF"/>
+          <w:left w:val="single" w:sz="0" w:space="0" w:color="FFFFFF"/>
+          <w:bottom w:val="single" w:sz="0" w:space="0" w:color="FFFFFF"/>
+          <w:right w:val="single" w:sz="0" w:space="0" w:color="FFFFFF"/>
+          <w:insideH w:val="single" w:sz="0" w:space="0" w:color="FFFFFF"/>
+          <w:insideV w:val="single" w:sz="0" w:space="0" w:color="FFFFFF"/>
+        </w:tblBorders>
       </w:tblPr>
       <w:tblGrid>
-        <w:gridCol w:w="5184"/>
-        <w:gridCol w:w="5184"/>
+        <w:gridCol w:w="9360"/>
       </w:tblGrid>
       <w:tr>
         <w:tc>
           <w:tcPr>
-            <w:tcW w:type="dxa" w:w="5184"/>
-            <w:vAlign w:val="top"/>
-            <w:shd w:fill="E5E7EB"/>
+            <w:tcW w:type="dxa" w:w="9360"/>
+            <w:shd w:fill="16243D"/>
+            <w:tcMar>
+              <w:top w:w="560" w:type="dxa"/>
+              <w:bottom w:w="560" w:type="dxa"/>
+              <w:left w:w="420" w:type="dxa"/>
+              <w:right w:w="420" w:type="dxa"/>
+            </w:tcMar>
           </w:tcPr>
+          <w:p>
+            <w:pPr>
+              <w:spacing w:after="120"/>
+            </w:pPr>
+            <w:r/>
+            <w:r>
+              <w:rPr>
+                <w:rFonts w:ascii="Arial" w:hAnsi="Arial"/>
+                <w:b/>
+                <w:i w:val="0"/>
+                <w:color w:val="C9A24B"/>
+                <w:sz w:val="16"/>
+              </w:rPr>
+              <w:t>FINANCE · ERP IMPLEMENTATION</w:t>
+            </w:r>
+          </w:p>
+          <w:p>
+            <w:pPr>
+              <w:spacing w:after="40"/>
+            </w:pPr>
+            <w:r>
+              <w:rPr>
+                <w:rFonts w:ascii="Arial" w:hAnsi="Arial"/>
+                <w:b/>
+                <w:i w:val="0"/>
+                <w:color w:val="FFFFFF"/>
+                <w:sz w:val="56"/>
+              </w:rPr>
+              <w:t>Payroll Controls</w:t>
+            </w:r>
+          </w:p>
+          <w:p>
+            <w:pPr>
+              <w:spacing w:after="200"/>
+            </w:pPr>
+            <w:r>
+              <w:rPr>
+                <w:rFonts w:ascii="Arial" w:hAnsi="Arial"/>
+                <w:b/>
+                <w:i w:val="0"/>
+                <w:color w:val="C7D3E3"/>
+                <w:sz w:val="56"/>
+              </w:rPr>
+              <w:t>Requirements Pack</w:t>
+            </w:r>
+          </w:p>
+          <w:p>
+            <w:pPr>
+              <w:spacing w:after="160"/>
+              <w:pBdr>
+                <w:bottom w:val="single" w:sz="14" w:space="4" w:color="C9A24B"/>
+              </w:pBdr>
+            </w:pPr>
+          </w:p>
           <w:p>
             <w:r>
               <w:rPr>
+                <w:rFonts w:ascii="Arial" w:hAnsi="Arial"/>
+                <w:b w:val="0"/>
+                <w:i w:val="0"/>
+                <w:color w:val="9DB0CC"/>
+                <w:sz w:val="20"/>
+              </w:rPr>
+              <w:t xml:space="preserve">Prepared for  </w:t>
+            </w:r>
+            <w:r>
+              <w:rPr>
+                <w:rFonts w:ascii="Arial" w:hAnsi="Arial"/>
                 <w:b/>
+                <w:i w:val="0"/>
+                <w:color w:val="FFFFFF"/>
+                <w:sz w:val="22"/>
               </w:rPr>
-              <w:t>Prepared for</w:t>
+              <w:t>Riverstone Care Ltd</w:t>
+            </w:r>
+          </w:p>
+        </w:tc>
+      </w:tr>
+    </w:tbl>
+    <w:p>
+      <w:pPr>
+        <w:spacing w:after="140"/>
+      </w:pPr>
+    </w:p>
+    <w:tbl>
+      <w:tblPr>
+        <w:tblW w:type="dxa" w:w="9360"/>
+        <w:tblLayout w:type="fixed"/>
+        <w:tblLook w:firstColumn="1" w:firstRow="1" w:lastColumn="0" w:lastRow="0" w:noHBand="0" w:noVBand="1" w:val="04A0"/>
+        <w:tblBorders>
+          <w:top w:val="single" w:sz="0" w:space="0" w:color="FFFFFF"/>
+          <w:left w:val="single" w:sz="0" w:space="0" w:color="FFFFFF"/>
+          <w:bottom w:val="single" w:sz="0" w:space="0" w:color="FFFFFF"/>
+          <w:right w:val="single" w:sz="0" w:space="0" w:color="FFFFFF"/>
+          <w:insideH w:val="single" w:sz="0" w:space="0" w:color="FFFFFF"/>
+          <w:insideV w:val="single" w:sz="0" w:space="0" w:color="FFFFFF"/>
+        </w:tblBorders>
+      </w:tblPr>
+      <w:tblGrid>
+        <w:gridCol w:w="2340"/>
+        <w:gridCol w:w="2340"/>
+        <w:gridCol w:w="2340"/>
+        <w:gridCol w:w="2340"/>
+      </w:tblGrid>
+      <w:tr>
+        <w:tc>
+          <w:tcPr>
+            <w:tcW w:type="dxa" w:w="2340"/>
+            <w:shd w:fill="F5F7FA"/>
+            <w:tcMar>
+              <w:top w:w="120" w:type="dxa"/>
+              <w:bottom w:w="120" w:type="dxa"/>
+              <w:left w:w="150" w:type="dxa"/>
+              <w:right w:w="120" w:type="dxa"/>
+            </w:tcMar>
+            <w:tcBorders>
+              <w:left w:val="single" w:sz="14" w:space="0" w:color="C9A24B"/>
+              <w:right w:val="single" w:sz="14" w:space="0" w:color="FFFFFF"/>
+            </w:tcBorders>
+          </w:tcPr>
+          <w:p>
+            <w:pPr>
+              <w:spacing w:after="30"/>
+            </w:pPr>
+            <w:r/>
+            <w:r>
+              <w:rPr>
+                <w:rFonts w:ascii="Arial" w:hAnsi="Arial"/>
+                <w:b w:val="0"/>
+                <w:i w:val="0"/>
+                <w:color w:val="6B7280"/>
+                <w:sz w:val="13"/>
+              </w:rPr>
+              <w:t>PREPARED BY</w:t>
+            </w:r>
+          </w:p>
+          <w:p>
+            <w:pPr>
+              <w:spacing w:after="0"/>
+            </w:pPr>
+            <w:r>
+              <w:rPr>
+                <w:rFonts w:ascii="Arial" w:hAnsi="Arial"/>
+                <w:b/>
+                <w:i w:val="0"/>
+                <w:color w:val="16243D"/>
+                <w:sz w:val="19"/>
+              </w:rPr>
+              <w:t>Chez Solutions</w:t>
             </w:r>
           </w:p>
         </w:tc>
         <w:tc>
           <w:tcPr>
-            <w:tcW w:type="dxa" w:w="5184"/>
-            <w:vAlign w:val="top"/>
+            <w:tcW w:type="dxa" w:w="2340"/>
+            <w:shd w:fill="F5F7FA"/>
+            <w:tcMar>
+              <w:top w:w="120" w:type="dxa"/>
+              <w:bottom w:w="120" w:type="dxa"/>
+              <w:left w:w="150" w:type="dxa"/>
+              <w:right w:w="120" w:type="dxa"/>
+            </w:tcMar>
+            <w:tcBorders>
+              <w:left w:val="single" w:sz="14" w:space="0" w:color="C9A24B"/>
+              <w:right w:val="single" w:sz="14" w:space="0" w:color="FFFFFF"/>
+            </w:tcBorders>
           </w:tcPr>
           <w:p>
+            <w:pPr>
+              <w:spacing w:after="30"/>
+            </w:pPr>
+            <w:r/>
             <w:r>
+              <w:rPr>
+                <w:rFonts w:ascii="Arial" w:hAnsi="Arial"/>
+                <w:b w:val="0"/>
+                <w:i w:val="0"/>
+                <w:color w:val="6B7280"/>
+                <w:sz w:val="13"/>
+              </w:rPr>
+              <w:t>PREPARED FOR</w:t>
+            </w:r>
+          </w:p>
+          <w:p>
+            <w:pPr>
+              <w:spacing w:after="0"/>
+            </w:pPr>
+            <w:r>
+              <w:rPr>
+                <w:rFonts w:ascii="Arial" w:hAnsi="Arial"/>
+                <w:b/>
+                <w:i w:val="0"/>
+                <w:color w:val="16243D"/>
+                <w:sz w:val="19"/>
+              </w:rPr>
               <w:t>Riverstone Care Ltd</w:t>
+            </w:r>
+          </w:p>
+        </w:tc>
+        <w:tc>
+          <w:tcPr>
+            <w:tcW w:type="dxa" w:w="2340"/>
+            <w:shd w:fill="F5F7FA"/>
+            <w:tcMar>
+              <w:top w:w="120" w:type="dxa"/>
+              <w:bottom w:w="120" w:type="dxa"/>
+              <w:left w:w="150" w:type="dxa"/>
+              <w:right w:w="120" w:type="dxa"/>
+            </w:tcMar>
+            <w:tcBorders>
+              <w:left w:val="single" w:sz="14" w:space="0" w:color="C9A24B"/>
+              <w:right w:val="single" w:sz="14" w:space="0" w:color="FFFFFF"/>
+            </w:tcBorders>
+          </w:tcPr>
+          <w:p>
+            <w:pPr>
+              <w:spacing w:after="30"/>
+            </w:pPr>
+            <w:r/>
+            <w:r>
+              <w:rPr>
+                <w:rFonts w:ascii="Arial" w:hAnsi="Arial"/>
+                <w:b w:val="0"/>
+                <w:i w:val="0"/>
+                <w:color w:val="6B7280"/>
+                <w:sz w:val="13"/>
+              </w:rPr>
+              <w:t>DATE</w:t>
+            </w:r>
+          </w:p>
+          <w:p>
+            <w:pPr>
+              <w:spacing w:after="0"/>
+            </w:pPr>
+            <w:r>
+              <w:rPr>
+                <w:rFonts w:ascii="Arial" w:hAnsi="Arial"/>
+                <w:b/>
+                <w:i w:val="0"/>
+                <w:color w:val="16243D"/>
+                <w:sz w:val="19"/>
+              </w:rPr>
+              <w:t>June 2026</w:t>
+            </w:r>
+          </w:p>
+        </w:tc>
+        <w:tc>
+          <w:tcPr>
+            <w:tcW w:type="dxa" w:w="2340"/>
+            <w:shd w:fill="F5F7FA"/>
+            <w:tcMar>
+              <w:top w:w="120" w:type="dxa"/>
+              <w:bottom w:w="120" w:type="dxa"/>
+              <w:left w:w="150" w:type="dxa"/>
+              <w:right w:w="120" w:type="dxa"/>
+            </w:tcMar>
+            <w:tcBorders>
+              <w:left w:val="single" w:sz="14" w:space="0" w:color="C9A24B"/>
+              <w:right w:val="single" w:sz="14" w:space="0" w:color="FFFFFF"/>
+            </w:tcBorders>
+          </w:tcPr>
+          <w:p>
+            <w:pPr>
+              <w:spacing w:after="30"/>
+            </w:pPr>
+            <w:r/>
+            <w:r>
+              <w:rPr>
+                <w:rFonts w:ascii="Arial" w:hAnsi="Arial"/>
+                <w:b w:val="0"/>
+                <w:i w:val="0"/>
+                <w:color w:val="6B7280"/>
+                <w:sz w:val="13"/>
+              </w:rPr>
+              <w:t>STATUS</w:t>
+            </w:r>
+          </w:p>
+          <w:p>
+            <w:pPr>
+              <w:spacing w:after="0"/>
+            </w:pPr>
+            <w:r>
+              <w:rPr>
+                <w:rFonts w:ascii="Arial" w:hAnsi="Arial"/>
+                <w:b/>
+                <w:i w:val="0"/>
+                <w:color w:val="16243D"/>
+                <w:sz w:val="19"/>
+              </w:rPr>
+              <w:t>Draft for Review</w:t>
+            </w:r>
+          </w:p>
+        </w:tc>
+      </w:tr>
+    </w:tbl>
+    <w:p>
+      <w:pPr>
+        <w:spacing w:after="160"/>
+      </w:pPr>
+    </w:p>
+    <w:tbl>
+      <w:tblPr>
+        <w:tblW w:type="dxa" w:w="9360"/>
+        <w:tblLayout w:type="fixed"/>
+        <w:tblLook w:firstColumn="1" w:firstRow="1" w:lastColumn="0" w:lastRow="0" w:noHBand="0" w:noVBand="1" w:val="04A0"/>
+        <w:tblBorders>
+          <w:top w:val="single" w:sz="8" w:space="0" w:color="2E5C8A"/>
+          <w:left w:val="single" w:sz="8" w:space="0" w:color="2E5C8A"/>
+          <w:bottom w:val="single" w:sz="8" w:space="0" w:color="2E5C8A"/>
+          <w:right w:val="single" w:sz="8" w:space="0" w:color="2E5C8A"/>
+          <w:insideH w:val="single" w:sz="4" w:space="0" w:color="D9DEE6"/>
+          <w:insideV w:val="single" w:sz="4" w:space="0" w:color="D9DEE6"/>
+        </w:tblBorders>
+      </w:tblPr>
+      <w:tblGrid>
+        <w:gridCol w:w="1872"/>
+        <w:gridCol w:w="1872"/>
+        <w:gridCol w:w="1872"/>
+        <w:gridCol w:w="1872"/>
+        <w:gridCol w:w="1872"/>
+      </w:tblGrid>
+      <w:tr>
+        <w:tc>
+          <w:tcPr>
+            <w:tcW w:type="dxa" w:w="1872"/>
+            <w:shd w:fill="FFFFFF"/>
+            <w:tcMar>
+              <w:top w:w="140" w:type="dxa"/>
+              <w:bottom w:w="140" w:type="dxa"/>
+              <w:left w:w="80" w:type="dxa"/>
+              <w:right w:w="80" w:type="dxa"/>
+            </w:tcMar>
+            <w:vAlign w:val="center"/>
+          </w:tcPr>
+          <w:p>
+            <w:pPr>
+              <w:spacing w:after="30"/>
+              <w:jc w:val="center"/>
+            </w:pPr>
+            <w:r/>
+            <w:r>
+              <w:rPr>
+                <w:rFonts w:ascii="Arial" w:hAnsi="Arial"/>
+                <w:b/>
+                <w:i w:val="0"/>
+                <w:color w:val="2E5C8A"/>
+                <w:sz w:val="34"/>
+              </w:rPr>
+              <w:t>650</w:t>
+            </w:r>
+          </w:p>
+          <w:p>
+            <w:pPr>
+              <w:spacing w:after="0"/>
+              <w:jc w:val="center"/>
+            </w:pPr>
+            <w:r>
+              <w:rPr>
+                <w:rFonts w:ascii="Arial" w:hAnsi="Arial"/>
+                <w:b w:val="0"/>
+                <w:i w:val="0"/>
+                <w:color w:val="6B7280"/>
+                <w:sz w:val="14"/>
+              </w:rPr>
+              <w:t>EMPLOYEES</w:t>
+            </w:r>
+          </w:p>
+        </w:tc>
+        <w:tc>
+          <w:tcPr>
+            <w:tcW w:type="dxa" w:w="1872"/>
+            <w:shd w:fill="FFFFFF"/>
+            <w:tcMar>
+              <w:top w:w="140" w:type="dxa"/>
+              <w:bottom w:w="140" w:type="dxa"/>
+              <w:left w:w="80" w:type="dxa"/>
+              <w:right w:w="80" w:type="dxa"/>
+            </w:tcMar>
+            <w:vAlign w:val="center"/>
+          </w:tcPr>
+          <w:p>
+            <w:pPr>
+              <w:spacing w:after="30"/>
+              <w:jc w:val="center"/>
+            </w:pPr>
+            <w:r/>
+            <w:r>
+              <w:rPr>
+                <w:rFonts w:ascii="Arial" w:hAnsi="Arial"/>
+                <w:b/>
+                <w:i w:val="0"/>
+                <w:color w:val="2E5C8A"/>
+                <w:sz w:val="34"/>
+              </w:rPr>
+              <w:t>9 wks</w:t>
+            </w:r>
+          </w:p>
+          <w:p>
+            <w:pPr>
+              <w:spacing w:after="0"/>
+              <w:jc w:val="center"/>
+            </w:pPr>
+            <w:r>
+              <w:rPr>
+                <w:rFonts w:ascii="Arial" w:hAnsi="Arial"/>
+                <w:b w:val="0"/>
+                <w:i w:val="0"/>
+                <w:color w:val="6B7280"/>
+                <w:sz w:val="14"/>
+              </w:rPr>
+              <w:t>DELIVERY WINDOW</w:t>
+            </w:r>
+          </w:p>
+        </w:tc>
+        <w:tc>
+          <w:tcPr>
+            <w:tcW w:type="dxa" w:w="1872"/>
+            <w:shd w:fill="FFFFFF"/>
+            <w:tcMar>
+              <w:top w:w="140" w:type="dxa"/>
+              <w:bottom w:w="140" w:type="dxa"/>
+              <w:left w:w="80" w:type="dxa"/>
+              <w:right w:w="80" w:type="dxa"/>
+            </w:tcMar>
+            <w:vAlign w:val="center"/>
+          </w:tcPr>
+          <w:p>
+            <w:pPr>
+              <w:spacing w:after="30"/>
+              <w:jc w:val="center"/>
+            </w:pPr>
+            <w:r/>
+            <w:r>
+              <w:rPr>
+                <w:rFonts w:ascii="Arial" w:hAnsi="Arial"/>
+                <w:b/>
+                <w:i w:val="0"/>
+                <w:color w:val="2E5C8A"/>
+                <w:sz w:val="34"/>
+              </w:rPr>
+              <w:t>8</w:t>
+            </w:r>
+          </w:p>
+          <w:p>
+            <w:pPr>
+              <w:spacing w:after="0"/>
+              <w:jc w:val="center"/>
+            </w:pPr>
+            <w:r>
+              <w:rPr>
+                <w:rFonts w:ascii="Arial" w:hAnsi="Arial"/>
+                <w:b w:val="0"/>
+                <w:i w:val="0"/>
+                <w:color w:val="6B7280"/>
+                <w:sz w:val="14"/>
+              </w:rPr>
+              <w:t>FUNCTIONAL REQS</w:t>
+            </w:r>
+          </w:p>
+        </w:tc>
+        <w:tc>
+          <w:tcPr>
+            <w:tcW w:type="dxa" w:w="1872"/>
+            <w:shd w:fill="FFFFFF"/>
+            <w:tcMar>
+              <w:top w:w="140" w:type="dxa"/>
+              <w:bottom w:w="140" w:type="dxa"/>
+              <w:left w:w="80" w:type="dxa"/>
+              <w:right w:w="80" w:type="dxa"/>
+            </w:tcMar>
+            <w:vAlign w:val="center"/>
+          </w:tcPr>
+          <w:p>
+            <w:pPr>
+              <w:spacing w:after="30"/>
+              <w:jc w:val="center"/>
+            </w:pPr>
+            <w:r/>
+            <w:r>
+              <w:rPr>
+                <w:rFonts w:ascii="Arial" w:hAnsi="Arial"/>
+                <w:b/>
+                <w:i w:val="0"/>
+                <w:color w:val="2E5C8A"/>
+                <w:sz w:val="34"/>
+              </w:rPr>
+              <w:t>5</w:t>
+            </w:r>
+          </w:p>
+          <w:p>
+            <w:pPr>
+              <w:spacing w:after="0"/>
+              <w:jc w:val="center"/>
+            </w:pPr>
+            <w:r>
+              <w:rPr>
+                <w:rFonts w:ascii="Arial" w:hAnsi="Arial"/>
+                <w:b w:val="0"/>
+                <w:i w:val="0"/>
+                <w:color w:val="6B7280"/>
+                <w:sz w:val="14"/>
+              </w:rPr>
+              <w:t>KEY CONTROLS</w:t>
+            </w:r>
+          </w:p>
+        </w:tc>
+        <w:tc>
+          <w:tcPr>
+            <w:tcW w:type="dxa" w:w="1872"/>
+            <w:shd w:fill="FFFFFF"/>
+            <w:tcMar>
+              <w:top w:w="140" w:type="dxa"/>
+              <w:bottom w:w="140" w:type="dxa"/>
+              <w:left w:w="80" w:type="dxa"/>
+              <w:right w:w="80" w:type="dxa"/>
+            </w:tcMar>
+            <w:vAlign w:val="center"/>
+          </w:tcPr>
+          <w:p>
+            <w:pPr>
+              <w:spacing w:after="30"/>
+              <w:jc w:val="center"/>
+            </w:pPr>
+            <w:r/>
+            <w:r>
+              <w:rPr>
+                <w:rFonts w:ascii="Arial" w:hAnsi="Arial"/>
+                <w:b/>
+                <w:i w:val="0"/>
+                <w:color w:val="2E5C8A"/>
+                <w:sz w:val="34"/>
+              </w:rPr>
+              <w:t>6</w:t>
+            </w:r>
+          </w:p>
+          <w:p>
+            <w:pPr>
+              <w:spacing w:after="0"/>
+              <w:jc w:val="center"/>
+            </w:pPr>
+            <w:r>
+              <w:rPr>
+                <w:rFonts w:ascii="Arial" w:hAnsi="Arial"/>
+                <w:b w:val="0"/>
+                <w:i w:val="0"/>
+                <w:color w:val="6B7280"/>
+                <w:sz w:val="14"/>
+              </w:rPr>
+              <w:t>UAT CASES</w:t>
+            </w:r>
+          </w:p>
+        </w:tc>
+      </w:tr>
+    </w:tbl>
+    <w:p>
+      <w:pPr>
+        <w:spacing w:before="260" w:after="60"/>
+      </w:pPr>
+      <w:r>
+        <w:rPr>
+          <w:rFonts w:ascii="Arial" w:hAnsi="Arial"/>
+          <w:b/>
+          <w:i w:val="0"/>
+          <w:color w:val="2E5C8A"/>
+          <w:sz w:val="16"/>
+        </w:rPr>
+        <w:t>PURPOSE</w:t>
+      </w:r>
+    </w:p>
+    <w:p>
+      <w:pPr>
+        <w:spacing w:after="0" w:line="276" w:lineRule="auto"/>
+      </w:pPr>
+      <w:r>
+        <w:rPr>
+          <w:rFonts w:ascii="Arial" w:hAnsi="Arial"/>
+          <w:b w:val="0"/>
+          <w:i/>
+          <w:color w:val="3A4253"/>
+          <w:sz w:val="22"/>
+        </w:rPr>
+        <w:t>Translate finance process pain points into implementation-ready ERP requirements — covering workflow, data, controls, reporting, audit trail, and UAT coverage.</w:t>
+      </w:r>
+    </w:p>
+    <w:p>
+      <w:pPr>
+        <w:pageBreakBefore/>
+        <w:spacing w:after="60"/>
+      </w:pPr>
+      <w:r>
+        <w:rPr>
+          <w:rFonts w:ascii="Arial" w:hAnsi="Arial"/>
+          <w:b/>
+          <w:i w:val="0"/>
+          <w:color w:val="16243D"/>
+          <w:sz w:val="36"/>
+        </w:rPr>
+        <w:t>Contents</w:t>
+      </w:r>
+    </w:p>
+    <w:p>
+      <w:pPr>
+        <w:spacing w:after="260"/>
+        <w:pBdr>
+          <w:bottom w:val="single" w:sz="12" w:space="4" w:color="C9A24B"/>
+        </w:pBdr>
+      </w:pPr>
+    </w:p>
+    <w:tbl>
+      <w:tblPr>
+        <w:tblW w:type="dxa" w:w="9360"/>
+        <w:tblLayout w:type="fixed"/>
+        <w:tblLook w:firstColumn="1" w:firstRow="1" w:lastColumn="0" w:lastRow="0" w:noHBand="0" w:noVBand="1" w:val="04A0"/>
+        <w:tblBorders>
+          <w:top w:val="single" w:sz="0" w:space="0" w:color="FFFFFF"/>
+          <w:left w:val="single" w:sz="0" w:space="0" w:color="FFFFFF"/>
+          <w:bottom w:val="single" w:sz="0" w:space="0" w:color="FFFFFF"/>
+          <w:right w:val="single" w:sz="0" w:space="0" w:color="FFFFFF"/>
+          <w:insideH w:val="single" w:sz="0" w:space="0" w:color="FFFFFF"/>
+          <w:insideV w:val="single" w:sz="0" w:space="0" w:color="FFFFFF"/>
+        </w:tblBorders>
+      </w:tblPr>
+      <w:tblGrid>
+        <w:gridCol w:w="720"/>
+        <w:gridCol w:w="7880"/>
+        <w:gridCol w:w="760"/>
+      </w:tblGrid>
+      <w:tr>
+        <w:tc>
+          <w:tcPr>
+            <w:tcW w:type="dxa" w:w="720"/>
+            <w:tcMar>
+              <w:top w:w="110" w:type="dxa"/>
+              <w:bottom w:w="110" w:type="dxa"/>
+              <w:left w:w="60" w:type="dxa"/>
+              <w:right w:w="60" w:type="dxa"/>
+            </w:tcMar>
+            <w:tcBorders>
+              <w:bottom w:val="single" w:sz="4" w:space="0" w:color="D9DEE6"/>
+            </w:tcBorders>
+          </w:tcPr>
+          <w:p>
+            <w:pPr>
+              <w:spacing w:after="0"/>
+              <w:jc w:val="left"/>
+            </w:pPr>
+            <w:r/>
+            <w:r>
+              <w:rPr>
+                <w:rFonts w:ascii="Arial" w:hAnsi="Arial"/>
+                <w:b/>
+                <w:i w:val="0"/>
+                <w:color w:val="C9A24B"/>
+                <w:sz w:val="21"/>
+              </w:rPr>
+              <w:t>01</w:t>
+            </w:r>
+          </w:p>
+        </w:tc>
+        <w:tc>
+          <w:tcPr>
+            <w:tcW w:type="dxa" w:w="7880"/>
+            <w:tcMar>
+              <w:top w:w="110" w:type="dxa"/>
+              <w:bottom w:w="110" w:type="dxa"/>
+              <w:left w:w="60" w:type="dxa"/>
+              <w:right w:w="60" w:type="dxa"/>
+            </w:tcMar>
+            <w:tcBorders>
+              <w:bottom w:val="single" w:sz="4" w:space="0" w:color="D9DEE6"/>
+            </w:tcBorders>
+          </w:tcPr>
+          <w:p>
+            <w:pPr>
+              <w:spacing w:after="0"/>
+              <w:jc w:val="left"/>
+            </w:pPr>
+            <w:r/>
+            <w:r>
+              <w:rPr>
+                <w:rFonts w:ascii="Arial" w:hAnsi="Arial"/>
+                <w:b/>
+                <w:i w:val="0"/>
+                <w:color w:val="16243D"/>
+                <w:sz w:val="21"/>
+              </w:rPr>
+              <w:t>Executive Summary</w:t>
+            </w:r>
+          </w:p>
+        </w:tc>
+        <w:tc>
+          <w:tcPr>
+            <w:tcW w:type="dxa" w:w="760"/>
+            <w:tcMar>
+              <w:top w:w="110" w:type="dxa"/>
+              <w:bottom w:w="110" w:type="dxa"/>
+              <w:left w:w="60" w:type="dxa"/>
+              <w:right w:w="60" w:type="dxa"/>
+            </w:tcMar>
+            <w:tcBorders>
+              <w:bottom w:val="single" w:sz="4" w:space="0" w:color="D9DEE6"/>
+            </w:tcBorders>
+          </w:tcPr>
+          <w:p>
+            <w:pPr>
+              <w:spacing w:after="0"/>
+              <w:jc w:val="right"/>
+            </w:pPr>
+            <w:r/>
+            <w:r>
+              <w:rPr>
+                <w:rFonts w:ascii="Arial" w:hAnsi="Arial"/>
+                <w:b/>
+                <w:i w:val="0"/>
+                <w:color w:val="2E5C8A"/>
+                <w:sz w:val="20"/>
+              </w:rPr>
+              <w:t>p. 3</w:t>
             </w:r>
           </w:p>
         </w:tc>
@@ -72,27 +756,94 @@
       <w:tr>
         <w:tc>
           <w:tcPr>
-            <w:tcW w:type="dxa" w:w="5184"/>
-            <w:vAlign w:val="top"/>
-            <w:shd w:fill="E5E7EB"/>
+            <w:tcW w:type="dxa" w:w="720"/>
+            <w:tcMar>
+              <w:top w:w="110" w:type="dxa"/>
+              <w:bottom w:w="110" w:type="dxa"/>
+              <w:left w:w="60" w:type="dxa"/>
+              <w:right w:w="60" w:type="dxa"/>
+            </w:tcMar>
+            <w:tcBorders>
+              <w:bottom w:val="single" w:sz="4" w:space="0" w:color="D9DEE6"/>
+            </w:tcBorders>
           </w:tcPr>
           <w:p>
+            <w:pPr>
+              <w:spacing w:after="0"/>
+              <w:jc w:val="left"/>
+            </w:pPr>
+            <w:r/>
             <w:r>
               <w:rPr>
+                <w:rFonts w:ascii="Arial" w:hAnsi="Arial"/>
                 <w:b/>
+                <w:i w:val="0"/>
+                <w:color w:val="C9A24B"/>
+                <w:sz w:val="21"/>
               </w:rPr>
-              <w:t>Prepared by</w:t>
+              <w:t>02</w:t>
             </w:r>
           </w:p>
         </w:tc>
         <w:tc>
           <w:tcPr>
-            <w:tcW w:type="dxa" w:w="5184"/>
-            <w:vAlign w:val="top"/>
+            <w:tcW w:type="dxa" w:w="7880"/>
+            <w:tcMar>
+              <w:top w:w="110" w:type="dxa"/>
+              <w:bottom w:w="110" w:type="dxa"/>
+              <w:left w:w="60" w:type="dxa"/>
+              <w:right w:w="60" w:type="dxa"/>
+            </w:tcMar>
+            <w:tcBorders>
+              <w:bottom w:val="single" w:sz="4" w:space="0" w:color="D9DEE6"/>
+            </w:tcBorders>
           </w:tcPr>
           <w:p>
+            <w:pPr>
+              <w:spacing w:after="0"/>
+              <w:jc w:val="left"/>
+            </w:pPr>
+            <w:r/>
             <w:r>
-              <w:t>Chez Solutions</w:t>
+              <w:rPr>
+                <w:rFonts w:ascii="Arial" w:hAnsi="Arial"/>
+                <w:b/>
+                <w:i w:val="0"/>
+                <w:color w:val="16243D"/>
+                <w:sz w:val="21"/>
+              </w:rPr>
+              <w:t>Business Problem</w:t>
+            </w:r>
+          </w:p>
+        </w:tc>
+        <w:tc>
+          <w:tcPr>
+            <w:tcW w:type="dxa" w:w="760"/>
+            <w:tcMar>
+              <w:top w:w="110" w:type="dxa"/>
+              <w:bottom w:w="110" w:type="dxa"/>
+              <w:left w:w="60" w:type="dxa"/>
+              <w:right w:w="60" w:type="dxa"/>
+            </w:tcMar>
+            <w:tcBorders>
+              <w:bottom w:val="single" w:sz="4" w:space="0" w:color="D9DEE6"/>
+            </w:tcBorders>
+          </w:tcPr>
+          <w:p>
+            <w:pPr>
+              <w:spacing w:after="0"/>
+              <w:jc w:val="right"/>
+            </w:pPr>
+            <w:r/>
+            <w:r>
+              <w:rPr>
+                <w:rFonts w:ascii="Arial" w:hAnsi="Arial"/>
+                <w:b/>
+                <w:i w:val="0"/>
+                <w:color w:val="2E5C8A"/>
+                <w:sz w:val="20"/>
+              </w:rPr>
+              <w:t>p. 3</w:t>
             </w:r>
           </w:p>
         </w:tc>
@@ -100,27 +851,94 @@
       <w:tr>
         <w:tc>
           <w:tcPr>
-            <w:tcW w:type="dxa" w:w="5184"/>
-            <w:vAlign w:val="top"/>
-            <w:shd w:fill="E5E7EB"/>
+            <w:tcW w:type="dxa" w:w="720"/>
+            <w:tcMar>
+              <w:top w:w="110" w:type="dxa"/>
+              <w:bottom w:w="110" w:type="dxa"/>
+              <w:left w:w="60" w:type="dxa"/>
+              <w:right w:w="60" w:type="dxa"/>
+            </w:tcMar>
+            <w:tcBorders>
+              <w:bottom w:val="single" w:sz="4" w:space="0" w:color="D9DEE6"/>
+            </w:tcBorders>
           </w:tcPr>
           <w:p>
+            <w:pPr>
+              <w:spacing w:after="0"/>
+              <w:jc w:val="left"/>
+            </w:pPr>
+            <w:r/>
             <w:r>
               <w:rPr>
+                <w:rFonts w:ascii="Arial" w:hAnsi="Arial"/>
                 <w:b/>
+                <w:i w:val="0"/>
+                <w:color w:val="C9A24B"/>
+                <w:sz w:val="21"/>
               </w:rPr>
-              <w:t>Date</w:t>
+              <w:t>03</w:t>
             </w:r>
           </w:p>
         </w:tc>
         <w:tc>
           <w:tcPr>
-            <w:tcW w:type="dxa" w:w="5184"/>
-            <w:vAlign w:val="top"/>
+            <w:tcW w:type="dxa" w:w="7880"/>
+            <w:tcMar>
+              <w:top w:w="110" w:type="dxa"/>
+              <w:bottom w:w="110" w:type="dxa"/>
+              <w:left w:w="60" w:type="dxa"/>
+              <w:right w:w="60" w:type="dxa"/>
+            </w:tcMar>
+            <w:tcBorders>
+              <w:bottom w:val="single" w:sz="4" w:space="0" w:color="D9DEE6"/>
+            </w:tcBorders>
           </w:tcPr>
           <w:p>
+            <w:pPr>
+              <w:spacing w:after="0"/>
+              <w:jc w:val="left"/>
+            </w:pPr>
+            <w:r/>
             <w:r>
-              <w:t>19 June 2026</w:t>
+              <w:rPr>
+                <w:rFonts w:ascii="Arial" w:hAnsi="Arial"/>
+                <w:b/>
+                <w:i w:val="0"/>
+                <w:color w:val="16243D"/>
+                <w:sz w:val="21"/>
+              </w:rPr>
+              <w:t>Process Scope</w:t>
+            </w:r>
+          </w:p>
+        </w:tc>
+        <w:tc>
+          <w:tcPr>
+            <w:tcW w:type="dxa" w:w="760"/>
+            <w:tcMar>
+              <w:top w:w="110" w:type="dxa"/>
+              <w:bottom w:w="110" w:type="dxa"/>
+              <w:left w:w="60" w:type="dxa"/>
+              <w:right w:w="60" w:type="dxa"/>
+            </w:tcMar>
+            <w:tcBorders>
+              <w:bottom w:val="single" w:sz="4" w:space="0" w:color="D9DEE6"/>
+            </w:tcBorders>
+          </w:tcPr>
+          <w:p>
+            <w:pPr>
+              <w:spacing w:after="0"/>
+              <w:jc w:val="right"/>
+            </w:pPr>
+            <w:r/>
+            <w:r>
+              <w:rPr>
+                <w:rFonts w:ascii="Arial" w:hAnsi="Arial"/>
+                <w:b/>
+                <w:i w:val="0"/>
+                <w:color w:val="2E5C8A"/>
+                <w:sz w:val="20"/>
+              </w:rPr>
+              <w:t>p. 3</w:t>
             </w:r>
           </w:p>
         </w:tc>
@@ -128,27 +946,94 @@
       <w:tr>
         <w:tc>
           <w:tcPr>
-            <w:tcW w:type="dxa" w:w="5184"/>
-            <w:vAlign w:val="top"/>
-            <w:shd w:fill="E5E7EB"/>
+            <w:tcW w:type="dxa" w:w="720"/>
+            <w:tcMar>
+              <w:top w:w="110" w:type="dxa"/>
+              <w:bottom w:w="110" w:type="dxa"/>
+              <w:left w:w="60" w:type="dxa"/>
+              <w:right w:w="60" w:type="dxa"/>
+            </w:tcMar>
+            <w:tcBorders>
+              <w:bottom w:val="single" w:sz="4" w:space="0" w:color="D9DEE6"/>
+            </w:tcBorders>
           </w:tcPr>
           <w:p>
+            <w:pPr>
+              <w:spacing w:after="0"/>
+              <w:jc w:val="left"/>
+            </w:pPr>
+            <w:r/>
             <w:r>
               <w:rPr>
+                <w:rFonts w:ascii="Arial" w:hAnsi="Arial"/>
                 <w:b/>
+                <w:i w:val="0"/>
+                <w:color w:val="C9A24B"/>
+                <w:sz w:val="21"/>
               </w:rPr>
-              <w:t>Status</w:t>
+              <w:t>04</w:t>
             </w:r>
           </w:p>
         </w:tc>
         <w:tc>
           <w:tcPr>
-            <w:tcW w:type="dxa" w:w="5184"/>
-            <w:vAlign w:val="top"/>
+            <w:tcW w:type="dxa" w:w="7880"/>
+            <w:tcMar>
+              <w:top w:w="110" w:type="dxa"/>
+              <w:bottom w:w="110" w:type="dxa"/>
+              <w:left w:w="60" w:type="dxa"/>
+              <w:right w:w="60" w:type="dxa"/>
+            </w:tcMar>
+            <w:tcBorders>
+              <w:bottom w:val="single" w:sz="4" w:space="0" w:color="D9DEE6"/>
+            </w:tcBorders>
           </w:tcPr>
           <w:p>
+            <w:pPr>
+              <w:spacing w:after="0"/>
+              <w:jc w:val="left"/>
+            </w:pPr>
+            <w:r/>
             <w:r>
-              <w:t>Draft for Review</w:t>
+              <w:rPr>
+                <w:rFonts w:ascii="Arial" w:hAnsi="Arial"/>
+                <w:b/>
+                <w:i w:val="0"/>
+                <w:color w:val="16243D"/>
+                <w:sz w:val="21"/>
+              </w:rPr>
+              <w:t>Scope Boundaries</w:t>
+            </w:r>
+          </w:p>
+        </w:tc>
+        <w:tc>
+          <w:tcPr>
+            <w:tcW w:type="dxa" w:w="760"/>
+            <w:tcMar>
+              <w:top w:w="110" w:type="dxa"/>
+              <w:bottom w:w="110" w:type="dxa"/>
+              <w:left w:w="60" w:type="dxa"/>
+              <w:right w:w="60" w:type="dxa"/>
+            </w:tcMar>
+            <w:tcBorders>
+              <w:bottom w:val="single" w:sz="4" w:space="0" w:color="D9DEE6"/>
+            </w:tcBorders>
+          </w:tcPr>
+          <w:p>
+            <w:pPr>
+              <w:spacing w:after="0"/>
+              <w:jc w:val="right"/>
+            </w:pPr>
+            <w:r/>
+            <w:r>
+              <w:rPr>
+                <w:rFonts w:ascii="Arial" w:hAnsi="Arial"/>
+                <w:b/>
+                <w:i w:val="0"/>
+                <w:color w:val="2E5C8A"/>
+                <w:sz w:val="20"/>
+              </w:rPr>
+              <w:t>p. 3</w:t>
             </w:r>
           </w:p>
         </w:tc>
@@ -156,274 +1041,94 @@
       <w:tr>
         <w:tc>
           <w:tcPr>
-            <w:tcW w:type="dxa" w:w="5184"/>
-            <w:vAlign w:val="top"/>
-            <w:shd w:fill="E5E7EB"/>
+            <w:tcW w:type="dxa" w:w="720"/>
+            <w:tcMar>
+              <w:top w:w="110" w:type="dxa"/>
+              <w:bottom w:w="110" w:type="dxa"/>
+              <w:left w:w="60" w:type="dxa"/>
+              <w:right w:w="60" w:type="dxa"/>
+            </w:tcMar>
+            <w:tcBorders>
+              <w:bottom w:val="single" w:sz="4" w:space="0" w:color="D9DEE6"/>
+            </w:tcBorders>
           </w:tcPr>
           <w:p>
+            <w:pPr>
+              <w:spacing w:after="0"/>
+              <w:jc w:val="left"/>
+            </w:pPr>
+            <w:r/>
             <w:r>
               <w:rPr>
+                <w:rFonts w:ascii="Arial" w:hAnsi="Arial"/>
                 <w:b/>
+                <w:i w:val="0"/>
+                <w:color w:val="C9A24B"/>
+                <w:sz w:val="21"/>
               </w:rPr>
-              <w:t>Document type</w:t>
+              <w:t>05</w:t>
             </w:r>
           </w:p>
         </w:tc>
         <w:tc>
           <w:tcPr>
-            <w:tcW w:type="dxa" w:w="5184"/>
-            <w:vAlign w:val="top"/>
+            <w:tcW w:type="dxa" w:w="7880"/>
+            <w:tcMar>
+              <w:top w:w="110" w:type="dxa"/>
+              <w:bottom w:w="110" w:type="dxa"/>
+              <w:left w:w="60" w:type="dxa"/>
+              <w:right w:w="60" w:type="dxa"/>
+            </w:tcMar>
+            <w:tcBorders>
+              <w:bottom w:val="single" w:sz="4" w:space="0" w:color="D9DEE6"/>
+            </w:tcBorders>
           </w:tcPr>
           <w:p>
-            <w:r>
-              <w:t>Finance systems requirements pack</w:t>
-            </w:r>
-          </w:p>
-        </w:tc>
-      </w:tr>
-    </w:tbl>
-    <w:p/>
-    <w:tbl>
-      <w:tblPr>
-        <w:tblW w:type="auto" w:w="0"/>
-        <w:jc w:val="center"/>
-        <w:tblLook w:firstColumn="1" w:firstRow="1" w:lastColumn="0" w:lastRow="0" w:noHBand="0" w:noVBand="1" w:val="04A0"/>
-      </w:tblPr>
-      <w:tblGrid>
-        <w:gridCol w:w="2074"/>
-        <w:gridCol w:w="2074"/>
-        <w:gridCol w:w="2074"/>
-        <w:gridCol w:w="2074"/>
-        <w:gridCol w:w="2074"/>
-      </w:tblGrid>
-      <w:tr>
-        <w:tc>
-          <w:tcPr>
-            <w:tcW w:type="dxa" w:w="2074"/>
-            <w:shd w:fill="EFF6FF"/>
-            <w:vAlign w:val="center"/>
-          </w:tcPr>
-          <w:p>
+            <w:pPr>
+              <w:spacing w:after="0"/>
+              <w:jc w:val="left"/>
+            </w:pPr>
             <w:r/>
             <w:r>
               <w:rPr>
+                <w:rFonts w:ascii="Arial" w:hAnsi="Arial"/>
                 <w:b/>
-                <w:color w:val="1E40AF"/>
-                <w:sz w:val="14"/>
+                <w:i w:val="0"/>
+                <w:color w:val="16243D"/>
+                <w:sz w:val="21"/>
               </w:rPr>
-              <w:t>VOLUME</w:t>
-            </w:r>
-          </w:p>
-          <w:p>
-            <w:pPr>
-              <w:jc w:val="center"/>
-            </w:pPr>
-            <w:r>
-              <w:rPr>
-                <w:b/>
-                <w:sz w:val="18"/>
-              </w:rPr>
-              <w:t>650 employees and monthly payroll control review</w:t>
+              <w:t>Stakeholders and Roles</w:t>
             </w:r>
           </w:p>
         </w:tc>
         <w:tc>
           <w:tcPr>
-            <w:tcW w:type="dxa" w:w="2074"/>
-            <w:shd w:fill="EFF6FF"/>
-            <w:vAlign w:val="center"/>
+            <w:tcW w:type="dxa" w:w="760"/>
+            <w:tcMar>
+              <w:top w:w="110" w:type="dxa"/>
+              <w:bottom w:w="110" w:type="dxa"/>
+              <w:left w:w="60" w:type="dxa"/>
+              <w:right w:w="60" w:type="dxa"/>
+            </w:tcMar>
+            <w:tcBorders>
+              <w:bottom w:val="single" w:sz="4" w:space="0" w:color="D9DEE6"/>
+            </w:tcBorders>
           </w:tcPr>
           <w:p>
+            <w:pPr>
+              <w:spacing w:after="0"/>
+              <w:jc w:val="right"/>
+            </w:pPr>
             <w:r/>
             <w:r>
               <w:rPr>
+                <w:rFonts w:ascii="Arial" w:hAnsi="Arial"/>
                 <w:b/>
-                <w:color w:val="1E40AF"/>
-                <w:sz w:val="14"/>
+                <w:i w:val="0"/>
+                <w:color w:val="2E5C8A"/>
+                <w:sz w:val="20"/>
               </w:rPr>
-              <w:t>DELIVERY</w:t>
-            </w:r>
-          </w:p>
-          <w:p>
-            <w:pPr>
-              <w:jc w:val="center"/>
-            </w:pPr>
-            <w:r>
-              <w:rPr>
-                <w:b/>
-                <w:sz w:val="18"/>
-              </w:rPr>
-              <w:t>9 weeks</w:t>
-            </w:r>
-          </w:p>
-        </w:tc>
-        <w:tc>
-          <w:tcPr>
-            <w:tcW w:type="dxa" w:w="2074"/>
-            <w:shd w:fill="EFF6FF"/>
-            <w:vAlign w:val="center"/>
-          </w:tcPr>
-          <w:p>
-            <w:r/>
-            <w:r>
-              <w:rPr>
-                <w:b/>
-                <w:color w:val="1E40AF"/>
-                <w:sz w:val="14"/>
-              </w:rPr>
-              <w:t>FUNCTIONAL</w:t>
-            </w:r>
-          </w:p>
-          <w:p>
-            <w:pPr>
-              <w:jc w:val="center"/>
-            </w:pPr>
-            <w:r>
-              <w:rPr>
-                <w:b/>
-                <w:sz w:val="18"/>
-              </w:rPr>
-              <w:t>8</w:t>
-            </w:r>
-          </w:p>
-        </w:tc>
-        <w:tc>
-          <w:tcPr>
-            <w:tcW w:type="dxa" w:w="2074"/>
-            <w:shd w:fill="EFF6FF"/>
-            <w:vAlign w:val="center"/>
-          </w:tcPr>
-          <w:p>
-            <w:r/>
-            <w:r>
-              <w:rPr>
-                <w:b/>
-                <w:color w:val="1E40AF"/>
-                <w:sz w:val="14"/>
-              </w:rPr>
-              <w:t>CONTROLS</w:t>
-            </w:r>
-          </w:p>
-          <w:p>
-            <w:pPr>
-              <w:jc w:val="center"/>
-            </w:pPr>
-            <w:r>
-              <w:rPr>
-                <w:b/>
-                <w:sz w:val="18"/>
-              </w:rPr>
-              <w:t>5</w:t>
-            </w:r>
-          </w:p>
-        </w:tc>
-        <w:tc>
-          <w:tcPr>
-            <w:tcW w:type="dxa" w:w="2074"/>
-            <w:shd w:fill="EFF6FF"/>
-            <w:vAlign w:val="center"/>
-          </w:tcPr>
-          <w:p>
-            <w:r/>
-            <w:r>
-              <w:rPr>
-                <w:b/>
-                <w:color w:val="1E40AF"/>
-                <w:sz w:val="14"/>
-              </w:rPr>
-              <w:t>UAT CASES</w:t>
-            </w:r>
-          </w:p>
-          <w:p>
-            <w:pPr>
-              <w:jc w:val="center"/>
-            </w:pPr>
-            <w:r>
-              <w:rPr>
-                <w:b/>
-                <w:sz w:val="18"/>
-              </w:rPr>
-              <w:t>6</w:t>
-            </w:r>
-          </w:p>
-        </w:tc>
-      </w:tr>
-    </w:tbl>
-    <w:p/>
-    <w:p>
-      <w:pPr>
-        <w:pStyle w:val="Heading2"/>
-        <w:keepNext/>
-      </w:pPr>
-      <w:r>
-        <w:t>PURPOSE</w:t>
-      </w:r>
-    </w:p>
-    <w:p>
-      <w:r>
-        <w:t>Translate finance process pain points into implementation-ready ERP requirements covering workflow, data, controls, reporting, audit trail, and UAT coverage.</w:t>
-      </w:r>
-    </w:p>
-    <w:p>
-      <w:r>
-        <w:br w:type="page"/>
-      </w:r>
-    </w:p>
-    <w:p>
-      <w:pPr>
-        <w:sectPr>
-          <w:pgSz w:w="12240" w:h="15840"/>
-          <w:pgMar w:top="792" w:right="936" w:bottom="792" w:left="936" w:header="360" w:footer="360" w:gutter="0"/>
-          <w:cols w:space="720"/>
-          <w:docGrid w:linePitch="360"/>
-        </w:sectPr>
-      </w:pPr>
-    </w:p>
-    <w:p>
-      <w:pPr>
-        <w:pStyle w:val="Heading1"/>
-        <w:keepNext/>
-      </w:pPr>
-      <w:r>
-        <w:t>Contents</w:t>
-      </w:r>
-    </w:p>
-    <w:tbl>
-      <w:tblPr>
-        <w:tblStyle w:val="TableGrid"/>
-        <w:tblW w:type="auto" w:w="0"/>
-        <w:jc w:val="center"/>
-        <w:tblLayout w:type="autofit"/>
-        <w:tblLook w:firstColumn="1" w:firstRow="1" w:lastColumn="0" w:lastRow="0" w:noHBand="0" w:noVBand="1" w:val="04A0"/>
-      </w:tblPr>
-      <w:tblGrid>
-        <w:gridCol w:w="5184"/>
-        <w:gridCol w:w="5184"/>
-      </w:tblGrid>
-      <w:tr>
-        <w:tc>
-          <w:tcPr>
-            <w:tcW w:type="dxa" w:w="5184"/>
-            <w:vAlign w:val="top"/>
-            <w:shd w:fill="EFF6FF"/>
-          </w:tcPr>
-          <w:p>
-            <w:r>
-              <w:rPr>
-                <w:b/>
-              </w:rPr>
-              <w:t>01</w:t>
-            </w:r>
-          </w:p>
-        </w:tc>
-        <w:tc>
-          <w:tcPr>
-            <w:tcW w:type="dxa" w:w="5184"/>
-            <w:vAlign w:val="top"/>
-          </w:tcPr>
-          <w:p>
-            <w:r>
-              <w:t>Executive Summary</w:t>
+              <w:t>p. 4</w:t>
             </w:r>
           </w:p>
         </w:tc>
@@ -431,27 +1136,94 @@
       <w:tr>
         <w:tc>
           <w:tcPr>
-            <w:tcW w:type="dxa" w:w="5184"/>
-            <w:vAlign w:val="top"/>
-            <w:shd w:fill="EFF6FF"/>
+            <w:tcW w:type="dxa" w:w="720"/>
+            <w:tcMar>
+              <w:top w:w="110" w:type="dxa"/>
+              <w:bottom w:w="110" w:type="dxa"/>
+              <w:left w:w="60" w:type="dxa"/>
+              <w:right w:w="60" w:type="dxa"/>
+            </w:tcMar>
+            <w:tcBorders>
+              <w:bottom w:val="single" w:sz="4" w:space="0" w:color="D9DEE6"/>
+            </w:tcBorders>
           </w:tcPr>
           <w:p>
+            <w:pPr>
+              <w:spacing w:after="0"/>
+              <w:jc w:val="left"/>
+            </w:pPr>
+            <w:r/>
             <w:r>
               <w:rPr>
+                <w:rFonts w:ascii="Arial" w:hAnsi="Arial"/>
                 <w:b/>
+                <w:i w:val="0"/>
+                <w:color w:val="C9A24B"/>
+                <w:sz w:val="21"/>
               </w:rPr>
-              <w:t>02</w:t>
+              <w:t>06</w:t>
             </w:r>
           </w:p>
         </w:tc>
         <w:tc>
           <w:tcPr>
-            <w:tcW w:type="dxa" w:w="5184"/>
-            <w:vAlign w:val="top"/>
+            <w:tcW w:type="dxa" w:w="7880"/>
+            <w:tcMar>
+              <w:top w:w="110" w:type="dxa"/>
+              <w:bottom w:w="110" w:type="dxa"/>
+              <w:left w:w="60" w:type="dxa"/>
+              <w:right w:w="60" w:type="dxa"/>
+            </w:tcMar>
+            <w:tcBorders>
+              <w:bottom w:val="single" w:sz="4" w:space="0" w:color="D9DEE6"/>
+            </w:tcBorders>
           </w:tcPr>
           <w:p>
+            <w:pPr>
+              <w:spacing w:after="0"/>
+              <w:jc w:val="left"/>
+            </w:pPr>
+            <w:r/>
             <w:r>
-              <w:t>Business Problem</w:t>
+              <w:rPr>
+                <w:rFonts w:ascii="Arial" w:hAnsi="Arial"/>
+                <w:b/>
+                <w:i w:val="0"/>
+                <w:color w:val="16243D"/>
+                <w:sz w:val="21"/>
+              </w:rPr>
+              <w:t>Functional Requirements</w:t>
+            </w:r>
+          </w:p>
+        </w:tc>
+        <w:tc>
+          <w:tcPr>
+            <w:tcW w:type="dxa" w:w="760"/>
+            <w:tcMar>
+              <w:top w:w="110" w:type="dxa"/>
+              <w:bottom w:w="110" w:type="dxa"/>
+              <w:left w:w="60" w:type="dxa"/>
+              <w:right w:w="60" w:type="dxa"/>
+            </w:tcMar>
+            <w:tcBorders>
+              <w:bottom w:val="single" w:sz="4" w:space="0" w:color="D9DEE6"/>
+            </w:tcBorders>
+          </w:tcPr>
+          <w:p>
+            <w:pPr>
+              <w:spacing w:after="0"/>
+              <w:jc w:val="right"/>
+            </w:pPr>
+            <w:r/>
+            <w:r>
+              <w:rPr>
+                <w:rFonts w:ascii="Arial" w:hAnsi="Arial"/>
+                <w:b/>
+                <w:i w:val="0"/>
+                <w:color w:val="2E5C8A"/>
+                <w:sz w:val="20"/>
+              </w:rPr>
+              <w:t>p. 4</w:t>
             </w:r>
           </w:p>
         </w:tc>
@@ -459,27 +1231,94 @@
       <w:tr>
         <w:tc>
           <w:tcPr>
-            <w:tcW w:type="dxa" w:w="5184"/>
-            <w:vAlign w:val="top"/>
-            <w:shd w:fill="EFF6FF"/>
+            <w:tcW w:type="dxa" w:w="720"/>
+            <w:tcMar>
+              <w:top w:w="110" w:type="dxa"/>
+              <w:bottom w:w="110" w:type="dxa"/>
+              <w:left w:w="60" w:type="dxa"/>
+              <w:right w:w="60" w:type="dxa"/>
+            </w:tcMar>
+            <w:tcBorders>
+              <w:bottom w:val="single" w:sz="4" w:space="0" w:color="D9DEE6"/>
+            </w:tcBorders>
           </w:tcPr>
           <w:p>
+            <w:pPr>
+              <w:spacing w:after="0"/>
+              <w:jc w:val="left"/>
+            </w:pPr>
+            <w:r/>
             <w:r>
               <w:rPr>
+                <w:rFonts w:ascii="Arial" w:hAnsi="Arial"/>
                 <w:b/>
+                <w:i w:val="0"/>
+                <w:color w:val="C9A24B"/>
+                <w:sz w:val="21"/>
               </w:rPr>
-              <w:t>03</w:t>
+              <w:t>07</w:t>
             </w:r>
           </w:p>
         </w:tc>
         <w:tc>
           <w:tcPr>
-            <w:tcW w:type="dxa" w:w="5184"/>
-            <w:vAlign w:val="top"/>
+            <w:tcW w:type="dxa" w:w="7880"/>
+            <w:tcMar>
+              <w:top w:w="110" w:type="dxa"/>
+              <w:bottom w:w="110" w:type="dxa"/>
+              <w:left w:w="60" w:type="dxa"/>
+              <w:right w:w="60" w:type="dxa"/>
+            </w:tcMar>
+            <w:tcBorders>
+              <w:bottom w:val="single" w:sz="4" w:space="0" w:color="D9DEE6"/>
+            </w:tcBorders>
           </w:tcPr>
           <w:p>
+            <w:pPr>
+              <w:spacing w:after="0"/>
+              <w:jc w:val="left"/>
+            </w:pPr>
+            <w:r/>
             <w:r>
-              <w:t>Process Scope</w:t>
+              <w:rPr>
+                <w:rFonts w:ascii="Arial" w:hAnsi="Arial"/>
+                <w:b/>
+                <w:i w:val="0"/>
+                <w:color w:val="16243D"/>
+                <w:sz w:val="21"/>
+              </w:rPr>
+              <w:t>Data Requirements</w:t>
+            </w:r>
+          </w:p>
+        </w:tc>
+        <w:tc>
+          <w:tcPr>
+            <w:tcW w:type="dxa" w:w="760"/>
+            <w:tcMar>
+              <w:top w:w="110" w:type="dxa"/>
+              <w:bottom w:w="110" w:type="dxa"/>
+              <w:left w:w="60" w:type="dxa"/>
+              <w:right w:w="60" w:type="dxa"/>
+            </w:tcMar>
+            <w:tcBorders>
+              <w:bottom w:val="single" w:sz="4" w:space="0" w:color="D9DEE6"/>
+            </w:tcBorders>
+          </w:tcPr>
+          <w:p>
+            <w:pPr>
+              <w:spacing w:after="0"/>
+              <w:jc w:val="right"/>
+            </w:pPr>
+            <w:r/>
+            <w:r>
+              <w:rPr>
+                <w:rFonts w:ascii="Arial" w:hAnsi="Arial"/>
+                <w:b/>
+                <w:i w:val="0"/>
+                <w:color w:val="2E5C8A"/>
+                <w:sz w:val="20"/>
+              </w:rPr>
+              <w:t>p. 5</w:t>
             </w:r>
           </w:p>
         </w:tc>
@@ -487,27 +1326,94 @@
       <w:tr>
         <w:tc>
           <w:tcPr>
-            <w:tcW w:type="dxa" w:w="5184"/>
-            <w:vAlign w:val="top"/>
-            <w:shd w:fill="EFF6FF"/>
+            <w:tcW w:type="dxa" w:w="720"/>
+            <w:tcMar>
+              <w:top w:w="110" w:type="dxa"/>
+              <w:bottom w:w="110" w:type="dxa"/>
+              <w:left w:w="60" w:type="dxa"/>
+              <w:right w:w="60" w:type="dxa"/>
+            </w:tcMar>
+            <w:tcBorders>
+              <w:bottom w:val="single" w:sz="4" w:space="0" w:color="D9DEE6"/>
+            </w:tcBorders>
           </w:tcPr>
           <w:p>
+            <w:pPr>
+              <w:spacing w:after="0"/>
+              <w:jc w:val="left"/>
+            </w:pPr>
+            <w:r/>
             <w:r>
               <w:rPr>
+                <w:rFonts w:ascii="Arial" w:hAnsi="Arial"/>
                 <w:b/>
+                <w:i w:val="0"/>
+                <w:color w:val="C9A24B"/>
+                <w:sz w:val="21"/>
               </w:rPr>
-              <w:t>04</w:t>
+              <w:t>08</w:t>
             </w:r>
           </w:p>
         </w:tc>
         <w:tc>
           <w:tcPr>
-            <w:tcW w:type="dxa" w:w="5184"/>
-            <w:vAlign w:val="top"/>
+            <w:tcW w:type="dxa" w:w="7880"/>
+            <w:tcMar>
+              <w:top w:w="110" w:type="dxa"/>
+              <w:bottom w:w="110" w:type="dxa"/>
+              <w:left w:w="60" w:type="dxa"/>
+              <w:right w:w="60" w:type="dxa"/>
+            </w:tcMar>
+            <w:tcBorders>
+              <w:bottom w:val="single" w:sz="4" w:space="0" w:color="D9DEE6"/>
+            </w:tcBorders>
           </w:tcPr>
           <w:p>
+            <w:pPr>
+              <w:spacing w:after="0"/>
+              <w:jc w:val="left"/>
+            </w:pPr>
+            <w:r/>
             <w:r>
-              <w:t>In Scope</w:t>
+              <w:rPr>
+                <w:rFonts w:ascii="Arial" w:hAnsi="Arial"/>
+                <w:b/>
+                <w:i w:val="0"/>
+                <w:color w:val="16243D"/>
+                <w:sz w:val="21"/>
+              </w:rPr>
+              <w:t>Controls</w:t>
+            </w:r>
+          </w:p>
+        </w:tc>
+        <w:tc>
+          <w:tcPr>
+            <w:tcW w:type="dxa" w:w="760"/>
+            <w:tcMar>
+              <w:top w:w="110" w:type="dxa"/>
+              <w:bottom w:w="110" w:type="dxa"/>
+              <w:left w:w="60" w:type="dxa"/>
+              <w:right w:w="60" w:type="dxa"/>
+            </w:tcMar>
+            <w:tcBorders>
+              <w:bottom w:val="single" w:sz="4" w:space="0" w:color="D9DEE6"/>
+            </w:tcBorders>
+          </w:tcPr>
+          <w:p>
+            <w:pPr>
+              <w:spacing w:after="0"/>
+              <w:jc w:val="right"/>
+            </w:pPr>
+            <w:r/>
+            <w:r>
+              <w:rPr>
+                <w:rFonts w:ascii="Arial" w:hAnsi="Arial"/>
+                <w:b/>
+                <w:i w:val="0"/>
+                <w:color w:val="2E5C8A"/>
+                <w:sz w:val="20"/>
+              </w:rPr>
+              <w:t>p. 5</w:t>
             </w:r>
           </w:p>
         </w:tc>
@@ -515,27 +1421,94 @@
       <w:tr>
         <w:tc>
           <w:tcPr>
-            <w:tcW w:type="dxa" w:w="5184"/>
-            <w:vAlign w:val="top"/>
-            <w:shd w:fill="EFF6FF"/>
+            <w:tcW w:type="dxa" w:w="720"/>
+            <w:tcMar>
+              <w:top w:w="110" w:type="dxa"/>
+              <w:bottom w:w="110" w:type="dxa"/>
+              <w:left w:w="60" w:type="dxa"/>
+              <w:right w:w="60" w:type="dxa"/>
+            </w:tcMar>
+            <w:tcBorders>
+              <w:bottom w:val="single" w:sz="4" w:space="0" w:color="D9DEE6"/>
+            </w:tcBorders>
           </w:tcPr>
           <w:p>
+            <w:pPr>
+              <w:spacing w:after="0"/>
+              <w:jc w:val="left"/>
+            </w:pPr>
+            <w:r/>
             <w:r>
               <w:rPr>
+                <w:rFonts w:ascii="Arial" w:hAnsi="Arial"/>
                 <w:b/>
+                <w:i w:val="0"/>
+                <w:color w:val="C9A24B"/>
+                <w:sz w:val="21"/>
               </w:rPr>
-              <w:t>05</w:t>
+              <w:t>09</w:t>
             </w:r>
           </w:p>
         </w:tc>
         <w:tc>
           <w:tcPr>
-            <w:tcW w:type="dxa" w:w="5184"/>
-            <w:vAlign w:val="top"/>
+            <w:tcW w:type="dxa" w:w="7880"/>
+            <w:tcMar>
+              <w:top w:w="110" w:type="dxa"/>
+              <w:bottom w:w="110" w:type="dxa"/>
+              <w:left w:w="60" w:type="dxa"/>
+              <w:right w:w="60" w:type="dxa"/>
+            </w:tcMar>
+            <w:tcBorders>
+              <w:bottom w:val="single" w:sz="4" w:space="0" w:color="D9DEE6"/>
+            </w:tcBorders>
           </w:tcPr>
           <w:p>
+            <w:pPr>
+              <w:spacing w:after="0"/>
+              <w:jc w:val="left"/>
+            </w:pPr>
+            <w:r/>
             <w:r>
-              <w:t>Out of Scope</w:t>
+              <w:rPr>
+                <w:rFonts w:ascii="Arial" w:hAnsi="Arial"/>
+                <w:b/>
+                <w:i w:val="0"/>
+                <w:color w:val="16243D"/>
+                <w:sz w:val="21"/>
+              </w:rPr>
+              <w:t>Reporting Requirements</w:t>
+            </w:r>
+          </w:p>
+        </w:tc>
+        <w:tc>
+          <w:tcPr>
+            <w:tcW w:type="dxa" w:w="760"/>
+            <w:tcMar>
+              <w:top w:w="110" w:type="dxa"/>
+              <w:bottom w:w="110" w:type="dxa"/>
+              <w:left w:w="60" w:type="dxa"/>
+              <w:right w:w="60" w:type="dxa"/>
+            </w:tcMar>
+            <w:tcBorders>
+              <w:bottom w:val="single" w:sz="4" w:space="0" w:color="D9DEE6"/>
+            </w:tcBorders>
+          </w:tcPr>
+          <w:p>
+            <w:pPr>
+              <w:spacing w:after="0"/>
+              <w:jc w:val="right"/>
+            </w:pPr>
+            <w:r/>
+            <w:r>
+              <w:rPr>
+                <w:rFonts w:ascii="Arial" w:hAnsi="Arial"/>
+                <w:b/>
+                <w:i w:val="0"/>
+                <w:color w:val="2E5C8A"/>
+                <w:sz w:val="20"/>
+              </w:rPr>
+              <w:t>p. 5</w:t>
             </w:r>
           </w:p>
         </w:tc>
@@ -543,27 +1516,94 @@
       <w:tr>
         <w:tc>
           <w:tcPr>
-            <w:tcW w:type="dxa" w:w="5184"/>
-            <w:vAlign w:val="top"/>
-            <w:shd w:fill="EFF6FF"/>
+            <w:tcW w:type="dxa" w:w="720"/>
+            <w:tcMar>
+              <w:top w:w="110" w:type="dxa"/>
+              <w:bottom w:w="110" w:type="dxa"/>
+              <w:left w:w="60" w:type="dxa"/>
+              <w:right w:w="60" w:type="dxa"/>
+            </w:tcMar>
+            <w:tcBorders>
+              <w:bottom w:val="single" w:sz="4" w:space="0" w:color="D9DEE6"/>
+            </w:tcBorders>
           </w:tcPr>
           <w:p>
+            <w:pPr>
+              <w:spacing w:after="0"/>
+              <w:jc w:val="left"/>
+            </w:pPr>
+            <w:r/>
             <w:r>
               <w:rPr>
+                <w:rFonts w:ascii="Arial" w:hAnsi="Arial"/>
                 <w:b/>
+                <w:i w:val="0"/>
+                <w:color w:val="C9A24B"/>
+                <w:sz w:val="21"/>
               </w:rPr>
-              <w:t>06</w:t>
+              <w:t>10</w:t>
             </w:r>
           </w:p>
         </w:tc>
         <w:tc>
           <w:tcPr>
-            <w:tcW w:type="dxa" w:w="5184"/>
-            <w:vAlign w:val="top"/>
+            <w:tcW w:type="dxa" w:w="7880"/>
+            <w:tcMar>
+              <w:top w:w="110" w:type="dxa"/>
+              <w:bottom w:w="110" w:type="dxa"/>
+              <w:left w:w="60" w:type="dxa"/>
+              <w:right w:w="60" w:type="dxa"/>
+            </w:tcMar>
+            <w:tcBorders>
+              <w:bottom w:val="single" w:sz="4" w:space="0" w:color="D9DEE6"/>
+            </w:tcBorders>
           </w:tcPr>
           <w:p>
+            <w:pPr>
+              <w:spacing w:after="0"/>
+              <w:jc w:val="left"/>
+            </w:pPr>
+            <w:r/>
             <w:r>
-              <w:t>Stakeholders and Roles</w:t>
+              <w:rPr>
+                <w:rFonts w:ascii="Arial" w:hAnsi="Arial"/>
+                <w:b/>
+                <w:i w:val="0"/>
+                <w:color w:val="16243D"/>
+                <w:sz w:val="21"/>
+              </w:rPr>
+              <w:t>Audit Trail Requirements</w:t>
+            </w:r>
+          </w:p>
+        </w:tc>
+        <w:tc>
+          <w:tcPr>
+            <w:tcW w:type="dxa" w:w="760"/>
+            <w:tcMar>
+              <w:top w:w="110" w:type="dxa"/>
+              <w:bottom w:w="110" w:type="dxa"/>
+              <w:left w:w="60" w:type="dxa"/>
+              <w:right w:w="60" w:type="dxa"/>
+            </w:tcMar>
+            <w:tcBorders>
+              <w:bottom w:val="single" w:sz="4" w:space="0" w:color="D9DEE6"/>
+            </w:tcBorders>
+          </w:tcPr>
+          <w:p>
+            <w:pPr>
+              <w:spacing w:after="0"/>
+              <w:jc w:val="right"/>
+            </w:pPr>
+            <w:r/>
+            <w:r>
+              <w:rPr>
+                <w:rFonts w:ascii="Arial" w:hAnsi="Arial"/>
+                <w:b/>
+                <w:i w:val="0"/>
+                <w:color w:val="2E5C8A"/>
+                <w:sz w:val="20"/>
+              </w:rPr>
+              <w:t>p. 5</w:t>
             </w:r>
           </w:p>
         </w:tc>
@@ -571,27 +1611,94 @@
       <w:tr>
         <w:tc>
           <w:tcPr>
-            <w:tcW w:type="dxa" w:w="5184"/>
-            <w:vAlign w:val="top"/>
-            <w:shd w:fill="EFF6FF"/>
+            <w:tcW w:type="dxa" w:w="720"/>
+            <w:tcMar>
+              <w:top w:w="110" w:type="dxa"/>
+              <w:bottom w:w="110" w:type="dxa"/>
+              <w:left w:w="60" w:type="dxa"/>
+              <w:right w:w="60" w:type="dxa"/>
+            </w:tcMar>
+            <w:tcBorders>
+              <w:bottom w:val="single" w:sz="4" w:space="0" w:color="D9DEE6"/>
+            </w:tcBorders>
           </w:tcPr>
           <w:p>
+            <w:pPr>
+              <w:spacing w:after="0"/>
+              <w:jc w:val="left"/>
+            </w:pPr>
+            <w:r/>
             <w:r>
               <w:rPr>
+                <w:rFonts w:ascii="Arial" w:hAnsi="Arial"/>
                 <w:b/>
+                <w:i w:val="0"/>
+                <w:color w:val="C9A24B"/>
+                <w:sz w:val="21"/>
               </w:rPr>
-              <w:t>07</w:t>
+              <w:t>11</w:t>
             </w:r>
           </w:p>
         </w:tc>
         <w:tc>
           <w:tcPr>
-            <w:tcW w:type="dxa" w:w="5184"/>
-            <w:vAlign w:val="top"/>
+            <w:tcW w:type="dxa" w:w="7880"/>
+            <w:tcMar>
+              <w:top w:w="110" w:type="dxa"/>
+              <w:bottom w:w="110" w:type="dxa"/>
+              <w:left w:w="60" w:type="dxa"/>
+              <w:right w:w="60" w:type="dxa"/>
+            </w:tcMar>
+            <w:tcBorders>
+              <w:bottom w:val="single" w:sz="4" w:space="0" w:color="D9DEE6"/>
+            </w:tcBorders>
           </w:tcPr>
           <w:p>
+            <w:pPr>
+              <w:spacing w:after="0"/>
+              <w:jc w:val="left"/>
+            </w:pPr>
+            <w:r/>
             <w:r>
-              <w:t>Functional Requirements</w:t>
+              <w:rPr>
+                <w:rFonts w:ascii="Arial" w:hAnsi="Arial"/>
+                <w:b/>
+                <w:i w:val="0"/>
+                <w:color w:val="16243D"/>
+                <w:sz w:val="21"/>
+              </w:rPr>
+              <w:t>User Stories</w:t>
+            </w:r>
+          </w:p>
+        </w:tc>
+        <w:tc>
+          <w:tcPr>
+            <w:tcW w:type="dxa" w:w="760"/>
+            <w:tcMar>
+              <w:top w:w="110" w:type="dxa"/>
+              <w:bottom w:w="110" w:type="dxa"/>
+              <w:left w:w="60" w:type="dxa"/>
+              <w:right w:w="60" w:type="dxa"/>
+            </w:tcMar>
+            <w:tcBorders>
+              <w:bottom w:val="single" w:sz="4" w:space="0" w:color="D9DEE6"/>
+            </w:tcBorders>
+          </w:tcPr>
+          <w:p>
+            <w:pPr>
+              <w:spacing w:after="0"/>
+              <w:jc w:val="right"/>
+            </w:pPr>
+            <w:r/>
+            <w:r>
+              <w:rPr>
+                <w:rFonts w:ascii="Arial" w:hAnsi="Arial"/>
+                <w:b/>
+                <w:i w:val="0"/>
+                <w:color w:val="2E5C8A"/>
+                <w:sz w:val="20"/>
+              </w:rPr>
+              <w:t>p. 6</w:t>
             </w:r>
           </w:p>
         </w:tc>
@@ -599,27 +1706,94 @@
       <w:tr>
         <w:tc>
           <w:tcPr>
-            <w:tcW w:type="dxa" w:w="5184"/>
-            <w:vAlign w:val="top"/>
-            <w:shd w:fill="EFF6FF"/>
+            <w:tcW w:type="dxa" w:w="720"/>
+            <w:tcMar>
+              <w:top w:w="110" w:type="dxa"/>
+              <w:bottom w:w="110" w:type="dxa"/>
+              <w:left w:w="60" w:type="dxa"/>
+              <w:right w:w="60" w:type="dxa"/>
+            </w:tcMar>
+            <w:tcBorders>
+              <w:bottom w:val="single" w:sz="4" w:space="0" w:color="D9DEE6"/>
+            </w:tcBorders>
           </w:tcPr>
           <w:p>
+            <w:pPr>
+              <w:spacing w:after="0"/>
+              <w:jc w:val="left"/>
+            </w:pPr>
+            <w:r/>
             <w:r>
               <w:rPr>
+                <w:rFonts w:ascii="Arial" w:hAnsi="Arial"/>
                 <w:b/>
+                <w:i w:val="0"/>
+                <w:color w:val="C9A24B"/>
+                <w:sz w:val="21"/>
               </w:rPr>
-              <w:t>08</w:t>
+              <w:t>12</w:t>
             </w:r>
           </w:p>
         </w:tc>
         <w:tc>
           <w:tcPr>
-            <w:tcW w:type="dxa" w:w="5184"/>
-            <w:vAlign w:val="top"/>
+            <w:tcW w:type="dxa" w:w="7880"/>
+            <w:tcMar>
+              <w:top w:w="110" w:type="dxa"/>
+              <w:bottom w:w="110" w:type="dxa"/>
+              <w:left w:w="60" w:type="dxa"/>
+              <w:right w:w="60" w:type="dxa"/>
+            </w:tcMar>
+            <w:tcBorders>
+              <w:bottom w:val="single" w:sz="4" w:space="0" w:color="D9DEE6"/>
+            </w:tcBorders>
           </w:tcPr>
           <w:p>
+            <w:pPr>
+              <w:spacing w:after="0"/>
+              <w:jc w:val="left"/>
+            </w:pPr>
+            <w:r/>
             <w:r>
-              <w:t>Data Requirements</w:t>
+              <w:rPr>
+                <w:rFonts w:ascii="Arial" w:hAnsi="Arial"/>
+                <w:b/>
+                <w:i w:val="0"/>
+                <w:color w:val="16243D"/>
+                <w:sz w:val="21"/>
+              </w:rPr>
+              <w:t>UAT Test Cases</w:t>
+            </w:r>
+          </w:p>
+        </w:tc>
+        <w:tc>
+          <w:tcPr>
+            <w:tcW w:type="dxa" w:w="760"/>
+            <w:tcMar>
+              <w:top w:w="110" w:type="dxa"/>
+              <w:bottom w:w="110" w:type="dxa"/>
+              <w:left w:w="60" w:type="dxa"/>
+              <w:right w:w="60" w:type="dxa"/>
+            </w:tcMar>
+            <w:tcBorders>
+              <w:bottom w:val="single" w:sz="4" w:space="0" w:color="D9DEE6"/>
+            </w:tcBorders>
+          </w:tcPr>
+          <w:p>
+            <w:pPr>
+              <w:spacing w:after="0"/>
+              <w:jc w:val="right"/>
+            </w:pPr>
+            <w:r/>
+            <w:r>
+              <w:rPr>
+                <w:rFonts w:ascii="Arial" w:hAnsi="Arial"/>
+                <w:b/>
+                <w:i w:val="0"/>
+                <w:color w:val="2E5C8A"/>
+                <w:sz w:val="20"/>
+              </w:rPr>
+              <w:t>p. 6</w:t>
             </w:r>
           </w:p>
         </w:tc>
@@ -627,27 +1801,94 @@
       <w:tr>
         <w:tc>
           <w:tcPr>
-            <w:tcW w:type="dxa" w:w="5184"/>
-            <w:vAlign w:val="top"/>
-            <w:shd w:fill="EFF6FF"/>
+            <w:tcW w:type="dxa" w:w="720"/>
+            <w:tcMar>
+              <w:top w:w="110" w:type="dxa"/>
+              <w:bottom w:w="110" w:type="dxa"/>
+              <w:left w:w="60" w:type="dxa"/>
+              <w:right w:w="60" w:type="dxa"/>
+            </w:tcMar>
+            <w:tcBorders>
+              <w:bottom w:val="single" w:sz="4" w:space="0" w:color="D9DEE6"/>
+            </w:tcBorders>
           </w:tcPr>
           <w:p>
+            <w:pPr>
+              <w:spacing w:after="0"/>
+              <w:jc w:val="left"/>
+            </w:pPr>
+            <w:r/>
             <w:r>
               <w:rPr>
+                <w:rFonts w:ascii="Arial" w:hAnsi="Arial"/>
                 <w:b/>
+                <w:i w:val="0"/>
+                <w:color w:val="C9A24B"/>
+                <w:sz w:val="21"/>
               </w:rPr>
-              <w:t>09</w:t>
+              <w:t>13</w:t>
             </w:r>
           </w:p>
         </w:tc>
         <w:tc>
           <w:tcPr>
-            <w:tcW w:type="dxa" w:w="5184"/>
-            <w:vAlign w:val="top"/>
+            <w:tcW w:type="dxa" w:w="7880"/>
+            <w:tcMar>
+              <w:top w:w="110" w:type="dxa"/>
+              <w:bottom w:w="110" w:type="dxa"/>
+              <w:left w:w="60" w:type="dxa"/>
+              <w:right w:w="60" w:type="dxa"/>
+            </w:tcMar>
+            <w:tcBorders>
+              <w:bottom w:val="single" w:sz="4" w:space="0" w:color="D9DEE6"/>
+            </w:tcBorders>
           </w:tcPr>
           <w:p>
+            <w:pPr>
+              <w:spacing w:after="0"/>
+              <w:jc w:val="left"/>
+            </w:pPr>
+            <w:r/>
             <w:r>
-              <w:t>Controls</w:t>
+              <w:rPr>
+                <w:rFonts w:ascii="Arial" w:hAnsi="Arial"/>
+                <w:b/>
+                <w:i w:val="0"/>
+                <w:color w:val="16243D"/>
+                <w:sz w:val="21"/>
+              </w:rPr>
+              <w:t>Acceptance Criteria</w:t>
+            </w:r>
+          </w:p>
+        </w:tc>
+        <w:tc>
+          <w:tcPr>
+            <w:tcW w:type="dxa" w:w="760"/>
+            <w:tcMar>
+              <w:top w:w="110" w:type="dxa"/>
+              <w:bottom w:w="110" w:type="dxa"/>
+              <w:left w:w="60" w:type="dxa"/>
+              <w:right w:w="60" w:type="dxa"/>
+            </w:tcMar>
+            <w:tcBorders>
+              <w:bottom w:val="single" w:sz="4" w:space="0" w:color="D9DEE6"/>
+            </w:tcBorders>
+          </w:tcPr>
+          <w:p>
+            <w:pPr>
+              <w:spacing w:after="0"/>
+              <w:jc w:val="right"/>
+            </w:pPr>
+            <w:r/>
+            <w:r>
+              <w:rPr>
+                <w:rFonts w:ascii="Arial" w:hAnsi="Arial"/>
+                <w:b/>
+                <w:i w:val="0"/>
+                <w:color w:val="2E5C8A"/>
+                <w:sz w:val="20"/>
+              </w:rPr>
+              <w:t>p. 7</w:t>
             </w:r>
           </w:p>
         </w:tc>
@@ -655,27 +1896,94 @@
       <w:tr>
         <w:tc>
           <w:tcPr>
-            <w:tcW w:type="dxa" w:w="5184"/>
-            <w:vAlign w:val="top"/>
-            <w:shd w:fill="EFF6FF"/>
+            <w:tcW w:type="dxa" w:w="720"/>
+            <w:tcMar>
+              <w:top w:w="110" w:type="dxa"/>
+              <w:bottom w:w="110" w:type="dxa"/>
+              <w:left w:w="60" w:type="dxa"/>
+              <w:right w:w="60" w:type="dxa"/>
+            </w:tcMar>
+            <w:tcBorders>
+              <w:bottom w:val="single" w:sz="4" w:space="0" w:color="D9DEE6"/>
+            </w:tcBorders>
           </w:tcPr>
           <w:p>
+            <w:pPr>
+              <w:spacing w:after="0"/>
+              <w:jc w:val="left"/>
+            </w:pPr>
+            <w:r/>
             <w:r>
               <w:rPr>
+                <w:rFonts w:ascii="Arial" w:hAnsi="Arial"/>
                 <w:b/>
+                <w:i w:val="0"/>
+                <w:color w:val="C9A24B"/>
+                <w:sz w:val="21"/>
               </w:rPr>
-              <w:t>10</w:t>
+              <w:t>14</w:t>
             </w:r>
           </w:p>
         </w:tc>
         <w:tc>
           <w:tcPr>
-            <w:tcW w:type="dxa" w:w="5184"/>
-            <w:vAlign w:val="top"/>
+            <w:tcW w:type="dxa" w:w="7880"/>
+            <w:tcMar>
+              <w:top w:w="110" w:type="dxa"/>
+              <w:bottom w:w="110" w:type="dxa"/>
+              <w:left w:w="60" w:type="dxa"/>
+              <w:right w:w="60" w:type="dxa"/>
+            </w:tcMar>
+            <w:tcBorders>
+              <w:bottom w:val="single" w:sz="4" w:space="0" w:color="D9DEE6"/>
+            </w:tcBorders>
           </w:tcPr>
           <w:p>
+            <w:pPr>
+              <w:spacing w:after="0"/>
+              <w:jc w:val="left"/>
+            </w:pPr>
+            <w:r/>
             <w:r>
-              <w:t>Reporting Requirements</w:t>
+              <w:rPr>
+                <w:rFonts w:ascii="Arial" w:hAnsi="Arial"/>
+                <w:b/>
+                <w:i w:val="0"/>
+                <w:color w:val="16243D"/>
+                <w:sz w:val="21"/>
+              </w:rPr>
+              <w:t>Implementation Risks and Dependencies</w:t>
+            </w:r>
+          </w:p>
+        </w:tc>
+        <w:tc>
+          <w:tcPr>
+            <w:tcW w:type="dxa" w:w="760"/>
+            <w:tcMar>
+              <w:top w:w="110" w:type="dxa"/>
+              <w:bottom w:w="110" w:type="dxa"/>
+              <w:left w:w="60" w:type="dxa"/>
+              <w:right w:w="60" w:type="dxa"/>
+            </w:tcMar>
+            <w:tcBorders>
+              <w:bottom w:val="single" w:sz="4" w:space="0" w:color="D9DEE6"/>
+            </w:tcBorders>
+          </w:tcPr>
+          <w:p>
+            <w:pPr>
+              <w:spacing w:after="0"/>
+              <w:jc w:val="right"/>
+            </w:pPr>
+            <w:r/>
+            <w:r>
+              <w:rPr>
+                <w:rFonts w:ascii="Arial" w:hAnsi="Arial"/>
+                <w:b/>
+                <w:i w:val="0"/>
+                <w:color w:val="2E5C8A"/>
+                <w:sz w:val="20"/>
+              </w:rPr>
+              <w:t>p. 7</w:t>
             </w:r>
           </w:p>
         </w:tc>
@@ -683,126 +1991,30 @@
       <w:tr>
         <w:tc>
           <w:tcPr>
-            <w:tcW w:type="dxa" w:w="5184"/>
-            <w:vAlign w:val="top"/>
-            <w:shd w:fill="EFF6FF"/>
+            <w:tcW w:type="dxa" w:w="720"/>
+            <w:tcMar>
+              <w:top w:w="110" w:type="dxa"/>
+              <w:bottom w:w="110" w:type="dxa"/>
+              <w:left w:w="60" w:type="dxa"/>
+              <w:right w:w="60" w:type="dxa"/>
+            </w:tcMar>
+            <w:tcBorders>
+              <w:bottom w:val="single" w:sz="4" w:space="0" w:color="D9DEE6"/>
+            </w:tcBorders>
           </w:tcPr>
           <w:p>
+            <w:pPr>
+              <w:spacing w:after="0"/>
+              <w:jc w:val="left"/>
+            </w:pPr>
+            <w:r/>
             <w:r>
               <w:rPr>
+                <w:rFonts w:ascii="Arial" w:hAnsi="Arial"/>
                 <w:b/>
-              </w:rPr>
-              <w:t>11</w:t>
-            </w:r>
-          </w:p>
-        </w:tc>
-        <w:tc>
-          <w:tcPr>
-            <w:tcW w:type="dxa" w:w="5184"/>
-            <w:vAlign w:val="top"/>
-          </w:tcPr>
-          <w:p>
-            <w:r>
-              <w:t>Audit Trail Requirements</w:t>
-            </w:r>
-          </w:p>
-        </w:tc>
-      </w:tr>
-      <w:tr>
-        <w:tc>
-          <w:tcPr>
-            <w:tcW w:type="dxa" w:w="5184"/>
-            <w:vAlign w:val="top"/>
-            <w:shd w:fill="EFF6FF"/>
-          </w:tcPr>
-          <w:p>
-            <w:r>
-              <w:rPr>
-                <w:b/>
-              </w:rPr>
-              <w:t>12</w:t>
-            </w:r>
-          </w:p>
-        </w:tc>
-        <w:tc>
-          <w:tcPr>
-            <w:tcW w:type="dxa" w:w="5184"/>
-            <w:vAlign w:val="top"/>
-          </w:tcPr>
-          <w:p>
-            <w:r>
-              <w:t>User Stories</w:t>
-            </w:r>
-          </w:p>
-        </w:tc>
-      </w:tr>
-      <w:tr>
-        <w:tc>
-          <w:tcPr>
-            <w:tcW w:type="dxa" w:w="5184"/>
-            <w:vAlign w:val="top"/>
-            <w:shd w:fill="EFF6FF"/>
-          </w:tcPr>
-          <w:p>
-            <w:r>
-              <w:rPr>
-                <w:b/>
-              </w:rPr>
-              <w:t>13</w:t>
-            </w:r>
-          </w:p>
-        </w:tc>
-        <w:tc>
-          <w:tcPr>
-            <w:tcW w:type="dxa" w:w="5184"/>
-            <w:vAlign w:val="top"/>
-          </w:tcPr>
-          <w:p>
-            <w:r>
-              <w:t>UAT Test Cases</w:t>
-            </w:r>
-          </w:p>
-        </w:tc>
-      </w:tr>
-      <w:tr>
-        <w:tc>
-          <w:tcPr>
-            <w:tcW w:type="dxa" w:w="5184"/>
-            <w:vAlign w:val="top"/>
-            <w:shd w:fill="EFF6FF"/>
-          </w:tcPr>
-          <w:p>
-            <w:r>
-              <w:rPr>
-                <w:b/>
-              </w:rPr>
-              <w:t>14</w:t>
-            </w:r>
-          </w:p>
-        </w:tc>
-        <w:tc>
-          <w:tcPr>
-            <w:tcW w:type="dxa" w:w="5184"/>
-            <w:vAlign w:val="top"/>
-          </w:tcPr>
-          <w:p>
-            <w:r>
-              <w:t>Acceptance Criteria</w:t>
-            </w:r>
-          </w:p>
-        </w:tc>
-      </w:tr>
-      <w:tr>
-        <w:tc>
-          <w:tcPr>
-            <w:tcW w:type="dxa" w:w="5184"/>
-            <w:vAlign w:val="top"/>
-            <w:shd w:fill="EFF6FF"/>
-          </w:tcPr>
-          <w:p>
-            <w:r>
-              <w:rPr>
-                <w:b/>
+                <w:i w:val="0"/>
+                <w:color w:val="C9A24B"/>
+                <w:sz w:val="21"/>
               </w:rPr>
               <w:t>15</w:t>
             </w:r>
@@ -810,85 +2022,97 @@
         </w:tc>
         <w:tc>
           <w:tcPr>
-            <w:tcW w:type="dxa" w:w="5184"/>
-            <w:vAlign w:val="top"/>
+            <w:tcW w:type="dxa" w:w="7880"/>
+            <w:tcMar>
+              <w:top w:w="110" w:type="dxa"/>
+              <w:bottom w:w="110" w:type="dxa"/>
+              <w:left w:w="60" w:type="dxa"/>
+              <w:right w:w="60" w:type="dxa"/>
+            </w:tcMar>
+            <w:tcBorders>
+              <w:bottom w:val="single" w:sz="4" w:space="0" w:color="D9DEE6"/>
+            </w:tcBorders>
           </w:tcPr>
           <w:p>
-            <w:r>
-              <w:t>Implementation Risks and Dependencies</w:t>
-            </w:r>
-          </w:p>
-        </w:tc>
-      </w:tr>
-      <w:tr>
-        <w:tc>
-          <w:tcPr>
-            <w:tcW w:type="dxa" w:w="5184"/>
-            <w:vAlign w:val="top"/>
-            <w:shd w:fill="EFF6FF"/>
-          </w:tcPr>
-          <w:p>
+            <w:pPr>
+              <w:spacing w:after="0"/>
+              <w:jc w:val="left"/>
+            </w:pPr>
+            <w:r/>
             <w:r>
               <w:rPr>
+                <w:rFonts w:ascii="Arial" w:hAnsi="Arial"/>
                 <w:b/>
+                <w:i w:val="0"/>
+                <w:color w:val="16243D"/>
+                <w:sz w:val="21"/>
               </w:rPr>
-              <w:t>16</w:t>
+              <w:t>Implementation Notes</w:t>
             </w:r>
           </w:p>
         </w:tc>
         <w:tc>
           <w:tcPr>
-            <w:tcW w:type="dxa" w:w="5184"/>
-            <w:vAlign w:val="top"/>
+            <w:tcW w:type="dxa" w:w="760"/>
+            <w:tcMar>
+              <w:top w:w="110" w:type="dxa"/>
+              <w:bottom w:w="110" w:type="dxa"/>
+              <w:left w:w="60" w:type="dxa"/>
+              <w:right w:w="60" w:type="dxa"/>
+            </w:tcMar>
+            <w:tcBorders>
+              <w:bottom w:val="single" w:sz="4" w:space="0" w:color="D9DEE6"/>
+            </w:tcBorders>
           </w:tcPr>
           <w:p>
-            <w:r>
-              <w:t>Implementation Notes</w:t>
-            </w:r>
-          </w:p>
-        </w:tc>
-      </w:tr>
-      <w:tr>
-        <w:tc>
-          <w:tcPr>
-            <w:tcW w:type="dxa" w:w="5184"/>
-            <w:vAlign w:val="top"/>
-            <w:shd w:fill="EFF6FF"/>
-          </w:tcPr>
-          <w:p>
+            <w:pPr>
+              <w:spacing w:after="0"/>
+              <w:jc w:val="right"/>
+            </w:pPr>
+            <w:r/>
             <w:r>
               <w:rPr>
+                <w:rFonts w:ascii="Arial" w:hAnsi="Arial"/>
                 <w:b/>
+                <w:i w:val="0"/>
+                <w:color w:val="2E5C8A"/>
+                <w:sz w:val="20"/>
               </w:rPr>
-              <w:t>17</w:t>
-            </w:r>
-          </w:p>
-        </w:tc>
-        <w:tc>
-          <w:tcPr>
-            <w:tcW w:type="dxa" w:w="5184"/>
-            <w:vAlign w:val="top"/>
-          </w:tcPr>
-          <w:p>
-            <w:r>
-              <w:t>Public-Safe Sample Data Note</w:t>
+              <w:t>p. 7</w:t>
             </w:r>
           </w:p>
         </w:tc>
       </w:tr>
     </w:tbl>
     <w:p>
-      <w:r>
-        <w:br w:type="page"/>
-      </w:r>
-    </w:p>
-    <w:p>
       <w:pPr>
         <w:pStyle w:val="Heading1"/>
         <w:keepNext/>
+        <w:pageBreakBefore/>
+        <w:spacing w:before="360" w:after="160"/>
+        <w:pBdr>
+          <w:bottom w:val="single" w:sz="10" w:space="4" w:color="2E5C8A"/>
+        </w:pBdr>
       </w:pPr>
       <w:r>
-        <w:t>01  Executive Summary</w:t>
+        <w:rPr>
+          <w:rFonts w:ascii="Arial" w:hAnsi="Arial"/>
+          <w:b/>
+          <w:i w:val="0"/>
+          <w:color w:val="C9A24B"/>
+          <w:sz w:val="28"/>
+        </w:rPr>
+        <w:t xml:space="preserve">01  </w:t>
+      </w:r>
+      <w:r>
+        <w:rPr>
+          <w:rFonts w:ascii="Arial" w:hAnsi="Arial"/>
+          <w:b/>
+          <w:i w:val="0"/>
+          <w:color w:val="16243D"/>
+          <w:sz w:val="28"/>
+        </w:rPr>
+        <w:t>Executive Summary</w:t>
       </w:r>
     </w:p>
     <w:p>
@@ -900,9 +2124,30 @@
       <w:pPr>
         <w:pStyle w:val="Heading1"/>
         <w:keepNext/>
+        <w:spacing w:before="360" w:after="160"/>
+        <w:pBdr>
+          <w:bottom w:val="single" w:sz="10" w:space="4" w:color="2E5C8A"/>
+        </w:pBdr>
       </w:pPr>
       <w:r>
-        <w:t>02  Business Problem</w:t>
+        <w:rPr>
+          <w:rFonts w:ascii="Arial" w:hAnsi="Arial"/>
+          <w:b/>
+          <w:i w:val="0"/>
+          <w:color w:val="C9A24B"/>
+          <w:sz w:val="28"/>
+        </w:rPr>
+        <w:t xml:space="preserve">02  </w:t>
+      </w:r>
+      <w:r>
+        <w:rPr>
+          <w:rFonts w:ascii="Arial" w:hAnsi="Arial"/>
+          <w:b/>
+          <w:i w:val="0"/>
+          <w:color w:val="16243D"/>
+          <w:sz w:val="28"/>
+        </w:rPr>
+        <w:t>Business Problem</w:t>
       </w:r>
     </w:p>
     <w:p>
@@ -914,9 +2159,30 @@
       <w:pPr>
         <w:pStyle w:val="Heading1"/>
         <w:keepNext/>
+        <w:spacing w:before="360" w:after="160"/>
+        <w:pBdr>
+          <w:bottom w:val="single" w:sz="10" w:space="4" w:color="2E5C8A"/>
+        </w:pBdr>
       </w:pPr>
       <w:r>
-        <w:t>03  Process Scope</w:t>
+        <w:rPr>
+          <w:rFonts w:ascii="Arial" w:hAnsi="Arial"/>
+          <w:b/>
+          <w:i w:val="0"/>
+          <w:color w:val="C9A24B"/>
+          <w:sz w:val="28"/>
+        </w:rPr>
+        <w:t xml:space="preserve">03  </w:t>
+      </w:r>
+      <w:r>
+        <w:rPr>
+          <w:rFonts w:ascii="Arial" w:hAnsi="Arial"/>
+          <w:b/>
+          <w:i w:val="0"/>
+          <w:color w:val="16243D"/>
+          <w:sz w:val="28"/>
+        </w:rPr>
+        <w:t>Process Scope</w:t>
       </w:r>
     </w:p>
     <w:p>
@@ -928,159 +2194,383 @@
       <w:pPr>
         <w:pStyle w:val="Heading1"/>
         <w:keepNext/>
+        <w:spacing w:before="360" w:after="160"/>
+        <w:pBdr>
+          <w:bottom w:val="single" w:sz="10" w:space="4" w:color="2E5C8A"/>
+        </w:pBdr>
       </w:pPr>
       <w:r>
-        <w:t>04  In Scope</w:t>
+        <w:rPr>
+          <w:rFonts w:ascii="Arial" w:hAnsi="Arial"/>
+          <w:b/>
+          <w:i w:val="0"/>
+          <w:color w:val="C9A24B"/>
+          <w:sz w:val="28"/>
+        </w:rPr>
+        <w:t xml:space="preserve">04  </w:t>
+      </w:r>
+      <w:r>
+        <w:rPr>
+          <w:rFonts w:ascii="Arial" w:hAnsi="Arial"/>
+          <w:b/>
+          <w:i w:val="0"/>
+          <w:color w:val="16243D"/>
+          <w:sz w:val="28"/>
+        </w:rPr>
+        <w:t>Scope Boundaries</w:t>
       </w:r>
     </w:p>
     <w:p>
-      <w:pPr>
-        <w:pStyle w:val="ListBullet"/>
-        <w:spacing w:after="40"/>
-      </w:pPr>
       <w:r>
-        <w:t>Payroll Controls requirements for the agreed multi-site care services provider process.</w:t>
-      </w:r>
-    </w:p>
-    <w:p>
-      <w:pPr>
-        <w:pStyle w:val="ListBullet"/>
-        <w:spacing w:after="40"/>
-      </w:pPr>
-      <w:r>
-        <w:t>Workflow, data, controls, reporting, audit trail, and UAT requirements for Sage Payroll and Xero Finance.</w:t>
-      </w:r>
-    </w:p>
-    <w:p>
-      <w:pPr>
-        <w:pStyle w:val="ListBullet"/>
-        <w:spacing w:after="40"/>
-      </w:pPr>
-      <w:r>
-        <w:t>Process pain points covering starter and leaver control gaps, payroll change approval delays, and manual payroll input checks.</w:t>
-      </w:r>
-    </w:p>
-    <w:p>
-      <w:pPr>
-        <w:pStyle w:val="ListBullet"/>
-        <w:spacing w:after="40"/>
-      </w:pPr>
-      <w:r>
-        <w:t>Reporting requirement: Payroll changes, exceptions, register-to-GL reconciliation, and payment approval summary.</w:t>
-      </w:r>
-    </w:p>
-    <w:p>
-      <w:pPr>
-        <w:pStyle w:val="ListBullet"/>
-        <w:spacing w:after="40"/>
-      </w:pPr>
-      <w:r>
-        <w:t>Implementation window and readiness assumptions for the 9 weeks target window.</w:t>
-      </w:r>
-    </w:p>
-    <w:p>
-      <w:pPr>
-        <w:pStyle w:val="Heading1"/>
-        <w:keepNext/>
-      </w:pPr>
-      <w:r>
-        <w:t>05  Out of Scope</w:t>
-      </w:r>
-    </w:p>
-    <w:p>
-      <w:pPr>
-        <w:pStyle w:val="ListBullet"/>
-        <w:spacing w:after="40"/>
-      </w:pPr>
-      <w:r>
-        <w:t>Live system configuration, data migration execution, and production cutover.</w:t>
-      </w:r>
-    </w:p>
-    <w:p>
-      <w:pPr>
-        <w:pStyle w:val="ListBullet"/>
-        <w:spacing w:after="40"/>
-      </w:pPr>
-      <w:r>
-        <w:t>Custom integration build or external workflow automation.</w:t>
-      </w:r>
-    </w:p>
-    <w:p>
-      <w:pPr>
-        <w:pStyle w:val="ListBullet"/>
-        <w:spacing w:after="40"/>
-      </w:pPr>
-      <w:r>
-        <w:t>Legal, tax, HR, or statutory sign-off outside the finance process owner remit.</w:t>
-      </w:r>
-    </w:p>
-    <w:p>
-      <w:pPr>
-        <w:pStyle w:val="ListBullet"/>
-        <w:spacing w:after="40"/>
-      </w:pPr>
-      <w:r>
-        <w:t>Direct processing of operational production data.</w:t>
-      </w:r>
-    </w:p>
-    <w:p>
-      <w:pPr>
-        <w:pStyle w:val="ListBullet"/>
-        <w:spacing w:after="40"/>
-      </w:pPr>
-      <w:r>
-        <w:t>Process areas outside Payroll Controls unless approved as a separate phase.</w:t>
-      </w:r>
-    </w:p>
-    <w:p>
-      <w:pPr>
-        <w:pStyle w:val="Heading1"/>
-        <w:keepNext/>
-      </w:pPr>
-      <w:r>
-        <w:t>06  Stakeholders and Roles</w:t>
+        <w:t>The boundaries below set expectations for this phase. Items out of scope can be re-planned as separate, approved phases.</w:t>
       </w:r>
     </w:p>
     <w:tbl>
       <w:tblPr>
-        <w:tblStyle w:val="TableGrid"/>
-        <w:tblW w:type="auto" w:w="0"/>
-        <w:jc w:val="center"/>
-        <w:tblLayout w:type="autofit"/>
+        <w:tblW w:type="dxa" w:w="9360"/>
+        <w:tblLayout w:type="fixed"/>
         <w:tblLook w:firstColumn="1" w:firstRow="1" w:lastColumn="0" w:lastRow="0" w:noHBand="0" w:noVBand="1" w:val="04A0"/>
+        <w:tblBorders>
+          <w:top w:val="single" w:sz="0" w:space="0" w:color="FFFFFF"/>
+          <w:left w:val="single" w:sz="0" w:space="0" w:color="FFFFFF"/>
+          <w:bottom w:val="single" w:sz="0" w:space="0" w:color="FFFFFF"/>
+          <w:right w:val="single" w:sz="0" w:space="0" w:color="FFFFFF"/>
+          <w:insideH w:val="single" w:sz="0" w:space="0" w:color="FFFFFF"/>
+          <w:insideV w:val="single" w:sz="0" w:space="0" w:color="FFFFFF"/>
+        </w:tblBorders>
       </w:tblPr>
       <w:tblGrid>
-        <w:gridCol w:w="5184"/>
-        <w:gridCol w:w="5184"/>
+        <w:gridCol w:w="4680"/>
+        <w:gridCol w:w="4680"/>
       </w:tblGrid>
       <w:tr>
         <w:tc>
           <w:tcPr>
-            <w:tcW w:type="dxa" w:w="5184"/>
+            <w:tcW w:type="dxa" w:w="4680"/>
+            <w:shd w:fill="E7F1EC"/>
+            <w:tcMar>
+              <w:top w:w="120" w:type="dxa"/>
+              <w:bottom w:w="130" w:type="dxa"/>
+              <w:left w:w="160" w:type="dxa"/>
+              <w:right w:w="160" w:type="dxa"/>
+            </w:tcMar>
+            <w:tcBorders>
+              <w:top w:val="single" w:sz="8" w:space="0" w:color="1F7A4D"/>
+              <w:bottom w:val="single" w:sz="4" w:space="0" w:color="D9DEE6"/>
+              <w:left w:val="single" w:sz="4" w:space="0" w:color="D9DEE6"/>
+              <w:right w:val="single" w:sz="4" w:space="0" w:color="D9DEE6"/>
+            </w:tcBorders>
             <w:vAlign w:val="top"/>
-            <w:shd w:fill="DBEAFE"/>
           </w:tcPr>
           <w:p>
+            <w:pPr>
+              <w:shd w:fill="1F7A4D"/>
+              <w:spacing w:after="100"/>
+            </w:pPr>
+            <w:r/>
             <w:r>
               <w:rPr>
+                <w:rFonts w:ascii="Arial" w:hAnsi="Arial"/>
                 <w:b/>
+                <w:i w:val="0"/>
+                <w:color w:val="FFFFFF"/>
+                <w:sz w:val="18"/>
               </w:rPr>
-              <w:t>Role</w:t>
+              <w:t>IN SCOPE</w:t>
+            </w:r>
+          </w:p>
+          <w:p>
+            <w:pPr>
+              <w:spacing w:after="70"/>
+            </w:pPr>
+            <w:r>
+              <w:rPr>
+                <w:rFonts w:ascii="Arial" w:hAnsi="Arial"/>
+                <w:b w:val="0"/>
+                <w:i w:val="0"/>
+                <w:color w:val="1F2430"/>
+                <w:sz w:val="19"/>
+              </w:rPr>
+              <w:t>• Payroll Controls requirements for the agreed multi-site care services provider process.</w:t>
+            </w:r>
+          </w:p>
+          <w:p>
+            <w:pPr>
+              <w:spacing w:after="70"/>
+            </w:pPr>
+            <w:r>
+              <w:rPr>
+                <w:rFonts w:ascii="Arial" w:hAnsi="Arial"/>
+                <w:b w:val="0"/>
+                <w:i w:val="0"/>
+                <w:color w:val="1F2430"/>
+                <w:sz w:val="19"/>
+              </w:rPr>
+              <w:t>• Workflow, data, controls, reporting, audit trail, and UAT requirements for Sage Payroll and Xero Finance.</w:t>
+            </w:r>
+          </w:p>
+          <w:p>
+            <w:pPr>
+              <w:spacing w:after="70"/>
+            </w:pPr>
+            <w:r>
+              <w:rPr>
+                <w:rFonts w:ascii="Arial" w:hAnsi="Arial"/>
+                <w:b w:val="0"/>
+                <w:i w:val="0"/>
+                <w:color w:val="1F2430"/>
+                <w:sz w:val="19"/>
+              </w:rPr>
+              <w:t>• Process pain points covering starter and leaver control gaps, payroll change approval delays, and manual payroll input checks.</w:t>
+            </w:r>
+          </w:p>
+          <w:p>
+            <w:pPr>
+              <w:spacing w:after="70"/>
+            </w:pPr>
+            <w:r>
+              <w:rPr>
+                <w:rFonts w:ascii="Arial" w:hAnsi="Arial"/>
+                <w:b w:val="0"/>
+                <w:i w:val="0"/>
+                <w:color w:val="1F2430"/>
+                <w:sz w:val="19"/>
+              </w:rPr>
+              <w:t>• Reporting requirement: Payroll changes, exceptions, register-to-GL reconciliation, and payment approval summary.</w:t>
+            </w:r>
+          </w:p>
+          <w:p>
+            <w:pPr>
+              <w:spacing w:after="70"/>
+            </w:pPr>
+            <w:r>
+              <w:rPr>
+                <w:rFonts w:ascii="Arial" w:hAnsi="Arial"/>
+                <w:b w:val="0"/>
+                <w:i w:val="0"/>
+                <w:color w:val="1F2430"/>
+                <w:sz w:val="19"/>
+              </w:rPr>
+              <w:t>• Implementation window and readiness assumptions for the 9 weeks target window.</w:t>
             </w:r>
           </w:p>
         </w:tc>
         <w:tc>
           <w:tcPr>
-            <w:tcW w:type="dxa" w:w="5184"/>
+            <w:tcW w:type="dxa" w:w="4680"/>
+            <w:shd w:fill="F6EBE8"/>
+            <w:tcMar>
+              <w:top w:w="120" w:type="dxa"/>
+              <w:bottom w:w="130" w:type="dxa"/>
+              <w:left w:w="160" w:type="dxa"/>
+              <w:right w:w="160" w:type="dxa"/>
+            </w:tcMar>
+            <w:tcBorders>
+              <w:top w:val="single" w:sz="8" w:space="0" w:color="9A3B2E"/>
+              <w:bottom w:val="single" w:sz="4" w:space="0" w:color="D9DEE6"/>
+              <w:left w:val="single" w:sz="4" w:space="0" w:color="D9DEE6"/>
+              <w:right w:val="single" w:sz="4" w:space="0" w:color="D9DEE6"/>
+            </w:tcBorders>
             <w:vAlign w:val="top"/>
-            <w:shd w:fill="DBEAFE"/>
           </w:tcPr>
           <w:p>
+            <w:pPr>
+              <w:shd w:fill="9A3B2E"/>
+              <w:spacing w:after="100"/>
+            </w:pPr>
+            <w:r/>
             <w:r>
               <w:rPr>
+                <w:rFonts w:ascii="Arial" w:hAnsi="Arial"/>
                 <w:b/>
+                <w:i w:val="0"/>
+                <w:color w:val="FFFFFF"/>
+                <w:sz w:val="18"/>
               </w:rPr>
-              <w:t>Responsibility</w:t>
+              <w:t>OUT OF SCOPE</w:t>
+            </w:r>
+          </w:p>
+          <w:p>
+            <w:pPr>
+              <w:spacing w:after="70"/>
+            </w:pPr>
+            <w:r>
+              <w:rPr>
+                <w:rFonts w:ascii="Arial" w:hAnsi="Arial"/>
+                <w:b w:val="0"/>
+                <w:i w:val="0"/>
+                <w:color w:val="1F2430"/>
+                <w:sz w:val="19"/>
+              </w:rPr>
+              <w:t>• Live system configuration, data migration execution, and production cutover.</w:t>
+            </w:r>
+          </w:p>
+          <w:p>
+            <w:pPr>
+              <w:spacing w:after="70"/>
+            </w:pPr>
+            <w:r>
+              <w:rPr>
+                <w:rFonts w:ascii="Arial" w:hAnsi="Arial"/>
+                <w:b w:val="0"/>
+                <w:i w:val="0"/>
+                <w:color w:val="1F2430"/>
+                <w:sz w:val="19"/>
+              </w:rPr>
+              <w:t>• Custom integration build or external workflow automation.</w:t>
+            </w:r>
+          </w:p>
+          <w:p>
+            <w:pPr>
+              <w:spacing w:after="70"/>
+            </w:pPr>
+            <w:r>
+              <w:rPr>
+                <w:rFonts w:ascii="Arial" w:hAnsi="Arial"/>
+                <w:b w:val="0"/>
+                <w:i w:val="0"/>
+                <w:color w:val="1F2430"/>
+                <w:sz w:val="19"/>
+              </w:rPr>
+              <w:t>• Legal, tax, HR, or statutory sign-off outside the finance process owner remit.</w:t>
+            </w:r>
+          </w:p>
+          <w:p>
+            <w:pPr>
+              <w:spacing w:after="70"/>
+            </w:pPr>
+            <w:r>
+              <w:rPr>
+                <w:rFonts w:ascii="Arial" w:hAnsi="Arial"/>
+                <w:b w:val="0"/>
+                <w:i w:val="0"/>
+                <w:color w:val="1F2430"/>
+                <w:sz w:val="19"/>
+              </w:rPr>
+              <w:t>• Direct processing of operational production data.</w:t>
+            </w:r>
+          </w:p>
+          <w:p>
+            <w:pPr>
+              <w:spacing w:after="70"/>
+            </w:pPr>
+            <w:r>
+              <w:rPr>
+                <w:rFonts w:ascii="Arial" w:hAnsi="Arial"/>
+                <w:b w:val="0"/>
+                <w:i w:val="0"/>
+                <w:color w:val="1F2430"/>
+                <w:sz w:val="19"/>
+              </w:rPr>
+              <w:t>• Process areas outside Payroll Controls unless approved as a separate phase.</w:t>
+            </w:r>
+          </w:p>
+        </w:tc>
+      </w:tr>
+    </w:tbl>
+    <w:p>
+      <w:pPr>
+        <w:pStyle w:val="Heading1"/>
+        <w:keepNext/>
+        <w:spacing w:before="360" w:after="160"/>
+        <w:pBdr>
+          <w:bottom w:val="single" w:sz="10" w:space="4" w:color="2E5C8A"/>
+        </w:pBdr>
+      </w:pPr>
+      <w:r>
+        <w:rPr>
+          <w:rFonts w:ascii="Arial" w:hAnsi="Arial"/>
+          <w:b/>
+          <w:i w:val="0"/>
+          <w:color w:val="C9A24B"/>
+          <w:sz w:val="28"/>
+        </w:rPr>
+        <w:t xml:space="preserve">05  </w:t>
+      </w:r>
+      <w:r>
+        <w:rPr>
+          <w:rFonts w:ascii="Arial" w:hAnsi="Arial"/>
+          <w:b/>
+          <w:i w:val="0"/>
+          <w:color w:val="16243D"/>
+          <w:sz w:val="28"/>
+        </w:rPr>
+        <w:t>Stakeholders and Roles</w:t>
+      </w:r>
+    </w:p>
+    <w:tbl>
+      <w:tblPr>
+        <w:tblW w:type="dxa" w:w="9360"/>
+        <w:jc w:val="center"/>
+        <w:tblLayout w:type="fixed"/>
+        <w:tblLook w:firstColumn="1" w:firstRow="1" w:lastColumn="0" w:lastRow="0" w:noHBand="0" w:noVBand="1" w:val="04A0"/>
+        <w:tblBorders>
+          <w:top w:val="single" w:sz="4" w:space="0" w:color="D9DEE6"/>
+          <w:left w:val="single" w:sz="4" w:space="0" w:color="D9DEE6"/>
+          <w:bottom w:val="single" w:sz="4" w:space="0" w:color="D9DEE6"/>
+          <w:right w:val="single" w:sz="4" w:space="0" w:color="D9DEE6"/>
+          <w:insideH w:val="single" w:sz="4" w:space="0" w:color="D9DEE6"/>
+          <w:insideV w:val="single" w:sz="4" w:space="0" w:color="D9DEE6"/>
+        </w:tblBorders>
+      </w:tblPr>
+      <w:tblGrid>
+        <w:gridCol w:w="3000"/>
+        <w:gridCol w:w="6360"/>
+      </w:tblGrid>
+      <w:tr>
+        <w:tc>
+          <w:tcPr>
+            <w:tcW w:type="dxa" w:w="3000"/>
+            <w:shd w:fill="16243D"/>
+            <w:tcMar>
+              <w:top w:w="70" w:type="dxa"/>
+              <w:bottom w:w="70" w:type="dxa"/>
+              <w:left w:w="130" w:type="dxa"/>
+              <w:right w:w="130" w:type="dxa"/>
+            </w:tcMar>
+          </w:tcPr>
+          <w:p>
+            <w:pPr>
+              <w:spacing w:after="0"/>
+            </w:pPr>
+            <w:r/>
+            <w:r>
+              <w:rPr>
+                <w:rFonts w:ascii="Arial" w:hAnsi="Arial"/>
+                <w:b/>
+                <w:i w:val="0"/>
+                <w:color w:val="FFFFFF"/>
+                <w:sz w:val="16"/>
+              </w:rPr>
+              <w:t>ROLE</w:t>
+            </w:r>
+          </w:p>
+        </w:tc>
+        <w:tc>
+          <w:tcPr>
+            <w:tcW w:type="dxa" w:w="6360"/>
+            <w:shd w:fill="16243D"/>
+            <w:tcMar>
+              <w:top w:w="70" w:type="dxa"/>
+              <w:bottom w:w="70" w:type="dxa"/>
+              <w:left w:w="130" w:type="dxa"/>
+              <w:right w:w="130" w:type="dxa"/>
+            </w:tcMar>
+          </w:tcPr>
+          <w:p>
+            <w:pPr>
+              <w:spacing w:after="0"/>
+            </w:pPr>
+            <w:r/>
+            <w:r>
+              <w:rPr>
+                <w:rFonts w:ascii="Arial" w:hAnsi="Arial"/>
+                <w:b/>
+                <w:i w:val="0"/>
+                <w:color w:val="FFFFFF"/>
+                <w:sz w:val="16"/>
+              </w:rPr>
+              <w:t>RESPONSIBILITY</w:t>
             </w:r>
           </w:p>
         </w:tc>
@@ -1088,20 +2578,58 @@
       <w:tr>
         <w:tc>
           <w:tcPr>
-            <w:tcW w:type="dxa" w:w="5184"/>
+            <w:tcW w:type="dxa" w:w="3000"/>
+            <w:shd w:fill="FFFFFF"/>
+            <w:tcMar>
+              <w:top w:w="80" w:type="dxa"/>
+              <w:bottom w:w="80" w:type="dxa"/>
+              <w:left w:w="140" w:type="dxa"/>
+              <w:right w:w="140" w:type="dxa"/>
+            </w:tcMar>
+            <w:vAlign w:val="center"/>
           </w:tcPr>
           <w:p>
+            <w:pPr>
+              <w:spacing w:after="0" w:line="264" w:lineRule="auto"/>
+            </w:pPr>
+            <w:r/>
             <w:r>
+              <w:rPr>
+                <w:rFonts w:ascii="Arial" w:hAnsi="Arial"/>
+                <w:b w:val="0"/>
+                <w:i w:val="0"/>
+                <w:color w:val="1F2430"/>
+                <w:sz w:val="20"/>
+              </w:rPr>
               <w:t>Finance Transformation Lead</w:t>
             </w:r>
           </w:p>
         </w:tc>
         <w:tc>
           <w:tcPr>
-            <w:tcW w:type="dxa" w:w="5184"/>
+            <w:tcW w:type="dxa" w:w="6360"/>
+            <w:shd w:fill="FFFFFF"/>
+            <w:tcMar>
+              <w:top w:w="80" w:type="dxa"/>
+              <w:bottom w:w="80" w:type="dxa"/>
+              <w:left w:w="140" w:type="dxa"/>
+              <w:right w:w="140" w:type="dxa"/>
+            </w:tcMar>
+            <w:vAlign w:val="center"/>
           </w:tcPr>
           <w:p>
+            <w:pPr>
+              <w:spacing w:after="0" w:line="264" w:lineRule="auto"/>
+            </w:pPr>
+            <w:r/>
             <w:r>
+              <w:rPr>
+                <w:rFonts w:ascii="Arial" w:hAnsi="Arial"/>
+                <w:b w:val="0"/>
+                <w:i w:val="0"/>
+                <w:color w:val="1F2430"/>
+                <w:sz w:val="20"/>
+              </w:rPr>
               <w:t>accountable for business sign-off and prioritisation.</w:t>
             </w:r>
           </w:p>
@@ -1110,20 +2638,58 @@
       <w:tr>
         <w:tc>
           <w:tcPr>
-            <w:tcW w:type="dxa" w:w="5184"/>
+            <w:tcW w:type="dxa" w:w="3000"/>
+            <w:shd w:fill="FFFFFF"/>
+            <w:tcMar>
+              <w:top w:w="80" w:type="dxa"/>
+              <w:bottom w:w="80" w:type="dxa"/>
+              <w:left w:w="140" w:type="dxa"/>
+              <w:right w:w="140" w:type="dxa"/>
+            </w:tcMar>
+            <w:vAlign w:val="center"/>
           </w:tcPr>
           <w:p>
+            <w:pPr>
+              <w:spacing w:after="0" w:line="264" w:lineRule="auto"/>
+            </w:pPr>
+            <w:r/>
             <w:r>
+              <w:rPr>
+                <w:rFonts w:ascii="Arial" w:hAnsi="Arial"/>
+                <w:b w:val="0"/>
+                <w:i w:val="0"/>
+                <w:color w:val="1F2430"/>
+                <w:sz w:val="20"/>
+              </w:rPr>
               <w:t>Payroll Controls process owner</w:t>
             </w:r>
           </w:p>
         </w:tc>
         <w:tc>
           <w:tcPr>
-            <w:tcW w:type="dxa" w:w="5184"/>
+            <w:tcW w:type="dxa" w:w="6360"/>
+            <w:shd w:fill="F5F7FA"/>
+            <w:tcMar>
+              <w:top w:w="80" w:type="dxa"/>
+              <w:bottom w:w="80" w:type="dxa"/>
+              <w:left w:w="140" w:type="dxa"/>
+              <w:right w:w="140" w:type="dxa"/>
+            </w:tcMar>
+            <w:vAlign w:val="center"/>
           </w:tcPr>
           <w:p>
+            <w:pPr>
+              <w:spacing w:after="0" w:line="264" w:lineRule="auto"/>
+            </w:pPr>
+            <w:r/>
             <w:r>
+              <w:rPr>
+                <w:rFonts w:ascii="Arial" w:hAnsi="Arial"/>
+                <w:b w:val="0"/>
+                <w:i w:val="0"/>
+                <w:color w:val="1F2430"/>
+                <w:sz w:val="20"/>
+              </w:rPr>
               <w:t>validates workflow scope, controls, and exceptions.</w:t>
             </w:r>
           </w:p>
@@ -1132,20 +2698,58 @@
       <w:tr>
         <w:tc>
           <w:tcPr>
-            <w:tcW w:type="dxa" w:w="5184"/>
+            <w:tcW w:type="dxa" w:w="3000"/>
+            <w:shd w:fill="FFFFFF"/>
+            <w:tcMar>
+              <w:top w:w="80" w:type="dxa"/>
+              <w:bottom w:w="80" w:type="dxa"/>
+              <w:left w:w="140" w:type="dxa"/>
+              <w:right w:w="140" w:type="dxa"/>
+            </w:tcMar>
+            <w:vAlign w:val="center"/>
           </w:tcPr>
           <w:p>
+            <w:pPr>
+              <w:spacing w:after="0" w:line="264" w:lineRule="auto"/>
+            </w:pPr>
+            <w:r/>
             <w:r>
+              <w:rPr>
+                <w:rFonts w:ascii="Arial" w:hAnsi="Arial"/>
+                <w:b w:val="0"/>
+                <w:i w:val="0"/>
+                <w:color w:val="1F2430"/>
+                <w:sz w:val="20"/>
+              </w:rPr>
               <w:t>Finance systems analyst</w:t>
             </w:r>
           </w:p>
         </w:tc>
         <w:tc>
           <w:tcPr>
-            <w:tcW w:type="dxa" w:w="5184"/>
+            <w:tcW w:type="dxa" w:w="6360"/>
+            <w:shd w:fill="FFFFFF"/>
+            <w:tcMar>
+              <w:top w:w="80" w:type="dxa"/>
+              <w:bottom w:w="80" w:type="dxa"/>
+              <w:left w:w="140" w:type="dxa"/>
+              <w:right w:w="140" w:type="dxa"/>
+            </w:tcMar>
+            <w:vAlign w:val="center"/>
           </w:tcPr>
           <w:p>
+            <w:pPr>
+              <w:spacing w:after="0" w:line="264" w:lineRule="auto"/>
+            </w:pPr>
+            <w:r/>
             <w:r>
+              <w:rPr>
+                <w:rFonts w:ascii="Arial" w:hAnsi="Arial"/>
+                <w:b w:val="0"/>
+                <w:i w:val="0"/>
+                <w:color w:val="1F2430"/>
+                <w:sz w:val="20"/>
+              </w:rPr>
               <w:t>translates requirements into configuration and UAT coverage.</w:t>
             </w:r>
           </w:p>
@@ -1154,20 +2758,58 @@
       <w:tr>
         <w:tc>
           <w:tcPr>
-            <w:tcW w:type="dxa" w:w="5184"/>
+            <w:tcW w:type="dxa" w:w="3000"/>
+            <w:shd w:fill="FFFFFF"/>
+            <w:tcMar>
+              <w:top w:w="80" w:type="dxa"/>
+              <w:bottom w:w="80" w:type="dxa"/>
+              <w:left w:w="140" w:type="dxa"/>
+              <w:right w:w="140" w:type="dxa"/>
+            </w:tcMar>
+            <w:vAlign w:val="center"/>
           </w:tcPr>
           <w:p>
+            <w:pPr>
+              <w:spacing w:after="0" w:line="264" w:lineRule="auto"/>
+            </w:pPr>
+            <w:r/>
             <w:r>
+              <w:rPr>
+                <w:rFonts w:ascii="Arial" w:hAnsi="Arial"/>
+                <w:b w:val="0"/>
+                <w:i w:val="0"/>
+                <w:color w:val="1F2430"/>
+                <w:sz w:val="20"/>
+              </w:rPr>
               <w:t>Preparer or operational user</w:t>
             </w:r>
           </w:p>
         </w:tc>
         <w:tc>
           <w:tcPr>
-            <w:tcW w:type="dxa" w:w="5184"/>
+            <w:tcW w:type="dxa" w:w="6360"/>
+            <w:shd w:fill="F5F7FA"/>
+            <w:tcMar>
+              <w:top w:w="80" w:type="dxa"/>
+              <w:bottom w:w="80" w:type="dxa"/>
+              <w:left w:w="140" w:type="dxa"/>
+              <w:right w:w="140" w:type="dxa"/>
+            </w:tcMar>
+            <w:vAlign w:val="center"/>
           </w:tcPr>
           <w:p>
+            <w:pPr>
+              <w:spacing w:after="0" w:line="264" w:lineRule="auto"/>
+            </w:pPr>
+            <w:r/>
             <w:r>
+              <w:rPr>
+                <w:rFonts w:ascii="Arial" w:hAnsi="Arial"/>
+                <w:b w:val="0"/>
+                <w:i w:val="0"/>
+                <w:color w:val="1F2430"/>
+                <w:sz w:val="20"/>
+              </w:rPr>
               <w:t>confirms day-to-day inputs, handoffs, and evidence needs.</w:t>
             </w:r>
           </w:p>
@@ -1176,20 +2818,58 @@
       <w:tr>
         <w:tc>
           <w:tcPr>
-            <w:tcW w:type="dxa" w:w="5184"/>
+            <w:tcW w:type="dxa" w:w="3000"/>
+            <w:shd w:fill="FFFFFF"/>
+            <w:tcMar>
+              <w:top w:w="80" w:type="dxa"/>
+              <w:bottom w:w="80" w:type="dxa"/>
+              <w:left w:w="140" w:type="dxa"/>
+              <w:right w:w="140" w:type="dxa"/>
+            </w:tcMar>
+            <w:vAlign w:val="center"/>
           </w:tcPr>
           <w:p>
+            <w:pPr>
+              <w:spacing w:after="0" w:line="264" w:lineRule="auto"/>
+            </w:pPr>
+            <w:r/>
             <w:r>
+              <w:rPr>
+                <w:rFonts w:ascii="Arial" w:hAnsi="Arial"/>
+                <w:b w:val="0"/>
+                <w:i w:val="0"/>
+                <w:color w:val="1F2430"/>
+                <w:sz w:val="20"/>
+              </w:rPr>
               <w:t>Reviewer or controller</w:t>
             </w:r>
           </w:p>
         </w:tc>
         <w:tc>
           <w:tcPr>
-            <w:tcW w:type="dxa" w:w="5184"/>
+            <w:tcW w:type="dxa" w:w="6360"/>
+            <w:shd w:fill="FFFFFF"/>
+            <w:tcMar>
+              <w:top w:w="80" w:type="dxa"/>
+              <w:bottom w:w="80" w:type="dxa"/>
+              <w:left w:w="140" w:type="dxa"/>
+              <w:right w:w="140" w:type="dxa"/>
+            </w:tcMar>
+            <w:vAlign w:val="center"/>
           </w:tcPr>
           <w:p>
+            <w:pPr>
+              <w:spacing w:after="0" w:line="264" w:lineRule="auto"/>
+            </w:pPr>
+            <w:r/>
             <w:r>
+              <w:rPr>
+                <w:rFonts w:ascii="Arial" w:hAnsi="Arial"/>
+                <w:b w:val="0"/>
+                <w:i w:val="0"/>
+                <w:color w:val="1F2430"/>
+                <w:sz w:val="20"/>
+              </w:rPr>
               <w:t>approves control design, reporting outputs, and acceptance criteria.</w:t>
             </w:r>
           </w:p>
@@ -1200,34 +2880,75 @@
       <w:pPr>
         <w:pStyle w:val="Heading1"/>
         <w:keepNext/>
+        <w:spacing w:before="360" w:after="160"/>
+        <w:pBdr>
+          <w:bottom w:val="single" w:sz="10" w:space="4" w:color="2E5C8A"/>
+        </w:pBdr>
       </w:pPr>
       <w:r>
-        <w:t>07  Functional Requirements</w:t>
+        <w:rPr>
+          <w:rFonts w:ascii="Arial" w:hAnsi="Arial"/>
+          <w:b/>
+          <w:i w:val="0"/>
+          <w:color w:val="C9A24B"/>
+          <w:sz w:val="28"/>
+        </w:rPr>
+        <w:t xml:space="preserve">06  </w:t>
+      </w:r>
+      <w:r>
+        <w:rPr>
+          <w:rFonts w:ascii="Arial" w:hAnsi="Arial"/>
+          <w:b/>
+          <w:i w:val="0"/>
+          <w:color w:val="16243D"/>
+          <w:sz w:val="28"/>
+        </w:rPr>
+        <w:t>Functional Requirements</w:t>
       </w:r>
     </w:p>
     <w:tbl>
       <w:tblPr>
-        <w:tblStyle w:val="TableGrid"/>
-        <w:tblW w:type="auto" w:w="0"/>
+        <w:tblW w:type="dxa" w:w="9360"/>
         <w:jc w:val="center"/>
-        <w:tblLayout w:type="autofit"/>
+        <w:tblLayout w:type="fixed"/>
         <w:tblLook w:firstColumn="1" w:firstRow="1" w:lastColumn="0" w:lastRow="0" w:noHBand="0" w:noVBand="1" w:val="04A0"/>
+        <w:tblBorders>
+          <w:top w:val="single" w:sz="4" w:space="0" w:color="D9DEE6"/>
+          <w:left w:val="single" w:sz="4" w:space="0" w:color="D9DEE6"/>
+          <w:bottom w:val="single" w:sz="4" w:space="0" w:color="D9DEE6"/>
+          <w:right w:val="single" w:sz="4" w:space="0" w:color="D9DEE6"/>
+          <w:insideH w:val="single" w:sz="4" w:space="0" w:color="D9DEE6"/>
+          <w:insideV w:val="single" w:sz="4" w:space="0" w:color="D9DEE6"/>
+        </w:tblBorders>
       </w:tblPr>
       <w:tblGrid>
-        <w:gridCol w:w="5184"/>
-        <w:gridCol w:w="5184"/>
+        <w:gridCol w:w="1080"/>
+        <w:gridCol w:w="8280"/>
       </w:tblGrid>
       <w:tr>
         <w:tc>
           <w:tcPr>
-            <w:tcW w:type="dxa" w:w="5184"/>
-            <w:vAlign w:val="top"/>
-            <w:shd w:fill="DBEAFE"/>
+            <w:tcW w:type="dxa" w:w="1080"/>
+            <w:shd w:fill="16243D"/>
+            <w:tcMar>
+              <w:top w:w="70" w:type="dxa"/>
+              <w:bottom w:w="70" w:type="dxa"/>
+              <w:left w:w="130" w:type="dxa"/>
+              <w:right w:w="130" w:type="dxa"/>
+            </w:tcMar>
           </w:tcPr>
           <w:p>
+            <w:pPr>
+              <w:spacing w:after="0"/>
+            </w:pPr>
+            <w:r/>
             <w:r>
               <w:rPr>
+                <w:rFonts w:ascii="Arial" w:hAnsi="Arial"/>
                 <w:b/>
+                <w:i w:val="0"/>
+                <w:color w:val="FFFFFF"/>
+                <w:sz w:val="16"/>
               </w:rPr>
               <w:t>ID</w:t>
             </w:r>
@@ -1235,16 +2956,29 @@
         </w:tc>
         <w:tc>
           <w:tcPr>
-            <w:tcW w:type="dxa" w:w="5184"/>
-            <w:vAlign w:val="top"/>
-            <w:shd w:fill="DBEAFE"/>
+            <w:tcW w:type="dxa" w:w="8280"/>
+            <w:shd w:fill="16243D"/>
+            <w:tcMar>
+              <w:top w:w="70" w:type="dxa"/>
+              <w:bottom w:w="70" w:type="dxa"/>
+              <w:left w:w="130" w:type="dxa"/>
+              <w:right w:w="130" w:type="dxa"/>
+            </w:tcMar>
           </w:tcPr>
           <w:p>
+            <w:pPr>
+              <w:spacing w:after="0"/>
+            </w:pPr>
+            <w:r/>
             <w:r>
               <w:rPr>
+                <w:rFonts w:ascii="Arial" w:hAnsi="Arial"/>
                 <w:b/>
+                <w:i w:val="0"/>
+                <w:color w:val="FFFFFF"/>
+                <w:sz w:val="16"/>
               </w:rPr>
-              <w:t>Functional Requirement</w:t>
+              <w:t>REQUIREMENT</w:t>
             </w:r>
           </w:p>
         </w:tc>
@@ -1252,20 +2986,58 @@
       <w:tr>
         <w:tc>
           <w:tcPr>
-            <w:tcW w:type="dxa" w:w="5184"/>
+            <w:tcW w:type="dxa" w:w="1080"/>
+            <w:shd w:fill="EAF0F7"/>
+            <w:tcMar>
+              <w:top w:w="80" w:type="dxa"/>
+              <w:bottom w:w="80" w:type="dxa"/>
+              <w:left w:w="140" w:type="dxa"/>
+              <w:right w:w="140" w:type="dxa"/>
+            </w:tcMar>
+            <w:vAlign w:val="center"/>
           </w:tcPr>
           <w:p>
+            <w:pPr>
+              <w:spacing w:after="0" w:line="264" w:lineRule="auto"/>
+            </w:pPr>
+            <w:r/>
             <w:r>
+              <w:rPr>
+                <w:rFonts w:ascii="Arial" w:hAnsi="Arial"/>
+                <w:b/>
+                <w:i w:val="0"/>
+                <w:color w:val="2E5C8A"/>
+                <w:sz w:val="19"/>
+              </w:rPr>
               <w:t>FR-01</w:t>
             </w:r>
           </w:p>
         </w:tc>
         <w:tc>
           <w:tcPr>
-            <w:tcW w:type="dxa" w:w="5184"/>
+            <w:tcW w:type="dxa" w:w="8280"/>
+            <w:shd w:fill="FFFFFF"/>
+            <w:tcMar>
+              <w:top w:w="80" w:type="dxa"/>
+              <w:bottom w:w="80" w:type="dxa"/>
+              <w:left w:w="140" w:type="dxa"/>
+              <w:right w:w="140" w:type="dxa"/>
+            </w:tcMar>
+            <w:vAlign w:val="center"/>
           </w:tcPr>
           <w:p>
+            <w:pPr>
+              <w:spacing w:after="0" w:line="264" w:lineRule="auto"/>
+            </w:pPr>
+            <w:r/>
             <w:r>
+              <w:rPr>
+                <w:rFonts w:ascii="Arial" w:hAnsi="Arial"/>
+                <w:b w:val="0"/>
+                <w:i w:val="0"/>
+                <w:color w:val="1F2430"/>
+                <w:sz w:val="20"/>
+              </w:rPr>
               <w:t>Capture employee ID, payroll period, change type, effective date, requester, approver, and payroll status.</w:t>
             </w:r>
           </w:p>
@@ -1274,20 +3046,58 @@
       <w:tr>
         <w:tc>
           <w:tcPr>
-            <w:tcW w:type="dxa" w:w="5184"/>
+            <w:tcW w:type="dxa" w:w="1080"/>
+            <w:shd w:fill="EAF0F7"/>
+            <w:tcMar>
+              <w:top w:w="80" w:type="dxa"/>
+              <w:bottom w:w="80" w:type="dxa"/>
+              <w:left w:w="140" w:type="dxa"/>
+              <w:right w:w="140" w:type="dxa"/>
+            </w:tcMar>
+            <w:vAlign w:val="center"/>
           </w:tcPr>
           <w:p>
+            <w:pPr>
+              <w:spacing w:after="0" w:line="264" w:lineRule="auto"/>
+            </w:pPr>
+            <w:r/>
             <w:r>
+              <w:rPr>
+                <w:rFonts w:ascii="Arial" w:hAnsi="Arial"/>
+                <w:b/>
+                <w:i w:val="0"/>
+                <w:color w:val="2E5C8A"/>
+                <w:sz w:val="19"/>
+              </w:rPr>
               <w:t>FR-02</w:t>
             </w:r>
           </w:p>
         </w:tc>
         <w:tc>
           <w:tcPr>
-            <w:tcW w:type="dxa" w:w="5184"/>
+            <w:tcW w:type="dxa" w:w="8280"/>
+            <w:shd w:fill="F5F7FA"/>
+            <w:tcMar>
+              <w:top w:w="80" w:type="dxa"/>
+              <w:bottom w:w="80" w:type="dxa"/>
+              <w:left w:w="140" w:type="dxa"/>
+              <w:right w:w="140" w:type="dxa"/>
+            </w:tcMar>
+            <w:vAlign w:val="center"/>
           </w:tcPr>
           <w:p>
+            <w:pPr>
+              <w:spacing w:after="0" w:line="264" w:lineRule="auto"/>
+            </w:pPr>
+            <w:r/>
             <w:r>
+              <w:rPr>
+                <w:rFonts w:ascii="Arial" w:hAnsi="Arial"/>
+                <w:b w:val="0"/>
+                <w:i w:val="0"/>
+                <w:color w:val="1F2430"/>
+                <w:sz w:val="20"/>
+              </w:rPr>
               <w:t>Route starters, leavers, salary changes, bank detail changes, and deductions for approval before payroll processing.</w:t>
             </w:r>
           </w:p>
@@ -1296,20 +3106,58 @@
       <w:tr>
         <w:tc>
           <w:tcPr>
-            <w:tcW w:type="dxa" w:w="5184"/>
+            <w:tcW w:type="dxa" w:w="1080"/>
+            <w:shd w:fill="EAF0F7"/>
+            <w:tcMar>
+              <w:top w:w="80" w:type="dxa"/>
+              <w:bottom w:w="80" w:type="dxa"/>
+              <w:left w:w="140" w:type="dxa"/>
+              <w:right w:w="140" w:type="dxa"/>
+            </w:tcMar>
+            <w:vAlign w:val="center"/>
           </w:tcPr>
           <w:p>
+            <w:pPr>
+              <w:spacing w:after="0" w:line="264" w:lineRule="auto"/>
+            </w:pPr>
+            <w:r/>
             <w:r>
+              <w:rPr>
+                <w:rFonts w:ascii="Arial" w:hAnsi="Arial"/>
+                <w:b/>
+                <w:i w:val="0"/>
+                <w:color w:val="2E5C8A"/>
+                <w:sz w:val="19"/>
+              </w:rPr>
               <w:t>FR-03</w:t>
             </w:r>
           </w:p>
         </w:tc>
         <w:tc>
           <w:tcPr>
-            <w:tcW w:type="dxa" w:w="5184"/>
+            <w:tcW w:type="dxa" w:w="8280"/>
+            <w:shd w:fill="FFFFFF"/>
+            <w:tcMar>
+              <w:top w:w="80" w:type="dxa"/>
+              <w:bottom w:w="80" w:type="dxa"/>
+              <w:left w:w="140" w:type="dxa"/>
+              <w:right w:w="140" w:type="dxa"/>
+            </w:tcMar>
+            <w:vAlign w:val="center"/>
           </w:tcPr>
           <w:p>
+            <w:pPr>
+              <w:spacing w:after="0" w:line="264" w:lineRule="auto"/>
+            </w:pPr>
+            <w:r/>
             <w:r>
+              <w:rPr>
+                <w:rFonts w:ascii="Arial" w:hAnsi="Arial"/>
+                <w:b w:val="0"/>
+                <w:i w:val="0"/>
+                <w:color w:val="1F2430"/>
+                <w:sz w:val="20"/>
+              </w:rPr>
               <w:t>Track payroll input files with preparer, reviewer, version, cutoff date, and approval status.</w:t>
             </w:r>
           </w:p>
@@ -1318,20 +3166,58 @@
       <w:tr>
         <w:tc>
           <w:tcPr>
-            <w:tcW w:type="dxa" w:w="5184"/>
+            <w:tcW w:type="dxa" w:w="1080"/>
+            <w:shd w:fill="EAF0F7"/>
+            <w:tcMar>
+              <w:top w:w="80" w:type="dxa"/>
+              <w:bottom w:w="80" w:type="dxa"/>
+              <w:left w:w="140" w:type="dxa"/>
+              <w:right w:w="140" w:type="dxa"/>
+            </w:tcMar>
+            <w:vAlign w:val="center"/>
           </w:tcPr>
           <w:p>
+            <w:pPr>
+              <w:spacing w:after="0" w:line="264" w:lineRule="auto"/>
+            </w:pPr>
+            <w:r/>
             <w:r>
+              <w:rPr>
+                <w:rFonts w:ascii="Arial" w:hAnsi="Arial"/>
+                <w:b/>
+                <w:i w:val="0"/>
+                <w:color w:val="2E5C8A"/>
+                <w:sz w:val="19"/>
+              </w:rPr>
               <w:t>FR-04</w:t>
             </w:r>
           </w:p>
         </w:tc>
         <w:tc>
           <w:tcPr>
-            <w:tcW w:type="dxa" w:w="5184"/>
+            <w:tcW w:type="dxa" w:w="8280"/>
+            <w:shd w:fill="F5F7FA"/>
+            <w:tcMar>
+              <w:top w:w="80" w:type="dxa"/>
+              <w:bottom w:w="80" w:type="dxa"/>
+              <w:left w:w="140" w:type="dxa"/>
+              <w:right w:w="140" w:type="dxa"/>
+            </w:tcMar>
+            <w:vAlign w:val="center"/>
           </w:tcPr>
           <w:p>
+            <w:pPr>
+              <w:spacing w:after="0" w:line="264" w:lineRule="auto"/>
+            </w:pPr>
+            <w:r/>
             <w:r>
+              <w:rPr>
+                <w:rFonts w:ascii="Arial" w:hAnsi="Arial"/>
+                <w:b w:val="0"/>
+                <w:i w:val="0"/>
+                <w:color w:val="1F2430"/>
+                <w:sz w:val="20"/>
+              </w:rPr>
               <w:t>Identify payroll exceptions for duplicate employees, negative pay, unusual overtime, net pay variance, and missing approvals.</w:t>
             </w:r>
           </w:p>
@@ -1340,20 +3226,58 @@
       <w:tr>
         <w:tc>
           <w:tcPr>
-            <w:tcW w:type="dxa" w:w="5184"/>
+            <w:tcW w:type="dxa" w:w="1080"/>
+            <w:shd w:fill="EAF0F7"/>
+            <w:tcMar>
+              <w:top w:w="80" w:type="dxa"/>
+              <w:bottom w:w="80" w:type="dxa"/>
+              <w:left w:w="140" w:type="dxa"/>
+              <w:right w:w="140" w:type="dxa"/>
+            </w:tcMar>
+            <w:vAlign w:val="center"/>
           </w:tcPr>
           <w:p>
+            <w:pPr>
+              <w:spacing w:after="0" w:line="264" w:lineRule="auto"/>
+            </w:pPr>
+            <w:r/>
             <w:r>
+              <w:rPr>
+                <w:rFonts w:ascii="Arial" w:hAnsi="Arial"/>
+                <w:b/>
+                <w:i w:val="0"/>
+                <w:color w:val="2E5C8A"/>
+                <w:sz w:val="19"/>
+              </w:rPr>
               <w:t>FR-05</w:t>
             </w:r>
           </w:p>
         </w:tc>
         <w:tc>
           <w:tcPr>
-            <w:tcW w:type="dxa" w:w="5184"/>
+            <w:tcW w:type="dxa" w:w="8280"/>
+            <w:shd w:fill="FFFFFF"/>
+            <w:tcMar>
+              <w:top w:w="80" w:type="dxa"/>
+              <w:bottom w:w="80" w:type="dxa"/>
+              <w:left w:w="140" w:type="dxa"/>
+              <w:right w:w="140" w:type="dxa"/>
+            </w:tcMar>
+            <w:vAlign w:val="center"/>
           </w:tcPr>
           <w:p>
+            <w:pPr>
+              <w:spacing w:after="0" w:line="264" w:lineRule="auto"/>
+            </w:pPr>
+            <w:r/>
             <w:r>
+              <w:rPr>
+                <w:rFonts w:ascii="Arial" w:hAnsi="Arial"/>
+                <w:b w:val="0"/>
+                <w:i w:val="0"/>
+                <w:color w:val="1F2430"/>
+                <w:sz w:val="20"/>
+              </w:rPr>
               <w:t>Reconcile payroll register totals to GL payroll control accounts and payment file totals.</w:t>
             </w:r>
           </w:p>
@@ -1362,20 +3286,58 @@
       <w:tr>
         <w:tc>
           <w:tcPr>
-            <w:tcW w:type="dxa" w:w="5184"/>
+            <w:tcW w:type="dxa" w:w="1080"/>
+            <w:shd w:fill="EAF0F7"/>
+            <w:tcMar>
+              <w:top w:w="80" w:type="dxa"/>
+              <w:bottom w:w="80" w:type="dxa"/>
+              <w:left w:w="140" w:type="dxa"/>
+              <w:right w:w="140" w:type="dxa"/>
+            </w:tcMar>
+            <w:vAlign w:val="center"/>
           </w:tcPr>
           <w:p>
+            <w:pPr>
+              <w:spacing w:after="0" w:line="264" w:lineRule="auto"/>
+            </w:pPr>
+            <w:r/>
             <w:r>
+              <w:rPr>
+                <w:rFonts w:ascii="Arial" w:hAnsi="Arial"/>
+                <w:b/>
+                <w:i w:val="0"/>
+                <w:color w:val="2E5C8A"/>
+                <w:sz w:val="19"/>
+              </w:rPr>
               <w:t>FR-06</w:t>
             </w:r>
           </w:p>
         </w:tc>
         <w:tc>
           <w:tcPr>
-            <w:tcW w:type="dxa" w:w="5184"/>
+            <w:tcW w:type="dxa" w:w="8280"/>
+            <w:shd w:fill="F5F7FA"/>
+            <w:tcMar>
+              <w:top w:w="80" w:type="dxa"/>
+              <w:bottom w:w="80" w:type="dxa"/>
+              <w:left w:w="140" w:type="dxa"/>
+              <w:right w:w="140" w:type="dxa"/>
+            </w:tcMar>
+            <w:vAlign w:val="center"/>
           </w:tcPr>
           <w:p>
+            <w:pPr>
+              <w:spacing w:after="0" w:line="264" w:lineRule="auto"/>
+            </w:pPr>
+            <w:r/>
             <w:r>
+              <w:rPr>
+                <w:rFonts w:ascii="Arial" w:hAnsi="Arial"/>
+                <w:b w:val="0"/>
+                <w:i w:val="0"/>
+                <w:color w:val="1F2430"/>
+                <w:sz w:val="20"/>
+              </w:rPr>
               <w:t>Require payroll payment file approval before release to bank.</w:t>
             </w:r>
           </w:p>
@@ -1384,20 +3346,58 @@
       <w:tr>
         <w:tc>
           <w:tcPr>
-            <w:tcW w:type="dxa" w:w="5184"/>
+            <w:tcW w:type="dxa" w:w="1080"/>
+            <w:shd w:fill="EAF0F7"/>
+            <w:tcMar>
+              <w:top w:w="80" w:type="dxa"/>
+              <w:bottom w:w="80" w:type="dxa"/>
+              <w:left w:w="140" w:type="dxa"/>
+              <w:right w:w="140" w:type="dxa"/>
+            </w:tcMar>
+            <w:vAlign w:val="center"/>
           </w:tcPr>
           <w:p>
+            <w:pPr>
+              <w:spacing w:after="0" w:line="264" w:lineRule="auto"/>
+            </w:pPr>
+            <w:r/>
             <w:r>
+              <w:rPr>
+                <w:rFonts w:ascii="Arial" w:hAnsi="Arial"/>
+                <w:b/>
+                <w:i w:val="0"/>
+                <w:color w:val="2E5C8A"/>
+                <w:sz w:val="19"/>
+              </w:rPr>
               <w:t>FR-07</w:t>
             </w:r>
           </w:p>
         </w:tc>
         <w:tc>
           <w:tcPr>
-            <w:tcW w:type="dxa" w:w="5184"/>
+            <w:tcW w:type="dxa" w:w="8280"/>
+            <w:shd w:fill="FFFFFF"/>
+            <w:tcMar>
+              <w:top w:w="80" w:type="dxa"/>
+              <w:bottom w:w="80" w:type="dxa"/>
+              <w:left w:w="140" w:type="dxa"/>
+              <w:right w:w="140" w:type="dxa"/>
+            </w:tcMar>
+            <w:vAlign w:val="center"/>
           </w:tcPr>
           <w:p>
+            <w:pPr>
+              <w:spacing w:after="0" w:line="264" w:lineRule="auto"/>
+            </w:pPr>
+            <w:r/>
             <w:r>
+              <w:rPr>
+                <w:rFonts w:ascii="Arial" w:hAnsi="Arial"/>
+                <w:b w:val="0"/>
+                <w:i w:val="0"/>
+                <w:color w:val="1F2430"/>
+                <w:sz w:val="20"/>
+              </w:rPr>
               <w:t>Store leaver final pay checks, access removal confirmation, and termination effective date evidence.</w:t>
             </w:r>
           </w:p>
@@ -1406,20 +3406,58 @@
       <w:tr>
         <w:tc>
           <w:tcPr>
-            <w:tcW w:type="dxa" w:w="5184"/>
+            <w:tcW w:type="dxa" w:w="1080"/>
+            <w:shd w:fill="EAF0F7"/>
+            <w:tcMar>
+              <w:top w:w="80" w:type="dxa"/>
+              <w:bottom w:w="80" w:type="dxa"/>
+              <w:left w:w="140" w:type="dxa"/>
+              <w:right w:w="140" w:type="dxa"/>
+            </w:tcMar>
+            <w:vAlign w:val="center"/>
           </w:tcPr>
           <w:p>
+            <w:pPr>
+              <w:spacing w:after="0" w:line="264" w:lineRule="auto"/>
+            </w:pPr>
+            <w:r/>
             <w:r>
+              <w:rPr>
+                <w:rFonts w:ascii="Arial" w:hAnsi="Arial"/>
+                <w:b/>
+                <w:i w:val="0"/>
+                <w:color w:val="2E5C8A"/>
+                <w:sz w:val="19"/>
+              </w:rPr>
               <w:t>FR-08</w:t>
             </w:r>
           </w:p>
         </w:tc>
         <w:tc>
           <w:tcPr>
-            <w:tcW w:type="dxa" w:w="5184"/>
+            <w:tcW w:type="dxa" w:w="8280"/>
+            <w:shd w:fill="F5F7FA"/>
+            <w:tcMar>
+              <w:top w:w="80" w:type="dxa"/>
+              <w:bottom w:w="80" w:type="dxa"/>
+              <w:left w:w="140" w:type="dxa"/>
+              <w:right w:w="140" w:type="dxa"/>
+            </w:tcMar>
+            <w:vAlign w:val="center"/>
           </w:tcPr>
           <w:p>
+            <w:pPr>
+              <w:spacing w:after="0" w:line="264" w:lineRule="auto"/>
+            </w:pPr>
+            <w:r/>
             <w:r>
+              <w:rPr>
+                <w:rFonts w:ascii="Arial" w:hAnsi="Arial"/>
+                <w:b w:val="0"/>
+                <w:i w:val="0"/>
+                <w:color w:val="1F2430"/>
+                <w:sz w:val="20"/>
+              </w:rPr>
               <w:t>Produce payroll control pack with changes, exceptions, reconciliation, payment approval, and sign-off details.</w:t>
             </w:r>
           </w:p>
@@ -1430,94 +3468,171 @@
       <w:pPr>
         <w:pStyle w:val="Heading1"/>
         <w:keepNext/>
+        <w:spacing w:before="360" w:after="160"/>
+        <w:pBdr>
+          <w:bottom w:val="single" w:sz="10" w:space="4" w:color="2E5C8A"/>
+        </w:pBdr>
       </w:pPr>
       <w:r>
-        <w:t>08  Data Requirements</w:t>
+        <w:rPr>
+          <w:rFonts w:ascii="Arial" w:hAnsi="Arial"/>
+          <w:b/>
+          <w:i w:val="0"/>
+          <w:color w:val="C9A24B"/>
+          <w:sz w:val="28"/>
+        </w:rPr>
+        <w:t xml:space="preserve">07  </w:t>
+      </w:r>
+      <w:r>
+        <w:rPr>
+          <w:rFonts w:ascii="Arial" w:hAnsi="Arial"/>
+          <w:b/>
+          <w:i w:val="0"/>
+          <w:color w:val="16243D"/>
+          <w:sz w:val="28"/>
+        </w:rPr>
+        <w:t>Data Requirements</w:t>
+      </w:r>
+    </w:p>
+    <w:p>
+      <w:r>
+        <w:t>Minimum data fields required for the controls and reporting outputs to operate reliably.</w:t>
       </w:r>
     </w:p>
     <w:tbl>
       <w:tblPr>
-        <w:tblStyle w:val="TableGrid"/>
-        <w:tblW w:type="auto" w:w="0"/>
+        <w:tblW w:type="dxa" w:w="9360"/>
         <w:jc w:val="center"/>
-        <w:tblLayout w:type="autofit"/>
+        <w:tblLayout w:type="fixed"/>
         <w:tblLook w:firstColumn="1" w:firstRow="1" w:lastColumn="0" w:lastRow="0" w:noHBand="0" w:noVBand="1" w:val="04A0"/>
+        <w:tblBorders>
+          <w:top w:val="single" w:sz="4" w:space="0" w:color="D9DEE6"/>
+          <w:left w:val="single" w:sz="4" w:space="0" w:color="D9DEE6"/>
+          <w:bottom w:val="single" w:sz="4" w:space="0" w:color="D9DEE6"/>
+          <w:right w:val="single" w:sz="4" w:space="0" w:color="D9DEE6"/>
+          <w:insideH w:val="single" w:sz="4" w:space="0" w:color="D9DEE6"/>
+          <w:insideV w:val="single" w:sz="4" w:space="0" w:color="D9DEE6"/>
+        </w:tblBorders>
       </w:tblPr>
       <w:tblGrid>
-        <w:gridCol w:w="5184"/>
-        <w:gridCol w:w="5184"/>
+        <w:gridCol w:w="960"/>
+        <w:gridCol w:w="3720"/>
+        <w:gridCol w:w="960"/>
+        <w:gridCol w:w="3720"/>
       </w:tblGrid>
       <w:tr>
         <w:tc>
           <w:tcPr>
-            <w:tcW w:type="dxa" w:w="5184"/>
-            <w:vAlign w:val="top"/>
-            <w:shd w:fill="DBEAFE"/>
+            <w:tcW w:type="dxa" w:w="960"/>
+            <w:shd w:fill="EAF0F7"/>
+            <w:tcMar>
+              <w:top w:w="80" w:type="dxa"/>
+              <w:bottom w:w="80" w:type="dxa"/>
+              <w:left w:w="140" w:type="dxa"/>
+              <w:right w:w="140" w:type="dxa"/>
+            </w:tcMar>
+            <w:vAlign w:val="center"/>
           </w:tcPr>
           <w:p>
+            <w:pPr>
+              <w:spacing w:after="0" w:line="264" w:lineRule="auto"/>
+            </w:pPr>
+            <w:r/>
             <w:r>
               <w:rPr>
+                <w:rFonts w:ascii="Arial" w:hAnsi="Arial"/>
                 <w:b/>
+                <w:i w:val="0"/>
+                <w:color w:val="2E5C8A"/>
+                <w:sz w:val="19"/>
               </w:rPr>
-              <w:t>ID</w:t>
-            </w:r>
-          </w:p>
-        </w:tc>
-        <w:tc>
-          <w:tcPr>
-            <w:tcW w:type="dxa" w:w="5184"/>
-            <w:vAlign w:val="top"/>
-            <w:shd w:fill="DBEAFE"/>
-          </w:tcPr>
-          <w:p>
-            <w:r>
-              <w:rPr>
-                <w:b/>
-              </w:rPr>
-              <w:t>Requirement</w:t>
-            </w:r>
-          </w:p>
-        </w:tc>
-      </w:tr>
-      <w:tr>
-        <w:tc>
-          <w:tcPr>
-            <w:tcW w:type="dxa" w:w="5184"/>
-          </w:tcPr>
-          <w:p>
-            <w:r>
               <w:t>DR-01</w:t>
             </w:r>
           </w:p>
         </w:tc>
         <w:tc>
           <w:tcPr>
-            <w:tcW w:type="dxa" w:w="5184"/>
+            <w:tcW w:type="dxa" w:w="3720"/>
+            <w:shd w:fill="FFFFFF"/>
+            <w:tcMar>
+              <w:top w:w="80" w:type="dxa"/>
+              <w:bottom w:w="80" w:type="dxa"/>
+              <w:left w:w="140" w:type="dxa"/>
+              <w:right w:w="140" w:type="dxa"/>
+            </w:tcMar>
+            <w:vAlign w:val="center"/>
           </w:tcPr>
           <w:p>
+            <w:pPr>
+              <w:spacing w:after="0" w:line="264" w:lineRule="auto"/>
+            </w:pPr>
+            <w:r/>
             <w:r>
+              <w:rPr>
+                <w:rFonts w:ascii="Arial" w:hAnsi="Arial"/>
+                <w:b w:val="0"/>
+                <w:i w:val="0"/>
+                <w:color w:val="1F2430"/>
+                <w:sz w:val="20"/>
+              </w:rPr>
               <w:t>Employee ID</w:t>
             </w:r>
           </w:p>
         </w:tc>
-      </w:tr>
-      <w:tr>
         <w:tc>
           <w:tcPr>
-            <w:tcW w:type="dxa" w:w="5184"/>
+            <w:tcW w:type="dxa" w:w="960"/>
+            <w:shd w:fill="EAF0F7"/>
+            <w:tcMar>
+              <w:top w:w="80" w:type="dxa"/>
+              <w:bottom w:w="80" w:type="dxa"/>
+              <w:left w:w="140" w:type="dxa"/>
+              <w:right w:w="140" w:type="dxa"/>
+            </w:tcMar>
+            <w:vAlign w:val="center"/>
           </w:tcPr>
           <w:p>
+            <w:pPr>
+              <w:spacing w:after="0" w:line="264" w:lineRule="auto"/>
+            </w:pPr>
+            <w:r/>
             <w:r>
+              <w:rPr>
+                <w:rFonts w:ascii="Arial" w:hAnsi="Arial"/>
+                <w:b/>
+                <w:i w:val="0"/>
+                <w:color w:val="2E5C8A"/>
+                <w:sz w:val="19"/>
+              </w:rPr>
               <w:t>DR-02</w:t>
             </w:r>
           </w:p>
         </w:tc>
         <w:tc>
           <w:tcPr>
-            <w:tcW w:type="dxa" w:w="5184"/>
+            <w:tcW w:type="dxa" w:w="3720"/>
+            <w:shd w:fill="FFFFFF"/>
+            <w:tcMar>
+              <w:top w:w="80" w:type="dxa"/>
+              <w:bottom w:w="80" w:type="dxa"/>
+              <w:left w:w="140" w:type="dxa"/>
+              <w:right w:w="140" w:type="dxa"/>
+            </w:tcMar>
+            <w:vAlign w:val="center"/>
           </w:tcPr>
           <w:p>
+            <w:pPr>
+              <w:spacing w:after="0" w:line="264" w:lineRule="auto"/>
+            </w:pPr>
+            <w:r/>
             <w:r>
+              <w:rPr>
+                <w:rFonts w:ascii="Arial" w:hAnsi="Arial"/>
+                <w:b w:val="0"/>
+                <w:i w:val="0"/>
+                <w:color w:val="1F2430"/>
+                <w:sz w:val="20"/>
+              </w:rPr>
               <w:t>Payroll period</w:t>
             </w:r>
           </w:p>
@@ -1526,42 +3641,116 @@
       <w:tr>
         <w:tc>
           <w:tcPr>
-            <w:tcW w:type="dxa" w:w="5184"/>
+            <w:tcW w:type="dxa" w:w="960"/>
+            <w:shd w:fill="EAF0F7"/>
+            <w:tcMar>
+              <w:top w:w="80" w:type="dxa"/>
+              <w:bottom w:w="80" w:type="dxa"/>
+              <w:left w:w="140" w:type="dxa"/>
+              <w:right w:w="140" w:type="dxa"/>
+            </w:tcMar>
+            <w:vAlign w:val="center"/>
           </w:tcPr>
           <w:p>
+            <w:pPr>
+              <w:spacing w:after="0" w:line="264" w:lineRule="auto"/>
+            </w:pPr>
+            <w:r/>
             <w:r>
+              <w:rPr>
+                <w:rFonts w:ascii="Arial" w:hAnsi="Arial"/>
+                <w:b/>
+                <w:i w:val="0"/>
+                <w:color w:val="2E5C8A"/>
+                <w:sz w:val="19"/>
+              </w:rPr>
               <w:t>DR-03</w:t>
             </w:r>
           </w:p>
         </w:tc>
         <w:tc>
           <w:tcPr>
-            <w:tcW w:type="dxa" w:w="5184"/>
+            <w:tcW w:type="dxa" w:w="3720"/>
+            <w:shd w:fill="F5F7FA"/>
+            <w:tcMar>
+              <w:top w:w="80" w:type="dxa"/>
+              <w:bottom w:w="80" w:type="dxa"/>
+              <w:left w:w="140" w:type="dxa"/>
+              <w:right w:w="140" w:type="dxa"/>
+            </w:tcMar>
+            <w:vAlign w:val="center"/>
           </w:tcPr>
           <w:p>
+            <w:pPr>
+              <w:spacing w:after="0" w:line="264" w:lineRule="auto"/>
+            </w:pPr>
+            <w:r/>
             <w:r>
+              <w:rPr>
+                <w:rFonts w:ascii="Arial" w:hAnsi="Arial"/>
+                <w:b w:val="0"/>
+                <w:i w:val="0"/>
+                <w:color w:val="1F2430"/>
+                <w:sz w:val="20"/>
+              </w:rPr>
               <w:t>Payroll change type</w:t>
             </w:r>
           </w:p>
         </w:tc>
-      </w:tr>
-      <w:tr>
         <w:tc>
           <w:tcPr>
-            <w:tcW w:type="dxa" w:w="5184"/>
+            <w:tcW w:type="dxa" w:w="960"/>
+            <w:shd w:fill="EAF0F7"/>
+            <w:tcMar>
+              <w:top w:w="80" w:type="dxa"/>
+              <w:bottom w:w="80" w:type="dxa"/>
+              <w:left w:w="140" w:type="dxa"/>
+              <w:right w:w="140" w:type="dxa"/>
+            </w:tcMar>
+            <w:vAlign w:val="center"/>
           </w:tcPr>
           <w:p>
+            <w:pPr>
+              <w:spacing w:after="0" w:line="264" w:lineRule="auto"/>
+            </w:pPr>
+            <w:r/>
             <w:r>
+              <w:rPr>
+                <w:rFonts w:ascii="Arial" w:hAnsi="Arial"/>
+                <w:b/>
+                <w:i w:val="0"/>
+                <w:color w:val="2E5C8A"/>
+                <w:sz w:val="19"/>
+              </w:rPr>
               <w:t>DR-04</w:t>
             </w:r>
           </w:p>
         </w:tc>
         <w:tc>
           <w:tcPr>
-            <w:tcW w:type="dxa" w:w="5184"/>
+            <w:tcW w:type="dxa" w:w="3720"/>
+            <w:shd w:fill="F5F7FA"/>
+            <w:tcMar>
+              <w:top w:w="80" w:type="dxa"/>
+              <w:bottom w:w="80" w:type="dxa"/>
+              <w:left w:w="140" w:type="dxa"/>
+              <w:right w:w="140" w:type="dxa"/>
+            </w:tcMar>
+            <w:vAlign w:val="center"/>
           </w:tcPr>
           <w:p>
+            <w:pPr>
+              <w:spacing w:after="0" w:line="264" w:lineRule="auto"/>
+            </w:pPr>
+            <w:r/>
             <w:r>
+              <w:rPr>
+                <w:rFonts w:ascii="Arial" w:hAnsi="Arial"/>
+                <w:b w:val="0"/>
+                <w:i w:val="0"/>
+                <w:color w:val="1F2430"/>
+                <w:sz w:val="20"/>
+              </w:rPr>
               <w:t>Effective date</w:t>
             </w:r>
           </w:p>
@@ -1570,42 +3759,116 @@
       <w:tr>
         <w:tc>
           <w:tcPr>
-            <w:tcW w:type="dxa" w:w="5184"/>
+            <w:tcW w:type="dxa" w:w="960"/>
+            <w:shd w:fill="EAF0F7"/>
+            <w:tcMar>
+              <w:top w:w="80" w:type="dxa"/>
+              <w:bottom w:w="80" w:type="dxa"/>
+              <w:left w:w="140" w:type="dxa"/>
+              <w:right w:w="140" w:type="dxa"/>
+            </w:tcMar>
+            <w:vAlign w:val="center"/>
           </w:tcPr>
           <w:p>
+            <w:pPr>
+              <w:spacing w:after="0" w:line="264" w:lineRule="auto"/>
+            </w:pPr>
+            <w:r/>
             <w:r>
+              <w:rPr>
+                <w:rFonts w:ascii="Arial" w:hAnsi="Arial"/>
+                <w:b/>
+                <w:i w:val="0"/>
+                <w:color w:val="2E5C8A"/>
+                <w:sz w:val="19"/>
+              </w:rPr>
               <w:t>DR-05</w:t>
             </w:r>
           </w:p>
         </w:tc>
         <w:tc>
           <w:tcPr>
-            <w:tcW w:type="dxa" w:w="5184"/>
+            <w:tcW w:type="dxa" w:w="3720"/>
+            <w:shd w:fill="FFFFFF"/>
+            <w:tcMar>
+              <w:top w:w="80" w:type="dxa"/>
+              <w:bottom w:w="80" w:type="dxa"/>
+              <w:left w:w="140" w:type="dxa"/>
+              <w:right w:w="140" w:type="dxa"/>
+            </w:tcMar>
+            <w:vAlign w:val="center"/>
           </w:tcPr>
           <w:p>
+            <w:pPr>
+              <w:spacing w:after="0" w:line="264" w:lineRule="auto"/>
+            </w:pPr>
+            <w:r/>
             <w:r>
+              <w:rPr>
+                <w:rFonts w:ascii="Arial" w:hAnsi="Arial"/>
+                <w:b w:val="0"/>
+                <w:i w:val="0"/>
+                <w:color w:val="1F2430"/>
+                <w:sz w:val="20"/>
+              </w:rPr>
               <w:t>Approval reference</w:t>
             </w:r>
           </w:p>
         </w:tc>
-      </w:tr>
-      <w:tr>
         <w:tc>
           <w:tcPr>
-            <w:tcW w:type="dxa" w:w="5184"/>
+            <w:tcW w:type="dxa" w:w="960"/>
+            <w:shd w:fill="EAF0F7"/>
+            <w:tcMar>
+              <w:top w:w="80" w:type="dxa"/>
+              <w:bottom w:w="80" w:type="dxa"/>
+              <w:left w:w="140" w:type="dxa"/>
+              <w:right w:w="140" w:type="dxa"/>
+            </w:tcMar>
+            <w:vAlign w:val="center"/>
           </w:tcPr>
           <w:p>
+            <w:pPr>
+              <w:spacing w:after="0" w:line="264" w:lineRule="auto"/>
+            </w:pPr>
+            <w:r/>
             <w:r>
+              <w:rPr>
+                <w:rFonts w:ascii="Arial" w:hAnsi="Arial"/>
+                <w:b/>
+                <w:i w:val="0"/>
+                <w:color w:val="2E5C8A"/>
+                <w:sz w:val="19"/>
+              </w:rPr>
               <w:t>DR-06</w:t>
             </w:r>
           </w:p>
         </w:tc>
         <w:tc>
           <w:tcPr>
-            <w:tcW w:type="dxa" w:w="5184"/>
+            <w:tcW w:type="dxa" w:w="3720"/>
+            <w:shd w:fill="FFFFFF"/>
+            <w:tcMar>
+              <w:top w:w="80" w:type="dxa"/>
+              <w:bottom w:w="80" w:type="dxa"/>
+              <w:left w:w="140" w:type="dxa"/>
+              <w:right w:w="140" w:type="dxa"/>
+            </w:tcMar>
+            <w:vAlign w:val="center"/>
           </w:tcPr>
           <w:p>
+            <w:pPr>
+              <w:spacing w:after="0" w:line="264" w:lineRule="auto"/>
+            </w:pPr>
+            <w:r/>
             <w:r>
+              <w:rPr>
+                <w:rFonts w:ascii="Arial" w:hAnsi="Arial"/>
+                <w:b w:val="0"/>
+                <w:i w:val="0"/>
+                <w:color w:val="1F2430"/>
+                <w:sz w:val="20"/>
+              </w:rPr>
               <w:t>Gross-to-net total</w:t>
             </w:r>
           </w:p>
@@ -1614,42 +3877,116 @@
       <w:tr>
         <w:tc>
           <w:tcPr>
-            <w:tcW w:type="dxa" w:w="5184"/>
+            <w:tcW w:type="dxa" w:w="960"/>
+            <w:shd w:fill="EAF0F7"/>
+            <w:tcMar>
+              <w:top w:w="80" w:type="dxa"/>
+              <w:bottom w:w="80" w:type="dxa"/>
+              <w:left w:w="140" w:type="dxa"/>
+              <w:right w:w="140" w:type="dxa"/>
+            </w:tcMar>
+            <w:vAlign w:val="center"/>
           </w:tcPr>
           <w:p>
+            <w:pPr>
+              <w:spacing w:after="0" w:line="264" w:lineRule="auto"/>
+            </w:pPr>
+            <w:r/>
             <w:r>
+              <w:rPr>
+                <w:rFonts w:ascii="Arial" w:hAnsi="Arial"/>
+                <w:b/>
+                <w:i w:val="0"/>
+                <w:color w:val="2E5C8A"/>
+                <w:sz w:val="19"/>
+              </w:rPr>
               <w:t>DR-07</w:t>
             </w:r>
           </w:p>
         </w:tc>
         <w:tc>
           <w:tcPr>
-            <w:tcW w:type="dxa" w:w="5184"/>
+            <w:tcW w:type="dxa" w:w="3720"/>
+            <w:shd w:fill="F5F7FA"/>
+            <w:tcMar>
+              <w:top w:w="80" w:type="dxa"/>
+              <w:bottom w:w="80" w:type="dxa"/>
+              <w:left w:w="140" w:type="dxa"/>
+              <w:right w:w="140" w:type="dxa"/>
+            </w:tcMar>
+            <w:vAlign w:val="center"/>
           </w:tcPr>
           <w:p>
+            <w:pPr>
+              <w:spacing w:after="0" w:line="264" w:lineRule="auto"/>
+            </w:pPr>
+            <w:r/>
             <w:r>
+              <w:rPr>
+                <w:rFonts w:ascii="Arial" w:hAnsi="Arial"/>
+                <w:b w:val="0"/>
+                <w:i w:val="0"/>
+                <w:color w:val="1F2430"/>
+                <w:sz w:val="20"/>
+              </w:rPr>
               <w:t>Payroll control account</w:t>
             </w:r>
           </w:p>
         </w:tc>
-      </w:tr>
-      <w:tr>
         <w:tc>
           <w:tcPr>
-            <w:tcW w:type="dxa" w:w="5184"/>
+            <w:tcW w:type="dxa" w:w="960"/>
+            <w:shd w:fill="EAF0F7"/>
+            <w:tcMar>
+              <w:top w:w="80" w:type="dxa"/>
+              <w:bottom w:w="80" w:type="dxa"/>
+              <w:left w:w="140" w:type="dxa"/>
+              <w:right w:w="140" w:type="dxa"/>
+            </w:tcMar>
+            <w:vAlign w:val="center"/>
           </w:tcPr>
           <w:p>
+            <w:pPr>
+              <w:spacing w:after="0" w:line="264" w:lineRule="auto"/>
+            </w:pPr>
+            <w:r/>
             <w:r>
+              <w:rPr>
+                <w:rFonts w:ascii="Arial" w:hAnsi="Arial"/>
+                <w:b/>
+                <w:i w:val="0"/>
+                <w:color w:val="2E5C8A"/>
+                <w:sz w:val="19"/>
+              </w:rPr>
               <w:t>DR-08</w:t>
             </w:r>
           </w:p>
         </w:tc>
         <w:tc>
           <w:tcPr>
-            <w:tcW w:type="dxa" w:w="5184"/>
+            <w:tcW w:type="dxa" w:w="3720"/>
+            <w:shd w:fill="F5F7FA"/>
+            <w:tcMar>
+              <w:top w:w="80" w:type="dxa"/>
+              <w:bottom w:w="80" w:type="dxa"/>
+              <w:left w:w="140" w:type="dxa"/>
+              <w:right w:w="140" w:type="dxa"/>
+            </w:tcMar>
+            <w:vAlign w:val="center"/>
           </w:tcPr>
           <w:p>
+            <w:pPr>
+              <w:spacing w:after="0" w:line="264" w:lineRule="auto"/>
+            </w:pPr>
+            <w:r/>
             <w:r>
+              <w:rPr>
+                <w:rFonts w:ascii="Arial" w:hAnsi="Arial"/>
+                <w:b w:val="0"/>
+                <w:i w:val="0"/>
+                <w:color w:val="1F2430"/>
+                <w:sz w:val="20"/>
+              </w:rPr>
               <w:t>Payment file reference</w:t>
             </w:r>
           </w:p>
@@ -1660,34 +3997,75 @@
       <w:pPr>
         <w:pStyle w:val="Heading1"/>
         <w:keepNext/>
+        <w:spacing w:before="360" w:after="160"/>
+        <w:pBdr>
+          <w:bottom w:val="single" w:sz="10" w:space="4" w:color="2E5C8A"/>
+        </w:pBdr>
       </w:pPr>
       <w:r>
-        <w:t>09  Controls</w:t>
+        <w:rPr>
+          <w:rFonts w:ascii="Arial" w:hAnsi="Arial"/>
+          <w:b/>
+          <w:i w:val="0"/>
+          <w:color w:val="C9A24B"/>
+          <w:sz w:val="28"/>
+        </w:rPr>
+        <w:t xml:space="preserve">08  </w:t>
+      </w:r>
+      <w:r>
+        <w:rPr>
+          <w:rFonts w:ascii="Arial" w:hAnsi="Arial"/>
+          <w:b/>
+          <w:i w:val="0"/>
+          <w:color w:val="16243D"/>
+          <w:sz w:val="28"/>
+        </w:rPr>
+        <w:t>Controls</w:t>
       </w:r>
     </w:p>
     <w:tbl>
       <w:tblPr>
-        <w:tblStyle w:val="TableGrid"/>
-        <w:tblW w:type="auto" w:w="0"/>
+        <w:tblW w:type="dxa" w:w="9360"/>
         <w:jc w:val="center"/>
-        <w:tblLayout w:type="autofit"/>
+        <w:tblLayout w:type="fixed"/>
         <w:tblLook w:firstColumn="1" w:firstRow="1" w:lastColumn="0" w:lastRow="0" w:noHBand="0" w:noVBand="1" w:val="04A0"/>
+        <w:tblBorders>
+          <w:top w:val="single" w:sz="4" w:space="0" w:color="D9DEE6"/>
+          <w:left w:val="single" w:sz="4" w:space="0" w:color="D9DEE6"/>
+          <w:bottom w:val="single" w:sz="4" w:space="0" w:color="D9DEE6"/>
+          <w:right w:val="single" w:sz="4" w:space="0" w:color="D9DEE6"/>
+          <w:insideH w:val="single" w:sz="4" w:space="0" w:color="D9DEE6"/>
+          <w:insideV w:val="single" w:sz="4" w:space="0" w:color="D9DEE6"/>
+        </w:tblBorders>
       </w:tblPr>
       <w:tblGrid>
-        <w:gridCol w:w="5184"/>
-        <w:gridCol w:w="5184"/>
+        <w:gridCol w:w="1080"/>
+        <w:gridCol w:w="8280"/>
       </w:tblGrid>
       <w:tr>
         <w:tc>
           <w:tcPr>
-            <w:tcW w:type="dxa" w:w="5184"/>
-            <w:vAlign w:val="top"/>
-            <w:shd w:fill="DBEAFE"/>
+            <w:tcW w:type="dxa" w:w="1080"/>
+            <w:shd w:fill="16243D"/>
+            <w:tcMar>
+              <w:top w:w="70" w:type="dxa"/>
+              <w:bottom w:w="70" w:type="dxa"/>
+              <w:left w:w="130" w:type="dxa"/>
+              <w:right w:w="130" w:type="dxa"/>
+            </w:tcMar>
           </w:tcPr>
           <w:p>
+            <w:pPr>
+              <w:spacing w:after="0"/>
+            </w:pPr>
+            <w:r/>
             <w:r>
               <w:rPr>
+                <w:rFonts w:ascii="Arial" w:hAnsi="Arial"/>
                 <w:b/>
+                <w:i w:val="0"/>
+                <w:color w:val="FFFFFF"/>
+                <w:sz w:val="16"/>
               </w:rPr>
               <w:t>ID</w:t>
             </w:r>
@@ -1695,16 +4073,29 @@
         </w:tc>
         <w:tc>
           <w:tcPr>
-            <w:tcW w:type="dxa" w:w="5184"/>
-            <w:vAlign w:val="top"/>
-            <w:shd w:fill="DBEAFE"/>
+            <w:tcW w:type="dxa" w:w="8280"/>
+            <w:shd w:fill="16243D"/>
+            <w:tcMar>
+              <w:top w:w="70" w:type="dxa"/>
+              <w:bottom w:w="70" w:type="dxa"/>
+              <w:left w:w="130" w:type="dxa"/>
+              <w:right w:w="130" w:type="dxa"/>
+            </w:tcMar>
           </w:tcPr>
           <w:p>
+            <w:pPr>
+              <w:spacing w:after="0"/>
+            </w:pPr>
+            <w:r/>
             <w:r>
               <w:rPr>
+                <w:rFonts w:ascii="Arial" w:hAnsi="Arial"/>
                 <w:b/>
+                <w:i w:val="0"/>
+                <w:color w:val="FFFFFF"/>
+                <w:sz w:val="16"/>
               </w:rPr>
-              <w:t>Requirement</w:t>
+              <w:t>CONTROL</w:t>
             </w:r>
           </w:p>
         </w:tc>
@@ -1712,20 +4103,58 @@
       <w:tr>
         <w:tc>
           <w:tcPr>
-            <w:tcW w:type="dxa" w:w="5184"/>
+            <w:tcW w:type="dxa" w:w="1080"/>
+            <w:shd w:fill="EAF0F7"/>
+            <w:tcMar>
+              <w:top w:w="80" w:type="dxa"/>
+              <w:bottom w:w="80" w:type="dxa"/>
+              <w:left w:w="140" w:type="dxa"/>
+              <w:right w:w="140" w:type="dxa"/>
+            </w:tcMar>
+            <w:vAlign w:val="center"/>
           </w:tcPr>
           <w:p>
+            <w:pPr>
+              <w:spacing w:after="0" w:line="264" w:lineRule="auto"/>
+            </w:pPr>
+            <w:r/>
             <w:r>
+              <w:rPr>
+                <w:rFonts w:ascii="Arial" w:hAnsi="Arial"/>
+                <w:b/>
+                <w:i w:val="0"/>
+                <w:color w:val="2E5C8A"/>
+                <w:sz w:val="19"/>
+              </w:rPr>
               <w:t>CTRL-01</w:t>
             </w:r>
           </w:p>
         </w:tc>
         <w:tc>
           <w:tcPr>
-            <w:tcW w:type="dxa" w:w="5184"/>
+            <w:tcW w:type="dxa" w:w="8280"/>
+            <w:shd w:fill="FFFFFF"/>
+            <w:tcMar>
+              <w:top w:w="80" w:type="dxa"/>
+              <w:bottom w:w="80" w:type="dxa"/>
+              <w:left w:w="140" w:type="dxa"/>
+              <w:right w:w="140" w:type="dxa"/>
+            </w:tcMar>
+            <w:vAlign w:val="center"/>
           </w:tcPr>
           <w:p>
+            <w:pPr>
+              <w:spacing w:after="0" w:line="264" w:lineRule="auto"/>
+            </w:pPr>
+            <w:r/>
             <w:r>
+              <w:rPr>
+                <w:rFonts w:ascii="Arial" w:hAnsi="Arial"/>
+                <w:b w:val="0"/>
+                <w:i w:val="0"/>
+                <w:color w:val="1F2430"/>
+                <w:sz w:val="20"/>
+              </w:rPr>
               <w:t>Starter, leaver, salary, deduction, and bank detail changes require approval before payroll processing.</w:t>
             </w:r>
           </w:p>
@@ -1734,20 +4163,58 @@
       <w:tr>
         <w:tc>
           <w:tcPr>
-            <w:tcW w:type="dxa" w:w="5184"/>
+            <w:tcW w:type="dxa" w:w="1080"/>
+            <w:shd w:fill="EAF0F7"/>
+            <w:tcMar>
+              <w:top w:w="80" w:type="dxa"/>
+              <w:bottom w:w="80" w:type="dxa"/>
+              <w:left w:w="140" w:type="dxa"/>
+              <w:right w:w="140" w:type="dxa"/>
+            </w:tcMar>
+            <w:vAlign w:val="center"/>
           </w:tcPr>
           <w:p>
+            <w:pPr>
+              <w:spacing w:after="0" w:line="264" w:lineRule="auto"/>
+            </w:pPr>
+            <w:r/>
             <w:r>
+              <w:rPr>
+                <w:rFonts w:ascii="Arial" w:hAnsi="Arial"/>
+                <w:b/>
+                <w:i w:val="0"/>
+                <w:color w:val="2E5C8A"/>
+                <w:sz w:val="19"/>
+              </w:rPr>
               <w:t>CTRL-02</w:t>
             </w:r>
           </w:p>
         </w:tc>
         <w:tc>
           <w:tcPr>
-            <w:tcW w:type="dxa" w:w="5184"/>
+            <w:tcW w:type="dxa" w:w="8280"/>
+            <w:shd w:fill="F5F7FA"/>
+            <w:tcMar>
+              <w:top w:w="80" w:type="dxa"/>
+              <w:bottom w:w="80" w:type="dxa"/>
+              <w:left w:w="140" w:type="dxa"/>
+              <w:right w:w="140" w:type="dxa"/>
+            </w:tcMar>
+            <w:vAlign w:val="center"/>
           </w:tcPr>
           <w:p>
+            <w:pPr>
+              <w:spacing w:after="0" w:line="264" w:lineRule="auto"/>
+            </w:pPr>
+            <w:r/>
             <w:r>
+              <w:rPr>
+                <w:rFonts w:ascii="Arial" w:hAnsi="Arial"/>
+                <w:b w:val="0"/>
+                <w:i w:val="0"/>
+                <w:color w:val="1F2430"/>
+                <w:sz w:val="20"/>
+              </w:rPr>
               <w:t>Payroll input files require preparer and reviewer sign-off before calculation.</w:t>
             </w:r>
           </w:p>
@@ -1756,20 +4223,58 @@
       <w:tr>
         <w:tc>
           <w:tcPr>
-            <w:tcW w:type="dxa" w:w="5184"/>
+            <w:tcW w:type="dxa" w:w="1080"/>
+            <w:shd w:fill="EAF0F7"/>
+            <w:tcMar>
+              <w:top w:w="80" w:type="dxa"/>
+              <w:bottom w:w="80" w:type="dxa"/>
+              <w:left w:w="140" w:type="dxa"/>
+              <w:right w:w="140" w:type="dxa"/>
+            </w:tcMar>
+            <w:vAlign w:val="center"/>
           </w:tcPr>
           <w:p>
+            <w:pPr>
+              <w:spacing w:after="0" w:line="264" w:lineRule="auto"/>
+            </w:pPr>
+            <w:r/>
             <w:r>
+              <w:rPr>
+                <w:rFonts w:ascii="Arial" w:hAnsi="Arial"/>
+                <w:b/>
+                <w:i w:val="0"/>
+                <w:color w:val="2E5C8A"/>
+                <w:sz w:val="19"/>
+              </w:rPr>
               <w:t>CTRL-03</w:t>
             </w:r>
           </w:p>
         </w:tc>
         <w:tc>
           <w:tcPr>
-            <w:tcW w:type="dxa" w:w="5184"/>
+            <w:tcW w:type="dxa" w:w="8280"/>
+            <w:shd w:fill="FFFFFF"/>
+            <w:tcMar>
+              <w:top w:w="80" w:type="dxa"/>
+              <w:bottom w:w="80" w:type="dxa"/>
+              <w:left w:w="140" w:type="dxa"/>
+              <w:right w:w="140" w:type="dxa"/>
+            </w:tcMar>
+            <w:vAlign w:val="center"/>
           </w:tcPr>
           <w:p>
+            <w:pPr>
+              <w:spacing w:after="0" w:line="264" w:lineRule="auto"/>
+            </w:pPr>
+            <w:r/>
             <w:r>
+              <w:rPr>
+                <w:rFonts w:ascii="Arial" w:hAnsi="Arial"/>
+                <w:b w:val="0"/>
+                <w:i w:val="0"/>
+                <w:color w:val="1F2430"/>
+                <w:sz w:val="20"/>
+              </w:rPr>
               <w:t>Payroll exceptions over threshold require investigation and approval.</w:t>
             </w:r>
           </w:p>
@@ -1778,20 +4283,58 @@
       <w:tr>
         <w:tc>
           <w:tcPr>
-            <w:tcW w:type="dxa" w:w="5184"/>
+            <w:tcW w:type="dxa" w:w="1080"/>
+            <w:shd w:fill="EAF0F7"/>
+            <w:tcMar>
+              <w:top w:w="80" w:type="dxa"/>
+              <w:bottom w:w="80" w:type="dxa"/>
+              <w:left w:w="140" w:type="dxa"/>
+              <w:right w:w="140" w:type="dxa"/>
+            </w:tcMar>
+            <w:vAlign w:val="center"/>
           </w:tcPr>
           <w:p>
+            <w:pPr>
+              <w:spacing w:after="0" w:line="264" w:lineRule="auto"/>
+            </w:pPr>
+            <w:r/>
             <w:r>
+              <w:rPr>
+                <w:rFonts w:ascii="Arial" w:hAnsi="Arial"/>
+                <w:b/>
+                <w:i w:val="0"/>
+                <w:color w:val="2E5C8A"/>
+                <w:sz w:val="19"/>
+              </w:rPr>
               <w:t>CTRL-04</w:t>
             </w:r>
           </w:p>
         </w:tc>
         <w:tc>
           <w:tcPr>
-            <w:tcW w:type="dxa" w:w="5184"/>
+            <w:tcW w:type="dxa" w:w="8280"/>
+            <w:shd w:fill="F5F7FA"/>
+            <w:tcMar>
+              <w:top w:w="80" w:type="dxa"/>
+              <w:bottom w:w="80" w:type="dxa"/>
+              <w:left w:w="140" w:type="dxa"/>
+              <w:right w:w="140" w:type="dxa"/>
+            </w:tcMar>
+            <w:vAlign w:val="center"/>
           </w:tcPr>
           <w:p>
+            <w:pPr>
+              <w:spacing w:after="0" w:line="264" w:lineRule="auto"/>
+            </w:pPr>
+            <w:r/>
             <w:r>
+              <w:rPr>
+                <w:rFonts w:ascii="Arial" w:hAnsi="Arial"/>
+                <w:b w:val="0"/>
+                <w:i w:val="0"/>
+                <w:color w:val="1F2430"/>
+                <w:sz w:val="20"/>
+              </w:rPr>
               <w:t>Payroll register must reconcile to GL control accounts and payment file totals.</w:t>
             </w:r>
           </w:p>
@@ -1800,20 +4343,58 @@
       <w:tr>
         <w:tc>
           <w:tcPr>
-            <w:tcW w:type="dxa" w:w="5184"/>
+            <w:tcW w:type="dxa" w:w="1080"/>
+            <w:shd w:fill="EAF0F7"/>
+            <w:tcMar>
+              <w:top w:w="80" w:type="dxa"/>
+              <w:bottom w:w="80" w:type="dxa"/>
+              <w:left w:w="140" w:type="dxa"/>
+              <w:right w:w="140" w:type="dxa"/>
+            </w:tcMar>
+            <w:vAlign w:val="center"/>
           </w:tcPr>
           <w:p>
+            <w:pPr>
+              <w:spacing w:after="0" w:line="264" w:lineRule="auto"/>
+            </w:pPr>
+            <w:r/>
             <w:r>
+              <w:rPr>
+                <w:rFonts w:ascii="Arial" w:hAnsi="Arial"/>
+                <w:b/>
+                <w:i w:val="0"/>
+                <w:color w:val="2E5C8A"/>
+                <w:sz w:val="19"/>
+              </w:rPr>
               <w:t>CTRL-05</w:t>
             </w:r>
           </w:p>
         </w:tc>
         <w:tc>
           <w:tcPr>
-            <w:tcW w:type="dxa" w:w="5184"/>
+            <w:tcW w:type="dxa" w:w="8280"/>
+            <w:shd w:fill="FFFFFF"/>
+            <w:tcMar>
+              <w:top w:w="80" w:type="dxa"/>
+              <w:bottom w:w="80" w:type="dxa"/>
+              <w:left w:w="140" w:type="dxa"/>
+              <w:right w:w="140" w:type="dxa"/>
+            </w:tcMar>
+            <w:vAlign w:val="center"/>
           </w:tcPr>
           <w:p>
+            <w:pPr>
+              <w:spacing w:after="0" w:line="264" w:lineRule="auto"/>
+            </w:pPr>
+            <w:r/>
             <w:r>
+              <w:rPr>
+                <w:rFonts w:ascii="Arial" w:hAnsi="Arial"/>
+                <w:b w:val="0"/>
+                <w:i w:val="0"/>
+                <w:color w:val="1F2430"/>
+                <w:sz w:val="20"/>
+              </w:rPr>
               <w:t>Payroll payment file release requires finance approval.</w:t>
             </w:r>
           </w:p>
@@ -1824,34 +4405,75 @@
       <w:pPr>
         <w:pStyle w:val="Heading1"/>
         <w:keepNext/>
+        <w:spacing w:before="360" w:after="160"/>
+        <w:pBdr>
+          <w:bottom w:val="single" w:sz="10" w:space="4" w:color="2E5C8A"/>
+        </w:pBdr>
       </w:pPr>
       <w:r>
-        <w:t>10  Reporting Requirements</w:t>
+        <w:rPr>
+          <w:rFonts w:ascii="Arial" w:hAnsi="Arial"/>
+          <w:b/>
+          <w:i w:val="0"/>
+          <w:color w:val="C9A24B"/>
+          <w:sz w:val="28"/>
+        </w:rPr>
+        <w:t xml:space="preserve">09  </w:t>
+      </w:r>
+      <w:r>
+        <w:rPr>
+          <w:rFonts w:ascii="Arial" w:hAnsi="Arial"/>
+          <w:b/>
+          <w:i w:val="0"/>
+          <w:color w:val="16243D"/>
+          <w:sz w:val="28"/>
+        </w:rPr>
+        <w:t>Reporting Requirements</w:t>
       </w:r>
     </w:p>
     <w:tbl>
       <w:tblPr>
-        <w:tblStyle w:val="TableGrid"/>
-        <w:tblW w:type="auto" w:w="0"/>
+        <w:tblW w:type="dxa" w:w="9360"/>
         <w:jc w:val="center"/>
-        <w:tblLayout w:type="autofit"/>
+        <w:tblLayout w:type="fixed"/>
         <w:tblLook w:firstColumn="1" w:firstRow="1" w:lastColumn="0" w:lastRow="0" w:noHBand="0" w:noVBand="1" w:val="04A0"/>
+        <w:tblBorders>
+          <w:top w:val="single" w:sz="4" w:space="0" w:color="D9DEE6"/>
+          <w:left w:val="single" w:sz="4" w:space="0" w:color="D9DEE6"/>
+          <w:bottom w:val="single" w:sz="4" w:space="0" w:color="D9DEE6"/>
+          <w:right w:val="single" w:sz="4" w:space="0" w:color="D9DEE6"/>
+          <w:insideH w:val="single" w:sz="4" w:space="0" w:color="D9DEE6"/>
+          <w:insideV w:val="single" w:sz="4" w:space="0" w:color="D9DEE6"/>
+        </w:tblBorders>
       </w:tblPr>
       <w:tblGrid>
-        <w:gridCol w:w="5184"/>
-        <w:gridCol w:w="5184"/>
+        <w:gridCol w:w="1080"/>
+        <w:gridCol w:w="8280"/>
       </w:tblGrid>
       <w:tr>
         <w:tc>
           <w:tcPr>
-            <w:tcW w:type="dxa" w:w="5184"/>
-            <w:vAlign w:val="top"/>
-            <w:shd w:fill="DBEAFE"/>
+            <w:tcW w:type="dxa" w:w="1080"/>
+            <w:shd w:fill="16243D"/>
+            <w:tcMar>
+              <w:top w:w="70" w:type="dxa"/>
+              <w:bottom w:w="70" w:type="dxa"/>
+              <w:left w:w="130" w:type="dxa"/>
+              <w:right w:w="130" w:type="dxa"/>
+            </w:tcMar>
           </w:tcPr>
           <w:p>
+            <w:pPr>
+              <w:spacing w:after="0"/>
+            </w:pPr>
+            <w:r/>
             <w:r>
               <w:rPr>
+                <w:rFonts w:ascii="Arial" w:hAnsi="Arial"/>
                 <w:b/>
+                <w:i w:val="0"/>
+                <w:color w:val="FFFFFF"/>
+                <w:sz w:val="16"/>
               </w:rPr>
               <w:t>ID</w:t>
             </w:r>
@@ -1859,16 +4481,29 @@
         </w:tc>
         <w:tc>
           <w:tcPr>
-            <w:tcW w:type="dxa" w:w="5184"/>
-            <w:vAlign w:val="top"/>
-            <w:shd w:fill="DBEAFE"/>
+            <w:tcW w:type="dxa" w:w="8280"/>
+            <w:shd w:fill="16243D"/>
+            <w:tcMar>
+              <w:top w:w="70" w:type="dxa"/>
+              <w:bottom w:w="70" w:type="dxa"/>
+              <w:left w:w="130" w:type="dxa"/>
+              <w:right w:w="130" w:type="dxa"/>
+            </w:tcMar>
           </w:tcPr>
           <w:p>
+            <w:pPr>
+              <w:spacing w:after="0"/>
+            </w:pPr>
+            <w:r/>
             <w:r>
               <w:rPr>
+                <w:rFonts w:ascii="Arial" w:hAnsi="Arial"/>
                 <w:b/>
+                <w:i w:val="0"/>
+                <w:color w:val="FFFFFF"/>
+                <w:sz w:val="16"/>
               </w:rPr>
-              <w:t>Requirement</w:t>
+              <w:t>REQUIREMENT</w:t>
             </w:r>
           </w:p>
         </w:tc>
@@ -1876,20 +4511,58 @@
       <w:tr>
         <w:tc>
           <w:tcPr>
-            <w:tcW w:type="dxa" w:w="5184"/>
+            <w:tcW w:type="dxa" w:w="1080"/>
+            <w:shd w:fill="EAF0F7"/>
+            <w:tcMar>
+              <w:top w:w="80" w:type="dxa"/>
+              <w:bottom w:w="80" w:type="dxa"/>
+              <w:left w:w="140" w:type="dxa"/>
+              <w:right w:w="140" w:type="dxa"/>
+            </w:tcMar>
+            <w:vAlign w:val="center"/>
           </w:tcPr>
           <w:p>
+            <w:pPr>
+              <w:spacing w:after="0" w:line="264" w:lineRule="auto"/>
+            </w:pPr>
+            <w:r/>
             <w:r>
+              <w:rPr>
+                <w:rFonts w:ascii="Arial" w:hAnsi="Arial"/>
+                <w:b/>
+                <w:i w:val="0"/>
+                <w:color w:val="2E5C8A"/>
+                <w:sz w:val="19"/>
+              </w:rPr>
               <w:t>RPT-01</w:t>
             </w:r>
           </w:p>
         </w:tc>
         <w:tc>
           <w:tcPr>
-            <w:tcW w:type="dxa" w:w="5184"/>
+            <w:tcW w:type="dxa" w:w="8280"/>
+            <w:shd w:fill="FFFFFF"/>
+            <w:tcMar>
+              <w:top w:w="80" w:type="dxa"/>
+              <w:bottom w:w="80" w:type="dxa"/>
+              <w:left w:w="140" w:type="dxa"/>
+              <w:right w:w="140" w:type="dxa"/>
+            </w:tcMar>
+            <w:vAlign w:val="center"/>
           </w:tcPr>
           <w:p>
+            <w:pPr>
+              <w:spacing w:after="0" w:line="264" w:lineRule="auto"/>
+            </w:pPr>
+            <w:r/>
             <w:r>
+              <w:rPr>
+                <w:rFonts w:ascii="Arial" w:hAnsi="Arial"/>
+                <w:b w:val="0"/>
+                <w:i w:val="0"/>
+                <w:color w:val="1F2430"/>
+                <w:sz w:val="20"/>
+              </w:rPr>
               <w:t>Provide Payroll changes, exceptions, register-to-GL reconciliation, and payment approval summary.</w:t>
             </w:r>
           </w:p>
@@ -1898,20 +4571,58 @@
       <w:tr>
         <w:tc>
           <w:tcPr>
-            <w:tcW w:type="dxa" w:w="5184"/>
+            <w:tcW w:type="dxa" w:w="1080"/>
+            <w:shd w:fill="EAF0F7"/>
+            <w:tcMar>
+              <w:top w:w="80" w:type="dxa"/>
+              <w:bottom w:w="80" w:type="dxa"/>
+              <w:left w:w="140" w:type="dxa"/>
+              <w:right w:w="140" w:type="dxa"/>
+            </w:tcMar>
+            <w:vAlign w:val="center"/>
           </w:tcPr>
           <w:p>
+            <w:pPr>
+              <w:spacing w:after="0" w:line="264" w:lineRule="auto"/>
+            </w:pPr>
+            <w:r/>
             <w:r>
+              <w:rPr>
+                <w:rFonts w:ascii="Arial" w:hAnsi="Arial"/>
+                <w:b/>
+                <w:i w:val="0"/>
+                <w:color w:val="2E5C8A"/>
+                <w:sz w:val="19"/>
+              </w:rPr>
               <w:t>RPT-02</w:t>
             </w:r>
           </w:p>
         </w:tc>
         <w:tc>
           <w:tcPr>
-            <w:tcW w:type="dxa" w:w="5184"/>
+            <w:tcW w:type="dxa" w:w="8280"/>
+            <w:shd w:fill="F5F7FA"/>
+            <w:tcMar>
+              <w:top w:w="80" w:type="dxa"/>
+              <w:bottom w:w="80" w:type="dxa"/>
+              <w:left w:w="140" w:type="dxa"/>
+              <w:right w:w="140" w:type="dxa"/>
+            </w:tcMar>
+            <w:vAlign w:val="center"/>
           </w:tcPr>
           <w:p>
+            <w:pPr>
+              <w:spacing w:after="0" w:line="264" w:lineRule="auto"/>
+            </w:pPr>
+            <w:r/>
             <w:r>
+              <w:rPr>
+                <w:rFonts w:ascii="Arial" w:hAnsi="Arial"/>
+                <w:b w:val="0"/>
+                <w:i w:val="0"/>
+                <w:color w:val="1F2430"/>
+                <w:sz w:val="20"/>
+              </w:rPr>
               <w:t>Show owner, status, ageing, exception reason, and next action where relevant to Payroll Controls.</w:t>
             </w:r>
           </w:p>
@@ -1920,20 +4631,58 @@
       <w:tr>
         <w:tc>
           <w:tcPr>
-            <w:tcW w:type="dxa" w:w="5184"/>
+            <w:tcW w:type="dxa" w:w="1080"/>
+            <w:shd w:fill="EAF0F7"/>
+            <w:tcMar>
+              <w:top w:w="80" w:type="dxa"/>
+              <w:bottom w:w="80" w:type="dxa"/>
+              <w:left w:w="140" w:type="dxa"/>
+              <w:right w:w="140" w:type="dxa"/>
+            </w:tcMar>
+            <w:vAlign w:val="center"/>
           </w:tcPr>
           <w:p>
+            <w:pPr>
+              <w:spacing w:after="0" w:line="264" w:lineRule="auto"/>
+            </w:pPr>
+            <w:r/>
             <w:r>
+              <w:rPr>
+                <w:rFonts w:ascii="Arial" w:hAnsi="Arial"/>
+                <w:b/>
+                <w:i w:val="0"/>
+                <w:color w:val="2E5C8A"/>
+                <w:sz w:val="19"/>
+              </w:rPr>
               <w:t>RPT-03</w:t>
             </w:r>
           </w:p>
         </w:tc>
         <w:tc>
           <w:tcPr>
-            <w:tcW w:type="dxa" w:w="5184"/>
+            <w:tcW w:type="dxa" w:w="8280"/>
+            <w:shd w:fill="FFFFFF"/>
+            <w:tcMar>
+              <w:top w:w="80" w:type="dxa"/>
+              <w:bottom w:w="80" w:type="dxa"/>
+              <w:left w:w="140" w:type="dxa"/>
+              <w:right w:w="140" w:type="dxa"/>
+            </w:tcMar>
+            <w:vAlign w:val="center"/>
           </w:tcPr>
           <w:p>
+            <w:pPr>
+              <w:spacing w:after="0" w:line="264" w:lineRule="auto"/>
+            </w:pPr>
+            <w:r/>
             <w:r>
+              <w:rPr>
+                <w:rFonts w:ascii="Arial" w:hAnsi="Arial"/>
+                <w:b w:val="0"/>
+                <w:i w:val="0"/>
+                <w:color w:val="1F2430"/>
+                <w:sz w:val="20"/>
+              </w:rPr>
               <w:t>Support finance manager review with exportable period-end evidence.</w:t>
             </w:r>
           </w:p>
@@ -1942,20 +4691,58 @@
       <w:tr>
         <w:tc>
           <w:tcPr>
-            <w:tcW w:type="dxa" w:w="5184"/>
+            <w:tcW w:type="dxa" w:w="1080"/>
+            <w:shd w:fill="EAF0F7"/>
+            <w:tcMar>
+              <w:top w:w="80" w:type="dxa"/>
+              <w:bottom w:w="80" w:type="dxa"/>
+              <w:left w:w="140" w:type="dxa"/>
+              <w:right w:w="140" w:type="dxa"/>
+            </w:tcMar>
+            <w:vAlign w:val="center"/>
           </w:tcPr>
           <w:p>
+            <w:pPr>
+              <w:spacing w:after="0" w:line="264" w:lineRule="auto"/>
+            </w:pPr>
+            <w:r/>
             <w:r>
+              <w:rPr>
+                <w:rFonts w:ascii="Arial" w:hAnsi="Arial"/>
+                <w:b/>
+                <w:i w:val="0"/>
+                <w:color w:val="2E5C8A"/>
+                <w:sz w:val="19"/>
+              </w:rPr>
               <w:t>RPT-04</w:t>
             </w:r>
           </w:p>
         </w:tc>
         <w:tc>
           <w:tcPr>
-            <w:tcW w:type="dxa" w:w="5184"/>
+            <w:tcW w:type="dxa" w:w="8280"/>
+            <w:shd w:fill="F5F7FA"/>
+            <w:tcMar>
+              <w:top w:w="80" w:type="dxa"/>
+              <w:bottom w:w="80" w:type="dxa"/>
+              <w:left w:w="140" w:type="dxa"/>
+              <w:right w:w="140" w:type="dxa"/>
+            </w:tcMar>
+            <w:vAlign w:val="center"/>
           </w:tcPr>
           <w:p>
+            <w:pPr>
+              <w:spacing w:after="0" w:line="264" w:lineRule="auto"/>
+            </w:pPr>
+            <w:r/>
             <w:r>
+              <w:rPr>
+                <w:rFonts w:ascii="Arial" w:hAnsi="Arial"/>
+                <w:b w:val="0"/>
+                <w:i w:val="0"/>
+                <w:color w:val="1F2430"/>
+                <w:sz w:val="20"/>
+              </w:rPr>
               <w:t>Separate open exceptions from completed, approved, or signed-off items.</w:t>
             </w:r>
           </w:p>
@@ -1964,20 +4751,58 @@
       <w:tr>
         <w:tc>
           <w:tcPr>
-            <w:tcW w:type="dxa" w:w="5184"/>
+            <w:tcW w:type="dxa" w:w="1080"/>
+            <w:shd w:fill="EAF0F7"/>
+            <w:tcMar>
+              <w:top w:w="80" w:type="dxa"/>
+              <w:bottom w:w="80" w:type="dxa"/>
+              <w:left w:w="140" w:type="dxa"/>
+              <w:right w:w="140" w:type="dxa"/>
+            </w:tcMar>
+            <w:vAlign w:val="center"/>
           </w:tcPr>
           <w:p>
+            <w:pPr>
+              <w:spacing w:after="0" w:line="264" w:lineRule="auto"/>
+            </w:pPr>
+            <w:r/>
             <w:r>
+              <w:rPr>
+                <w:rFonts w:ascii="Arial" w:hAnsi="Arial"/>
+                <w:b/>
+                <w:i w:val="0"/>
+                <w:color w:val="2E5C8A"/>
+                <w:sz w:val="19"/>
+              </w:rPr>
               <w:t>RPT-05</w:t>
             </w:r>
           </w:p>
         </w:tc>
         <w:tc>
           <w:tcPr>
-            <w:tcW w:type="dxa" w:w="5184"/>
+            <w:tcW w:type="dxa" w:w="8280"/>
+            <w:shd w:fill="FFFFFF"/>
+            <w:tcMar>
+              <w:top w:w="80" w:type="dxa"/>
+              <w:bottom w:w="80" w:type="dxa"/>
+              <w:left w:w="140" w:type="dxa"/>
+              <w:right w:w="140" w:type="dxa"/>
+            </w:tcMar>
+            <w:vAlign w:val="center"/>
           </w:tcPr>
           <w:p>
+            <w:pPr>
+              <w:spacing w:after="0" w:line="264" w:lineRule="auto"/>
+            </w:pPr>
+            <w:r/>
             <w:r>
+              <w:rPr>
+                <w:rFonts w:ascii="Arial" w:hAnsi="Arial"/>
+                <w:b w:val="0"/>
+                <w:i w:val="0"/>
+                <w:color w:val="1F2430"/>
+                <w:sz w:val="20"/>
+              </w:rPr>
               <w:t>Make reporting outputs readable by finance users without system administrator access.</w:t>
             </w:r>
           </w:p>
@@ -1988,34 +4813,75 @@
       <w:pPr>
         <w:pStyle w:val="Heading1"/>
         <w:keepNext/>
+        <w:spacing w:before="360" w:after="160"/>
+        <w:pBdr>
+          <w:bottom w:val="single" w:sz="10" w:space="4" w:color="2E5C8A"/>
+        </w:pBdr>
       </w:pPr>
       <w:r>
-        <w:t>11  Audit Trail Requirements</w:t>
+        <w:rPr>
+          <w:rFonts w:ascii="Arial" w:hAnsi="Arial"/>
+          <w:b/>
+          <w:i w:val="0"/>
+          <w:color w:val="C9A24B"/>
+          <w:sz w:val="28"/>
+        </w:rPr>
+        <w:t xml:space="preserve">10  </w:t>
+      </w:r>
+      <w:r>
+        <w:rPr>
+          <w:rFonts w:ascii="Arial" w:hAnsi="Arial"/>
+          <w:b/>
+          <w:i w:val="0"/>
+          <w:color w:val="16243D"/>
+          <w:sz w:val="28"/>
+        </w:rPr>
+        <w:t>Audit Trail Requirements</w:t>
       </w:r>
     </w:p>
     <w:tbl>
       <w:tblPr>
-        <w:tblStyle w:val="TableGrid"/>
-        <w:tblW w:type="auto" w:w="0"/>
+        <w:tblW w:type="dxa" w:w="9360"/>
         <w:jc w:val="center"/>
-        <w:tblLayout w:type="autofit"/>
+        <w:tblLayout w:type="fixed"/>
         <w:tblLook w:firstColumn="1" w:firstRow="1" w:lastColumn="0" w:lastRow="0" w:noHBand="0" w:noVBand="1" w:val="04A0"/>
+        <w:tblBorders>
+          <w:top w:val="single" w:sz="4" w:space="0" w:color="D9DEE6"/>
+          <w:left w:val="single" w:sz="4" w:space="0" w:color="D9DEE6"/>
+          <w:bottom w:val="single" w:sz="4" w:space="0" w:color="D9DEE6"/>
+          <w:right w:val="single" w:sz="4" w:space="0" w:color="D9DEE6"/>
+          <w:insideH w:val="single" w:sz="4" w:space="0" w:color="D9DEE6"/>
+          <w:insideV w:val="single" w:sz="4" w:space="0" w:color="D9DEE6"/>
+        </w:tblBorders>
       </w:tblPr>
       <w:tblGrid>
-        <w:gridCol w:w="5184"/>
-        <w:gridCol w:w="5184"/>
+        <w:gridCol w:w="1080"/>
+        <w:gridCol w:w="8280"/>
       </w:tblGrid>
       <w:tr>
         <w:tc>
           <w:tcPr>
-            <w:tcW w:type="dxa" w:w="5184"/>
-            <w:vAlign w:val="top"/>
-            <w:shd w:fill="DBEAFE"/>
+            <w:tcW w:type="dxa" w:w="1080"/>
+            <w:shd w:fill="16243D"/>
+            <w:tcMar>
+              <w:top w:w="70" w:type="dxa"/>
+              <w:bottom w:w="70" w:type="dxa"/>
+              <w:left w:w="130" w:type="dxa"/>
+              <w:right w:w="130" w:type="dxa"/>
+            </w:tcMar>
           </w:tcPr>
           <w:p>
+            <w:pPr>
+              <w:spacing w:after="0"/>
+            </w:pPr>
+            <w:r/>
             <w:r>
               <w:rPr>
+                <w:rFonts w:ascii="Arial" w:hAnsi="Arial"/>
                 <w:b/>
+                <w:i w:val="0"/>
+                <w:color w:val="FFFFFF"/>
+                <w:sz w:val="16"/>
               </w:rPr>
               <w:t>ID</w:t>
             </w:r>
@@ -2023,16 +4889,29 @@
         </w:tc>
         <w:tc>
           <w:tcPr>
-            <w:tcW w:type="dxa" w:w="5184"/>
-            <w:vAlign w:val="top"/>
-            <w:shd w:fill="DBEAFE"/>
+            <w:tcW w:type="dxa" w:w="8280"/>
+            <w:shd w:fill="16243D"/>
+            <w:tcMar>
+              <w:top w:w="70" w:type="dxa"/>
+              <w:bottom w:w="70" w:type="dxa"/>
+              <w:left w:w="130" w:type="dxa"/>
+              <w:right w:w="130" w:type="dxa"/>
+            </w:tcMar>
           </w:tcPr>
           <w:p>
+            <w:pPr>
+              <w:spacing w:after="0"/>
+            </w:pPr>
+            <w:r/>
             <w:r>
               <w:rPr>
+                <w:rFonts w:ascii="Arial" w:hAnsi="Arial"/>
                 <w:b/>
+                <w:i w:val="0"/>
+                <w:color w:val="FFFFFF"/>
+                <w:sz w:val="16"/>
               </w:rPr>
-              <w:t>Requirement</w:t>
+              <w:t>REQUIREMENT</w:t>
             </w:r>
           </w:p>
         </w:tc>
@@ -2040,20 +4919,58 @@
       <w:tr>
         <w:tc>
           <w:tcPr>
-            <w:tcW w:type="dxa" w:w="5184"/>
+            <w:tcW w:type="dxa" w:w="1080"/>
+            <w:shd w:fill="EAF0F7"/>
+            <w:tcMar>
+              <w:top w:w="80" w:type="dxa"/>
+              <w:bottom w:w="80" w:type="dxa"/>
+              <w:left w:w="140" w:type="dxa"/>
+              <w:right w:w="140" w:type="dxa"/>
+            </w:tcMar>
+            <w:vAlign w:val="center"/>
           </w:tcPr>
           <w:p>
+            <w:pPr>
+              <w:spacing w:after="0" w:line="264" w:lineRule="auto"/>
+            </w:pPr>
+            <w:r/>
             <w:r>
+              <w:rPr>
+                <w:rFonts w:ascii="Arial" w:hAnsi="Arial"/>
+                <w:b/>
+                <w:i w:val="0"/>
+                <w:color w:val="2E5C8A"/>
+                <w:sz w:val="19"/>
+              </w:rPr>
               <w:t>AUD-01</w:t>
             </w:r>
           </w:p>
         </w:tc>
         <w:tc>
           <w:tcPr>
-            <w:tcW w:type="dxa" w:w="5184"/>
+            <w:tcW w:type="dxa" w:w="8280"/>
+            <w:shd w:fill="FFFFFF"/>
+            <w:tcMar>
+              <w:top w:w="80" w:type="dxa"/>
+              <w:bottom w:w="80" w:type="dxa"/>
+              <w:left w:w="140" w:type="dxa"/>
+              <w:right w:w="140" w:type="dxa"/>
+            </w:tcMar>
+            <w:vAlign w:val="center"/>
           </w:tcPr>
           <w:p>
+            <w:pPr>
+              <w:spacing w:after="0" w:line="264" w:lineRule="auto"/>
+            </w:pPr>
+            <w:r/>
             <w:r>
+              <w:rPr>
+                <w:rFonts w:ascii="Arial" w:hAnsi="Arial"/>
+                <w:b w:val="0"/>
+                <w:i w:val="0"/>
+                <w:color w:val="1F2430"/>
+                <w:sz w:val="20"/>
+              </w:rPr>
               <w:t>Store payroll master change request, approval, processing, and effective date history.</w:t>
             </w:r>
           </w:p>
@@ -2062,20 +4979,58 @@
       <w:tr>
         <w:tc>
           <w:tcPr>
-            <w:tcW w:type="dxa" w:w="5184"/>
+            <w:tcW w:type="dxa" w:w="1080"/>
+            <w:shd w:fill="EAF0F7"/>
+            <w:tcMar>
+              <w:top w:w="80" w:type="dxa"/>
+              <w:bottom w:w="80" w:type="dxa"/>
+              <w:left w:w="140" w:type="dxa"/>
+              <w:right w:w="140" w:type="dxa"/>
+            </w:tcMar>
+            <w:vAlign w:val="center"/>
           </w:tcPr>
           <w:p>
+            <w:pPr>
+              <w:spacing w:after="0" w:line="264" w:lineRule="auto"/>
+            </w:pPr>
+            <w:r/>
             <w:r>
+              <w:rPr>
+                <w:rFonts w:ascii="Arial" w:hAnsi="Arial"/>
+                <w:b/>
+                <w:i w:val="0"/>
+                <w:color w:val="2E5C8A"/>
+                <w:sz w:val="19"/>
+              </w:rPr>
               <w:t>AUD-02</w:t>
             </w:r>
           </w:p>
         </w:tc>
         <w:tc>
           <w:tcPr>
-            <w:tcW w:type="dxa" w:w="5184"/>
+            <w:tcW w:type="dxa" w:w="8280"/>
+            <w:shd w:fill="F5F7FA"/>
+            <w:tcMar>
+              <w:top w:w="80" w:type="dxa"/>
+              <w:bottom w:w="80" w:type="dxa"/>
+              <w:left w:w="140" w:type="dxa"/>
+              <w:right w:w="140" w:type="dxa"/>
+            </w:tcMar>
+            <w:vAlign w:val="center"/>
           </w:tcPr>
           <w:p>
+            <w:pPr>
+              <w:spacing w:after="0" w:line="264" w:lineRule="auto"/>
+            </w:pPr>
+            <w:r/>
             <w:r>
+              <w:rPr>
+                <w:rFonts w:ascii="Arial" w:hAnsi="Arial"/>
+                <w:b w:val="0"/>
+                <w:i w:val="0"/>
+                <w:color w:val="1F2430"/>
+                <w:sz w:val="20"/>
+              </w:rPr>
               <w:t>Record payroll input file version, preparer, reviewer, approval, and cutoff timestamp.</w:t>
             </w:r>
           </w:p>
@@ -2084,20 +5039,58 @@
       <w:tr>
         <w:tc>
           <w:tcPr>
-            <w:tcW w:type="dxa" w:w="5184"/>
+            <w:tcW w:type="dxa" w:w="1080"/>
+            <w:shd w:fill="EAF0F7"/>
+            <w:tcMar>
+              <w:top w:w="80" w:type="dxa"/>
+              <w:bottom w:w="80" w:type="dxa"/>
+              <w:left w:w="140" w:type="dxa"/>
+              <w:right w:w="140" w:type="dxa"/>
+            </w:tcMar>
+            <w:vAlign w:val="center"/>
           </w:tcPr>
           <w:p>
+            <w:pPr>
+              <w:spacing w:after="0" w:line="264" w:lineRule="auto"/>
+            </w:pPr>
+            <w:r/>
             <w:r>
+              <w:rPr>
+                <w:rFonts w:ascii="Arial" w:hAnsi="Arial"/>
+                <w:b/>
+                <w:i w:val="0"/>
+                <w:color w:val="2E5C8A"/>
+                <w:sz w:val="19"/>
+              </w:rPr>
               <w:t>AUD-03</w:t>
             </w:r>
           </w:p>
         </w:tc>
         <w:tc>
           <w:tcPr>
-            <w:tcW w:type="dxa" w:w="5184"/>
+            <w:tcW w:type="dxa" w:w="8280"/>
+            <w:shd w:fill="FFFFFF"/>
+            <w:tcMar>
+              <w:top w:w="80" w:type="dxa"/>
+              <w:bottom w:w="80" w:type="dxa"/>
+              <w:left w:w="140" w:type="dxa"/>
+              <w:right w:w="140" w:type="dxa"/>
+            </w:tcMar>
+            <w:vAlign w:val="center"/>
           </w:tcPr>
           <w:p>
+            <w:pPr>
+              <w:spacing w:after="0" w:line="264" w:lineRule="auto"/>
+            </w:pPr>
+            <w:r/>
             <w:r>
+              <w:rPr>
+                <w:rFonts w:ascii="Arial" w:hAnsi="Arial"/>
+                <w:b w:val="0"/>
+                <w:i w:val="0"/>
+                <w:color w:val="1F2430"/>
+                <w:sz w:val="20"/>
+              </w:rPr>
               <w:t>Preserve exception review notes and approval decisions.</w:t>
             </w:r>
           </w:p>
@@ -2106,20 +5099,58 @@
       <w:tr>
         <w:tc>
           <w:tcPr>
-            <w:tcW w:type="dxa" w:w="5184"/>
+            <w:tcW w:type="dxa" w:w="1080"/>
+            <w:shd w:fill="EAF0F7"/>
+            <w:tcMar>
+              <w:top w:w="80" w:type="dxa"/>
+              <w:bottom w:w="80" w:type="dxa"/>
+              <w:left w:w="140" w:type="dxa"/>
+              <w:right w:w="140" w:type="dxa"/>
+            </w:tcMar>
+            <w:vAlign w:val="center"/>
           </w:tcPr>
           <w:p>
+            <w:pPr>
+              <w:spacing w:after="0" w:line="264" w:lineRule="auto"/>
+            </w:pPr>
+            <w:r/>
             <w:r>
+              <w:rPr>
+                <w:rFonts w:ascii="Arial" w:hAnsi="Arial"/>
+                <w:b/>
+                <w:i w:val="0"/>
+                <w:color w:val="2E5C8A"/>
+                <w:sz w:val="19"/>
+              </w:rPr>
               <w:t>AUD-04</w:t>
             </w:r>
           </w:p>
         </w:tc>
         <w:tc>
           <w:tcPr>
-            <w:tcW w:type="dxa" w:w="5184"/>
+            <w:tcW w:type="dxa" w:w="8280"/>
+            <w:shd w:fill="F5F7FA"/>
+            <w:tcMar>
+              <w:top w:w="80" w:type="dxa"/>
+              <w:bottom w:w="80" w:type="dxa"/>
+              <w:left w:w="140" w:type="dxa"/>
+              <w:right w:w="140" w:type="dxa"/>
+            </w:tcMar>
+            <w:vAlign w:val="center"/>
           </w:tcPr>
           <w:p>
+            <w:pPr>
+              <w:spacing w:after="0" w:line="264" w:lineRule="auto"/>
+            </w:pPr>
+            <w:r/>
             <w:r>
+              <w:rPr>
+                <w:rFonts w:ascii="Arial" w:hAnsi="Arial"/>
+                <w:b w:val="0"/>
+                <w:i w:val="0"/>
+                <w:color w:val="1F2430"/>
+                <w:sz w:val="20"/>
+              </w:rPr>
               <w:t>Track payroll reconciliation owner/status history by period.</w:t>
             </w:r>
           </w:p>
@@ -2128,20 +5159,58 @@
       <w:tr>
         <w:tc>
           <w:tcPr>
-            <w:tcW w:type="dxa" w:w="5184"/>
+            <w:tcW w:type="dxa" w:w="1080"/>
+            <w:shd w:fill="EAF0F7"/>
+            <w:tcMar>
+              <w:top w:w="80" w:type="dxa"/>
+              <w:bottom w:w="80" w:type="dxa"/>
+              <w:left w:w="140" w:type="dxa"/>
+              <w:right w:w="140" w:type="dxa"/>
+            </w:tcMar>
+            <w:vAlign w:val="center"/>
           </w:tcPr>
           <w:p>
+            <w:pPr>
+              <w:spacing w:after="0" w:line="264" w:lineRule="auto"/>
+            </w:pPr>
+            <w:r/>
             <w:r>
+              <w:rPr>
+                <w:rFonts w:ascii="Arial" w:hAnsi="Arial"/>
+                <w:b/>
+                <w:i w:val="0"/>
+                <w:color w:val="2E5C8A"/>
+                <w:sz w:val="19"/>
+              </w:rPr>
               <w:t>AUD-05</w:t>
             </w:r>
           </w:p>
         </w:tc>
         <w:tc>
           <w:tcPr>
-            <w:tcW w:type="dxa" w:w="5184"/>
+            <w:tcW w:type="dxa" w:w="8280"/>
+            <w:shd w:fill="FFFFFF"/>
+            <w:tcMar>
+              <w:top w:w="80" w:type="dxa"/>
+              <w:bottom w:w="80" w:type="dxa"/>
+              <w:left w:w="140" w:type="dxa"/>
+              <w:right w:w="140" w:type="dxa"/>
+            </w:tcMar>
+            <w:vAlign w:val="center"/>
           </w:tcPr>
           <w:p>
+            <w:pPr>
+              <w:spacing w:after="0" w:line="264" w:lineRule="auto"/>
+            </w:pPr>
+            <w:r/>
             <w:r>
+              <w:rPr>
+                <w:rFonts w:ascii="Arial" w:hAnsi="Arial"/>
+                <w:b w:val="0"/>
+                <w:i w:val="0"/>
+                <w:color w:val="1F2430"/>
+                <w:sz w:val="20"/>
+              </w:rPr>
               <w:t>Keep payment file approval evidence with approver, date, amount, and bank file reference.</w:t>
             </w:r>
           </w:p>
@@ -2152,51 +5221,105 @@
       <w:pPr>
         <w:pStyle w:val="Heading1"/>
         <w:keepNext/>
+        <w:spacing w:before="360" w:after="160"/>
+        <w:pBdr>
+          <w:bottom w:val="single" w:sz="10" w:space="4" w:color="2E5C8A"/>
+        </w:pBdr>
       </w:pPr>
       <w:r>
-        <w:t>12  User Stories</w:t>
+        <w:rPr>
+          <w:rFonts w:ascii="Arial" w:hAnsi="Arial"/>
+          <w:b/>
+          <w:i w:val="0"/>
+          <w:color w:val="C9A24B"/>
+          <w:sz w:val="28"/>
+        </w:rPr>
+        <w:t xml:space="preserve">11  </w:t>
+      </w:r>
+      <w:r>
+        <w:rPr>
+          <w:rFonts w:ascii="Arial" w:hAnsi="Arial"/>
+          <w:b/>
+          <w:i w:val="0"/>
+          <w:color w:val="16243D"/>
+          <w:sz w:val="28"/>
+        </w:rPr>
+        <w:t>User Stories</w:t>
       </w:r>
     </w:p>
     <w:tbl>
       <w:tblPr>
-        <w:tblStyle w:val="TableGrid"/>
-        <w:tblW w:type="auto" w:w="0"/>
+        <w:tblW w:type="dxa" w:w="9360"/>
         <w:jc w:val="center"/>
-        <w:tblLayout w:type="autofit"/>
+        <w:tblLayout w:type="fixed"/>
         <w:tblLook w:firstColumn="1" w:firstRow="1" w:lastColumn="0" w:lastRow="0" w:noHBand="0" w:noVBand="1" w:val="04A0"/>
+        <w:tblBorders>
+          <w:top w:val="single" w:sz="4" w:space="0" w:color="D9DEE6"/>
+          <w:left w:val="single" w:sz="4" w:space="0" w:color="D9DEE6"/>
+          <w:bottom w:val="single" w:sz="4" w:space="0" w:color="D9DEE6"/>
+          <w:right w:val="single" w:sz="4" w:space="0" w:color="D9DEE6"/>
+          <w:insideH w:val="single" w:sz="4" w:space="0" w:color="D9DEE6"/>
+          <w:insideV w:val="single" w:sz="4" w:space="0" w:color="D9DEE6"/>
+        </w:tblBorders>
       </w:tblPr>
       <w:tblGrid>
-        <w:gridCol w:w="5184"/>
-        <w:gridCol w:w="5184"/>
+        <w:gridCol w:w="2500"/>
+        <w:gridCol w:w="6860"/>
       </w:tblGrid>
       <w:tr>
         <w:tc>
           <w:tcPr>
-            <w:tcW w:type="dxa" w:w="5184"/>
-            <w:vAlign w:val="top"/>
-            <w:shd w:fill="DBEAFE"/>
+            <w:tcW w:type="dxa" w:w="2500"/>
+            <w:shd w:fill="16243D"/>
+            <w:tcMar>
+              <w:top w:w="70" w:type="dxa"/>
+              <w:bottom w:w="70" w:type="dxa"/>
+              <w:left w:w="130" w:type="dxa"/>
+              <w:right w:w="130" w:type="dxa"/>
+            </w:tcMar>
           </w:tcPr>
           <w:p>
+            <w:pPr>
+              <w:spacing w:after="0"/>
+            </w:pPr>
+            <w:r/>
             <w:r>
               <w:rPr>
+                <w:rFonts w:ascii="Arial" w:hAnsi="Arial"/>
                 <w:b/>
+                <w:i w:val="0"/>
+                <w:color w:val="FFFFFF"/>
+                <w:sz w:val="16"/>
               </w:rPr>
-              <w:t>Story</w:t>
+              <w:t>ROLE</w:t>
             </w:r>
           </w:p>
         </w:tc>
         <w:tc>
           <w:tcPr>
-            <w:tcW w:type="dxa" w:w="5184"/>
-            <w:vAlign w:val="top"/>
-            <w:shd w:fill="DBEAFE"/>
+            <w:tcW w:type="dxa" w:w="6860"/>
+            <w:shd w:fill="16243D"/>
+            <w:tcMar>
+              <w:top w:w="70" w:type="dxa"/>
+              <w:bottom w:w="70" w:type="dxa"/>
+              <w:left w:w="130" w:type="dxa"/>
+              <w:right w:w="130" w:type="dxa"/>
+            </w:tcMar>
           </w:tcPr>
           <w:p>
+            <w:pPr>
+              <w:spacing w:after="0"/>
+            </w:pPr>
+            <w:r/>
             <w:r>
               <w:rPr>
+                <w:rFonts w:ascii="Arial" w:hAnsi="Arial"/>
                 <w:b/>
+                <w:i w:val="0"/>
+                <w:color w:val="FFFFFF"/>
+                <w:sz w:val="16"/>
               </w:rPr>
-              <w:t>User Need</w:t>
+              <w:t>USER STORY</w:t>
             </w:r>
           </w:p>
         </w:tc>
@@ -2204,21 +5327,59 @@
       <w:tr>
         <w:tc>
           <w:tcPr>
-            <w:tcW w:type="dxa" w:w="5184"/>
+            <w:tcW w:type="dxa" w:w="2500"/>
+            <w:shd w:fill="FFFFFF"/>
+            <w:tcMar>
+              <w:top w:w="80" w:type="dxa"/>
+              <w:bottom w:w="80" w:type="dxa"/>
+              <w:left w:w="140" w:type="dxa"/>
+              <w:right w:w="140" w:type="dxa"/>
+            </w:tcMar>
+            <w:vAlign w:val="center"/>
           </w:tcPr>
           <w:p>
+            <w:pPr>
+              <w:spacing w:after="0" w:line="264" w:lineRule="auto"/>
+            </w:pPr>
+            <w:r/>
             <w:r>
-              <w:t>01</w:t>
+              <w:rPr>
+                <w:rFonts w:ascii="Arial" w:hAnsi="Arial"/>
+                <w:b/>
+                <w:i w:val="0"/>
+                <w:color w:val="1F2430"/>
+                <w:sz w:val="20"/>
+              </w:rPr>
+              <w:t>Payroll Manager</w:t>
             </w:r>
           </w:p>
         </w:tc>
         <w:tc>
           <w:tcPr>
-            <w:tcW w:type="dxa" w:w="5184"/>
+            <w:tcW w:type="dxa" w:w="6860"/>
+            <w:shd w:fill="FFFFFF"/>
+            <w:tcMar>
+              <w:top w:w="80" w:type="dxa"/>
+              <w:bottom w:w="80" w:type="dxa"/>
+              <w:left w:w="140" w:type="dxa"/>
+              <w:right w:w="140" w:type="dxa"/>
+            </w:tcMar>
+            <w:vAlign w:val="center"/>
           </w:tcPr>
           <w:p>
+            <w:pPr>
+              <w:spacing w:after="0" w:line="264" w:lineRule="auto"/>
+            </w:pPr>
+            <w:r/>
             <w:r>
-              <w:t>As a payroll manager, I want approved starter and leaver changes so that payroll master data is controlled.</w:t>
+              <w:rPr>
+                <w:rFonts w:ascii="Arial" w:hAnsi="Arial"/>
+                <w:b w:val="0"/>
+                <w:i w:val="0"/>
+                <w:color w:val="1F2430"/>
+                <w:sz w:val="20"/>
+              </w:rPr>
+              <w:t>Approved starter and leaver changes so payroll master data is controlled.</w:t>
             </w:r>
           </w:p>
         </w:tc>
@@ -2226,21 +5387,59 @@
       <w:tr>
         <w:tc>
           <w:tcPr>
-            <w:tcW w:type="dxa" w:w="5184"/>
+            <w:tcW w:type="dxa" w:w="2500"/>
+            <w:shd w:fill="FFFFFF"/>
+            <w:tcMar>
+              <w:top w:w="80" w:type="dxa"/>
+              <w:bottom w:w="80" w:type="dxa"/>
+              <w:left w:w="140" w:type="dxa"/>
+              <w:right w:w="140" w:type="dxa"/>
+            </w:tcMar>
+            <w:vAlign w:val="center"/>
           </w:tcPr>
           <w:p>
+            <w:pPr>
+              <w:spacing w:after="0" w:line="264" w:lineRule="auto"/>
+            </w:pPr>
+            <w:r/>
             <w:r>
-              <w:t>02</w:t>
+              <w:rPr>
+                <w:rFonts w:ascii="Arial" w:hAnsi="Arial"/>
+                <w:b/>
+                <w:i w:val="0"/>
+                <w:color w:val="1F2430"/>
+                <w:sz w:val="20"/>
+              </w:rPr>
+              <w:t>Finance Reviewer</w:t>
             </w:r>
           </w:p>
         </w:tc>
         <w:tc>
           <w:tcPr>
-            <w:tcW w:type="dxa" w:w="5184"/>
+            <w:tcW w:type="dxa" w:w="6860"/>
+            <w:shd w:fill="F5F7FA"/>
+            <w:tcMar>
+              <w:top w:w="80" w:type="dxa"/>
+              <w:bottom w:w="80" w:type="dxa"/>
+              <w:left w:w="140" w:type="dxa"/>
+              <w:right w:w="140" w:type="dxa"/>
+            </w:tcMar>
+            <w:vAlign w:val="center"/>
           </w:tcPr>
           <w:p>
+            <w:pPr>
+              <w:spacing w:after="0" w:line="264" w:lineRule="auto"/>
+            </w:pPr>
+            <w:r/>
             <w:r>
-              <w:t>As a finance reviewer, I want payroll register-to-GL reconciliation so that payroll costs are supported.</w:t>
+              <w:rPr>
+                <w:rFonts w:ascii="Arial" w:hAnsi="Arial"/>
+                <w:b w:val="0"/>
+                <w:i w:val="0"/>
+                <w:color w:val="1F2430"/>
+                <w:sz w:val="20"/>
+              </w:rPr>
+              <w:t>Payroll register-to-GL reconciliation so payroll costs are supported.</w:t>
             </w:r>
           </w:p>
         </w:tc>
@@ -2248,21 +5447,59 @@
       <w:tr>
         <w:tc>
           <w:tcPr>
-            <w:tcW w:type="dxa" w:w="5184"/>
+            <w:tcW w:type="dxa" w:w="2500"/>
+            <w:shd w:fill="FFFFFF"/>
+            <w:tcMar>
+              <w:top w:w="80" w:type="dxa"/>
+              <w:bottom w:w="80" w:type="dxa"/>
+              <w:left w:w="140" w:type="dxa"/>
+              <w:right w:w="140" w:type="dxa"/>
+            </w:tcMar>
+            <w:vAlign w:val="center"/>
           </w:tcPr>
           <w:p>
+            <w:pPr>
+              <w:spacing w:after="0" w:line="264" w:lineRule="auto"/>
+            </w:pPr>
+            <w:r/>
             <w:r>
-              <w:t>03</w:t>
+              <w:rPr>
+                <w:rFonts w:ascii="Arial" w:hAnsi="Arial"/>
+                <w:b/>
+                <w:i w:val="0"/>
+                <w:color w:val="1F2430"/>
+                <w:sz w:val="20"/>
+              </w:rPr>
+              <w:t>Payroll Preparer</w:t>
             </w:r>
           </w:p>
         </w:tc>
         <w:tc>
           <w:tcPr>
-            <w:tcW w:type="dxa" w:w="5184"/>
+            <w:tcW w:type="dxa" w:w="6860"/>
+            <w:shd w:fill="FFFFFF"/>
+            <w:tcMar>
+              <w:top w:w="80" w:type="dxa"/>
+              <w:bottom w:w="80" w:type="dxa"/>
+              <w:left w:w="140" w:type="dxa"/>
+              <w:right w:w="140" w:type="dxa"/>
+            </w:tcMar>
+            <w:vAlign w:val="center"/>
           </w:tcPr>
           <w:p>
+            <w:pPr>
+              <w:spacing w:after="0" w:line="264" w:lineRule="auto"/>
+            </w:pPr>
+            <w:r/>
             <w:r>
-              <w:t>As a payroll preparer, I want exception checks before payment so that unusual items are investigated.</w:t>
+              <w:rPr>
+                <w:rFonts w:ascii="Arial" w:hAnsi="Arial"/>
+                <w:b w:val="0"/>
+                <w:i w:val="0"/>
+                <w:color w:val="1F2430"/>
+                <w:sz w:val="20"/>
+              </w:rPr>
+              <w:t>Exception checks before payment so unusual items are investigated.</w:t>
             </w:r>
           </w:p>
         </w:tc>
@@ -2270,20 +5507,58 @@
       <w:tr>
         <w:tc>
           <w:tcPr>
-            <w:tcW w:type="dxa" w:w="5184"/>
+            <w:tcW w:type="dxa" w:w="2500"/>
+            <w:shd w:fill="FFFFFF"/>
+            <w:tcMar>
+              <w:top w:w="80" w:type="dxa"/>
+              <w:bottom w:w="80" w:type="dxa"/>
+              <w:left w:w="140" w:type="dxa"/>
+              <w:right w:w="140" w:type="dxa"/>
+            </w:tcMar>
+            <w:vAlign w:val="center"/>
           </w:tcPr>
           <w:p>
+            <w:pPr>
+              <w:spacing w:after="0" w:line="264" w:lineRule="auto"/>
+            </w:pPr>
+            <w:r/>
             <w:r>
-              <w:t>04</w:t>
+              <w:rPr>
+                <w:rFonts w:ascii="Arial" w:hAnsi="Arial"/>
+                <w:b/>
+                <w:i w:val="0"/>
+                <w:color w:val="1F2430"/>
+                <w:sz w:val="20"/>
+              </w:rPr>
+              <w:t>User</w:t>
             </w:r>
           </w:p>
         </w:tc>
         <w:tc>
           <w:tcPr>
-            <w:tcW w:type="dxa" w:w="5184"/>
+            <w:tcW w:type="dxa" w:w="6860"/>
+            <w:shd w:fill="F5F7FA"/>
+            <w:tcMar>
+              <w:top w:w="80" w:type="dxa"/>
+              <w:bottom w:w="80" w:type="dxa"/>
+              <w:left w:w="140" w:type="dxa"/>
+              <w:right w:w="140" w:type="dxa"/>
+            </w:tcMar>
+            <w:vAlign w:val="center"/>
           </w:tcPr>
           <w:p>
+            <w:pPr>
+              <w:spacing w:after="0" w:line="264" w:lineRule="auto"/>
+            </w:pPr>
+            <w:r/>
             <w:r>
+              <w:rPr>
+                <w:rFonts w:ascii="Arial" w:hAnsi="Arial"/>
+                <w:b w:val="0"/>
+                <w:i w:val="0"/>
+                <w:color w:val="1F2430"/>
+                <w:sz w:val="20"/>
+              </w:rPr>
               <w:t>As an approver, I want payment file evidence so that bank release is controlled.</w:t>
             </w:r>
           </w:p>
@@ -2292,20 +5567,58 @@
       <w:tr>
         <w:tc>
           <w:tcPr>
-            <w:tcW w:type="dxa" w:w="5184"/>
+            <w:tcW w:type="dxa" w:w="2500"/>
+            <w:shd w:fill="FFFFFF"/>
+            <w:tcMar>
+              <w:top w:w="80" w:type="dxa"/>
+              <w:bottom w:w="80" w:type="dxa"/>
+              <w:left w:w="140" w:type="dxa"/>
+              <w:right w:w="140" w:type="dxa"/>
+            </w:tcMar>
+            <w:vAlign w:val="center"/>
           </w:tcPr>
           <w:p>
+            <w:pPr>
+              <w:spacing w:after="0" w:line="264" w:lineRule="auto"/>
+            </w:pPr>
+            <w:r/>
             <w:r>
-              <w:t>05</w:t>
+              <w:rPr>
+                <w:rFonts w:ascii="Arial" w:hAnsi="Arial"/>
+                <w:b/>
+                <w:i w:val="0"/>
+                <w:color w:val="1F2430"/>
+                <w:sz w:val="20"/>
+              </w:rPr>
+              <w:t>User</w:t>
             </w:r>
           </w:p>
         </w:tc>
         <w:tc>
           <w:tcPr>
-            <w:tcW w:type="dxa" w:w="5184"/>
+            <w:tcW w:type="dxa" w:w="6860"/>
+            <w:shd w:fill="FFFFFF"/>
+            <w:tcMar>
+              <w:top w:w="80" w:type="dxa"/>
+              <w:bottom w:w="80" w:type="dxa"/>
+              <w:left w:w="140" w:type="dxa"/>
+              <w:right w:w="140" w:type="dxa"/>
+            </w:tcMar>
+            <w:vAlign w:val="center"/>
           </w:tcPr>
           <w:p>
+            <w:pPr>
+              <w:spacing w:after="0" w:line="264" w:lineRule="auto"/>
+            </w:pPr>
+            <w:r/>
             <w:r>
+              <w:rPr>
+                <w:rFonts w:ascii="Arial" w:hAnsi="Arial"/>
+                <w:b w:val="0"/>
+                <w:i w:val="0"/>
+                <w:color w:val="1F2430"/>
+                <w:sz w:val="20"/>
+              </w:rPr>
               <w:t>As an auditor, I want payroll change approval history so that sensitive changes are traceable.</w:t>
             </w:r>
           </w:p>
@@ -2316,67 +5629,134 @@
       <w:pPr>
         <w:pStyle w:val="Heading1"/>
         <w:keepNext/>
+        <w:spacing w:before="360" w:after="160"/>
+        <w:pBdr>
+          <w:bottom w:val="single" w:sz="10" w:space="4" w:color="2E5C8A"/>
+        </w:pBdr>
       </w:pPr>
       <w:r>
-        <w:t>13  UAT Test Cases</w:t>
+        <w:rPr>
+          <w:rFonts w:ascii="Arial" w:hAnsi="Arial"/>
+          <w:b/>
+          <w:i w:val="0"/>
+          <w:color w:val="C9A24B"/>
+          <w:sz w:val="28"/>
+        </w:rPr>
+        <w:t xml:space="preserve">12  </w:t>
+      </w:r>
+      <w:r>
+        <w:rPr>
+          <w:rFonts w:ascii="Arial" w:hAnsi="Arial"/>
+          <w:b/>
+          <w:i w:val="0"/>
+          <w:color w:val="16243D"/>
+          <w:sz w:val="28"/>
+        </w:rPr>
+        <w:t>UAT Test Cases</w:t>
       </w:r>
     </w:p>
     <w:tbl>
       <w:tblPr>
-        <w:tblStyle w:val="TableGrid"/>
-        <w:tblW w:type="auto" w:w="0"/>
+        <w:tblW w:type="dxa" w:w="9360"/>
         <w:jc w:val="center"/>
-        <w:tblLayout w:type="autofit"/>
+        <w:tblLayout w:type="fixed"/>
         <w:tblLook w:firstColumn="1" w:firstRow="1" w:lastColumn="0" w:lastRow="0" w:noHBand="0" w:noVBand="1" w:val="04A0"/>
+        <w:tblBorders>
+          <w:top w:val="single" w:sz="4" w:space="0" w:color="D9DEE6"/>
+          <w:left w:val="single" w:sz="4" w:space="0" w:color="D9DEE6"/>
+          <w:bottom w:val="single" w:sz="4" w:space="0" w:color="D9DEE6"/>
+          <w:right w:val="single" w:sz="4" w:space="0" w:color="D9DEE6"/>
+          <w:insideH w:val="single" w:sz="4" w:space="0" w:color="D9DEE6"/>
+          <w:insideV w:val="single" w:sz="4" w:space="0" w:color="D9DEE6"/>
+        </w:tblBorders>
       </w:tblPr>
       <w:tblGrid>
-        <w:gridCol w:w="3456"/>
-        <w:gridCol w:w="3456"/>
-        <w:gridCol w:w="3456"/>
+        <w:gridCol w:w="880"/>
+        <w:gridCol w:w="4240"/>
+        <w:gridCol w:w="4240"/>
       </w:tblGrid>
       <w:tr>
         <w:tc>
           <w:tcPr>
-            <w:tcW w:type="dxa" w:w="3456"/>
-            <w:vAlign w:val="top"/>
-            <w:shd w:fill="DBEAFE"/>
+            <w:tcW w:type="dxa" w:w="880"/>
+            <w:shd w:fill="16243D"/>
+            <w:tcMar>
+              <w:top w:w="70" w:type="dxa"/>
+              <w:bottom w:w="70" w:type="dxa"/>
+              <w:left w:w="130" w:type="dxa"/>
+              <w:right w:w="130" w:type="dxa"/>
+            </w:tcMar>
           </w:tcPr>
           <w:p>
+            <w:pPr>
+              <w:spacing w:after="0"/>
+            </w:pPr>
+            <w:r/>
             <w:r>
               <w:rPr>
+                <w:rFonts w:ascii="Arial" w:hAnsi="Arial"/>
                 <w:b/>
+                <w:i w:val="0"/>
+                <w:color w:val="FFFFFF"/>
+                <w:sz w:val="16"/>
               </w:rPr>
-              <w:t>Test ID</w:t>
+              <w:t>ID</w:t>
             </w:r>
           </w:p>
         </w:tc>
         <w:tc>
           <w:tcPr>
-            <w:tcW w:type="dxa" w:w="3456"/>
-            <w:vAlign w:val="top"/>
-            <w:shd w:fill="DBEAFE"/>
+            <w:tcW w:type="dxa" w:w="4240"/>
+            <w:shd w:fill="16243D"/>
+            <w:tcMar>
+              <w:top w:w="70" w:type="dxa"/>
+              <w:bottom w:w="70" w:type="dxa"/>
+              <w:left w:w="130" w:type="dxa"/>
+              <w:right w:w="130" w:type="dxa"/>
+            </w:tcMar>
           </w:tcPr>
           <w:p>
+            <w:pPr>
+              <w:spacing w:after="0"/>
+            </w:pPr>
+            <w:r/>
             <w:r>
               <w:rPr>
+                <w:rFonts w:ascii="Arial" w:hAnsi="Arial"/>
                 <w:b/>
+                <w:i w:val="0"/>
+                <w:color w:val="FFFFFF"/>
+                <w:sz w:val="16"/>
               </w:rPr>
-              <w:t>Scenario</w:t>
+              <w:t>TEST SCENARIO</w:t>
             </w:r>
           </w:p>
         </w:tc>
         <w:tc>
           <w:tcPr>
-            <w:tcW w:type="dxa" w:w="3456"/>
-            <w:vAlign w:val="top"/>
-            <w:shd w:fill="DBEAFE"/>
+            <w:tcW w:type="dxa" w:w="4240"/>
+            <w:shd w:fill="16243D"/>
+            <w:tcMar>
+              <w:top w:w="70" w:type="dxa"/>
+              <w:bottom w:w="70" w:type="dxa"/>
+              <w:left w:w="130" w:type="dxa"/>
+              <w:right w:w="130" w:type="dxa"/>
+            </w:tcMar>
           </w:tcPr>
           <w:p>
+            <w:pPr>
+              <w:spacing w:after="0"/>
+            </w:pPr>
+            <w:r/>
             <w:r>
               <w:rPr>
+                <w:rFonts w:ascii="Arial" w:hAnsi="Arial"/>
                 <w:b/>
+                <w:i w:val="0"/>
+                <w:color w:val="FFFFFF"/>
+                <w:sz w:val="16"/>
               </w:rPr>
-              <w:t>Expected Result</w:t>
+              <w:t>EXPECTED RESULT</w:t>
             </w:r>
           </w:p>
         </w:tc>
@@ -2384,30 +5764,87 @@
       <w:tr>
         <w:tc>
           <w:tcPr>
-            <w:tcW w:type="dxa" w:w="3456"/>
+            <w:tcW w:type="dxa" w:w="880"/>
+            <w:shd w:fill="EAF0F7"/>
+            <w:tcMar>
+              <w:top w:w="80" w:type="dxa"/>
+              <w:bottom w:w="80" w:type="dxa"/>
+              <w:left w:w="140" w:type="dxa"/>
+              <w:right w:w="140" w:type="dxa"/>
+            </w:tcMar>
+            <w:vAlign w:val="center"/>
           </w:tcPr>
           <w:p>
+            <w:pPr>
+              <w:spacing w:after="0" w:line="264" w:lineRule="auto"/>
+            </w:pPr>
+            <w:r/>
             <w:r>
+              <w:rPr>
+                <w:rFonts w:ascii="Arial" w:hAnsi="Arial"/>
+                <w:b/>
+                <w:i w:val="0"/>
+                <w:color w:val="2E5C8A"/>
+                <w:sz w:val="19"/>
+              </w:rPr>
               <w:t>UAT-01</w:t>
             </w:r>
           </w:p>
         </w:tc>
         <w:tc>
           <w:tcPr>
-            <w:tcW w:type="dxa" w:w="3456"/>
+            <w:tcW w:type="dxa" w:w="4240"/>
+            <w:shd w:fill="FFFFFF"/>
+            <w:tcMar>
+              <w:top w:w="80" w:type="dxa"/>
+              <w:bottom w:w="80" w:type="dxa"/>
+              <w:left w:w="140" w:type="dxa"/>
+              <w:right w:w="140" w:type="dxa"/>
+            </w:tcMar>
+            <w:vAlign w:val="center"/>
           </w:tcPr>
           <w:p>
+            <w:pPr>
+              <w:spacing w:after="0" w:line="264" w:lineRule="auto"/>
+            </w:pPr>
+            <w:r/>
             <w:r>
+              <w:rPr>
+                <w:rFonts w:ascii="Arial" w:hAnsi="Arial"/>
+                <w:b w:val="0"/>
+                <w:i w:val="0"/>
+                <w:color w:val="1F2430"/>
+                <w:sz w:val="20"/>
+              </w:rPr>
               <w:t>Salary change is entered after payroll cutoff.</w:t>
             </w:r>
           </w:p>
         </w:tc>
         <w:tc>
           <w:tcPr>
-            <w:tcW w:type="dxa" w:w="3456"/>
+            <w:tcW w:type="dxa" w:w="4240"/>
+            <w:shd w:fill="FFFFFF"/>
+            <w:tcMar>
+              <w:top w:w="80" w:type="dxa"/>
+              <w:bottom w:w="80" w:type="dxa"/>
+              <w:left w:w="140" w:type="dxa"/>
+              <w:right w:w="140" w:type="dxa"/>
+            </w:tcMar>
+            <w:vAlign w:val="center"/>
           </w:tcPr>
           <w:p>
+            <w:pPr>
+              <w:spacing w:after="0" w:line="264" w:lineRule="auto"/>
+            </w:pPr>
+            <w:r/>
             <w:r>
+              <w:rPr>
+                <w:rFonts w:ascii="Arial" w:hAnsi="Arial"/>
+                <w:b w:val="0"/>
+                <w:i w:val="0"/>
+                <w:color w:val="1F2430"/>
+                <w:sz w:val="20"/>
+              </w:rPr>
               <w:t>The change requires late-change approval before processing.</w:t>
             </w:r>
           </w:p>
@@ -2416,30 +5853,87 @@
       <w:tr>
         <w:tc>
           <w:tcPr>
-            <w:tcW w:type="dxa" w:w="3456"/>
+            <w:tcW w:type="dxa" w:w="880"/>
+            <w:shd w:fill="EAF0F7"/>
+            <w:tcMar>
+              <w:top w:w="80" w:type="dxa"/>
+              <w:bottom w:w="80" w:type="dxa"/>
+              <w:left w:w="140" w:type="dxa"/>
+              <w:right w:w="140" w:type="dxa"/>
+            </w:tcMar>
+            <w:vAlign w:val="center"/>
           </w:tcPr>
           <w:p>
+            <w:pPr>
+              <w:spacing w:after="0" w:line="264" w:lineRule="auto"/>
+            </w:pPr>
+            <w:r/>
             <w:r>
+              <w:rPr>
+                <w:rFonts w:ascii="Arial" w:hAnsi="Arial"/>
+                <w:b/>
+                <w:i w:val="0"/>
+                <w:color w:val="2E5C8A"/>
+                <w:sz w:val="19"/>
+              </w:rPr>
               <w:t>UAT-02</w:t>
             </w:r>
           </w:p>
         </w:tc>
         <w:tc>
           <w:tcPr>
-            <w:tcW w:type="dxa" w:w="3456"/>
+            <w:tcW w:type="dxa" w:w="4240"/>
+            <w:shd w:fill="F5F7FA"/>
+            <w:tcMar>
+              <w:top w:w="80" w:type="dxa"/>
+              <w:bottom w:w="80" w:type="dxa"/>
+              <w:left w:w="140" w:type="dxa"/>
+              <w:right w:w="140" w:type="dxa"/>
+            </w:tcMar>
+            <w:vAlign w:val="center"/>
           </w:tcPr>
           <w:p>
+            <w:pPr>
+              <w:spacing w:after="0" w:line="264" w:lineRule="auto"/>
+            </w:pPr>
+            <w:r/>
             <w:r>
+              <w:rPr>
+                <w:rFonts w:ascii="Arial" w:hAnsi="Arial"/>
+                <w:b w:val="0"/>
+                <w:i w:val="0"/>
+                <w:color w:val="1F2430"/>
+                <w:sz w:val="20"/>
+              </w:rPr>
               <w:t>Employee bank details are changed before payroll run.</w:t>
             </w:r>
           </w:p>
         </w:tc>
         <w:tc>
           <w:tcPr>
-            <w:tcW w:type="dxa" w:w="3456"/>
+            <w:tcW w:type="dxa" w:w="4240"/>
+            <w:shd w:fill="F5F7FA"/>
+            <w:tcMar>
+              <w:top w:w="80" w:type="dxa"/>
+              <w:bottom w:w="80" w:type="dxa"/>
+              <w:left w:w="140" w:type="dxa"/>
+              <w:right w:w="140" w:type="dxa"/>
+            </w:tcMar>
+            <w:vAlign w:val="center"/>
           </w:tcPr>
           <w:p>
+            <w:pPr>
+              <w:spacing w:after="0" w:line="264" w:lineRule="auto"/>
+            </w:pPr>
+            <w:r/>
             <w:r>
+              <w:rPr>
+                <w:rFonts w:ascii="Arial" w:hAnsi="Arial"/>
+                <w:b w:val="0"/>
+                <w:i w:val="0"/>
+                <w:color w:val="1F2430"/>
+                <w:sz w:val="20"/>
+              </w:rPr>
               <w:t>Payroll processing is blocked until approval evidence is captured.</w:t>
             </w:r>
           </w:p>
@@ -2448,30 +5942,87 @@
       <w:tr>
         <w:tc>
           <w:tcPr>
-            <w:tcW w:type="dxa" w:w="3456"/>
+            <w:tcW w:type="dxa" w:w="880"/>
+            <w:shd w:fill="EAF0F7"/>
+            <w:tcMar>
+              <w:top w:w="80" w:type="dxa"/>
+              <w:bottom w:w="80" w:type="dxa"/>
+              <w:left w:w="140" w:type="dxa"/>
+              <w:right w:w="140" w:type="dxa"/>
+            </w:tcMar>
+            <w:vAlign w:val="center"/>
           </w:tcPr>
           <w:p>
+            <w:pPr>
+              <w:spacing w:after="0" w:line="264" w:lineRule="auto"/>
+            </w:pPr>
+            <w:r/>
             <w:r>
+              <w:rPr>
+                <w:rFonts w:ascii="Arial" w:hAnsi="Arial"/>
+                <w:b/>
+                <w:i w:val="0"/>
+                <w:color w:val="2E5C8A"/>
+                <w:sz w:val="19"/>
+              </w:rPr>
               <w:t>UAT-03</w:t>
             </w:r>
           </w:p>
         </w:tc>
         <w:tc>
           <w:tcPr>
-            <w:tcW w:type="dxa" w:w="3456"/>
+            <w:tcW w:type="dxa" w:w="4240"/>
+            <w:shd w:fill="FFFFFF"/>
+            <w:tcMar>
+              <w:top w:w="80" w:type="dxa"/>
+              <w:bottom w:w="80" w:type="dxa"/>
+              <w:left w:w="140" w:type="dxa"/>
+              <w:right w:w="140" w:type="dxa"/>
+            </w:tcMar>
+            <w:vAlign w:val="center"/>
           </w:tcPr>
           <w:p>
+            <w:pPr>
+              <w:spacing w:after="0" w:line="264" w:lineRule="auto"/>
+            </w:pPr>
+            <w:r/>
             <w:r>
+              <w:rPr>
+                <w:rFonts w:ascii="Arial" w:hAnsi="Arial"/>
+                <w:b w:val="0"/>
+                <w:i w:val="0"/>
+                <w:color w:val="1F2430"/>
+                <w:sz w:val="20"/>
+              </w:rPr>
               <w:t>Payroll register does not reconcile to the GL control account.</w:t>
             </w:r>
           </w:p>
         </w:tc>
         <w:tc>
           <w:tcPr>
-            <w:tcW w:type="dxa" w:w="3456"/>
+            <w:tcW w:type="dxa" w:w="4240"/>
+            <w:shd w:fill="FFFFFF"/>
+            <w:tcMar>
+              <w:top w:w="80" w:type="dxa"/>
+              <w:bottom w:w="80" w:type="dxa"/>
+              <w:left w:w="140" w:type="dxa"/>
+              <w:right w:w="140" w:type="dxa"/>
+            </w:tcMar>
+            <w:vAlign w:val="center"/>
           </w:tcPr>
           <w:p>
+            <w:pPr>
+              <w:spacing w:after="0" w:line="264" w:lineRule="auto"/>
+            </w:pPr>
+            <w:r/>
             <w:r>
+              <w:rPr>
+                <w:rFonts w:ascii="Arial" w:hAnsi="Arial"/>
+                <w:b w:val="0"/>
+                <w:i w:val="0"/>
+                <w:color w:val="1F2430"/>
+                <w:sz w:val="20"/>
+              </w:rPr>
               <w:t>A reconciliation difference is created with owner, amount, and reason fields.</w:t>
             </w:r>
           </w:p>
@@ -2480,30 +6031,87 @@
       <w:tr>
         <w:tc>
           <w:tcPr>
-            <w:tcW w:type="dxa" w:w="3456"/>
+            <w:tcW w:type="dxa" w:w="880"/>
+            <w:shd w:fill="EAF0F7"/>
+            <w:tcMar>
+              <w:top w:w="80" w:type="dxa"/>
+              <w:bottom w:w="80" w:type="dxa"/>
+              <w:left w:w="140" w:type="dxa"/>
+              <w:right w:w="140" w:type="dxa"/>
+            </w:tcMar>
+            <w:vAlign w:val="center"/>
           </w:tcPr>
           <w:p>
+            <w:pPr>
+              <w:spacing w:after="0" w:line="264" w:lineRule="auto"/>
+            </w:pPr>
+            <w:r/>
             <w:r>
+              <w:rPr>
+                <w:rFonts w:ascii="Arial" w:hAnsi="Arial"/>
+                <w:b/>
+                <w:i w:val="0"/>
+                <w:color w:val="2E5C8A"/>
+                <w:sz w:val="19"/>
+              </w:rPr>
               <w:t>UAT-04</w:t>
             </w:r>
           </w:p>
         </w:tc>
         <w:tc>
           <w:tcPr>
-            <w:tcW w:type="dxa" w:w="3456"/>
+            <w:tcW w:type="dxa" w:w="4240"/>
+            <w:shd w:fill="F5F7FA"/>
+            <w:tcMar>
+              <w:top w:w="80" w:type="dxa"/>
+              <w:bottom w:w="80" w:type="dxa"/>
+              <w:left w:w="140" w:type="dxa"/>
+              <w:right w:w="140" w:type="dxa"/>
+            </w:tcMar>
+            <w:vAlign w:val="center"/>
           </w:tcPr>
           <w:p>
+            <w:pPr>
+              <w:spacing w:after="0" w:line="264" w:lineRule="auto"/>
+            </w:pPr>
+            <w:r/>
             <w:r>
+              <w:rPr>
+                <w:rFonts w:ascii="Arial" w:hAnsi="Arial"/>
+                <w:b w:val="0"/>
+                <w:i w:val="0"/>
+                <w:color w:val="1F2430"/>
+                <w:sz w:val="20"/>
+              </w:rPr>
               <w:t>Net pay variance exceeds exception threshold.</w:t>
             </w:r>
           </w:p>
         </w:tc>
         <w:tc>
           <w:tcPr>
-            <w:tcW w:type="dxa" w:w="3456"/>
+            <w:tcW w:type="dxa" w:w="4240"/>
+            <w:shd w:fill="F5F7FA"/>
+            <w:tcMar>
+              <w:top w:w="80" w:type="dxa"/>
+              <w:bottom w:w="80" w:type="dxa"/>
+              <w:left w:w="140" w:type="dxa"/>
+              <w:right w:w="140" w:type="dxa"/>
+            </w:tcMar>
+            <w:vAlign w:val="center"/>
           </w:tcPr>
           <w:p>
+            <w:pPr>
+              <w:spacing w:after="0" w:line="264" w:lineRule="auto"/>
+            </w:pPr>
+            <w:r/>
             <w:r>
+              <w:rPr>
+                <w:rFonts w:ascii="Arial" w:hAnsi="Arial"/>
+                <w:b w:val="0"/>
+                <w:i w:val="0"/>
+                <w:color w:val="1F2430"/>
+                <w:sz w:val="20"/>
+              </w:rPr>
               <w:t>The exception appears in the payroll review queue and requires approval.</w:t>
             </w:r>
           </w:p>
@@ -2512,30 +6120,87 @@
       <w:tr>
         <w:tc>
           <w:tcPr>
-            <w:tcW w:type="dxa" w:w="3456"/>
+            <w:tcW w:type="dxa" w:w="880"/>
+            <w:shd w:fill="EAF0F7"/>
+            <w:tcMar>
+              <w:top w:w="80" w:type="dxa"/>
+              <w:bottom w:w="80" w:type="dxa"/>
+              <w:left w:w="140" w:type="dxa"/>
+              <w:right w:w="140" w:type="dxa"/>
+            </w:tcMar>
+            <w:vAlign w:val="center"/>
           </w:tcPr>
           <w:p>
+            <w:pPr>
+              <w:spacing w:after="0" w:line="264" w:lineRule="auto"/>
+            </w:pPr>
+            <w:r/>
             <w:r>
+              <w:rPr>
+                <w:rFonts w:ascii="Arial" w:hAnsi="Arial"/>
+                <w:b/>
+                <w:i w:val="0"/>
+                <w:color w:val="2E5C8A"/>
+                <w:sz w:val="19"/>
+              </w:rPr>
               <w:t>UAT-05</w:t>
             </w:r>
           </w:p>
         </w:tc>
         <w:tc>
           <w:tcPr>
-            <w:tcW w:type="dxa" w:w="3456"/>
+            <w:tcW w:type="dxa" w:w="4240"/>
+            <w:shd w:fill="FFFFFF"/>
+            <w:tcMar>
+              <w:top w:w="80" w:type="dxa"/>
+              <w:bottom w:w="80" w:type="dxa"/>
+              <w:left w:w="140" w:type="dxa"/>
+              <w:right w:w="140" w:type="dxa"/>
+            </w:tcMar>
+            <w:vAlign w:val="center"/>
           </w:tcPr>
           <w:p>
+            <w:pPr>
+              <w:spacing w:after="0" w:line="264" w:lineRule="auto"/>
+            </w:pPr>
+            <w:r/>
             <w:r>
+              <w:rPr>
+                <w:rFonts w:ascii="Arial" w:hAnsi="Arial"/>
+                <w:b w:val="0"/>
+                <w:i w:val="0"/>
+                <w:color w:val="1F2430"/>
+                <w:sz w:val="20"/>
+              </w:rPr>
               <w:t>Payment file is prepared for release.</w:t>
             </w:r>
           </w:p>
         </w:tc>
         <w:tc>
           <w:tcPr>
-            <w:tcW w:type="dxa" w:w="3456"/>
+            <w:tcW w:type="dxa" w:w="4240"/>
+            <w:shd w:fill="FFFFFF"/>
+            <w:tcMar>
+              <w:top w:w="80" w:type="dxa"/>
+              <w:bottom w:w="80" w:type="dxa"/>
+              <w:left w:w="140" w:type="dxa"/>
+              <w:right w:w="140" w:type="dxa"/>
+            </w:tcMar>
+            <w:vAlign w:val="center"/>
           </w:tcPr>
           <w:p>
+            <w:pPr>
+              <w:spacing w:after="0" w:line="264" w:lineRule="auto"/>
+            </w:pPr>
+            <w:r/>
             <w:r>
+              <w:rPr>
+                <w:rFonts w:ascii="Arial" w:hAnsi="Arial"/>
+                <w:b w:val="0"/>
+                <w:i w:val="0"/>
+                <w:color w:val="1F2430"/>
+                <w:sz w:val="20"/>
+              </w:rPr>
               <w:t>Finance approval is required before payment file status becomes released.</w:t>
             </w:r>
           </w:p>
@@ -2544,30 +6209,87 @@
       <w:tr>
         <w:tc>
           <w:tcPr>
-            <w:tcW w:type="dxa" w:w="3456"/>
+            <w:tcW w:type="dxa" w:w="880"/>
+            <w:shd w:fill="EAF0F7"/>
+            <w:tcMar>
+              <w:top w:w="80" w:type="dxa"/>
+              <w:bottom w:w="80" w:type="dxa"/>
+              <w:left w:w="140" w:type="dxa"/>
+              <w:right w:w="140" w:type="dxa"/>
+            </w:tcMar>
+            <w:vAlign w:val="center"/>
           </w:tcPr>
           <w:p>
+            <w:pPr>
+              <w:spacing w:after="0" w:line="264" w:lineRule="auto"/>
+            </w:pPr>
+            <w:r/>
             <w:r>
+              <w:rPr>
+                <w:rFonts w:ascii="Arial" w:hAnsi="Arial"/>
+                <w:b/>
+                <w:i w:val="0"/>
+                <w:color w:val="2E5C8A"/>
+                <w:sz w:val="19"/>
+              </w:rPr>
               <w:t>UAT-06</w:t>
             </w:r>
           </w:p>
         </w:tc>
         <w:tc>
           <w:tcPr>
-            <w:tcW w:type="dxa" w:w="3456"/>
+            <w:tcW w:type="dxa" w:w="4240"/>
+            <w:shd w:fill="F5F7FA"/>
+            <w:tcMar>
+              <w:top w:w="80" w:type="dxa"/>
+              <w:bottom w:w="80" w:type="dxa"/>
+              <w:left w:w="140" w:type="dxa"/>
+              <w:right w:w="140" w:type="dxa"/>
+            </w:tcMar>
+            <w:vAlign w:val="center"/>
           </w:tcPr>
           <w:p>
+            <w:pPr>
+              <w:spacing w:after="0" w:line="264" w:lineRule="auto"/>
+            </w:pPr>
+            <w:r/>
             <w:r>
+              <w:rPr>
+                <w:rFonts w:ascii="Arial" w:hAnsi="Arial"/>
+                <w:b w:val="0"/>
+                <w:i w:val="0"/>
+                <w:color w:val="1F2430"/>
+                <w:sz w:val="20"/>
+              </w:rPr>
               <w:t>Payroll control pack is exported.</w:t>
             </w:r>
           </w:p>
         </w:tc>
         <w:tc>
           <w:tcPr>
-            <w:tcW w:type="dxa" w:w="3456"/>
+            <w:tcW w:type="dxa" w:w="4240"/>
+            <w:shd w:fill="F5F7FA"/>
+            <w:tcMar>
+              <w:top w:w="80" w:type="dxa"/>
+              <w:bottom w:w="80" w:type="dxa"/>
+              <w:left w:w="140" w:type="dxa"/>
+              <w:right w:w="140" w:type="dxa"/>
+            </w:tcMar>
+            <w:vAlign w:val="center"/>
           </w:tcPr>
           <w:p>
+            <w:pPr>
+              <w:spacing w:after="0" w:line="264" w:lineRule="auto"/>
+            </w:pPr>
+            <w:r/>
             <w:r>
+              <w:rPr>
+                <w:rFonts w:ascii="Arial" w:hAnsi="Arial"/>
+                <w:b w:val="0"/>
+                <w:i w:val="0"/>
+                <w:color w:val="1F2430"/>
+                <w:sz w:val="20"/>
+              </w:rPr>
               <w:t>The pack includes changes, exceptions, reconciliation, payment approval, and sign-off evidence.</w:t>
             </w:r>
           </w:p>
@@ -2578,176 +6300,398 @@
       <w:pPr>
         <w:pStyle w:val="Heading1"/>
         <w:keepNext/>
+        <w:spacing w:before="360" w:after="160"/>
+        <w:pBdr>
+          <w:bottom w:val="single" w:sz="10" w:space="4" w:color="2E5C8A"/>
+        </w:pBdr>
       </w:pPr>
       <w:r>
-        <w:t>14  Acceptance Criteria</w:t>
+        <w:rPr>
+          <w:rFonts w:ascii="Arial" w:hAnsi="Arial"/>
+          <w:b/>
+          <w:i w:val="0"/>
+          <w:color w:val="C9A24B"/>
+          <w:sz w:val="28"/>
+        </w:rPr>
+        <w:t xml:space="preserve">13  </w:t>
+      </w:r>
+      <w:r>
+        <w:rPr>
+          <w:rFonts w:ascii="Arial" w:hAnsi="Arial"/>
+          <w:b/>
+          <w:i w:val="0"/>
+          <w:color w:val="16243D"/>
+          <w:sz w:val="28"/>
+        </w:rPr>
+        <w:t>Acceptance Criteria</w:t>
+      </w:r>
+    </w:p>
+    <w:p>
+      <w:r>
+        <w:t>The implementation is accepted when the following are demonstrable in test evidence:</w:t>
       </w:r>
     </w:p>
     <w:p>
       <w:pPr>
-        <w:pStyle w:val="ListBullet"/>
-        <w:spacing w:after="40"/>
+        <w:pStyle w:val="ListParagraph"/>
+        <w:ind w:left="403" w:hanging="259"/>
       </w:pPr>
       <w:r>
-        <w:t>Payroll master changes require approval and retain requester, approver, and effective date.</w:t>
+        <w:rPr>
+          <w:rFonts w:ascii="Arial" w:hAnsi="Arial"/>
+          <w:b/>
+          <w:i w:val="0"/>
+          <w:color w:val="1F2430"/>
+          <w:sz w:val="19"/>
+        </w:rPr>
+        <w:t>1. Payroll master changes require approval and retain requester, approver, and effective date.</w:t>
       </w:r>
     </w:p>
     <w:p>
       <w:pPr>
-        <w:pStyle w:val="ListBullet"/>
-        <w:spacing w:after="40"/>
+        <w:pStyle w:val="ListParagraph"/>
+        <w:ind w:left="403" w:hanging="259"/>
       </w:pPr>
       <w:r>
-        <w:t>Payroll exceptions are visible with owner, status, reason, and approval evidence.</w:t>
+        <w:rPr>
+          <w:rFonts w:ascii="Arial" w:hAnsi="Arial"/>
+          <w:b/>
+          <w:i w:val="0"/>
+          <w:color w:val="1F2430"/>
+          <w:sz w:val="19"/>
+        </w:rPr>
+        <w:t>2. Payroll exceptions are visible with owner, status, reason, and approval evidence.</w:t>
       </w:r>
     </w:p>
     <w:p>
       <w:pPr>
-        <w:pStyle w:val="ListBullet"/>
-        <w:spacing w:after="40"/>
+        <w:pStyle w:val="ListParagraph"/>
+        <w:ind w:left="403" w:hanging="259"/>
       </w:pPr>
       <w:r>
-        <w:t>Payroll register reconciles to GL control accounts and payment file totals.</w:t>
+        <w:rPr>
+          <w:rFonts w:ascii="Arial" w:hAnsi="Arial"/>
+          <w:b/>
+          <w:i w:val="0"/>
+          <w:color w:val="1F2430"/>
+          <w:sz w:val="19"/>
+        </w:rPr>
+        <w:t>3. Payroll register reconciles to GL control accounts and payment file totals.</w:t>
       </w:r>
     </w:p>
     <w:p>
       <w:pPr>
-        <w:pStyle w:val="ListBullet"/>
-        <w:spacing w:after="40"/>
+        <w:pStyle w:val="ListParagraph"/>
+        <w:ind w:left="403" w:hanging="259"/>
       </w:pPr>
       <w:r>
-        <w:t>Payment file release cannot occur without finance approval.</w:t>
+        <w:rPr>
+          <w:rFonts w:ascii="Arial" w:hAnsi="Arial"/>
+          <w:b/>
+          <w:i w:val="0"/>
+          <w:color w:val="1F2430"/>
+          <w:sz w:val="19"/>
+        </w:rPr>
+        <w:t>4. Payment file release cannot occur without finance approval.</w:t>
       </w:r>
     </w:p>
     <w:p>
       <w:pPr>
-        <w:pStyle w:val="ListBullet"/>
-        <w:spacing w:after="40"/>
+        <w:pStyle w:val="ListParagraph"/>
+        <w:ind w:left="403" w:hanging="259"/>
       </w:pPr>
       <w:r>
-        <w:t>Payroll control pack exports with change, exception, reconciliation, and sign-off evidence.</w:t>
+        <w:rPr>
+          <w:rFonts w:ascii="Arial" w:hAnsi="Arial"/>
+          <w:b/>
+          <w:i w:val="0"/>
+          <w:color w:val="1F2430"/>
+          <w:sz w:val="19"/>
+        </w:rPr>
+        <w:t>5. Payroll control pack exports with change, exception, reconciliation, and sign-off evidence.</w:t>
       </w:r>
     </w:p>
     <w:p>
       <w:pPr>
         <w:pStyle w:val="Heading1"/>
         <w:keepNext/>
+        <w:spacing w:before="360" w:after="160"/>
+        <w:pBdr>
+          <w:bottom w:val="single" w:sz="10" w:space="4" w:color="2E5C8A"/>
+        </w:pBdr>
       </w:pPr>
       <w:r>
-        <w:t>15  Implementation Risks and Dependencies</w:t>
+        <w:rPr>
+          <w:rFonts w:ascii="Arial" w:hAnsi="Arial"/>
+          <w:b/>
+          <w:i w:val="0"/>
+          <w:color w:val="C9A24B"/>
+          <w:sz w:val="28"/>
+        </w:rPr>
+        <w:t xml:space="preserve">14  </w:t>
+      </w:r>
+      <w:r>
+        <w:rPr>
+          <w:rFonts w:ascii="Arial" w:hAnsi="Arial"/>
+          <w:b/>
+          <w:i w:val="0"/>
+          <w:color w:val="16243D"/>
+          <w:sz w:val="28"/>
+        </w:rPr>
+        <w:t>Implementation Risks and Dependencies</w:t>
       </w:r>
     </w:p>
     <w:p>
       <w:pPr>
-        <w:pStyle w:val="ListBullet"/>
-        <w:spacing w:after="40"/>
+        <w:pStyle w:val="ListParagraph"/>
+        <w:ind w:left="403" w:hanging="259"/>
       </w:pPr>
       <w:r>
-        <w:t>HR and payroll ownership of master data changes must be agreed.</w:t>
+        <w:rPr>
+          <w:rFonts w:ascii="Arial" w:hAnsi="Arial"/>
+          <w:b w:val="0"/>
+          <w:i w:val="0"/>
+          <w:color w:val="1F2430"/>
+          <w:sz w:val="19"/>
+        </w:rPr>
+        <w:t>• HR and payroll ownership of master data changes must be agreed.</w:t>
       </w:r>
     </w:p>
     <w:p>
       <w:pPr>
-        <w:pStyle w:val="ListBullet"/>
-        <w:spacing w:after="40"/>
+        <w:pStyle w:val="ListParagraph"/>
+        <w:ind w:left="403" w:hanging="259"/>
       </w:pPr>
       <w:r>
-        <w:t>Payroll cutoff rules and approval thresholds require policy sign-off.</w:t>
+        <w:rPr>
+          <w:rFonts w:ascii="Arial" w:hAnsi="Arial"/>
+          <w:b w:val="0"/>
+          <w:i w:val="0"/>
+          <w:color w:val="1F2430"/>
+          <w:sz w:val="19"/>
+        </w:rPr>
+        <w:t>• Payroll cutoff rules and approval thresholds require policy sign-off.</w:t>
       </w:r>
     </w:p>
     <w:p>
       <w:pPr>
-        <w:pStyle w:val="ListBullet"/>
-        <w:spacing w:after="40"/>
+        <w:pStyle w:val="ListParagraph"/>
+        <w:ind w:left="403" w:hanging="259"/>
       </w:pPr>
       <w:r>
-        <w:t>Sensitive payroll access roles must be configured carefully.</w:t>
+        <w:rPr>
+          <w:rFonts w:ascii="Arial" w:hAnsi="Arial"/>
+          <w:b w:val="0"/>
+          <w:i w:val="0"/>
+          <w:color w:val="1F2430"/>
+          <w:sz w:val="19"/>
+        </w:rPr>
+        <w:t>• Sensitive payroll access roles must be configured carefully.</w:t>
       </w:r>
     </w:p>
     <w:p>
       <w:pPr>
-        <w:pStyle w:val="ListBullet"/>
-        <w:spacing w:after="40"/>
+        <w:pStyle w:val="ListParagraph"/>
+        <w:ind w:left="403" w:hanging="259"/>
       </w:pPr>
       <w:r>
-        <w:t>GL account mapping must be validated before reconciliation testing.</w:t>
+        <w:rPr>
+          <w:rFonts w:ascii="Arial" w:hAnsi="Arial"/>
+          <w:b w:val="0"/>
+          <w:i w:val="0"/>
+          <w:color w:val="1F2430"/>
+          <w:sz w:val="19"/>
+        </w:rPr>
+        <w:t>• GL account mapping must be validated before reconciliation testing.</w:t>
       </w:r>
     </w:p>
     <w:p>
       <w:pPr>
-        <w:pStyle w:val="ListBullet"/>
-        <w:spacing w:after="40"/>
+        <w:pStyle w:val="ListParagraph"/>
+        <w:ind w:left="403" w:hanging="259"/>
       </w:pPr>
       <w:r>
-        <w:t>Historic payroll exception categories may need standardisation before rollout.</w:t>
+        <w:rPr>
+          <w:rFonts w:ascii="Arial" w:hAnsi="Arial"/>
+          <w:b w:val="0"/>
+          <w:i w:val="0"/>
+          <w:color w:val="1F2430"/>
+          <w:sz w:val="19"/>
+        </w:rPr>
+        <w:t>• Historic payroll exception categories may need standardisation before rollout.</w:t>
       </w:r>
     </w:p>
     <w:p>
       <w:pPr>
         <w:pStyle w:val="Heading1"/>
         <w:keepNext/>
+        <w:spacing w:before="360" w:after="160"/>
+        <w:pBdr>
+          <w:bottom w:val="single" w:sz="10" w:space="4" w:color="2E5C8A"/>
+        </w:pBdr>
       </w:pPr>
       <w:r>
-        <w:t>16  Implementation Notes</w:t>
+        <w:rPr>
+          <w:rFonts w:ascii="Arial" w:hAnsi="Arial"/>
+          <w:b/>
+          <w:i w:val="0"/>
+          <w:color w:val="C9A24B"/>
+          <w:sz w:val="28"/>
+        </w:rPr>
+        <w:t xml:space="preserve">15  </w:t>
+      </w:r>
+      <w:r>
+        <w:rPr>
+          <w:rFonts w:ascii="Arial" w:hAnsi="Arial"/>
+          <w:b/>
+          <w:i w:val="0"/>
+          <w:color w:val="16243D"/>
+          <w:sz w:val="28"/>
+        </w:rPr>
+        <w:t>Implementation Notes</w:t>
       </w:r>
     </w:p>
     <w:p>
       <w:pPr>
-        <w:pStyle w:val="ListBullet"/>
-        <w:spacing w:after="40"/>
+        <w:pStyle w:val="ListParagraph"/>
+        <w:ind w:left="403" w:hanging="259"/>
       </w:pPr>
       <w:r>
-        <w:t>Confirm Payroll Controls process owner and reviewer roles before design sign-off.</w:t>
+        <w:rPr>
+          <w:rFonts w:ascii="Arial" w:hAnsi="Arial"/>
+          <w:b w:val="0"/>
+          <w:i w:val="0"/>
+          <w:color w:val="1F2430"/>
+          <w:sz w:val="19"/>
+        </w:rPr>
+        <w:t>• Confirm Payroll Controls process owner and reviewer roles before design sign-off.</w:t>
       </w:r>
     </w:p>
     <w:p>
       <w:pPr>
-        <w:pStyle w:val="ListBullet"/>
-        <w:spacing w:after="40"/>
+        <w:pStyle w:val="ListParagraph"/>
+        <w:ind w:left="403" w:hanging="259"/>
       </w:pPr>
       <w:r>
-        <w:t>Validate the required data fields against Sage Payroll and Xero Finance configuration.</w:t>
+        <w:rPr>
+          <w:rFonts w:ascii="Arial" w:hAnsi="Arial"/>
+          <w:b w:val="0"/>
+          <w:i w:val="0"/>
+          <w:color w:val="1F2430"/>
+          <w:sz w:val="19"/>
+        </w:rPr>
+        <w:t>• Validate the required data fields against Sage Payroll and Xero Finance configuration.</w:t>
       </w:r>
     </w:p>
     <w:p>
       <w:pPr>
-        <w:pStyle w:val="ListBullet"/>
-        <w:spacing w:after="40"/>
+        <w:pStyle w:val="ListParagraph"/>
+        <w:ind w:left="403" w:hanging="259"/>
       </w:pPr>
       <w:r>
-        <w:t>Run UAT with approved sample scenarios before production data migration or cutover.</w:t>
+        <w:rPr>
+          <w:rFonts w:ascii="Arial" w:hAnsi="Arial"/>
+          <w:b w:val="0"/>
+          <w:i w:val="0"/>
+          <w:color w:val="1F2430"/>
+          <w:sz w:val="19"/>
+        </w:rPr>
+        <w:t>• Run UAT with approved sample scenarios before production data migration or cutover.</w:t>
       </w:r>
     </w:p>
     <w:p>
       <w:pPr>
-        <w:pStyle w:val="ListBullet"/>
-        <w:spacing w:after="40"/>
+        <w:pStyle w:val="ListParagraph"/>
+        <w:ind w:left="403" w:hanging="259"/>
       </w:pPr>
       <w:r>
-        <w:t>Keep any future AI-assisted drafting behind structured templates and human approval.</w:t>
+        <w:rPr>
+          <w:rFonts w:ascii="Arial" w:hAnsi="Arial"/>
+          <w:b w:val="0"/>
+          <w:i w:val="0"/>
+          <w:color w:val="1F2430"/>
+          <w:sz w:val="19"/>
+        </w:rPr>
+        <w:t>• Keep any future AI-assisted drafting behind structured templates and human approval.</w:t>
       </w:r>
     </w:p>
     <w:p>
       <w:pPr>
-        <w:pStyle w:val="Heading1"/>
-        <w:keepNext/>
+        <w:spacing w:after="220"/>
       </w:pPr>
-      <w:r>
-        <w:t>17  Public-Safe Sample Data Note</w:t>
-      </w:r>
     </w:p>
-    <w:p>
-      <w:r>
-        <w:t>This pack was generated from fictional, public-safe sample inputs. It does not contain real employer, client, supplier, bank, VAT, payroll, or operational data. Do not upload confidential business information into a public demo.</w:t>
-      </w:r>
-    </w:p>
+    <w:tbl>
+      <w:tblPr>
+        <w:tblW w:type="dxa" w:w="9360"/>
+        <w:tblLayout w:type="fixed"/>
+        <w:tblLook w:firstColumn="1" w:firstRow="1" w:lastColumn="0" w:lastRow="0" w:noHBand="0" w:noVBand="1" w:val="04A0"/>
+        <w:tblBorders>
+          <w:top w:val="single" w:sz="6" w:space="0" w:color="CFA63A"/>
+          <w:left w:val="single" w:sz="18" w:space="0" w:color="CFA63A"/>
+          <w:bottom w:val="single" w:sz="6" w:space="0" w:color="CFA63A"/>
+          <w:right w:val="single" w:sz="6" w:space="0" w:color="CFA63A"/>
+          <w:insideH w:val="single" w:sz="6" w:space="0" w:color="CFA63A"/>
+          <w:insideV w:val="single" w:sz="6" w:space="0" w:color="CFA63A"/>
+        </w:tblBorders>
+      </w:tblPr>
+      <w:tblGrid>
+        <w:gridCol w:w="9360"/>
+      </w:tblGrid>
+      <w:tr>
+        <w:tc>
+          <w:tcPr>
+            <w:tcW w:type="dxa" w:w="9360"/>
+            <w:shd w:fill="FBF5E7"/>
+            <w:tcMar>
+              <w:top w:w="150" w:type="dxa"/>
+              <w:bottom w:w="150" w:type="dxa"/>
+              <w:left w:w="200" w:type="dxa"/>
+              <w:right w:w="180" w:type="dxa"/>
+            </w:tcMar>
+          </w:tcPr>
+          <w:p>
+            <w:pPr>
+              <w:spacing w:after="60"/>
+            </w:pPr>
+            <w:r/>
+            <w:r>
+              <w:rPr>
+                <w:rFonts w:ascii="Arial" w:hAnsi="Arial"/>
+                <w:b/>
+                <w:i w:val="0"/>
+                <w:color w:val="8A6D1F"/>
+                <w:sz w:val="17"/>
+              </w:rPr>
+              <w:t>PUBLIC-SAFE SAMPLE DATA NOTE</w:t>
+            </w:r>
+          </w:p>
+          <w:p>
+            <w:pPr>
+              <w:spacing w:after="0"/>
+            </w:pPr>
+            <w:r>
+              <w:rPr>
+                <w:rFonts w:ascii="Arial" w:hAnsi="Arial"/>
+                <w:b w:val="0"/>
+                <w:i w:val="0"/>
+                <w:color w:val="3A4253"/>
+                <w:sz w:val="19"/>
+              </w:rPr>
+              <w:t>This pack was generated from fictional, public-safe sample inputs. It does not contain real employer, client, supplier, bank, VAT, payroll, or operational data. Do not upload confidential business information into a public demo.</w:t>
+            </w:r>
+          </w:p>
+        </w:tc>
+      </w:tr>
+    </w:tbl>
     <w:sectPr>
-      <w:headerReference w:type="default" r:id="rId9"/>
-      <w:footerReference w:type="default" r:id="rId10"/>
-      <w:type w:val="continuous"/>
+      <w:headerReference w:type="first" r:id="rId9"/>
+      <w:footerReference w:type="first" r:id="rId10"/>
+      <w:headerReference w:type="default" r:id="rId11"/>
+      <w:footerReference w:type="default" r:id="rId12"/>
       <w:pgSz w:w="12240" w:h="15840"/>
-      <w:pgMar w:top="792" w:right="936" w:bottom="792" w:left="936" w:header="360" w:footer="360" w:gutter="0"/>
+      <w:pgMar w:top="1180" w:right="1440" w:bottom="1180" w:left="1440" w:header="317" w:footer="317" w:gutter="0"/>
       <w:cols w:space="720"/>
+      <w:titlePg/>
       <w:docGrid w:linePitch="360"/>
     </w:sectPr>
   </w:body>
@@ -2759,12 +6703,52 @@
   <w:p>
     <w:pPr>
       <w:pStyle w:val="Footer"/>
-      <w:jc w:val="center"/>
+    </w:pPr>
+    <w:r/>
+  </w:p>
+</w:ftr>
+</file>
+
+<file path=word/footer2.xml><?xml version="1.0" encoding="utf-8"?>
+<w:ftr xmlns:m="http://schemas.openxmlformats.org/officeDocument/2006/math" xmlns:mc="http://schemas.openxmlformats.org/markup-compatibility/2006" xmlns:mo="http://schemas.microsoft.com/office/mac/office/2008/main" xmlns:mv="urn:schemas-microsoft-com:mac:vml" xmlns:o="urn:schemas-microsoft-com:office:office" xmlns:r="http://schemas.openxmlformats.org/officeDocument/2006/relationships" xmlns:v="urn:schemas-microsoft-com:vml" xmlns:w10="urn:schemas-microsoft-com:office:word" xmlns:w14="http://schemas.microsoft.com/office/word/2010/wordml" xmlns:w="http://schemas.openxmlformats.org/wordprocessingml/2006/main" xmlns:wne="http://schemas.microsoft.com/office/word/2006/wordml" xmlns:wp14="http://schemas.microsoft.com/office/word/2010/wordprocessingDrawing" xmlns:wp="http://schemas.openxmlformats.org/drawingml/2006/wordprocessingDrawing" xmlns:wpc="http://schemas.microsoft.com/office/word/2010/wordprocessingCanvas" xmlns:wpg="http://schemas.microsoft.com/office/word/2010/wordprocessingGroup" xmlns:wpi="http://schemas.microsoft.com/office/word/2010/wordprocessingInk" xmlns:wps="http://schemas.microsoft.com/office/word/2010/wordprocessingShape" mc:Ignorable="w14 wp14">
+  <w:p>
+    <w:pPr>
+      <w:pStyle w:val="Footer"/>
+      <w:tabs>
+        <w:tab w:pos="9360" w:val="right"/>
+      </w:tabs>
+      <w:spacing w:before="40"/>
+      <w:pBdr>
+        <w:top w:val="single" w:sz="6" w:space="4" w:color="D9DEE6"/>
+      </w:pBdr>
     </w:pPr>
     <w:r>
-      <w:t xml:space="preserve">Chez Solutions | Public-safe sample document | Page </w:t>
+      <w:rPr>
+        <w:rFonts w:ascii="Arial" w:hAnsi="Arial"/>
+        <w:b w:val="0"/>
+        <w:i w:val="0"/>
+        <w:color w:val="6B7280"/>
+        <w:sz w:val="15"/>
+      </w:rPr>
+      <w:t>Chez Solutions  ·  Public-safe sample document</w:t>
     </w:r>
     <w:r>
+      <w:rPr>
+        <w:rFonts w:ascii="Arial" w:hAnsi="Arial"/>
+        <w:b w:val="0"/>
+        <w:i w:val="0"/>
+        <w:color w:val="6B7280"/>
+        <w:sz w:val="15"/>
+      </w:rPr>
+      <w:tab/>
+      <w:t xml:space="preserve">Page </w:t>
+    </w:r>
+    <w:r>
+      <w:rPr>
+        <w:rFonts w:ascii="Arial" w:hAnsi="Arial"/>
+        <w:color w:val="16243D"/>
+        <w:sz w:val="15"/>
+      </w:rPr>
       <w:fldChar w:fldCharType="begin"/>
       <w:instrText xml:space="preserve">PAGE</w:instrText>
       <w:fldChar w:fldCharType="end"/>
@@ -2777,10 +6761,47 @@
 <w:hdr xmlns:m="http://schemas.openxmlformats.org/officeDocument/2006/math" xmlns:mc="http://schemas.openxmlformats.org/markup-compatibility/2006" xmlns:mo="http://schemas.microsoft.com/office/mac/office/2008/main" xmlns:mv="urn:schemas-microsoft-com:mac:vml" xmlns:o="urn:schemas-microsoft-com:office:office" xmlns:r="http://schemas.openxmlformats.org/officeDocument/2006/relationships" xmlns:v="urn:schemas-microsoft-com:vml" xmlns:w10="urn:schemas-microsoft-com:office:word" xmlns:w14="http://schemas.microsoft.com/office/word/2010/wordml" xmlns:w="http://schemas.openxmlformats.org/wordprocessingml/2006/main" xmlns:wne="http://schemas.microsoft.com/office/word/2006/wordml" xmlns:wp14="http://schemas.microsoft.com/office/word/2010/wordprocessingDrawing" xmlns:wp="http://schemas.openxmlformats.org/drawingml/2006/wordprocessingDrawing" xmlns:wpc="http://schemas.microsoft.com/office/word/2010/wordprocessingCanvas" xmlns:wpg="http://schemas.microsoft.com/office/word/2010/wordprocessingGroup" xmlns:wpi="http://schemas.microsoft.com/office/word/2010/wordprocessingInk" xmlns:wps="http://schemas.microsoft.com/office/word/2010/wordprocessingShape" mc:Ignorable="w14 wp14">
   <w:p>
     <w:pPr>
-      <w:jc w:val="right"/>
+      <w:pStyle w:val="Header"/>
     </w:pPr>
+    <w:r/>
+  </w:p>
+</w:hdr>
+</file>
+
+<file path=word/header2.xml><?xml version="1.0" encoding="utf-8"?>
+<w:hdr xmlns:m="http://schemas.openxmlformats.org/officeDocument/2006/math" xmlns:mc="http://schemas.openxmlformats.org/markup-compatibility/2006" xmlns:mo="http://schemas.microsoft.com/office/mac/office/2008/main" xmlns:mv="urn:schemas-microsoft-com:mac:vml" xmlns:o="urn:schemas-microsoft-com:office:office" xmlns:r="http://schemas.openxmlformats.org/officeDocument/2006/relationships" xmlns:v="urn:schemas-microsoft-com:vml" xmlns:w10="urn:schemas-microsoft-com:office:word" xmlns:w14="http://schemas.microsoft.com/office/word/2010/wordml" xmlns:w="http://schemas.openxmlformats.org/wordprocessingml/2006/main" xmlns:wne="http://schemas.microsoft.com/office/word/2006/wordml" xmlns:wp14="http://schemas.microsoft.com/office/word/2010/wordprocessingDrawing" xmlns:wp="http://schemas.openxmlformats.org/drawingml/2006/wordprocessingDrawing" xmlns:wpc="http://schemas.microsoft.com/office/word/2010/wordprocessingCanvas" xmlns:wpg="http://schemas.microsoft.com/office/word/2010/wordprocessingGroup" xmlns:wpi="http://schemas.microsoft.com/office/word/2010/wordprocessingInk" xmlns:wps="http://schemas.microsoft.com/office/word/2010/wordprocessingShape" mc:Ignorable="w14 wp14">
+  <w:p>
+    <w:pPr>
+      <w:pStyle w:val="Header"/>
+      <w:tabs>
+        <w:tab w:pos="9360" w:val="right"/>
+      </w:tabs>
+      <w:spacing w:after="60"/>
+      <w:pBdr>
+        <w:bottom w:val="single" w:sz="6" w:space="4" w:color="D9DEE6"/>
+      </w:pBdr>
+    </w:pPr>
+    <w:r/>
     <w:r>
-      <w:t>Payroll Controls Requirements Pack | Riverstone Care Ltd</w:t>
+      <w:rPr>
+        <w:rFonts w:ascii="Arial" w:hAnsi="Arial"/>
+        <w:b/>
+        <w:i w:val="0"/>
+        <w:color w:val="16243D"/>
+        <w:sz w:val="16"/>
+      </w:rPr>
+      <w:t>Payroll Controls Requirements Pack</w:t>
+    </w:r>
+    <w:r>
+      <w:rPr>
+        <w:rFonts w:ascii="Arial" w:hAnsi="Arial"/>
+        <w:b w:val="0"/>
+        <w:i w:val="0"/>
+        <w:color w:val="6B7280"/>
+        <w:sz w:val="16"/>
+      </w:rPr>
+      <w:tab/>
+      <w:t>Riverstone Care Ltd</w:t>
     </w:r>
   </w:p>
 </w:hdr>
@@ -3150,11 +7171,12 @@
     <w:qFormat/>
     <w:rsid w:val="00FC693F"/>
     <w:pPr>
-      <w:spacing w:after="80" w:line="252" w:lineRule="auto"/>
+      <w:spacing w:after="160" w:line="276" w:lineRule="auto"/>
     </w:pPr>
     <w:rPr>
       <w:rFonts w:ascii="Arial" w:hAnsi="Arial"/>
-      <w:sz w:val="18"/>
+      <w:color w:val="1F2430"/>
+      <w:sz w:val="21"/>
     </w:rPr>
   </w:style>
   <w:style w:type="paragraph" w:styleId="Header">
@@ -3212,15 +7234,15 @@
     <w:pPr>
       <w:keepNext/>
       <w:keepLines/>
-      <w:spacing w:before="120" w:after="80"/>
+      <w:spacing w:before="360" w:after="160"/>
       <w:outlineLvl w:val="0"/>
     </w:pPr>
     <w:rPr>
       <w:rFonts w:asciiTheme="majorHAnsi" w:eastAsiaTheme="majorEastAsia" w:hAnsiTheme="majorHAnsi" w:cstheme="majorBidi" w:ascii="Arial" w:hAnsi="Arial"/>
       <w:b/>
       <w:bCs/>
-      <w:color w:val="1E40AF"/>
-      <w:sz w:val="26"/>
+      <w:color w:val="16243D"/>
+      <w:sz w:val="28"/>
       <w:szCs w:val="28"/>
     </w:rPr>
   </w:style>
@@ -3236,15 +7258,15 @@
     <w:pPr>
       <w:keepNext/>
       <w:keepLines/>
-      <w:spacing w:before="120" w:after="80"/>
+      <w:spacing w:before="200" w:after="0"/>
       <w:outlineLvl w:val="1"/>
     </w:pPr>
     <w:rPr>
-      <w:rFonts w:asciiTheme="majorHAnsi" w:eastAsiaTheme="majorEastAsia" w:hAnsiTheme="majorHAnsi" w:cstheme="majorBidi" w:ascii="Arial" w:hAnsi="Arial"/>
+      <w:rFonts w:asciiTheme="majorHAnsi" w:eastAsiaTheme="majorEastAsia" w:hAnsiTheme="majorHAnsi" w:cstheme="majorBidi"/>
       <w:b/>
       <w:bCs/>
-      <w:color w:val="1F2937"/>
-      <w:sz w:val="22"/>
+      <w:color w:val="4F81BD" w:themeColor="accent1"/>
+      <w:sz w:val="26"/>
       <w:szCs w:val="26"/>
     </w:rPr>
   </w:style>
@@ -3501,15 +7523,15 @@
       <w:pBdr>
         <w:bottom w:val="single" w:sz="8" w:space="4" w:color="4F81BD" w:themeColor="accent1"/>
       </w:pBdr>
-      <w:spacing w:after="80" w:line="240" w:lineRule="auto" w:before="120"/>
+      <w:spacing w:after="300" w:line="240" w:lineRule="auto"/>
       <w:contextualSpacing/>
     </w:pPr>
     <w:rPr>
-      <w:rFonts w:asciiTheme="majorHAnsi" w:eastAsiaTheme="majorEastAsia" w:hAnsiTheme="majorHAnsi" w:cstheme="majorBidi" w:ascii="Arial" w:hAnsi="Arial"/>
-      <w:color w:val="1F2937"/>
+      <w:rFonts w:asciiTheme="majorHAnsi" w:eastAsiaTheme="majorEastAsia" w:hAnsiTheme="majorHAnsi" w:cstheme="majorBidi"/>
+      <w:color w:val="17365D" w:themeColor="text2" w:themeShade="BF"/>
       <w:spacing w:val="5"/>
       <w:kern w:val="28"/>
-      <w:sz w:val="44"/>
+      <w:sz w:val="52"/>
       <w:szCs w:val="52"/>
     </w:rPr>
   </w:style>
@@ -3574,9 +7596,14 @@
     <w:qFormat/>
     <w:rsid w:val="00FC693F"/>
     <w:pPr>
+      <w:spacing w:after="80"/>
       <w:ind w:left="720"/>
       <w:contextualSpacing/>
     </w:pPr>
+    <w:rPr>
+      <w:rFonts w:ascii="Arial" w:hAnsi="Arial"/>
+      <w:sz w:val="19"/>
+    </w:rPr>
   </w:style>
   <w:style w:type="paragraph" w:styleId="BodyText">
     <w:name w:val="Body Text"/>

--- a/examples/generated_packs/payroll_controls_requirements_pack.docx
+++ b/examples/generated_packs/payroll_controls_requirements_pack.docx
@@ -2922,13 +2922,13 @@
         </w:tblBorders>
       </w:tblPr>
       <w:tblGrid>
-        <w:gridCol w:w="1080"/>
-        <w:gridCol w:w="8280"/>
+        <w:gridCol w:w="1250"/>
+        <w:gridCol w:w="8110"/>
       </w:tblGrid>
       <w:tr>
         <w:tc>
           <w:tcPr>
-            <w:tcW w:type="dxa" w:w="1080"/>
+            <w:tcW w:type="dxa" w:w="1250"/>
             <w:shd w:fill="16243D"/>
             <w:tcMar>
               <w:top w:w="70" w:type="dxa"/>
@@ -2956,7 +2956,7 @@
         </w:tc>
         <w:tc>
           <w:tcPr>
-            <w:tcW w:type="dxa" w:w="8280"/>
+            <w:tcW w:type="dxa" w:w="8110"/>
             <w:shd w:fill="16243D"/>
             <w:tcMar>
               <w:top w:w="70" w:type="dxa"/>
@@ -2986,7 +2986,7 @@
       <w:tr>
         <w:tc>
           <w:tcPr>
-            <w:tcW w:type="dxa" w:w="1080"/>
+            <w:tcW w:type="dxa" w:w="1250"/>
             <w:shd w:fill="EAF0F7"/>
             <w:tcMar>
               <w:top w:w="80" w:type="dxa"/>
@@ -2994,6 +2994,7 @@
               <w:left w:w="140" w:type="dxa"/>
               <w:right w:w="140" w:type="dxa"/>
             </w:tcMar>
+            <w:noWrap/>
             <w:vAlign w:val="center"/>
           </w:tcPr>
           <w:p>
@@ -3015,7 +3016,7 @@
         </w:tc>
         <w:tc>
           <w:tcPr>
-            <w:tcW w:type="dxa" w:w="8280"/>
+            <w:tcW w:type="dxa" w:w="8110"/>
             <w:shd w:fill="FFFFFF"/>
             <w:tcMar>
               <w:top w:w="80" w:type="dxa"/>
@@ -3046,7 +3047,7 @@
       <w:tr>
         <w:tc>
           <w:tcPr>
-            <w:tcW w:type="dxa" w:w="1080"/>
+            <w:tcW w:type="dxa" w:w="1250"/>
             <w:shd w:fill="EAF0F7"/>
             <w:tcMar>
               <w:top w:w="80" w:type="dxa"/>
@@ -3054,6 +3055,7 @@
               <w:left w:w="140" w:type="dxa"/>
               <w:right w:w="140" w:type="dxa"/>
             </w:tcMar>
+            <w:noWrap/>
             <w:vAlign w:val="center"/>
           </w:tcPr>
           <w:p>
@@ -3075,7 +3077,7 @@
         </w:tc>
         <w:tc>
           <w:tcPr>
-            <w:tcW w:type="dxa" w:w="8280"/>
+            <w:tcW w:type="dxa" w:w="8110"/>
             <w:shd w:fill="F5F7FA"/>
             <w:tcMar>
               <w:top w:w="80" w:type="dxa"/>
@@ -3106,7 +3108,7 @@
       <w:tr>
         <w:tc>
           <w:tcPr>
-            <w:tcW w:type="dxa" w:w="1080"/>
+            <w:tcW w:type="dxa" w:w="1250"/>
             <w:shd w:fill="EAF0F7"/>
             <w:tcMar>
               <w:top w:w="80" w:type="dxa"/>
@@ -3114,6 +3116,7 @@
               <w:left w:w="140" w:type="dxa"/>
               <w:right w:w="140" w:type="dxa"/>
             </w:tcMar>
+            <w:noWrap/>
             <w:vAlign w:val="center"/>
           </w:tcPr>
           <w:p>
@@ -3135,7 +3138,7 @@
         </w:tc>
         <w:tc>
           <w:tcPr>
-            <w:tcW w:type="dxa" w:w="8280"/>
+            <w:tcW w:type="dxa" w:w="8110"/>
             <w:shd w:fill="FFFFFF"/>
             <w:tcMar>
               <w:top w:w="80" w:type="dxa"/>
@@ -3166,7 +3169,7 @@
       <w:tr>
         <w:tc>
           <w:tcPr>
-            <w:tcW w:type="dxa" w:w="1080"/>
+            <w:tcW w:type="dxa" w:w="1250"/>
             <w:shd w:fill="EAF0F7"/>
             <w:tcMar>
               <w:top w:w="80" w:type="dxa"/>
@@ -3174,6 +3177,7 @@
               <w:left w:w="140" w:type="dxa"/>
               <w:right w:w="140" w:type="dxa"/>
             </w:tcMar>
+            <w:noWrap/>
             <w:vAlign w:val="center"/>
           </w:tcPr>
           <w:p>
@@ -3195,7 +3199,7 @@
         </w:tc>
         <w:tc>
           <w:tcPr>
-            <w:tcW w:type="dxa" w:w="8280"/>
+            <w:tcW w:type="dxa" w:w="8110"/>
             <w:shd w:fill="F5F7FA"/>
             <w:tcMar>
               <w:top w:w="80" w:type="dxa"/>
@@ -3226,7 +3230,7 @@
       <w:tr>
         <w:tc>
           <w:tcPr>
-            <w:tcW w:type="dxa" w:w="1080"/>
+            <w:tcW w:type="dxa" w:w="1250"/>
             <w:shd w:fill="EAF0F7"/>
             <w:tcMar>
               <w:top w:w="80" w:type="dxa"/>
@@ -3234,6 +3238,7 @@
               <w:left w:w="140" w:type="dxa"/>
               <w:right w:w="140" w:type="dxa"/>
             </w:tcMar>
+            <w:noWrap/>
             <w:vAlign w:val="center"/>
           </w:tcPr>
           <w:p>
@@ -3255,7 +3260,7 @@
         </w:tc>
         <w:tc>
           <w:tcPr>
-            <w:tcW w:type="dxa" w:w="8280"/>
+            <w:tcW w:type="dxa" w:w="8110"/>
             <w:shd w:fill="FFFFFF"/>
             <w:tcMar>
               <w:top w:w="80" w:type="dxa"/>
@@ -3286,7 +3291,7 @@
       <w:tr>
         <w:tc>
           <w:tcPr>
-            <w:tcW w:type="dxa" w:w="1080"/>
+            <w:tcW w:type="dxa" w:w="1250"/>
             <w:shd w:fill="EAF0F7"/>
             <w:tcMar>
               <w:top w:w="80" w:type="dxa"/>
@@ -3294,6 +3299,7 @@
               <w:left w:w="140" w:type="dxa"/>
               <w:right w:w="140" w:type="dxa"/>
             </w:tcMar>
+            <w:noWrap/>
             <w:vAlign w:val="center"/>
           </w:tcPr>
           <w:p>
@@ -3315,7 +3321,7 @@
         </w:tc>
         <w:tc>
           <w:tcPr>
-            <w:tcW w:type="dxa" w:w="8280"/>
+            <w:tcW w:type="dxa" w:w="8110"/>
             <w:shd w:fill="F5F7FA"/>
             <w:tcMar>
               <w:top w:w="80" w:type="dxa"/>
@@ -3346,7 +3352,7 @@
       <w:tr>
         <w:tc>
           <w:tcPr>
-            <w:tcW w:type="dxa" w:w="1080"/>
+            <w:tcW w:type="dxa" w:w="1250"/>
             <w:shd w:fill="EAF0F7"/>
             <w:tcMar>
               <w:top w:w="80" w:type="dxa"/>
@@ -3354,6 +3360,7 @@
               <w:left w:w="140" w:type="dxa"/>
               <w:right w:w="140" w:type="dxa"/>
             </w:tcMar>
+            <w:noWrap/>
             <w:vAlign w:val="center"/>
           </w:tcPr>
           <w:p>
@@ -3375,7 +3382,7 @@
         </w:tc>
         <w:tc>
           <w:tcPr>
-            <w:tcW w:type="dxa" w:w="8280"/>
+            <w:tcW w:type="dxa" w:w="8110"/>
             <w:shd w:fill="FFFFFF"/>
             <w:tcMar>
               <w:top w:w="80" w:type="dxa"/>
@@ -3406,7 +3413,7 @@
       <w:tr>
         <w:tc>
           <w:tcPr>
-            <w:tcW w:type="dxa" w:w="1080"/>
+            <w:tcW w:type="dxa" w:w="1250"/>
             <w:shd w:fill="EAF0F7"/>
             <w:tcMar>
               <w:top w:w="80" w:type="dxa"/>
@@ -3414,6 +3421,7 @@
               <w:left w:w="140" w:type="dxa"/>
               <w:right w:w="140" w:type="dxa"/>
             </w:tcMar>
+            <w:noWrap/>
             <w:vAlign w:val="center"/>
           </w:tcPr>
           <w:p>
@@ -3435,7 +3443,7 @@
         </w:tc>
         <w:tc>
           <w:tcPr>
-            <w:tcW w:type="dxa" w:w="8280"/>
+            <w:tcW w:type="dxa" w:w="8110"/>
             <w:shd w:fill="F5F7FA"/>
             <w:tcMar>
               <w:top w:w="80" w:type="dxa"/>
@@ -3515,15 +3523,15 @@
         </w:tblBorders>
       </w:tblPr>
       <w:tblGrid>
-        <w:gridCol w:w="960"/>
-        <w:gridCol w:w="3720"/>
-        <w:gridCol w:w="960"/>
-        <w:gridCol w:w="3720"/>
+        <w:gridCol w:w="1120"/>
+        <w:gridCol w:w="3560"/>
+        <w:gridCol w:w="1120"/>
+        <w:gridCol w:w="3560"/>
       </w:tblGrid>
       <w:tr>
         <w:tc>
           <w:tcPr>
-            <w:tcW w:type="dxa" w:w="960"/>
+            <w:tcW w:type="dxa" w:w="1120"/>
             <w:shd w:fill="EAF0F7"/>
             <w:tcMar>
               <w:top w:w="80" w:type="dxa"/>
@@ -3531,6 +3539,7 @@
               <w:left w:w="140" w:type="dxa"/>
               <w:right w:w="140" w:type="dxa"/>
             </w:tcMar>
+            <w:noWrap/>
             <w:vAlign w:val="center"/>
           </w:tcPr>
           <w:p>
@@ -3552,7 +3561,7 @@
         </w:tc>
         <w:tc>
           <w:tcPr>
-            <w:tcW w:type="dxa" w:w="3720"/>
+            <w:tcW w:type="dxa" w:w="3560"/>
             <w:shd w:fill="FFFFFF"/>
             <w:tcMar>
               <w:top w:w="80" w:type="dxa"/>
@@ -3581,7 +3590,7 @@
         </w:tc>
         <w:tc>
           <w:tcPr>
-            <w:tcW w:type="dxa" w:w="960"/>
+            <w:tcW w:type="dxa" w:w="1120"/>
             <w:shd w:fill="EAF0F7"/>
             <w:tcMar>
               <w:top w:w="80" w:type="dxa"/>
@@ -3589,6 +3598,7 @@
               <w:left w:w="140" w:type="dxa"/>
               <w:right w:w="140" w:type="dxa"/>
             </w:tcMar>
+            <w:noWrap/>
             <w:vAlign w:val="center"/>
           </w:tcPr>
           <w:p>
@@ -3610,7 +3620,7 @@
         </w:tc>
         <w:tc>
           <w:tcPr>
-            <w:tcW w:type="dxa" w:w="3720"/>
+            <w:tcW w:type="dxa" w:w="3560"/>
             <w:shd w:fill="FFFFFF"/>
             <w:tcMar>
               <w:top w:w="80" w:type="dxa"/>
@@ -3641,7 +3651,7 @@
       <w:tr>
         <w:tc>
           <w:tcPr>
-            <w:tcW w:type="dxa" w:w="960"/>
+            <w:tcW w:type="dxa" w:w="1120"/>
             <w:shd w:fill="EAF0F7"/>
             <w:tcMar>
               <w:top w:w="80" w:type="dxa"/>
@@ -3649,6 +3659,7 @@
               <w:left w:w="140" w:type="dxa"/>
               <w:right w:w="140" w:type="dxa"/>
             </w:tcMar>
+            <w:noWrap/>
             <w:vAlign w:val="center"/>
           </w:tcPr>
           <w:p>
@@ -3670,7 +3681,7 @@
         </w:tc>
         <w:tc>
           <w:tcPr>
-            <w:tcW w:type="dxa" w:w="3720"/>
+            <w:tcW w:type="dxa" w:w="3560"/>
             <w:shd w:fill="F5F7FA"/>
             <w:tcMar>
               <w:top w:w="80" w:type="dxa"/>
@@ -3699,7 +3710,7 @@
         </w:tc>
         <w:tc>
           <w:tcPr>
-            <w:tcW w:type="dxa" w:w="960"/>
+            <w:tcW w:type="dxa" w:w="1120"/>
             <w:shd w:fill="EAF0F7"/>
             <w:tcMar>
               <w:top w:w="80" w:type="dxa"/>
@@ -3707,6 +3718,7 @@
               <w:left w:w="140" w:type="dxa"/>
               <w:right w:w="140" w:type="dxa"/>
             </w:tcMar>
+            <w:noWrap/>
             <w:vAlign w:val="center"/>
           </w:tcPr>
           <w:p>
@@ -3728,7 +3740,7 @@
         </w:tc>
         <w:tc>
           <w:tcPr>
-            <w:tcW w:type="dxa" w:w="3720"/>
+            <w:tcW w:type="dxa" w:w="3560"/>
             <w:shd w:fill="F5F7FA"/>
             <w:tcMar>
               <w:top w:w="80" w:type="dxa"/>
@@ -3759,7 +3771,7 @@
       <w:tr>
         <w:tc>
           <w:tcPr>
-            <w:tcW w:type="dxa" w:w="960"/>
+            <w:tcW w:type="dxa" w:w="1120"/>
             <w:shd w:fill="EAF0F7"/>
             <w:tcMar>
               <w:top w:w="80" w:type="dxa"/>
@@ -3767,6 +3779,7 @@
               <w:left w:w="140" w:type="dxa"/>
               <w:right w:w="140" w:type="dxa"/>
             </w:tcMar>
+            <w:noWrap/>
             <w:vAlign w:val="center"/>
           </w:tcPr>
           <w:p>
@@ -3788,7 +3801,7 @@
         </w:tc>
         <w:tc>
           <w:tcPr>
-            <w:tcW w:type="dxa" w:w="3720"/>
+            <w:tcW w:type="dxa" w:w="3560"/>
             <w:shd w:fill="FFFFFF"/>
             <w:tcMar>
               <w:top w:w="80" w:type="dxa"/>
@@ -3817,7 +3830,7 @@
         </w:tc>
         <w:tc>
           <w:tcPr>
-            <w:tcW w:type="dxa" w:w="960"/>
+            <w:tcW w:type="dxa" w:w="1120"/>
             <w:shd w:fill="EAF0F7"/>
             <w:tcMar>
               <w:top w:w="80" w:type="dxa"/>
@@ -3825,6 +3838,7 @@
               <w:left w:w="140" w:type="dxa"/>
               <w:right w:w="140" w:type="dxa"/>
             </w:tcMar>
+            <w:noWrap/>
             <w:vAlign w:val="center"/>
           </w:tcPr>
           <w:p>
@@ -3846,7 +3860,7 @@
         </w:tc>
         <w:tc>
           <w:tcPr>
-            <w:tcW w:type="dxa" w:w="3720"/>
+            <w:tcW w:type="dxa" w:w="3560"/>
             <w:shd w:fill="FFFFFF"/>
             <w:tcMar>
               <w:top w:w="80" w:type="dxa"/>
@@ -3877,7 +3891,7 @@
       <w:tr>
         <w:tc>
           <w:tcPr>
-            <w:tcW w:type="dxa" w:w="960"/>
+            <w:tcW w:type="dxa" w:w="1120"/>
             <w:shd w:fill="EAF0F7"/>
             <w:tcMar>
               <w:top w:w="80" w:type="dxa"/>
@@ -3885,6 +3899,7 @@
               <w:left w:w="140" w:type="dxa"/>
               <w:right w:w="140" w:type="dxa"/>
             </w:tcMar>
+            <w:noWrap/>
             <w:vAlign w:val="center"/>
           </w:tcPr>
           <w:p>
@@ -3906,7 +3921,7 @@
         </w:tc>
         <w:tc>
           <w:tcPr>
-            <w:tcW w:type="dxa" w:w="3720"/>
+            <w:tcW w:type="dxa" w:w="3560"/>
             <w:shd w:fill="F5F7FA"/>
             <w:tcMar>
               <w:top w:w="80" w:type="dxa"/>
@@ -3935,7 +3950,7 @@
         </w:tc>
         <w:tc>
           <w:tcPr>
-            <w:tcW w:type="dxa" w:w="960"/>
+            <w:tcW w:type="dxa" w:w="1120"/>
             <w:shd w:fill="EAF0F7"/>
             <w:tcMar>
               <w:top w:w="80" w:type="dxa"/>
@@ -3943,6 +3958,7 @@
               <w:left w:w="140" w:type="dxa"/>
               <w:right w:w="140" w:type="dxa"/>
             </w:tcMar>
+            <w:noWrap/>
             <w:vAlign w:val="center"/>
           </w:tcPr>
           <w:p>
@@ -3964,7 +3980,7 @@
         </w:tc>
         <w:tc>
           <w:tcPr>
-            <w:tcW w:type="dxa" w:w="3720"/>
+            <w:tcW w:type="dxa" w:w="3560"/>
             <w:shd w:fill="F5F7FA"/>
             <w:tcMar>
               <w:top w:w="80" w:type="dxa"/>
@@ -4039,13 +4055,13 @@
         </w:tblBorders>
       </w:tblPr>
       <w:tblGrid>
-        <w:gridCol w:w="1080"/>
-        <w:gridCol w:w="8280"/>
+        <w:gridCol w:w="1250"/>
+        <w:gridCol w:w="8110"/>
       </w:tblGrid>
       <w:tr>
         <w:tc>
           <w:tcPr>
-            <w:tcW w:type="dxa" w:w="1080"/>
+            <w:tcW w:type="dxa" w:w="1250"/>
             <w:shd w:fill="16243D"/>
             <w:tcMar>
               <w:top w:w="70" w:type="dxa"/>
@@ -4073,7 +4089,7 @@
         </w:tc>
         <w:tc>
           <w:tcPr>
-            <w:tcW w:type="dxa" w:w="8280"/>
+            <w:tcW w:type="dxa" w:w="8110"/>
             <w:shd w:fill="16243D"/>
             <w:tcMar>
               <w:top w:w="70" w:type="dxa"/>
@@ -4103,7 +4119,7 @@
       <w:tr>
         <w:tc>
           <w:tcPr>
-            <w:tcW w:type="dxa" w:w="1080"/>
+            <w:tcW w:type="dxa" w:w="1250"/>
             <w:shd w:fill="EAF0F7"/>
             <w:tcMar>
               <w:top w:w="80" w:type="dxa"/>
@@ -4111,6 +4127,7 @@
               <w:left w:w="140" w:type="dxa"/>
               <w:right w:w="140" w:type="dxa"/>
             </w:tcMar>
+            <w:noWrap/>
             <w:vAlign w:val="center"/>
           </w:tcPr>
           <w:p>
@@ -4132,7 +4149,7 @@
         </w:tc>
         <w:tc>
           <w:tcPr>
-            <w:tcW w:type="dxa" w:w="8280"/>
+            <w:tcW w:type="dxa" w:w="8110"/>
             <w:shd w:fill="FFFFFF"/>
             <w:tcMar>
               <w:top w:w="80" w:type="dxa"/>
@@ -4163,7 +4180,7 @@
       <w:tr>
         <w:tc>
           <w:tcPr>
-            <w:tcW w:type="dxa" w:w="1080"/>
+            <w:tcW w:type="dxa" w:w="1250"/>
             <w:shd w:fill="EAF0F7"/>
             <w:tcMar>
               <w:top w:w="80" w:type="dxa"/>
@@ -4171,6 +4188,7 @@
               <w:left w:w="140" w:type="dxa"/>
               <w:right w:w="140" w:type="dxa"/>
             </w:tcMar>
+            <w:noWrap/>
             <w:vAlign w:val="center"/>
           </w:tcPr>
           <w:p>
@@ -4192,7 +4210,7 @@
         </w:tc>
         <w:tc>
           <w:tcPr>
-            <w:tcW w:type="dxa" w:w="8280"/>
+            <w:tcW w:type="dxa" w:w="8110"/>
             <w:shd w:fill="F5F7FA"/>
             <w:tcMar>
               <w:top w:w="80" w:type="dxa"/>
@@ -4223,7 +4241,7 @@
       <w:tr>
         <w:tc>
           <w:tcPr>
-            <w:tcW w:type="dxa" w:w="1080"/>
+            <w:tcW w:type="dxa" w:w="1250"/>
             <w:shd w:fill="EAF0F7"/>
             <w:tcMar>
               <w:top w:w="80" w:type="dxa"/>
@@ -4231,6 +4249,7 @@
               <w:left w:w="140" w:type="dxa"/>
               <w:right w:w="140" w:type="dxa"/>
             </w:tcMar>
+            <w:noWrap/>
             <w:vAlign w:val="center"/>
           </w:tcPr>
           <w:p>
@@ -4252,7 +4271,7 @@
         </w:tc>
         <w:tc>
           <w:tcPr>
-            <w:tcW w:type="dxa" w:w="8280"/>
+            <w:tcW w:type="dxa" w:w="8110"/>
             <w:shd w:fill="FFFFFF"/>
             <w:tcMar>
               <w:top w:w="80" w:type="dxa"/>
@@ -4283,7 +4302,7 @@
       <w:tr>
         <w:tc>
           <w:tcPr>
-            <w:tcW w:type="dxa" w:w="1080"/>
+            <w:tcW w:type="dxa" w:w="1250"/>
             <w:shd w:fill="EAF0F7"/>
             <w:tcMar>
               <w:top w:w="80" w:type="dxa"/>
@@ -4291,6 +4310,7 @@
               <w:left w:w="140" w:type="dxa"/>
               <w:right w:w="140" w:type="dxa"/>
             </w:tcMar>
+            <w:noWrap/>
             <w:vAlign w:val="center"/>
           </w:tcPr>
           <w:p>
@@ -4312,7 +4332,7 @@
         </w:tc>
         <w:tc>
           <w:tcPr>
-            <w:tcW w:type="dxa" w:w="8280"/>
+            <w:tcW w:type="dxa" w:w="8110"/>
             <w:shd w:fill="F5F7FA"/>
             <w:tcMar>
               <w:top w:w="80" w:type="dxa"/>
@@ -4343,7 +4363,7 @@
       <w:tr>
         <w:tc>
           <w:tcPr>
-            <w:tcW w:type="dxa" w:w="1080"/>
+            <w:tcW w:type="dxa" w:w="1250"/>
             <w:shd w:fill="EAF0F7"/>
             <w:tcMar>
               <w:top w:w="80" w:type="dxa"/>
@@ -4351,6 +4371,7 @@
               <w:left w:w="140" w:type="dxa"/>
               <w:right w:w="140" w:type="dxa"/>
             </w:tcMar>
+            <w:noWrap/>
             <w:vAlign w:val="center"/>
           </w:tcPr>
           <w:p>
@@ -4372,7 +4393,7 @@
         </w:tc>
         <w:tc>
           <w:tcPr>
-            <w:tcW w:type="dxa" w:w="8280"/>
+            <w:tcW w:type="dxa" w:w="8110"/>
             <w:shd w:fill="FFFFFF"/>
             <w:tcMar>
               <w:top w:w="80" w:type="dxa"/>
@@ -4447,13 +4468,13 @@
         </w:tblBorders>
       </w:tblPr>
       <w:tblGrid>
-        <w:gridCol w:w="1080"/>
-        <w:gridCol w:w="8280"/>
+        <w:gridCol w:w="1250"/>
+        <w:gridCol w:w="8110"/>
       </w:tblGrid>
       <w:tr>
         <w:tc>
           <w:tcPr>
-            <w:tcW w:type="dxa" w:w="1080"/>
+            <w:tcW w:type="dxa" w:w="1250"/>
             <w:shd w:fill="16243D"/>
             <w:tcMar>
               <w:top w:w="70" w:type="dxa"/>
@@ -4481,7 +4502,7 @@
         </w:tc>
         <w:tc>
           <w:tcPr>
-            <w:tcW w:type="dxa" w:w="8280"/>
+            <w:tcW w:type="dxa" w:w="8110"/>
             <w:shd w:fill="16243D"/>
             <w:tcMar>
               <w:top w:w="70" w:type="dxa"/>
@@ -4511,7 +4532,7 @@
       <w:tr>
         <w:tc>
           <w:tcPr>
-            <w:tcW w:type="dxa" w:w="1080"/>
+            <w:tcW w:type="dxa" w:w="1250"/>
             <w:shd w:fill="EAF0F7"/>
             <w:tcMar>
               <w:top w:w="80" w:type="dxa"/>
@@ -4519,6 +4540,7 @@
               <w:left w:w="140" w:type="dxa"/>
               <w:right w:w="140" w:type="dxa"/>
             </w:tcMar>
+            <w:noWrap/>
             <w:vAlign w:val="center"/>
           </w:tcPr>
           <w:p>
@@ -4540,7 +4562,7 @@
         </w:tc>
         <w:tc>
           <w:tcPr>
-            <w:tcW w:type="dxa" w:w="8280"/>
+            <w:tcW w:type="dxa" w:w="8110"/>
             <w:shd w:fill="FFFFFF"/>
             <w:tcMar>
               <w:top w:w="80" w:type="dxa"/>
@@ -4571,7 +4593,7 @@
       <w:tr>
         <w:tc>
           <w:tcPr>
-            <w:tcW w:type="dxa" w:w="1080"/>
+            <w:tcW w:type="dxa" w:w="1250"/>
             <w:shd w:fill="EAF0F7"/>
             <w:tcMar>
               <w:top w:w="80" w:type="dxa"/>
@@ -4579,6 +4601,7 @@
               <w:left w:w="140" w:type="dxa"/>
               <w:right w:w="140" w:type="dxa"/>
             </w:tcMar>
+            <w:noWrap/>
             <w:vAlign w:val="center"/>
           </w:tcPr>
           <w:p>
@@ -4600,7 +4623,7 @@
         </w:tc>
         <w:tc>
           <w:tcPr>
-            <w:tcW w:type="dxa" w:w="8280"/>
+            <w:tcW w:type="dxa" w:w="8110"/>
             <w:shd w:fill="F5F7FA"/>
             <w:tcMar>
               <w:top w:w="80" w:type="dxa"/>
@@ -4631,7 +4654,7 @@
       <w:tr>
         <w:tc>
           <w:tcPr>
-            <w:tcW w:type="dxa" w:w="1080"/>
+            <w:tcW w:type="dxa" w:w="1250"/>
             <w:shd w:fill="EAF0F7"/>
             <w:tcMar>
               <w:top w:w="80" w:type="dxa"/>
@@ -4639,6 +4662,7 @@
               <w:left w:w="140" w:type="dxa"/>
               <w:right w:w="140" w:type="dxa"/>
             </w:tcMar>
+            <w:noWrap/>
             <w:vAlign w:val="center"/>
           </w:tcPr>
           <w:p>
@@ -4660,7 +4684,7 @@
         </w:tc>
         <w:tc>
           <w:tcPr>
-            <w:tcW w:type="dxa" w:w="8280"/>
+            <w:tcW w:type="dxa" w:w="8110"/>
             <w:shd w:fill="FFFFFF"/>
             <w:tcMar>
               <w:top w:w="80" w:type="dxa"/>
@@ -4691,7 +4715,7 @@
       <w:tr>
         <w:tc>
           <w:tcPr>
-            <w:tcW w:type="dxa" w:w="1080"/>
+            <w:tcW w:type="dxa" w:w="1250"/>
             <w:shd w:fill="EAF0F7"/>
             <w:tcMar>
               <w:top w:w="80" w:type="dxa"/>
@@ -4699,6 +4723,7 @@
               <w:left w:w="140" w:type="dxa"/>
               <w:right w:w="140" w:type="dxa"/>
             </w:tcMar>
+            <w:noWrap/>
             <w:vAlign w:val="center"/>
           </w:tcPr>
           <w:p>
@@ -4720,7 +4745,7 @@
         </w:tc>
         <w:tc>
           <w:tcPr>
-            <w:tcW w:type="dxa" w:w="8280"/>
+            <w:tcW w:type="dxa" w:w="8110"/>
             <w:shd w:fill="F5F7FA"/>
             <w:tcMar>
               <w:top w:w="80" w:type="dxa"/>
@@ -4751,7 +4776,7 @@
       <w:tr>
         <w:tc>
           <w:tcPr>
-            <w:tcW w:type="dxa" w:w="1080"/>
+            <w:tcW w:type="dxa" w:w="1250"/>
             <w:shd w:fill="EAF0F7"/>
             <w:tcMar>
               <w:top w:w="80" w:type="dxa"/>
@@ -4759,6 +4784,7 @@
               <w:left w:w="140" w:type="dxa"/>
               <w:right w:w="140" w:type="dxa"/>
             </w:tcMar>
+            <w:noWrap/>
             <w:vAlign w:val="center"/>
           </w:tcPr>
           <w:p>
@@ -4780,7 +4806,7 @@
         </w:tc>
         <w:tc>
           <w:tcPr>
-            <w:tcW w:type="dxa" w:w="8280"/>
+            <w:tcW w:type="dxa" w:w="8110"/>
             <w:shd w:fill="FFFFFF"/>
             <w:tcMar>
               <w:top w:w="80" w:type="dxa"/>
@@ -4855,13 +4881,13 @@
         </w:tblBorders>
       </w:tblPr>
       <w:tblGrid>
-        <w:gridCol w:w="1080"/>
-        <w:gridCol w:w="8280"/>
+        <w:gridCol w:w="1250"/>
+        <w:gridCol w:w="8110"/>
       </w:tblGrid>
       <w:tr>
         <w:tc>
           <w:tcPr>
-            <w:tcW w:type="dxa" w:w="1080"/>
+            <w:tcW w:type="dxa" w:w="1250"/>
             <w:shd w:fill="16243D"/>
             <w:tcMar>
               <w:top w:w="70" w:type="dxa"/>
@@ -4889,7 +4915,7 @@
         </w:tc>
         <w:tc>
           <w:tcPr>
-            <w:tcW w:type="dxa" w:w="8280"/>
+            <w:tcW w:type="dxa" w:w="8110"/>
             <w:shd w:fill="16243D"/>
             <w:tcMar>
               <w:top w:w="70" w:type="dxa"/>
@@ -4919,7 +4945,7 @@
       <w:tr>
         <w:tc>
           <w:tcPr>
-            <w:tcW w:type="dxa" w:w="1080"/>
+            <w:tcW w:type="dxa" w:w="1250"/>
             <w:shd w:fill="EAF0F7"/>
             <w:tcMar>
               <w:top w:w="80" w:type="dxa"/>
@@ -4927,6 +4953,7 @@
               <w:left w:w="140" w:type="dxa"/>
               <w:right w:w="140" w:type="dxa"/>
             </w:tcMar>
+            <w:noWrap/>
             <w:vAlign w:val="center"/>
           </w:tcPr>
           <w:p>
@@ -4948,7 +4975,7 @@
         </w:tc>
         <w:tc>
           <w:tcPr>
-            <w:tcW w:type="dxa" w:w="8280"/>
+            <w:tcW w:type="dxa" w:w="8110"/>
             <w:shd w:fill="FFFFFF"/>
             <w:tcMar>
               <w:top w:w="80" w:type="dxa"/>
@@ -4979,7 +5006,7 @@
       <w:tr>
         <w:tc>
           <w:tcPr>
-            <w:tcW w:type="dxa" w:w="1080"/>
+            <w:tcW w:type="dxa" w:w="1250"/>
             <w:shd w:fill="EAF0F7"/>
             <w:tcMar>
               <w:top w:w="80" w:type="dxa"/>
@@ -4987,6 +5014,7 @@
               <w:left w:w="140" w:type="dxa"/>
               <w:right w:w="140" w:type="dxa"/>
             </w:tcMar>
+            <w:noWrap/>
             <w:vAlign w:val="center"/>
           </w:tcPr>
           <w:p>
@@ -5008,7 +5036,7 @@
         </w:tc>
         <w:tc>
           <w:tcPr>
-            <w:tcW w:type="dxa" w:w="8280"/>
+            <w:tcW w:type="dxa" w:w="8110"/>
             <w:shd w:fill="F5F7FA"/>
             <w:tcMar>
               <w:top w:w="80" w:type="dxa"/>
@@ -5039,7 +5067,7 @@
       <w:tr>
         <w:tc>
           <w:tcPr>
-            <w:tcW w:type="dxa" w:w="1080"/>
+            <w:tcW w:type="dxa" w:w="1250"/>
             <w:shd w:fill="EAF0F7"/>
             <w:tcMar>
               <w:top w:w="80" w:type="dxa"/>
@@ -5047,6 +5075,7 @@
               <w:left w:w="140" w:type="dxa"/>
               <w:right w:w="140" w:type="dxa"/>
             </w:tcMar>
+            <w:noWrap/>
             <w:vAlign w:val="center"/>
           </w:tcPr>
           <w:p>
@@ -5068,7 +5097,7 @@
         </w:tc>
         <w:tc>
           <w:tcPr>
-            <w:tcW w:type="dxa" w:w="8280"/>
+            <w:tcW w:type="dxa" w:w="8110"/>
             <w:shd w:fill="FFFFFF"/>
             <w:tcMar>
               <w:top w:w="80" w:type="dxa"/>
@@ -5099,7 +5128,7 @@
       <w:tr>
         <w:tc>
           <w:tcPr>
-            <w:tcW w:type="dxa" w:w="1080"/>
+            <w:tcW w:type="dxa" w:w="1250"/>
             <w:shd w:fill="EAF0F7"/>
             <w:tcMar>
               <w:top w:w="80" w:type="dxa"/>
@@ -5107,6 +5136,7 @@
               <w:left w:w="140" w:type="dxa"/>
               <w:right w:w="140" w:type="dxa"/>
             </w:tcMar>
+            <w:noWrap/>
             <w:vAlign w:val="center"/>
           </w:tcPr>
           <w:p>
@@ -5128,7 +5158,7 @@
         </w:tc>
         <w:tc>
           <w:tcPr>
-            <w:tcW w:type="dxa" w:w="8280"/>
+            <w:tcW w:type="dxa" w:w="8110"/>
             <w:shd w:fill="F5F7FA"/>
             <w:tcMar>
               <w:top w:w="80" w:type="dxa"/>
@@ -5159,7 +5189,7 @@
       <w:tr>
         <w:tc>
           <w:tcPr>
-            <w:tcW w:type="dxa" w:w="1080"/>
+            <w:tcW w:type="dxa" w:w="1250"/>
             <w:shd w:fill="EAF0F7"/>
             <w:tcMar>
               <w:top w:w="80" w:type="dxa"/>
@@ -5167,6 +5197,7 @@
               <w:left w:w="140" w:type="dxa"/>
               <w:right w:w="140" w:type="dxa"/>
             </w:tcMar>
+            <w:noWrap/>
             <w:vAlign w:val="center"/>
           </w:tcPr>
           <w:p>
@@ -5188,7 +5219,7 @@
         </w:tc>
         <w:tc>
           <w:tcPr>
-            <w:tcW w:type="dxa" w:w="8280"/>
+            <w:tcW w:type="dxa" w:w="8110"/>
             <w:shd w:fill="FFFFFF"/>
             <w:tcMar>
               <w:top w:w="80" w:type="dxa"/>
@@ -5671,14 +5702,14 @@
         </w:tblBorders>
       </w:tblPr>
       <w:tblGrid>
-        <w:gridCol w:w="880"/>
-        <w:gridCol w:w="4240"/>
-        <w:gridCol w:w="4240"/>
+        <w:gridCol w:w="1250"/>
+        <w:gridCol w:w="4055"/>
+        <w:gridCol w:w="4055"/>
       </w:tblGrid>
       <w:tr>
         <w:tc>
           <w:tcPr>
-            <w:tcW w:type="dxa" w:w="880"/>
+            <w:tcW w:type="dxa" w:w="1250"/>
             <w:shd w:fill="16243D"/>
             <w:tcMar>
               <w:top w:w="70" w:type="dxa"/>
@@ -5706,7 +5737,7 @@
         </w:tc>
         <w:tc>
           <w:tcPr>
-            <w:tcW w:type="dxa" w:w="4240"/>
+            <w:tcW w:type="dxa" w:w="4055"/>
             <w:shd w:fill="16243D"/>
             <w:tcMar>
               <w:top w:w="70" w:type="dxa"/>
@@ -5734,7 +5765,7 @@
         </w:tc>
         <w:tc>
           <w:tcPr>
-            <w:tcW w:type="dxa" w:w="4240"/>
+            <w:tcW w:type="dxa" w:w="4055"/>
             <w:shd w:fill="16243D"/>
             <w:tcMar>
               <w:top w:w="70" w:type="dxa"/>
@@ -5764,7 +5795,7 @@
       <w:tr>
         <w:tc>
           <w:tcPr>
-            <w:tcW w:type="dxa" w:w="880"/>
+            <w:tcW w:type="dxa" w:w="1250"/>
             <w:shd w:fill="EAF0F7"/>
             <w:tcMar>
               <w:top w:w="80" w:type="dxa"/>
@@ -5772,6 +5803,7 @@
               <w:left w:w="140" w:type="dxa"/>
               <w:right w:w="140" w:type="dxa"/>
             </w:tcMar>
+            <w:noWrap/>
             <w:vAlign w:val="center"/>
           </w:tcPr>
           <w:p>
@@ -5793,7 +5825,7 @@
         </w:tc>
         <w:tc>
           <w:tcPr>
-            <w:tcW w:type="dxa" w:w="4240"/>
+            <w:tcW w:type="dxa" w:w="4055"/>
             <w:shd w:fill="FFFFFF"/>
             <w:tcMar>
               <w:top w:w="80" w:type="dxa"/>
@@ -5822,7 +5854,7 @@
         </w:tc>
         <w:tc>
           <w:tcPr>
-            <w:tcW w:type="dxa" w:w="4240"/>
+            <w:tcW w:type="dxa" w:w="4055"/>
             <w:shd w:fill="FFFFFF"/>
             <w:tcMar>
               <w:top w:w="80" w:type="dxa"/>
@@ -5853,7 +5885,7 @@
       <w:tr>
         <w:tc>
           <w:tcPr>
-            <w:tcW w:type="dxa" w:w="880"/>
+            <w:tcW w:type="dxa" w:w="1250"/>
             <w:shd w:fill="EAF0F7"/>
             <w:tcMar>
               <w:top w:w="80" w:type="dxa"/>
@@ -5861,6 +5893,7 @@
               <w:left w:w="140" w:type="dxa"/>
               <w:right w:w="140" w:type="dxa"/>
             </w:tcMar>
+            <w:noWrap/>
             <w:vAlign w:val="center"/>
           </w:tcPr>
           <w:p>
@@ -5882,7 +5915,7 @@
         </w:tc>
         <w:tc>
           <w:tcPr>
-            <w:tcW w:type="dxa" w:w="4240"/>
+            <w:tcW w:type="dxa" w:w="4055"/>
             <w:shd w:fill="F5F7FA"/>
             <w:tcMar>
               <w:top w:w="80" w:type="dxa"/>
@@ -5911,7 +5944,7 @@
         </w:tc>
         <w:tc>
           <w:tcPr>
-            <w:tcW w:type="dxa" w:w="4240"/>
+            <w:tcW w:type="dxa" w:w="4055"/>
             <w:shd w:fill="F5F7FA"/>
             <w:tcMar>
               <w:top w:w="80" w:type="dxa"/>
@@ -5942,7 +5975,7 @@
       <w:tr>
         <w:tc>
           <w:tcPr>
-            <w:tcW w:type="dxa" w:w="880"/>
+            <w:tcW w:type="dxa" w:w="1250"/>
             <w:shd w:fill="EAF0F7"/>
             <w:tcMar>
               <w:top w:w="80" w:type="dxa"/>
@@ -5950,6 +5983,7 @@
               <w:left w:w="140" w:type="dxa"/>
               <w:right w:w="140" w:type="dxa"/>
             </w:tcMar>
+            <w:noWrap/>
             <w:vAlign w:val="center"/>
           </w:tcPr>
           <w:p>
@@ -5971,7 +6005,7 @@
         </w:tc>
         <w:tc>
           <w:tcPr>
-            <w:tcW w:type="dxa" w:w="4240"/>
+            <w:tcW w:type="dxa" w:w="4055"/>
             <w:shd w:fill="FFFFFF"/>
             <w:tcMar>
               <w:top w:w="80" w:type="dxa"/>
@@ -6000,7 +6034,7 @@
         </w:tc>
         <w:tc>
           <w:tcPr>
-            <w:tcW w:type="dxa" w:w="4240"/>
+            <w:tcW w:type="dxa" w:w="4055"/>
             <w:shd w:fill="FFFFFF"/>
             <w:tcMar>
               <w:top w:w="80" w:type="dxa"/>
@@ -6031,7 +6065,7 @@
       <w:tr>
         <w:tc>
           <w:tcPr>
-            <w:tcW w:type="dxa" w:w="880"/>
+            <w:tcW w:type="dxa" w:w="1250"/>
             <w:shd w:fill="EAF0F7"/>
             <w:tcMar>
               <w:top w:w="80" w:type="dxa"/>
@@ -6039,6 +6073,7 @@
               <w:left w:w="140" w:type="dxa"/>
               <w:right w:w="140" w:type="dxa"/>
             </w:tcMar>
+            <w:noWrap/>
             <w:vAlign w:val="center"/>
           </w:tcPr>
           <w:p>
@@ -6060,7 +6095,7 @@
         </w:tc>
         <w:tc>
           <w:tcPr>
-            <w:tcW w:type="dxa" w:w="4240"/>
+            <w:tcW w:type="dxa" w:w="4055"/>
             <w:shd w:fill="F5F7FA"/>
             <w:tcMar>
               <w:top w:w="80" w:type="dxa"/>
@@ -6089,7 +6124,7 @@
         </w:tc>
         <w:tc>
           <w:tcPr>
-            <w:tcW w:type="dxa" w:w="4240"/>
+            <w:tcW w:type="dxa" w:w="4055"/>
             <w:shd w:fill="F5F7FA"/>
             <w:tcMar>
               <w:top w:w="80" w:type="dxa"/>
@@ -6120,7 +6155,7 @@
       <w:tr>
         <w:tc>
           <w:tcPr>
-            <w:tcW w:type="dxa" w:w="880"/>
+            <w:tcW w:type="dxa" w:w="1250"/>
             <w:shd w:fill="EAF0F7"/>
             <w:tcMar>
               <w:top w:w="80" w:type="dxa"/>
@@ -6128,6 +6163,7 @@
               <w:left w:w="140" w:type="dxa"/>
               <w:right w:w="140" w:type="dxa"/>
             </w:tcMar>
+            <w:noWrap/>
             <w:vAlign w:val="center"/>
           </w:tcPr>
           <w:p>
@@ -6149,7 +6185,7 @@
         </w:tc>
         <w:tc>
           <w:tcPr>
-            <w:tcW w:type="dxa" w:w="4240"/>
+            <w:tcW w:type="dxa" w:w="4055"/>
             <w:shd w:fill="FFFFFF"/>
             <w:tcMar>
               <w:top w:w="80" w:type="dxa"/>
@@ -6178,7 +6214,7 @@
         </w:tc>
         <w:tc>
           <w:tcPr>
-            <w:tcW w:type="dxa" w:w="4240"/>
+            <w:tcW w:type="dxa" w:w="4055"/>
             <w:shd w:fill="FFFFFF"/>
             <w:tcMar>
               <w:top w:w="80" w:type="dxa"/>
@@ -6209,7 +6245,7 @@
       <w:tr>
         <w:tc>
           <w:tcPr>
-            <w:tcW w:type="dxa" w:w="880"/>
+            <w:tcW w:type="dxa" w:w="1250"/>
             <w:shd w:fill="EAF0F7"/>
             <w:tcMar>
               <w:top w:w="80" w:type="dxa"/>
@@ -6217,6 +6253,7 @@
               <w:left w:w="140" w:type="dxa"/>
               <w:right w:w="140" w:type="dxa"/>
             </w:tcMar>
+            <w:noWrap/>
             <w:vAlign w:val="center"/>
           </w:tcPr>
           <w:p>
@@ -6238,7 +6275,7 @@
         </w:tc>
         <w:tc>
           <w:tcPr>
-            <w:tcW w:type="dxa" w:w="4240"/>
+            <w:tcW w:type="dxa" w:w="4055"/>
             <w:shd w:fill="F5F7FA"/>
             <w:tcMar>
               <w:top w:w="80" w:type="dxa"/>
@@ -6267,7 +6304,7 @@
         </w:tc>
         <w:tc>
           <w:tcPr>
-            <w:tcW w:type="dxa" w:w="4240"/>
+            <w:tcW w:type="dxa" w:w="4055"/>
             <w:shd w:fill="F5F7FA"/>
             <w:tcMar>
               <w:top w:w="80" w:type="dxa"/>

--- a/examples/generated_packs/payroll_controls_requirements_pack.docx
+++ b/examples/generated_packs/payroll_controls_requirements_pack.docx
@@ -2630,7 +2630,7 @@
                 <w:color w:val="1F2430"/>
                 <w:sz w:val="20"/>
               </w:rPr>
-              <w:t>accountable for business sign-off and prioritisation.</w:t>
+              <w:t>Accountable for business sign-off and prioritisation.</w:t>
             </w:r>
           </w:p>
         </w:tc>
@@ -2690,7 +2690,7 @@
                 <w:color w:val="1F2430"/>
                 <w:sz w:val="20"/>
               </w:rPr>
-              <w:t>validates workflow scope, controls, and exceptions.</w:t>
+              <w:t>Validates workflow scope, controls, and exceptions.</w:t>
             </w:r>
           </w:p>
         </w:tc>
@@ -2750,7 +2750,7 @@
                 <w:color w:val="1F2430"/>
                 <w:sz w:val="20"/>
               </w:rPr>
-              <w:t>translates requirements into configuration and UAT coverage.</w:t>
+              <w:t>Translates requirements into configuration and UAT coverage.</w:t>
             </w:r>
           </w:p>
         </w:tc>
@@ -2810,7 +2810,7 @@
                 <w:color w:val="1F2430"/>
                 <w:sz w:val="20"/>
               </w:rPr>
-              <w:t>confirms day-to-day inputs, handoffs, and evidence needs.</w:t>
+              <w:t>Confirms day-to-day inputs, handoffs, and evidence needs.</w:t>
             </w:r>
           </w:p>
         </w:tc>
@@ -2870,7 +2870,7 @@
                 <w:color w:val="1F2430"/>
                 <w:sz w:val="20"/>
               </w:rPr>
-              <w:t>approves control design, reporting outputs, and acceptance criteria.</w:t>
+              <w:t>Approves control design, reporting outputs, and acceptance criteria.</w:t>
             </w:r>
           </w:p>
         </w:tc>
@@ -5561,7 +5561,7 @@
                 <w:color w:val="1F2430"/>
                 <w:sz w:val="20"/>
               </w:rPr>
-              <w:t>User</w:t>
+              <w:t>Approver</w:t>
             </w:r>
           </w:p>
         </w:tc>
@@ -5590,7 +5590,7 @@
                 <w:color w:val="1F2430"/>
                 <w:sz w:val="20"/>
               </w:rPr>
-              <w:t>As an approver, I want payment file evidence so that bank release is controlled.</w:t>
+              <w:t>Payment file evidence so bank release is controlled.</w:t>
             </w:r>
           </w:p>
         </w:tc>
@@ -5621,7 +5621,7 @@
                 <w:color w:val="1F2430"/>
                 <w:sz w:val="20"/>
               </w:rPr>
-              <w:t>User</w:t>
+              <w:t>Auditor</w:t>
             </w:r>
           </w:p>
         </w:tc>
@@ -5650,7 +5650,7 @@
                 <w:color w:val="1F2430"/>
                 <w:sz w:val="20"/>
               </w:rPr>
-              <w:t>As an auditor, I want payroll change approval history so that sensitive changes are traceable.</w:t>
+              <w:t>Payroll change approval history so sensitive changes are traceable.</w:t>
             </w:r>
           </w:p>
         </w:tc>

--- a/examples/generated_packs/payroll_controls_requirements_pack.docx
+++ b/examples/generated_packs/payroll_controls_requirements_pack.docx
@@ -2079,6 +2079,196 @@
                 <w:sz w:val="20"/>
               </w:rPr>
               <w:t>p. 7</w:t>
+            </w:r>
+          </w:p>
+        </w:tc>
+      </w:tr>
+      <w:tr>
+        <w:tc>
+          <w:tcPr>
+            <w:tcW w:type="dxa" w:w="720"/>
+            <w:tcMar>
+              <w:top w:w="110" w:type="dxa"/>
+              <w:bottom w:w="110" w:type="dxa"/>
+              <w:left w:w="60" w:type="dxa"/>
+              <w:right w:w="60" w:type="dxa"/>
+            </w:tcMar>
+            <w:tcBorders>
+              <w:bottom w:val="single" w:sz="4" w:space="0" w:color="D9DEE6"/>
+            </w:tcBorders>
+          </w:tcPr>
+          <w:p>
+            <w:pPr>
+              <w:spacing w:after="0"/>
+              <w:jc w:val="left"/>
+            </w:pPr>
+            <w:r/>
+            <w:r>
+              <w:rPr>
+                <w:rFonts w:ascii="Arial" w:hAnsi="Arial"/>
+                <w:b/>
+                <w:i w:val="0"/>
+                <w:color w:val="C9A24B"/>
+                <w:sz w:val="21"/>
+              </w:rPr>
+              <w:t>16</w:t>
+            </w:r>
+          </w:p>
+        </w:tc>
+        <w:tc>
+          <w:tcPr>
+            <w:tcW w:type="dxa" w:w="7880"/>
+            <w:tcMar>
+              <w:top w:w="110" w:type="dxa"/>
+              <w:bottom w:w="110" w:type="dxa"/>
+              <w:left w:w="60" w:type="dxa"/>
+              <w:right w:w="60" w:type="dxa"/>
+            </w:tcMar>
+            <w:tcBorders>
+              <w:bottom w:val="single" w:sz="4" w:space="0" w:color="D9DEE6"/>
+            </w:tcBorders>
+          </w:tcPr>
+          <w:p>
+            <w:pPr>
+              <w:spacing w:after="0"/>
+              <w:jc w:val="left"/>
+            </w:pPr>
+            <w:r/>
+            <w:r>
+              <w:rPr>
+                <w:rFonts w:ascii="Arial" w:hAnsi="Arial"/>
+                <w:b/>
+                <w:i w:val="0"/>
+                <w:color w:val="16243D"/>
+                <w:sz w:val="21"/>
+              </w:rPr>
+              <w:t>Visual Process Documentation</w:t>
+            </w:r>
+          </w:p>
+        </w:tc>
+        <w:tc>
+          <w:tcPr>
+            <w:tcW w:type="dxa" w:w="760"/>
+            <w:tcMar>
+              <w:top w:w="110" w:type="dxa"/>
+              <w:bottom w:w="110" w:type="dxa"/>
+              <w:left w:w="60" w:type="dxa"/>
+              <w:right w:w="60" w:type="dxa"/>
+            </w:tcMar>
+            <w:tcBorders>
+              <w:bottom w:val="single" w:sz="4" w:space="0" w:color="D9DEE6"/>
+            </w:tcBorders>
+          </w:tcPr>
+          <w:p>
+            <w:pPr>
+              <w:spacing w:after="0"/>
+              <w:jc w:val="right"/>
+            </w:pPr>
+            <w:r/>
+            <w:r>
+              <w:rPr>
+                <w:rFonts w:ascii="Arial" w:hAnsi="Arial"/>
+                <w:b/>
+                <w:i w:val="0"/>
+                <w:color w:val="2E5C8A"/>
+                <w:sz w:val="20"/>
+              </w:rPr>
+              <w:t>p. 8</w:t>
+            </w:r>
+          </w:p>
+        </w:tc>
+      </w:tr>
+      <w:tr>
+        <w:tc>
+          <w:tcPr>
+            <w:tcW w:type="dxa" w:w="720"/>
+            <w:tcMar>
+              <w:top w:w="110" w:type="dxa"/>
+              <w:bottom w:w="110" w:type="dxa"/>
+              <w:left w:w="60" w:type="dxa"/>
+              <w:right w:w="60" w:type="dxa"/>
+            </w:tcMar>
+            <w:tcBorders>
+              <w:bottom w:val="single" w:sz="4" w:space="0" w:color="D9DEE6"/>
+            </w:tcBorders>
+          </w:tcPr>
+          <w:p>
+            <w:pPr>
+              <w:spacing w:after="0"/>
+              <w:jc w:val="left"/>
+            </w:pPr>
+            <w:r/>
+            <w:r>
+              <w:rPr>
+                <w:rFonts w:ascii="Arial" w:hAnsi="Arial"/>
+                <w:b/>
+                <w:i w:val="0"/>
+                <w:color w:val="C9A24B"/>
+                <w:sz w:val="21"/>
+              </w:rPr>
+              <w:t>17</w:t>
+            </w:r>
+          </w:p>
+        </w:tc>
+        <w:tc>
+          <w:tcPr>
+            <w:tcW w:type="dxa" w:w="7880"/>
+            <w:tcMar>
+              <w:top w:w="110" w:type="dxa"/>
+              <w:bottom w:w="110" w:type="dxa"/>
+              <w:left w:w="60" w:type="dxa"/>
+              <w:right w:w="60" w:type="dxa"/>
+            </w:tcMar>
+            <w:tcBorders>
+              <w:bottom w:val="single" w:sz="4" w:space="0" w:color="D9DEE6"/>
+            </w:tcBorders>
+          </w:tcPr>
+          <w:p>
+            <w:pPr>
+              <w:spacing w:after="0"/>
+              <w:jc w:val="left"/>
+            </w:pPr>
+            <w:r/>
+            <w:r>
+              <w:rPr>
+                <w:rFonts w:ascii="Arial" w:hAnsi="Arial"/>
+                <w:b/>
+                <w:i w:val="0"/>
+                <w:color w:val="16243D"/>
+                <w:sz w:val="21"/>
+              </w:rPr>
+              <w:t>Control-Risk Matrix</w:t>
+            </w:r>
+          </w:p>
+        </w:tc>
+        <w:tc>
+          <w:tcPr>
+            <w:tcW w:type="dxa" w:w="760"/>
+            <w:tcMar>
+              <w:top w:w="110" w:type="dxa"/>
+              <w:bottom w:w="110" w:type="dxa"/>
+              <w:left w:w="60" w:type="dxa"/>
+              <w:right w:w="60" w:type="dxa"/>
+            </w:tcMar>
+            <w:tcBorders>
+              <w:bottom w:val="single" w:sz="4" w:space="0" w:color="D9DEE6"/>
+            </w:tcBorders>
+          </w:tcPr>
+          <w:p>
+            <w:pPr>
+              <w:spacing w:after="0"/>
+              <w:jc w:val="right"/>
+            </w:pPr>
+            <w:r/>
+            <w:r>
+              <w:rPr>
+                <w:rFonts w:ascii="Arial" w:hAnsi="Arial"/>
+                <w:b/>
+                <w:i w:val="0"/>
+                <w:color w:val="2E5C8A"/>
+                <w:sz w:val="20"/>
+              </w:rPr>
+              <w:t>p. 8</w:t>
             </w:r>
           </w:p>
         </w:tc>
@@ -6654,6 +6844,914 @@
     </w:p>
     <w:p>
       <w:pPr>
+        <w:pStyle w:val="Heading1"/>
+        <w:keepNext/>
+        <w:spacing w:before="360" w:after="160"/>
+        <w:pBdr>
+          <w:bottom w:val="single" w:sz="10" w:space="4" w:color="2E5C8A"/>
+        </w:pBdr>
+      </w:pPr>
+      <w:r>
+        <w:rPr>
+          <w:rFonts w:ascii="Arial" w:hAnsi="Arial"/>
+          <w:b/>
+          <w:i w:val="0"/>
+          <w:color w:val="C9A24B"/>
+          <w:sz w:val="28"/>
+        </w:rPr>
+        <w:t xml:space="preserve">16  </w:t>
+      </w:r>
+      <w:r>
+        <w:rPr>
+          <w:rFonts w:ascii="Arial" w:hAnsi="Arial"/>
+          <w:b/>
+          <w:i w:val="0"/>
+          <w:color w:val="16243D"/>
+          <w:sz w:val="28"/>
+        </w:rPr>
+        <w:t>Visual Process Documentation</w:t>
+      </w:r>
+    </w:p>
+    <w:p>
+      <w:r>
+        <w:t>The Mermaid process map can be copied into Mermaid-compatible tools for rendering. The plain-language summary below is included for Word review.</w:t>
+      </w:r>
+    </w:p>
+    <w:p>
+      <w:pPr>
+        <w:pStyle w:val="ListParagraph"/>
+        <w:ind w:left="403" w:hanging="259"/>
+      </w:pPr>
+      <w:r>
+        <w:rPr>
+          <w:rFonts w:ascii="Arial" w:hAnsi="Arial"/>
+          <w:b w:val="0"/>
+          <w:i w:val="0"/>
+          <w:color w:val="1F2430"/>
+          <w:sz w:val="19"/>
+        </w:rPr>
+        <w:t>• Trigger: Payroll Controls trigger.</w:t>
+      </w:r>
+    </w:p>
+    <w:p>
+      <w:pPr>
+        <w:pStyle w:val="ListParagraph"/>
+        <w:ind w:left="403" w:hanging="259"/>
+      </w:pPr>
+      <w:r>
+        <w:rPr>
+          <w:rFonts w:ascii="Arial" w:hAnsi="Arial"/>
+          <w:b w:val="0"/>
+          <w:i w:val="0"/>
+          <w:color w:val="1F2430"/>
+          <w:sz w:val="19"/>
+        </w:rPr>
+        <w:t>• Intake/source: Payroll bureau portal, HR change forms, GL payroll journals, and bank approval workflow.</w:t>
+      </w:r>
+    </w:p>
+    <w:p>
+      <w:pPr>
+        <w:pStyle w:val="ListParagraph"/>
+        <w:ind w:left="403" w:hanging="259"/>
+      </w:pPr>
+      <w:r>
+        <w:rPr>
+          <w:rFonts w:ascii="Arial" w:hAnsi="Arial"/>
+          <w:b w:val="0"/>
+          <w:i w:val="0"/>
+          <w:color w:val="1F2430"/>
+          <w:sz w:val="19"/>
+        </w:rPr>
+        <w:t>• Validation: confirm data completeness, ownership, control evidence, and exception status.</w:t>
+      </w:r>
+    </w:p>
+    <w:p>
+      <w:pPr>
+        <w:pStyle w:val="ListParagraph"/>
+        <w:ind w:left="403" w:hanging="259"/>
+      </w:pPr>
+      <w:r>
+        <w:rPr>
+          <w:rFonts w:ascii="Arial" w:hAnsi="Arial"/>
+          <w:b w:val="0"/>
+          <w:i w:val="0"/>
+          <w:color w:val="1F2430"/>
+          <w:sz w:val="19"/>
+        </w:rPr>
+        <w:t>• Exception handling: route exceptions to the process owner before approval or readiness.</w:t>
+      </w:r>
+    </w:p>
+    <w:p>
+      <w:pPr>
+        <w:pStyle w:val="ListParagraph"/>
+        <w:ind w:left="403" w:hanging="259"/>
+      </w:pPr>
+      <w:r>
+        <w:rPr>
+          <w:rFonts w:ascii="Arial" w:hAnsi="Arial"/>
+          <w:b w:val="0"/>
+          <w:i w:val="0"/>
+          <w:color w:val="1F2430"/>
+          <w:sz w:val="19"/>
+        </w:rPr>
+        <w:t>• Approval/review: Payroll Controls approval / review.</w:t>
+      </w:r>
+    </w:p>
+    <w:p>
+      <w:pPr>
+        <w:pStyle w:val="ListParagraph"/>
+        <w:ind w:left="403" w:hanging="259"/>
+      </w:pPr>
+      <w:r>
+        <w:rPr>
+          <w:rFonts w:ascii="Arial" w:hAnsi="Arial"/>
+          <w:b w:val="0"/>
+          <w:i w:val="0"/>
+          <w:color w:val="1F2430"/>
+          <w:sz w:val="19"/>
+        </w:rPr>
+        <w:t>• Reporting/evidence: Payroll changes, exceptions, register-to-GL reconciliation, and payment approval summary.</w:t>
+      </w:r>
+    </w:p>
+    <w:p>
+      <w:pPr>
+        <w:pStyle w:val="ListParagraph"/>
+        <w:ind w:left="403" w:hanging="259"/>
+      </w:pPr>
+      <w:r>
+        <w:rPr>
+          <w:rFonts w:ascii="Arial" w:hAnsi="Arial"/>
+          <w:b w:val="0"/>
+          <w:i w:val="0"/>
+          <w:color w:val="1F2430"/>
+          <w:sz w:val="19"/>
+        </w:rPr>
+        <w:t>• Sign-off/readiness: confirm Payroll Controls evidence and acceptance criteria before build.</w:t>
+      </w:r>
+    </w:p>
+    <w:p>
+      <w:pPr>
+        <w:pStyle w:val="Heading1"/>
+        <w:keepNext/>
+        <w:spacing w:before="360" w:after="160"/>
+        <w:pBdr>
+          <w:bottom w:val="single" w:sz="10" w:space="4" w:color="2E5C8A"/>
+        </w:pBdr>
+      </w:pPr>
+      <w:r>
+        <w:rPr>
+          <w:rFonts w:ascii="Arial" w:hAnsi="Arial"/>
+          <w:b/>
+          <w:i w:val="0"/>
+          <w:color w:val="C9A24B"/>
+          <w:sz w:val="28"/>
+        </w:rPr>
+        <w:t xml:space="preserve">17  </w:t>
+      </w:r>
+      <w:r>
+        <w:rPr>
+          <w:rFonts w:ascii="Arial" w:hAnsi="Arial"/>
+          <w:b/>
+          <w:i w:val="0"/>
+          <w:color w:val="16243D"/>
+          <w:sz w:val="28"/>
+        </w:rPr>
+        <w:t>Control-Risk Matrix</w:t>
+      </w:r>
+    </w:p>
+    <w:p>
+      <w:r>
+        <w:t>A compact control-risk summary is shown below. Full CSV and XLSX matrix exports are available from the Streamlit export controls.</w:t>
+      </w:r>
+    </w:p>
+    <w:tbl>
+      <w:tblPr>
+        <w:tblW w:type="dxa" w:w="9360"/>
+        <w:jc w:val="center"/>
+        <w:tblLayout w:type="fixed"/>
+        <w:tblLook w:firstColumn="1" w:firstRow="1" w:lastColumn="0" w:lastRow="0" w:noHBand="0" w:noVBand="1" w:val="04A0"/>
+        <w:tblBorders>
+          <w:top w:val="single" w:sz="4" w:space="0" w:color="D9DEE6"/>
+          <w:left w:val="single" w:sz="4" w:space="0" w:color="D9DEE6"/>
+          <w:bottom w:val="single" w:sz="4" w:space="0" w:color="D9DEE6"/>
+          <w:right w:val="single" w:sz="4" w:space="0" w:color="D9DEE6"/>
+          <w:insideH w:val="single" w:sz="4" w:space="0" w:color="D9DEE6"/>
+          <w:insideV w:val="single" w:sz="4" w:space="0" w:color="D9DEE6"/>
+        </w:tblBorders>
+      </w:tblPr>
+      <w:tblGrid>
+        <w:gridCol w:w="1800"/>
+        <w:gridCol w:w="2500"/>
+        <w:gridCol w:w="2500"/>
+        <w:gridCol w:w="2560"/>
+      </w:tblGrid>
+      <w:tr>
+        <w:tc>
+          <w:tcPr>
+            <w:tcW w:type="dxa" w:w="1800"/>
+            <w:shd w:fill="16243D"/>
+            <w:tcMar>
+              <w:top w:w="70" w:type="dxa"/>
+              <w:bottom w:w="70" w:type="dxa"/>
+              <w:left w:w="130" w:type="dxa"/>
+              <w:right w:w="130" w:type="dxa"/>
+            </w:tcMar>
+          </w:tcPr>
+          <w:p>
+            <w:pPr>
+              <w:spacing w:after="0"/>
+            </w:pPr>
+            <w:r/>
+            <w:r>
+              <w:rPr>
+                <w:rFonts w:ascii="Arial" w:hAnsi="Arial"/>
+                <w:b/>
+                <w:i w:val="0"/>
+                <w:color w:val="FFFFFF"/>
+                <w:sz w:val="16"/>
+              </w:rPr>
+              <w:t>RISK AREA</w:t>
+            </w:r>
+          </w:p>
+        </w:tc>
+        <w:tc>
+          <w:tcPr>
+            <w:tcW w:type="dxa" w:w="2500"/>
+            <w:shd w:fill="16243D"/>
+            <w:tcMar>
+              <w:top w:w="70" w:type="dxa"/>
+              <w:bottom w:w="70" w:type="dxa"/>
+              <w:left w:w="130" w:type="dxa"/>
+              <w:right w:w="130" w:type="dxa"/>
+            </w:tcMar>
+          </w:tcPr>
+          <w:p>
+            <w:pPr>
+              <w:spacing w:after="0"/>
+            </w:pPr>
+            <w:r/>
+            <w:r>
+              <w:rPr>
+                <w:rFonts w:ascii="Arial" w:hAnsi="Arial"/>
+                <w:b/>
+                <w:i w:val="0"/>
+                <w:color w:val="FFFFFF"/>
+                <w:sz w:val="16"/>
+              </w:rPr>
+              <w:t>CONTROL ACTIVITY</w:t>
+            </w:r>
+          </w:p>
+        </w:tc>
+        <w:tc>
+          <w:tcPr>
+            <w:tcW w:type="dxa" w:w="2500"/>
+            <w:shd w:fill="16243D"/>
+            <w:tcMar>
+              <w:top w:w="70" w:type="dxa"/>
+              <w:bottom w:w="70" w:type="dxa"/>
+              <w:left w:w="130" w:type="dxa"/>
+              <w:right w:w="130" w:type="dxa"/>
+            </w:tcMar>
+          </w:tcPr>
+          <w:p>
+            <w:pPr>
+              <w:spacing w:after="0"/>
+            </w:pPr>
+            <w:r/>
+            <w:r>
+              <w:rPr>
+                <w:rFonts w:ascii="Arial" w:hAnsi="Arial"/>
+                <w:b/>
+                <w:i w:val="0"/>
+                <w:color w:val="FFFFFF"/>
+                <w:sz w:val="16"/>
+              </w:rPr>
+              <w:t>EVIDENCE REQUIRED</w:t>
+            </w:r>
+          </w:p>
+        </w:tc>
+        <w:tc>
+          <w:tcPr>
+            <w:tcW w:type="dxa" w:w="2560"/>
+            <w:shd w:fill="16243D"/>
+            <w:tcMar>
+              <w:top w:w="70" w:type="dxa"/>
+              <w:bottom w:w="70" w:type="dxa"/>
+              <w:left w:w="130" w:type="dxa"/>
+              <w:right w:w="130" w:type="dxa"/>
+            </w:tcMar>
+          </w:tcPr>
+          <w:p>
+            <w:pPr>
+              <w:spacing w:after="0"/>
+            </w:pPr>
+            <w:r/>
+            <w:r>
+              <w:rPr>
+                <w:rFonts w:ascii="Arial" w:hAnsi="Arial"/>
+                <w:b/>
+                <w:i w:val="0"/>
+                <w:color w:val="FFFFFF"/>
+                <w:sz w:val="16"/>
+              </w:rPr>
+              <w:t>RELATED UAT / NOTE</w:t>
+            </w:r>
+          </w:p>
+        </w:tc>
+      </w:tr>
+      <w:tr>
+        <w:tc>
+          <w:tcPr>
+            <w:tcW w:type="dxa" w:w="1800"/>
+            <w:shd w:fill="FFFFFF"/>
+            <w:tcMar>
+              <w:top w:w="80" w:type="dxa"/>
+              <w:bottom w:w="80" w:type="dxa"/>
+              <w:left w:w="140" w:type="dxa"/>
+              <w:right w:w="140" w:type="dxa"/>
+            </w:tcMar>
+            <w:vAlign w:val="center"/>
+          </w:tcPr>
+          <w:p>
+            <w:pPr>
+              <w:spacing w:after="0" w:line="264" w:lineRule="auto"/>
+            </w:pPr>
+            <w:r/>
+            <w:r>
+              <w:rPr>
+                <w:rFonts w:ascii="Arial" w:hAnsi="Arial"/>
+                <w:b w:val="0"/>
+                <w:i w:val="0"/>
+                <w:color w:val="1F2430"/>
+                <w:sz w:val="17"/>
+              </w:rPr>
+              <w:t>Starter and leaver control gaps</w:t>
+            </w:r>
+          </w:p>
+        </w:tc>
+        <w:tc>
+          <w:tcPr>
+            <w:tcW w:type="dxa" w:w="2500"/>
+            <w:shd w:fill="FFFFFF"/>
+            <w:tcMar>
+              <w:top w:w="80" w:type="dxa"/>
+              <w:bottom w:w="80" w:type="dxa"/>
+              <w:left w:w="140" w:type="dxa"/>
+              <w:right w:w="140" w:type="dxa"/>
+            </w:tcMar>
+            <w:vAlign w:val="center"/>
+          </w:tcPr>
+          <w:p>
+            <w:pPr>
+              <w:spacing w:after="0" w:line="264" w:lineRule="auto"/>
+            </w:pPr>
+            <w:r/>
+            <w:r>
+              <w:rPr>
+                <w:rFonts w:ascii="Arial" w:hAnsi="Arial"/>
+                <w:b w:val="0"/>
+                <w:i w:val="0"/>
+                <w:color w:val="1F2430"/>
+                <w:sz w:val="17"/>
+              </w:rPr>
+              <w:t>Starter, leaver, salary, deduction, and bank detail changes require approval before payroll processing.</w:t>
+            </w:r>
+          </w:p>
+        </w:tc>
+        <w:tc>
+          <w:tcPr>
+            <w:tcW w:type="dxa" w:w="2500"/>
+            <w:shd w:fill="FFFFFF"/>
+            <w:tcMar>
+              <w:top w:w="80" w:type="dxa"/>
+              <w:bottom w:w="80" w:type="dxa"/>
+              <w:left w:w="140" w:type="dxa"/>
+              <w:right w:w="140" w:type="dxa"/>
+            </w:tcMar>
+            <w:vAlign w:val="center"/>
+          </w:tcPr>
+          <w:p>
+            <w:pPr>
+              <w:spacing w:after="0" w:line="264" w:lineRule="auto"/>
+            </w:pPr>
+            <w:r/>
+            <w:r>
+              <w:rPr>
+                <w:rFonts w:ascii="Arial" w:hAnsi="Arial"/>
+                <w:b w:val="0"/>
+                <w:i w:val="0"/>
+                <w:color w:val="1F2430"/>
+                <w:sz w:val="17"/>
+              </w:rPr>
+              <w:t>Store payroll master change request, approval, processing, and effective date history.</w:t>
+            </w:r>
+          </w:p>
+        </w:tc>
+        <w:tc>
+          <w:tcPr>
+            <w:tcW w:type="dxa" w:w="2560"/>
+            <w:shd w:fill="FFFFFF"/>
+            <w:tcMar>
+              <w:top w:w="80" w:type="dxa"/>
+              <w:bottom w:w="80" w:type="dxa"/>
+              <w:left w:w="140" w:type="dxa"/>
+              <w:right w:w="140" w:type="dxa"/>
+            </w:tcMar>
+            <w:vAlign w:val="center"/>
+          </w:tcPr>
+          <w:p>
+            <w:pPr>
+              <w:spacing w:after="0" w:line="264" w:lineRule="auto"/>
+            </w:pPr>
+            <w:r/>
+            <w:r>
+              <w:rPr>
+                <w:rFonts w:ascii="Arial" w:hAnsi="Arial"/>
+                <w:b w:val="0"/>
+                <w:i w:val="0"/>
+                <w:color w:val="1F2430"/>
+                <w:sz w:val="17"/>
+              </w:rPr>
+              <w:t>UAT-01: HR and payroll ownership of master data changes must be agreed.</w:t>
+            </w:r>
+          </w:p>
+        </w:tc>
+      </w:tr>
+      <w:tr>
+        <w:tc>
+          <w:tcPr>
+            <w:tcW w:type="dxa" w:w="1800"/>
+            <w:shd w:fill="F5F7FA"/>
+            <w:tcMar>
+              <w:top w:w="80" w:type="dxa"/>
+              <w:bottom w:w="80" w:type="dxa"/>
+              <w:left w:w="140" w:type="dxa"/>
+              <w:right w:w="140" w:type="dxa"/>
+            </w:tcMar>
+            <w:vAlign w:val="center"/>
+          </w:tcPr>
+          <w:p>
+            <w:pPr>
+              <w:spacing w:after="0" w:line="264" w:lineRule="auto"/>
+            </w:pPr>
+            <w:r/>
+            <w:r>
+              <w:rPr>
+                <w:rFonts w:ascii="Arial" w:hAnsi="Arial"/>
+                <w:b w:val="0"/>
+                <w:i w:val="0"/>
+                <w:color w:val="1F2430"/>
+                <w:sz w:val="17"/>
+              </w:rPr>
+              <w:t>Payroll change approval delays</w:t>
+            </w:r>
+          </w:p>
+        </w:tc>
+        <w:tc>
+          <w:tcPr>
+            <w:tcW w:type="dxa" w:w="2500"/>
+            <w:shd w:fill="F5F7FA"/>
+            <w:tcMar>
+              <w:top w:w="80" w:type="dxa"/>
+              <w:bottom w:w="80" w:type="dxa"/>
+              <w:left w:w="140" w:type="dxa"/>
+              <w:right w:w="140" w:type="dxa"/>
+            </w:tcMar>
+            <w:vAlign w:val="center"/>
+          </w:tcPr>
+          <w:p>
+            <w:pPr>
+              <w:spacing w:after="0" w:line="264" w:lineRule="auto"/>
+            </w:pPr>
+            <w:r/>
+            <w:r>
+              <w:rPr>
+                <w:rFonts w:ascii="Arial" w:hAnsi="Arial"/>
+                <w:b w:val="0"/>
+                <w:i w:val="0"/>
+                <w:color w:val="1F2430"/>
+                <w:sz w:val="17"/>
+              </w:rPr>
+              <w:t>Payroll input files require preparer and reviewer sign-off before calculation.</w:t>
+            </w:r>
+          </w:p>
+        </w:tc>
+        <w:tc>
+          <w:tcPr>
+            <w:tcW w:type="dxa" w:w="2500"/>
+            <w:shd w:fill="F5F7FA"/>
+            <w:tcMar>
+              <w:top w:w="80" w:type="dxa"/>
+              <w:bottom w:w="80" w:type="dxa"/>
+              <w:left w:w="140" w:type="dxa"/>
+              <w:right w:w="140" w:type="dxa"/>
+            </w:tcMar>
+            <w:vAlign w:val="center"/>
+          </w:tcPr>
+          <w:p>
+            <w:pPr>
+              <w:spacing w:after="0" w:line="264" w:lineRule="auto"/>
+            </w:pPr>
+            <w:r/>
+            <w:r>
+              <w:rPr>
+                <w:rFonts w:ascii="Arial" w:hAnsi="Arial"/>
+                <w:b w:val="0"/>
+                <w:i w:val="0"/>
+                <w:color w:val="1F2430"/>
+                <w:sz w:val="17"/>
+              </w:rPr>
+              <w:t>Record payroll input file version, preparer, reviewer, approval, and cutoff timestamp.</w:t>
+            </w:r>
+          </w:p>
+        </w:tc>
+        <w:tc>
+          <w:tcPr>
+            <w:tcW w:type="dxa" w:w="2560"/>
+            <w:shd w:fill="F5F7FA"/>
+            <w:tcMar>
+              <w:top w:w="80" w:type="dxa"/>
+              <w:bottom w:w="80" w:type="dxa"/>
+              <w:left w:w="140" w:type="dxa"/>
+              <w:right w:w="140" w:type="dxa"/>
+            </w:tcMar>
+            <w:vAlign w:val="center"/>
+          </w:tcPr>
+          <w:p>
+            <w:pPr>
+              <w:spacing w:after="0" w:line="264" w:lineRule="auto"/>
+            </w:pPr>
+            <w:r/>
+            <w:r>
+              <w:rPr>
+                <w:rFonts w:ascii="Arial" w:hAnsi="Arial"/>
+                <w:b w:val="0"/>
+                <w:i w:val="0"/>
+                <w:color w:val="1F2430"/>
+                <w:sz w:val="17"/>
+              </w:rPr>
+              <w:t>UAT-02: Payroll cutoff rules and approval thresholds require policy sign-off.</w:t>
+            </w:r>
+          </w:p>
+        </w:tc>
+      </w:tr>
+      <w:tr>
+        <w:tc>
+          <w:tcPr>
+            <w:tcW w:type="dxa" w:w="1800"/>
+            <w:shd w:fill="FFFFFF"/>
+            <w:tcMar>
+              <w:top w:w="80" w:type="dxa"/>
+              <w:bottom w:w="80" w:type="dxa"/>
+              <w:left w:w="140" w:type="dxa"/>
+              <w:right w:w="140" w:type="dxa"/>
+            </w:tcMar>
+            <w:vAlign w:val="center"/>
+          </w:tcPr>
+          <w:p>
+            <w:pPr>
+              <w:spacing w:after="0" w:line="264" w:lineRule="auto"/>
+            </w:pPr>
+            <w:r/>
+            <w:r>
+              <w:rPr>
+                <w:rFonts w:ascii="Arial" w:hAnsi="Arial"/>
+                <w:b w:val="0"/>
+                <w:i w:val="0"/>
+                <w:color w:val="1F2430"/>
+                <w:sz w:val="17"/>
+              </w:rPr>
+              <w:t>Manual payroll input checks</w:t>
+            </w:r>
+          </w:p>
+        </w:tc>
+        <w:tc>
+          <w:tcPr>
+            <w:tcW w:type="dxa" w:w="2500"/>
+            <w:shd w:fill="FFFFFF"/>
+            <w:tcMar>
+              <w:top w:w="80" w:type="dxa"/>
+              <w:bottom w:w="80" w:type="dxa"/>
+              <w:left w:w="140" w:type="dxa"/>
+              <w:right w:w="140" w:type="dxa"/>
+            </w:tcMar>
+            <w:vAlign w:val="center"/>
+          </w:tcPr>
+          <w:p>
+            <w:pPr>
+              <w:spacing w:after="0" w:line="264" w:lineRule="auto"/>
+            </w:pPr>
+            <w:r/>
+            <w:r>
+              <w:rPr>
+                <w:rFonts w:ascii="Arial" w:hAnsi="Arial"/>
+                <w:b w:val="0"/>
+                <w:i w:val="0"/>
+                <w:color w:val="1F2430"/>
+                <w:sz w:val="17"/>
+              </w:rPr>
+              <w:t>Payroll exceptions over threshold require investigation and approval.</w:t>
+            </w:r>
+          </w:p>
+        </w:tc>
+        <w:tc>
+          <w:tcPr>
+            <w:tcW w:type="dxa" w:w="2500"/>
+            <w:shd w:fill="FFFFFF"/>
+            <w:tcMar>
+              <w:top w:w="80" w:type="dxa"/>
+              <w:bottom w:w="80" w:type="dxa"/>
+              <w:left w:w="140" w:type="dxa"/>
+              <w:right w:w="140" w:type="dxa"/>
+            </w:tcMar>
+            <w:vAlign w:val="center"/>
+          </w:tcPr>
+          <w:p>
+            <w:pPr>
+              <w:spacing w:after="0" w:line="264" w:lineRule="auto"/>
+            </w:pPr>
+            <w:r/>
+            <w:r>
+              <w:rPr>
+                <w:rFonts w:ascii="Arial" w:hAnsi="Arial"/>
+                <w:b w:val="0"/>
+                <w:i w:val="0"/>
+                <w:color w:val="1F2430"/>
+                <w:sz w:val="17"/>
+              </w:rPr>
+              <w:t>Preserve exception review notes and approval decisions.</w:t>
+            </w:r>
+          </w:p>
+        </w:tc>
+        <w:tc>
+          <w:tcPr>
+            <w:tcW w:type="dxa" w:w="2560"/>
+            <w:shd w:fill="FFFFFF"/>
+            <w:tcMar>
+              <w:top w:w="80" w:type="dxa"/>
+              <w:bottom w:w="80" w:type="dxa"/>
+              <w:left w:w="140" w:type="dxa"/>
+              <w:right w:w="140" w:type="dxa"/>
+            </w:tcMar>
+            <w:vAlign w:val="center"/>
+          </w:tcPr>
+          <w:p>
+            <w:pPr>
+              <w:spacing w:after="0" w:line="264" w:lineRule="auto"/>
+            </w:pPr>
+            <w:r/>
+            <w:r>
+              <w:rPr>
+                <w:rFonts w:ascii="Arial" w:hAnsi="Arial"/>
+                <w:b w:val="0"/>
+                <w:i w:val="0"/>
+                <w:color w:val="1F2430"/>
+                <w:sz w:val="17"/>
+              </w:rPr>
+              <w:t>UAT-03: Sensitive payroll access roles must be configured carefully.</w:t>
+            </w:r>
+          </w:p>
+        </w:tc>
+      </w:tr>
+      <w:tr>
+        <w:tc>
+          <w:tcPr>
+            <w:tcW w:type="dxa" w:w="1800"/>
+            <w:shd w:fill="F5F7FA"/>
+            <w:tcMar>
+              <w:top w:w="80" w:type="dxa"/>
+              <w:bottom w:w="80" w:type="dxa"/>
+              <w:left w:w="140" w:type="dxa"/>
+              <w:right w:w="140" w:type="dxa"/>
+            </w:tcMar>
+            <w:vAlign w:val="center"/>
+          </w:tcPr>
+          <w:p>
+            <w:pPr>
+              <w:spacing w:after="0" w:line="264" w:lineRule="auto"/>
+            </w:pPr>
+            <w:r/>
+            <w:r>
+              <w:rPr>
+                <w:rFonts w:ascii="Arial" w:hAnsi="Arial"/>
+                <w:b w:val="0"/>
+                <w:i w:val="0"/>
+                <w:color w:val="1F2430"/>
+                <w:sz w:val="17"/>
+              </w:rPr>
+              <w:t>Starter and leaver control gaps</w:t>
+            </w:r>
+          </w:p>
+        </w:tc>
+        <w:tc>
+          <w:tcPr>
+            <w:tcW w:type="dxa" w:w="2500"/>
+            <w:shd w:fill="F5F7FA"/>
+            <w:tcMar>
+              <w:top w:w="80" w:type="dxa"/>
+              <w:bottom w:w="80" w:type="dxa"/>
+              <w:left w:w="140" w:type="dxa"/>
+              <w:right w:w="140" w:type="dxa"/>
+            </w:tcMar>
+            <w:vAlign w:val="center"/>
+          </w:tcPr>
+          <w:p>
+            <w:pPr>
+              <w:spacing w:after="0" w:line="264" w:lineRule="auto"/>
+            </w:pPr>
+            <w:r/>
+            <w:r>
+              <w:rPr>
+                <w:rFonts w:ascii="Arial" w:hAnsi="Arial"/>
+                <w:b w:val="0"/>
+                <w:i w:val="0"/>
+                <w:color w:val="1F2430"/>
+                <w:sz w:val="17"/>
+              </w:rPr>
+              <w:t>Payroll register must reconcile to GL control accounts and payment file totals.</w:t>
+            </w:r>
+          </w:p>
+        </w:tc>
+        <w:tc>
+          <w:tcPr>
+            <w:tcW w:type="dxa" w:w="2500"/>
+            <w:shd w:fill="F5F7FA"/>
+            <w:tcMar>
+              <w:top w:w="80" w:type="dxa"/>
+              <w:bottom w:w="80" w:type="dxa"/>
+              <w:left w:w="140" w:type="dxa"/>
+              <w:right w:w="140" w:type="dxa"/>
+            </w:tcMar>
+            <w:vAlign w:val="center"/>
+          </w:tcPr>
+          <w:p>
+            <w:pPr>
+              <w:spacing w:after="0" w:line="264" w:lineRule="auto"/>
+            </w:pPr>
+            <w:r/>
+            <w:r>
+              <w:rPr>
+                <w:rFonts w:ascii="Arial" w:hAnsi="Arial"/>
+                <w:b w:val="0"/>
+                <w:i w:val="0"/>
+                <w:color w:val="1F2430"/>
+                <w:sz w:val="17"/>
+              </w:rPr>
+              <w:t>Track payroll reconciliation owner/status history by period.</w:t>
+            </w:r>
+          </w:p>
+        </w:tc>
+        <w:tc>
+          <w:tcPr>
+            <w:tcW w:type="dxa" w:w="2560"/>
+            <w:shd w:fill="F5F7FA"/>
+            <w:tcMar>
+              <w:top w:w="80" w:type="dxa"/>
+              <w:bottom w:w="80" w:type="dxa"/>
+              <w:left w:w="140" w:type="dxa"/>
+              <w:right w:w="140" w:type="dxa"/>
+            </w:tcMar>
+            <w:vAlign w:val="center"/>
+          </w:tcPr>
+          <w:p>
+            <w:pPr>
+              <w:spacing w:after="0" w:line="264" w:lineRule="auto"/>
+            </w:pPr>
+            <w:r/>
+            <w:r>
+              <w:rPr>
+                <w:rFonts w:ascii="Arial" w:hAnsi="Arial"/>
+                <w:b w:val="0"/>
+                <w:i w:val="0"/>
+                <w:color w:val="1F2430"/>
+                <w:sz w:val="17"/>
+              </w:rPr>
+              <w:t>UAT-04: GL account mapping must be validated before reconciliation testing.</w:t>
+            </w:r>
+          </w:p>
+        </w:tc>
+      </w:tr>
+      <w:tr>
+        <w:tc>
+          <w:tcPr>
+            <w:tcW w:type="dxa" w:w="1800"/>
+            <w:shd w:fill="FFFFFF"/>
+            <w:tcMar>
+              <w:top w:w="80" w:type="dxa"/>
+              <w:bottom w:w="80" w:type="dxa"/>
+              <w:left w:w="140" w:type="dxa"/>
+              <w:right w:w="140" w:type="dxa"/>
+            </w:tcMar>
+            <w:vAlign w:val="center"/>
+          </w:tcPr>
+          <w:p>
+            <w:pPr>
+              <w:spacing w:after="0" w:line="264" w:lineRule="auto"/>
+            </w:pPr>
+            <w:r/>
+            <w:r>
+              <w:rPr>
+                <w:rFonts w:ascii="Arial" w:hAnsi="Arial"/>
+                <w:b w:val="0"/>
+                <w:i w:val="0"/>
+                <w:color w:val="1F2430"/>
+                <w:sz w:val="17"/>
+              </w:rPr>
+              <w:t>Payroll change approval delays</w:t>
+            </w:r>
+          </w:p>
+        </w:tc>
+        <w:tc>
+          <w:tcPr>
+            <w:tcW w:type="dxa" w:w="2500"/>
+            <w:shd w:fill="FFFFFF"/>
+            <w:tcMar>
+              <w:top w:w="80" w:type="dxa"/>
+              <w:bottom w:w="80" w:type="dxa"/>
+              <w:left w:w="140" w:type="dxa"/>
+              <w:right w:w="140" w:type="dxa"/>
+            </w:tcMar>
+            <w:vAlign w:val="center"/>
+          </w:tcPr>
+          <w:p>
+            <w:pPr>
+              <w:spacing w:after="0" w:line="264" w:lineRule="auto"/>
+            </w:pPr>
+            <w:r/>
+            <w:r>
+              <w:rPr>
+                <w:rFonts w:ascii="Arial" w:hAnsi="Arial"/>
+                <w:b w:val="0"/>
+                <w:i w:val="0"/>
+                <w:color w:val="1F2430"/>
+                <w:sz w:val="17"/>
+              </w:rPr>
+              <w:t>Payroll payment file release requires finance approval.</w:t>
+            </w:r>
+          </w:p>
+        </w:tc>
+        <w:tc>
+          <w:tcPr>
+            <w:tcW w:type="dxa" w:w="2500"/>
+            <w:shd w:fill="FFFFFF"/>
+            <w:tcMar>
+              <w:top w:w="80" w:type="dxa"/>
+              <w:bottom w:w="80" w:type="dxa"/>
+              <w:left w:w="140" w:type="dxa"/>
+              <w:right w:w="140" w:type="dxa"/>
+            </w:tcMar>
+            <w:vAlign w:val="center"/>
+          </w:tcPr>
+          <w:p>
+            <w:pPr>
+              <w:spacing w:after="0" w:line="264" w:lineRule="auto"/>
+            </w:pPr>
+            <w:r/>
+            <w:r>
+              <w:rPr>
+                <w:rFonts w:ascii="Arial" w:hAnsi="Arial"/>
+                <w:b w:val="0"/>
+                <w:i w:val="0"/>
+                <w:color w:val="1F2430"/>
+                <w:sz w:val="17"/>
+              </w:rPr>
+              <w:t>Keep payment file approval evidence with approver, date, amount, and bank file reference.</w:t>
+            </w:r>
+          </w:p>
+        </w:tc>
+        <w:tc>
+          <w:tcPr>
+            <w:tcW w:type="dxa" w:w="2560"/>
+            <w:shd w:fill="FFFFFF"/>
+            <w:tcMar>
+              <w:top w:w="80" w:type="dxa"/>
+              <w:bottom w:w="80" w:type="dxa"/>
+              <w:left w:w="140" w:type="dxa"/>
+              <w:right w:w="140" w:type="dxa"/>
+            </w:tcMar>
+            <w:vAlign w:val="center"/>
+          </w:tcPr>
+          <w:p>
+            <w:pPr>
+              <w:spacing w:after="0" w:line="264" w:lineRule="auto"/>
+            </w:pPr>
+            <w:r/>
+            <w:r>
+              <w:rPr>
+                <w:rFonts w:ascii="Arial" w:hAnsi="Arial"/>
+                <w:b w:val="0"/>
+                <w:i w:val="0"/>
+                <w:color w:val="1F2430"/>
+                <w:sz w:val="17"/>
+              </w:rPr>
+              <w:t>UAT-05: Historic payroll exception categories may need standardisation before rollout.</w:t>
+            </w:r>
+          </w:p>
+        </w:tc>
+      </w:tr>
+    </w:tbl>
+    <w:p>
+      <w:pPr>
         <w:spacing w:after="220"/>
       </w:pPr>
     </w:p>
